--- a/doc/PDFAS5_WebDokumentation.docx
+++ b/doc/PDFAS5_WebDokumentation.docx
@@ -35,6 +35,8 @@
                 <w:sz w:val="18"/>
               </w:rPr>
             </w:pPr>
+            <w:bookmarkStart w:id="0" w:name="_GoBack"/>
+            <w:bookmarkEnd w:id="0"/>
             <w:r>
               <w:rPr>
                 <w:rFonts w:asciiTheme="majorHAnsi" w:hAnsiTheme="majorHAnsi"/>
@@ -437,23 +439,7 @@
                 <w:sz w:val="20"/>
                 <w:lang w:val="en-US"/>
               </w:rPr>
-              <w:t xml:space="preserve">Andreas </w:t>
-            </w:r>
-            <w:proofErr w:type="spellStart"/>
-            <w:r>
-              <w:rPr>
-                <w:sz w:val="20"/>
-                <w:lang w:val="en-US"/>
-              </w:rPr>
-              <w:t>Fitzek</w:t>
-            </w:r>
-            <w:proofErr w:type="spellEnd"/>
-            <w:r>
-              <w:rPr>
-                <w:sz w:val="20"/>
-                <w:lang w:val="en-US"/>
-              </w:rPr>
-              <w:t xml:space="preserve"> – </w:t>
+              <w:t xml:space="preserve">Andreas Fitzek – </w:t>
             </w:r>
             <w:hyperlink r:id="rId11">
               <w:r>
@@ -618,6 +604,7 @@
           <w:docPartUnique/>
         </w:docPartObj>
       </w:sdtPr>
+      <w:sdtEndPr/>
       <w:sdtContent>
         <w:p>
           <w:pPr>
@@ -1448,60 +1435,26 @@
       <w:pPr>
         <w:pStyle w:val="Heading1"/>
       </w:pPr>
-      <w:bookmarkStart w:id="0" w:name="_Toc228452738"/>
-      <w:proofErr w:type="spellStart"/>
+      <w:bookmarkStart w:id="1" w:name="_Toc228452738"/>
       <w:r>
         <w:lastRenderedPageBreak/>
         <w:t>Deployment</w:t>
       </w:r>
-      <w:bookmarkEnd w:id="0"/>
-      <w:proofErr w:type="spellEnd"/>
+      <w:bookmarkEnd w:id="1"/>
     </w:p>
     <w:p>
       <w:pPr>
         <w:pStyle w:val="Heading2"/>
       </w:pPr>
-      <w:bookmarkStart w:id="1" w:name="_Toc228452739"/>
+      <w:bookmarkStart w:id="2" w:name="_Toc228452739"/>
       <w:r>
         <w:t>Konfigurationsparameter</w:t>
       </w:r>
-      <w:bookmarkEnd w:id="1"/>
-    </w:p>
-    <w:p>
-      <w:r>
-        <w:t xml:space="preserve">PDF-AS Web basiert auf dem Spring Boot-Framework. Zusätzlich verwendet PDF-AS Web aber eine eigene Konfigurationsdatei im </w:t>
-      </w:r>
-      <w:proofErr w:type="spellStart"/>
-      <w:r>
-        <w:t>properties</w:t>
-      </w:r>
-      <w:proofErr w:type="spellEnd"/>
-      <w:r>
-        <w:t>-Format. Der Dateipfad zu dieser Konfigurationsdatei muss über die Spring Boot-Variable mit Namen „</w:t>
-      </w:r>
-      <w:proofErr w:type="spellStart"/>
-      <w:r>
-        <w:t>pdf-as-web.conf</w:t>
-      </w:r>
-      <w:proofErr w:type="spellEnd"/>
-      <w:r>
-        <w:t xml:space="preserve">“ angegeben werden. Eine Möglichkeit hierfür ist, eine entsprechende Umgebungsvariable im Java-Anwendungsserver, zum Beispiel dem Apache </w:t>
-      </w:r>
-      <w:proofErr w:type="spellStart"/>
-      <w:r>
-        <w:t>Tomcat</w:t>
-      </w:r>
-      <w:proofErr w:type="spellEnd"/>
-      <w:r>
-        <w:t xml:space="preserve"> Server, zu definieren. Ein Beispielparameter für den Apache </w:t>
-      </w:r>
-      <w:proofErr w:type="spellStart"/>
-      <w:r>
-        <w:t>Tomcat</w:t>
-      </w:r>
-      <w:proofErr w:type="spellEnd"/>
-      <w:r>
-        <w:t xml:space="preserve"> Server:</w:t>
+      <w:bookmarkEnd w:id="2"/>
+    </w:p>
+    <w:p>
+      <w:r>
+        <w:t>PDF-AS Web basiert auf dem Spring Boot-Framework. Zusätzlich verwendet PDF-AS Web aber eine eigene Konfigurationsdatei im properties-Format. Der Dateipfad zu dieser Konfigurationsdatei muss über die Spring Boot-Variable mit Namen „pdf-as-web.conf“ angegeben werden. Eine Möglichkeit hierfür ist, eine entsprechende Umgebungsvariable im Java-Anwendungsserver, zum Beispiel dem Apache Tomcat Server, zu definieren. Ein Beispielparameter für den Apache Tomcat Server:</w:t>
       </w:r>
     </w:p>
     <w:p>
@@ -1517,73 +1470,16 @@
           <w:highlight w:val="white"/>
           <w:lang w:val="en-US"/>
         </w:rPr>
-        <w:t>-</w:t>
-      </w:r>
-      <w:proofErr w:type="spellStart"/>
-      <w:r>
+        <w:t>-Dpdf-as-web.conf=“/…/pdf-as-web.properties“</w:t>
+      </w:r>
+    </w:p>
+    <w:p>
+      <w:pPr>
+        <w:pStyle w:val="Preformatted"/>
         <w:rPr>
           <w:highlight w:val="white"/>
           <w:lang w:val="en-US"/>
         </w:rPr>
-        <w:t>Dpdf</w:t>
-      </w:r>
-      <w:proofErr w:type="spellEnd"/>
-      <w:r>
-        <w:rPr>
-          <w:highlight w:val="white"/>
-          <w:lang w:val="en-US"/>
-        </w:rPr>
-        <w:t>-as-</w:t>
-      </w:r>
-      <w:proofErr w:type="spellStart"/>
-      <w:r>
-        <w:rPr>
-          <w:highlight w:val="white"/>
-          <w:lang w:val="en-US"/>
-        </w:rPr>
-        <w:t>web.conf</w:t>
-      </w:r>
-      <w:proofErr w:type="spellEnd"/>
-      <w:proofErr w:type="gramStart"/>
-      <w:r>
-        <w:rPr>
-          <w:highlight w:val="white"/>
-          <w:lang w:val="en-US"/>
-        </w:rPr>
-        <w:t>=“</w:t>
-      </w:r>
-      <w:proofErr w:type="gramEnd"/>
-      <w:r>
-        <w:rPr>
-          <w:highlight w:val="white"/>
-          <w:lang w:val="en-US"/>
-        </w:rPr>
-        <w:t>/…/pdf-as-</w:t>
-      </w:r>
-      <w:proofErr w:type="spellStart"/>
-      <w:r>
-        <w:rPr>
-          <w:highlight w:val="white"/>
-          <w:lang w:val="en-US"/>
-        </w:rPr>
-        <w:t>web.properties</w:t>
-      </w:r>
-      <w:proofErr w:type="spellEnd"/>
-      <w:r>
-        <w:rPr>
-          <w:highlight w:val="white"/>
-          <w:lang w:val="en-US"/>
-        </w:rPr>
-        <w:t>“</w:t>
-      </w:r>
-    </w:p>
-    <w:p>
-      <w:pPr>
-        <w:pStyle w:val="Preformatted"/>
-        <w:rPr>
-          <w:highlight w:val="white"/>
-          <w:lang w:val="en-US"/>
-        </w:rPr>
       </w:pPr>
     </w:p>
     <w:p>
@@ -1593,14 +1489,14 @@
           <w:color w:val="auto"/>
         </w:rPr>
       </w:pPr>
-      <w:bookmarkStart w:id="2" w:name="_Toc228452740"/>
+      <w:bookmarkStart w:id="3" w:name="_Toc228452740"/>
       <w:r>
         <w:rPr>
           <w:color w:val="auto"/>
         </w:rPr>
         <w:t>Security Layer 2.0</w:t>
       </w:r>
-      <w:bookmarkEnd w:id="2"/>
+      <w:bookmarkEnd w:id="3"/>
     </w:p>
     <w:p>
       <w:pPr>
@@ -1620,11 +1516,11 @@
       <w:pPr>
         <w:pStyle w:val="Heading2"/>
       </w:pPr>
-      <w:bookmarkStart w:id="3" w:name="_Toc228452741"/>
+      <w:bookmarkStart w:id="4" w:name="_Toc228452741"/>
       <w:r>
         <w:t>SOAP-Schnittstelle</w:t>
       </w:r>
-      <w:bookmarkEnd w:id="3"/>
+      <w:bookmarkEnd w:id="4"/>
     </w:p>
     <w:p>
       <w:r>
@@ -1639,90 +1535,10 @@
         <w:rPr>
           <w:i/>
         </w:rPr>
-        <w:t>„{</w:t>
-      </w:r>
-      <w:proofErr w:type="spellStart"/>
-      <w:r>
-        <w:rPr>
-          <w:i/>
-        </w:rPr>
-        <w:t>pdf</w:t>
-      </w:r>
-      <w:proofErr w:type="spellEnd"/>
-      <w:r>
-        <w:rPr>
-          <w:i/>
-        </w:rPr>
-        <w:t>-</w:t>
-      </w:r>
-      <w:proofErr w:type="spellStart"/>
-      <w:r>
-        <w:rPr>
-          <w:i/>
-        </w:rPr>
-        <w:t>as</w:t>
-      </w:r>
-      <w:proofErr w:type="spellEnd"/>
-      <w:r>
-        <w:rPr>
-          <w:i/>
-        </w:rPr>
-        <w:t>-web-</w:t>
-      </w:r>
-      <w:proofErr w:type="spellStart"/>
-      <w:proofErr w:type="gramStart"/>
-      <w:r>
-        <w:rPr>
-          <w:i/>
-        </w:rPr>
-        <w:t>url</w:t>
-      </w:r>
-      <w:proofErr w:type="spellEnd"/>
-      <w:r>
-        <w:rPr>
-          <w:i/>
-        </w:rPr>
-        <w:t>}/</w:t>
-      </w:r>
-      <w:proofErr w:type="spellStart"/>
-      <w:proofErr w:type="gramEnd"/>
-      <w:r>
-        <w:rPr>
-          <w:i/>
-        </w:rPr>
-        <w:t>services</w:t>
-      </w:r>
-      <w:proofErr w:type="spellEnd"/>
-      <w:r>
-        <w:rPr>
-          <w:i/>
-        </w:rPr>
-        <w:t>/</w:t>
-      </w:r>
-      <w:proofErr w:type="spellStart"/>
-      <w:r>
-        <w:rPr>
-          <w:i/>
-        </w:rPr>
-        <w:t>wssign?wsdl</w:t>
-      </w:r>
-      <w:proofErr w:type="spellEnd"/>
-      <w:r>
-        <w:rPr>
-          <w:i/>
-        </w:rPr>
-        <w:t>“</w:t>
-      </w:r>
-      <w:r>
-        <w:t xml:space="preserve"> abgerufen werden. Anwendungen können die SOAP-Schnittstelle nutzen um PDF-Dokumente direkt an PDF-AS Web hochzuladen. Bei diesem Request können diverse Signaturoptionen, wie beispielsweise der „Connector“, übergeben werden. Mit Hilfe der „Connector“ Option wird bestimmt womit die Signatur erzeugt werden soll. Hier können serverbasierte Signaturen, wie „JKS“ oder „MOA“ verwendet werden, oder clientbasierte Signaturen, wie „BKU“, „MOBILEBKU“ oder „ONLINEBKU“. Wird eine serverbasierte Signatur verwendet, ist das signierte Dokument in der Antwort enthalten. Wird eine clientbasierte Signatur verwendet, benötigt PDF-AS Web eine Benutzerschnittstelle um direkt mit dem Benutzer zu kommunizieren. In diesem Fall ist eine URL in der Antwort enthalten, auf die der Benutzer weitergeleitet werden muss. Das signierte Dokument wird dann entweder direkt an den Benutzer übermittelt oder die aufrufende Anwendung kann per „</w:t>
-      </w:r>
-      <w:proofErr w:type="spellStart"/>
-      <w:r>
-        <w:t>invoke-url</w:t>
-      </w:r>
-      <w:proofErr w:type="spellEnd"/>
-      <w:r>
-        <w:t>“ informiert werden. „</w:t>
+        <w:t>„{pdf-as-web-url}/services/wssign?wsdl“</w:t>
+      </w:r>
+      <w:r>
+        <w:t xml:space="preserve"> abgerufen werden. Anwendungen können die SOAP-Schnittstelle nutzen um PDF-Dokumente direkt an PDF-AS Web hochzuladen. Bei diesem Request können diverse Signaturoptionen, wie beispielsweise der „Connector“, übergeben werden. Mit Hilfe der „Connector“ Option wird bestimmt womit die Signatur erzeugt werden soll. Hier können serverbasierte Signaturen, wie „JKS“ oder „MOA“ verwendet werden, oder clientbasierte Signaturen, wie „BKU“, „MOBILEBKU“ oder „ONLINEBKU“. Wird eine serverbasierte Signatur verwendet, ist das signierte Dokument in der Antwort enthalten. Wird eine clientbasierte Signatur verwendet, benötigt PDF-AS Web eine Benutzerschnittstelle um direkt mit dem Benutzer zu kommunizieren. In diesem Fall ist eine URL in der Antwort enthalten, auf die der Benutzer weitergeleitet werden muss. Das signierte Dokument wird dann entweder direkt an den Benutzer übermittelt oder die aufrufende Anwendung kann per „invoke-url“ informiert werden. „</w:t>
       </w:r>
       <w:r>
         <w:fldChar w:fldCharType="begin"/>
@@ -1804,7 +1620,7 @@
       <w:pPr>
         <w:pStyle w:val="Caption"/>
       </w:pPr>
-      <w:bookmarkStart w:id="4" w:name="_Ref393120030"/>
+      <w:bookmarkStart w:id="5" w:name="_Ref393120030"/>
       <w:r>
         <w:t xml:space="preserve">Abbildung </w:t>
       </w:r>
@@ -1829,114 +1645,17 @@
       <w:r>
         <w:t>.: Ablauf einer Signatur über die SOAP-Schnittstelle</w:t>
       </w:r>
-      <w:bookmarkEnd w:id="4"/>
-    </w:p>
-    <w:p>
-      <w:r>
-        <w:t>Die SOAP-Schnittstelle bietet vier Methoden „</w:t>
-      </w:r>
-      <w:proofErr w:type="spellStart"/>
-      <w:r>
-        <w:t>signSingle</w:t>
-      </w:r>
-      <w:proofErr w:type="spellEnd"/>
-      <w:r>
-        <w:t>“, „</w:t>
-      </w:r>
-      <w:proofErr w:type="spellStart"/>
-      <w:r>
-        <w:t>signBulk</w:t>
-      </w:r>
-      <w:proofErr w:type="spellEnd"/>
-      <w:r>
-        <w:t>“, „</w:t>
-      </w:r>
-      <w:proofErr w:type="spellStart"/>
-      <w:r>
-        <w:t>signMultiple</w:t>
-      </w:r>
-      <w:proofErr w:type="spellEnd"/>
-      <w:r>
-        <w:t>“ und „</w:t>
-      </w:r>
-      <w:proofErr w:type="spellStart"/>
-      <w:r>
-        <w:t>getMultiple</w:t>
-      </w:r>
-      <w:proofErr w:type="spellEnd"/>
-      <w:r>
-        <w:t>“. Mit der Methode „</w:t>
-      </w:r>
-      <w:proofErr w:type="spellStart"/>
-      <w:r>
-        <w:t>signSingle</w:t>
-      </w:r>
-      <w:proofErr w:type="spellEnd"/>
-      <w:r>
-        <w:t>“ lässt sich ein Dokument signieren. Mit der Methode „</w:t>
-      </w:r>
-      <w:proofErr w:type="spellStart"/>
-      <w:r>
-        <w:t>signBulk</w:t>
-      </w:r>
-      <w:proofErr w:type="spellEnd"/>
-      <w:r>
-        <w:t xml:space="preserve">“ lassen sich mehrere Signaturanfragen im </w:t>
-      </w:r>
-      <w:proofErr w:type="spellStart"/>
-      <w:r>
-        <w:t>Bulk</w:t>
-      </w:r>
-      <w:proofErr w:type="spellEnd"/>
-      <w:r>
-        <w:t xml:space="preserve"> erstellen, wobei diese Methode nur für Serversignaturen (JKS oder MOA) zur Verfügung steht.</w:t>
-      </w:r>
-    </w:p>
-    <w:p>
-      <w:r>
-        <w:t>Mit der Version 4.3.0 von PDF-AS wurden zwei weitere Methoden „</w:t>
-      </w:r>
-      <w:proofErr w:type="spellStart"/>
-      <w:r>
-        <w:t>signMultiple</w:t>
-      </w:r>
-      <w:proofErr w:type="spellEnd"/>
-      <w:r>
-        <w:t>“ und „</w:t>
-      </w:r>
-      <w:proofErr w:type="spellStart"/>
-      <w:r>
-        <w:t>getMultiple</w:t>
-      </w:r>
-      <w:proofErr w:type="spellEnd"/>
-      <w:r>
-        <w:t xml:space="preserve">“ eingeführt welche Bulk-Light Signaturen auch für clientbasierte </w:t>
-      </w:r>
-      <w:proofErr w:type="spellStart"/>
-      <w:r>
-        <w:t>Signature</w:t>
-      </w:r>
-      <w:proofErr w:type="spellEnd"/>
-      <w:r>
-        <w:t xml:space="preserve"> (z.B. MOBILEBKU) ermöglichen. Hierbei können PDF-AS mehrere zu signierende Dokumente übergeben werden welche anschließend dem Benutzer zur Unterzeichnung vorgelegt werden. Im Unterschied zur mehrfachen Verwendung von „</w:t>
-      </w:r>
-      <w:proofErr w:type="spellStart"/>
-      <w:r>
-        <w:t>signSingle</w:t>
-      </w:r>
-      <w:proofErr w:type="spellEnd"/>
-      <w:r>
-        <w:t xml:space="preserve"> muss der Benutzer*innen* im Falle von bulk-light nur einmal seinen Benutzernamen / Passwort bekannt geben und kann anschließend alle Dokumente via zweiten Faktor, z.B. Mobile App, freigeben. Die signierten Dokumente können anschließend entweder als ZIP Archiv, identisch zum „</w:t>
-      </w:r>
-      <w:proofErr w:type="spellStart"/>
-      <w:r>
-        <w:t>signSingle</w:t>
-      </w:r>
-      <w:proofErr w:type="spellEnd"/>
-      <w:r>
-        <w:t xml:space="preserve">“ Prozess, von PDF-AS abgeholt werden, oder via eines als HTTP GET Parameter an die </w:t>
-      </w:r>
-      <w:proofErr w:type="spellStart"/>
+      <w:bookmarkEnd w:id="5"/>
+    </w:p>
+    <w:p>
+      <w:r>
+        <w:t>Die SOAP-Schnittstelle bietet vier Methoden „signSingle“, „signBulk“, „signMultiple“ und „getMultiple“. Mit der Methode „signSingle“ lässt sich ein Dokument signieren. Mit der Methode „signBulk“ lassen sich mehrere Signaturanfragen im Bulk erstellen, wobei diese Methode nur für Serversignaturen (JKS oder MOA) zur Verfügung steht.</w:t>
+      </w:r>
+    </w:p>
+    <w:p>
+      <w:r>
+        <w:t xml:space="preserve">Mit der Version 4.3.0 von PDF-AS wurden zwei weitere Methoden „signMultiple“ und „getMultiple“ eingeführt welche Bulk-Light Signaturen auch für clientbasierte Signature (z.B. MOBILEBKU) ermöglichen. Hierbei können PDF-AS mehrere zu signierende Dokumente übergeben werden welche anschließend dem Benutzer zur Unterzeichnung vorgelegt werden. Im Unterschied zur mehrfachen Verwendung von „signSingle muss der Benutzer*innen* im Falle von bulk-light nur einmal seinen Benutzernamen / Passwort bekannt geben und kann anschließend alle Dokumente via zweiten Faktor, z.B. Mobile App, freigeben. Die signierten Dokumente können anschließend entweder als ZIP Archiv, identisch zum „signSingle“ Prozess, von PDF-AS abgeholt werden, oder via eines als HTTP GET Parameter an die </w:t>
+      </w:r>
       <w:r>
         <w:rPr>
           <w:i/>
@@ -1944,17 +1663,8 @@
         </w:rPr>
         <w:t>invokeURL</w:t>
       </w:r>
-      <w:proofErr w:type="spellEnd"/>
-      <w:r>
-        <w:t xml:space="preserve"> returniertes </w:t>
-      </w:r>
-      <w:proofErr w:type="spellStart"/>
-      <w:r>
-        <w:t>token</w:t>
-      </w:r>
-      <w:proofErr w:type="spellEnd"/>
-      <w:r>
-        <w:t xml:space="preserve"> (z.B. </w:t>
+      <w:r>
+        <w:t xml:space="preserve"> returniertes token (z.B. </w:t>
       </w:r>
       <w:hyperlink r:id="rId15">
         <w:r>
@@ -1965,15 +1675,7 @@
         </w:r>
       </w:hyperlink>
       <w:r>
-        <w:t>), welches anschließend an der SOAP Schnittstelle unter Verwendung der Methode „</w:t>
-      </w:r>
-      <w:proofErr w:type="spellStart"/>
-      <w:r>
-        <w:t>getMultiple</w:t>
-      </w:r>
-      <w:proofErr w:type="spellEnd"/>
-      <w:r>
-        <w:t>“ eingelöst werden kann. In diesem Fall werden die signierten Dokumente via SOAP Response ausgeliefert.</w:t>
+        <w:t>), welches anschließend an der SOAP Schnittstelle unter Verwendung der Methode „getMultiple“ eingelöst werden kann. In diesem Fall werden die signierten Dokumente via SOAP Response ausgeliefert.</w:t>
       </w:r>
     </w:p>
     <w:p>
@@ -1984,105 +1686,25 @@
         <w:rPr>
           <w:i/>
         </w:rPr>
-        <w:t>„{</w:t>
-      </w:r>
-      <w:proofErr w:type="spellStart"/>
-      <w:r>
-        <w:rPr>
-          <w:i/>
-        </w:rPr>
-        <w:t>pdf</w:t>
-      </w:r>
-      <w:proofErr w:type="spellEnd"/>
-      <w:r>
-        <w:rPr>
-          <w:i/>
-        </w:rPr>
-        <w:t>-</w:t>
-      </w:r>
-      <w:proofErr w:type="spellStart"/>
-      <w:r>
-        <w:rPr>
-          <w:i/>
-        </w:rPr>
-        <w:t>as</w:t>
-      </w:r>
-      <w:proofErr w:type="spellEnd"/>
-      <w:r>
-        <w:rPr>
-          <w:i/>
-        </w:rPr>
-        <w:t>-web-</w:t>
-      </w:r>
-      <w:proofErr w:type="spellStart"/>
-      <w:proofErr w:type="gramStart"/>
-      <w:r>
-        <w:rPr>
-          <w:i/>
-        </w:rPr>
-        <w:t>url</w:t>
-      </w:r>
-      <w:proofErr w:type="spellEnd"/>
-      <w:r>
-        <w:rPr>
-          <w:i/>
-        </w:rPr>
-        <w:t>}/</w:t>
-      </w:r>
-      <w:proofErr w:type="spellStart"/>
-      <w:proofErr w:type="gramEnd"/>
-      <w:r>
-        <w:rPr>
-          <w:i/>
-        </w:rPr>
-        <w:t>services</w:t>
-      </w:r>
-      <w:proofErr w:type="spellEnd"/>
-      <w:r>
-        <w:rPr>
-          <w:i/>
-        </w:rPr>
-        <w:t>/</w:t>
-      </w:r>
-      <w:proofErr w:type="spellStart"/>
-      <w:r>
-        <w:rPr>
-          <w:i/>
-        </w:rPr>
-        <w:t>wsverify?wsdl</w:t>
-      </w:r>
-      <w:proofErr w:type="spellEnd"/>
-      <w:r>
-        <w:rPr>
-          <w:i/>
-        </w:rPr>
-        <w:t>“</w:t>
+        <w:t>„{pdf-as-web-url}/services/wsverify?wsdl“</w:t>
       </w:r>
       <w:r>
         <w:t xml:space="preserve"> abgerufen werden. </w:t>
       </w:r>
       <w:r>
         <w:lastRenderedPageBreak/>
-        <w:t>Die SOAP-Schnittstelle bietet eine Methode „</w:t>
-      </w:r>
-      <w:proofErr w:type="spellStart"/>
-      <w:r>
-        <w:t>verify</w:t>
-      </w:r>
-      <w:proofErr w:type="spellEnd"/>
-      <w:r>
-        <w:t>“ an. Diese Methode verifiziert ein Dokument und antwortet mit einer Liste von Signaturergebnissen. Für jede Signatur im Dokument wird ein Signaturergebnis gelistet.</w:t>
+        <w:t>Die SOAP-Schnittstelle bietet eine Methode „verify“ an. Diese Methode verifiziert ein Dokument und antwortet mit einer Liste von Signaturergebnissen. Für jede Signatur im Dokument wird ein Signaturergebnis gelistet.</w:t>
       </w:r>
     </w:p>
     <w:p>
       <w:pPr>
         <w:pStyle w:val="Heading2"/>
       </w:pPr>
-      <w:bookmarkStart w:id="5" w:name="_Toc228452742"/>
+      <w:bookmarkStart w:id="6" w:name="_Toc228452742"/>
       <w:r>
         <w:t>JSON-API</w:t>
       </w:r>
-      <w:bookmarkEnd w:id="5"/>
+      <w:bookmarkEnd w:id="6"/>
     </w:p>
     <w:p>
       <w:r>
@@ -2104,83 +1726,13 @@
         <w:rPr>
           <w:lang w:val="de-AT"/>
         </w:rPr>
-        <w:t>/</w:t>
-      </w:r>
-      <w:proofErr w:type="spellStart"/>
+        <w:t>/api/v2/sign/single entspricht</w:t>
+      </w:r>
       <w:r>
         <w:rPr>
           <w:lang w:val="de-AT"/>
         </w:rPr>
-        <w:t>api</w:t>
-      </w:r>
-      <w:proofErr w:type="spellEnd"/>
-      <w:r>
-        <w:rPr>
-          <w:lang w:val="de-AT"/>
-        </w:rPr>
-        <w:t>/v2/</w:t>
-      </w:r>
-      <w:proofErr w:type="spellStart"/>
-      <w:r>
-        <w:rPr>
-          <w:lang w:val="de-AT"/>
-        </w:rPr>
-        <w:t>sign</w:t>
-      </w:r>
-      <w:proofErr w:type="spellEnd"/>
-      <w:r>
-        <w:rPr>
-          <w:lang w:val="de-AT"/>
-        </w:rPr>
-        <w:t>/</w:t>
-      </w:r>
-      <w:proofErr w:type="spellStart"/>
-      <w:r>
-        <w:rPr>
-          <w:lang w:val="de-AT"/>
-        </w:rPr>
-        <w:t>single</w:t>
-      </w:r>
-      <w:proofErr w:type="spellEnd"/>
-      <w:r>
-        <w:rPr>
-          <w:lang w:val="de-AT"/>
-        </w:rPr>
-        <w:t xml:space="preserve"> entspricht</w:t>
-      </w:r>
-      <w:r>
-        <w:rPr>
-          <w:lang w:val="de-AT"/>
-        </w:rPr>
-        <w:t xml:space="preserve"> der „</w:t>
-      </w:r>
-      <w:proofErr w:type="spellStart"/>
-      <w:r>
-        <w:rPr>
-          <w:lang w:val="de-AT"/>
-        </w:rPr>
-        <w:t>signSingle</w:t>
-      </w:r>
-      <w:proofErr w:type="spellEnd"/>
-      <w:r>
-        <w:rPr>
-          <w:lang w:val="de-AT"/>
-        </w:rPr>
-        <w:t>“-Operation auf „</w:t>
-      </w:r>
-      <w:proofErr w:type="spellStart"/>
-      <w:r>
-        <w:rPr>
-          <w:lang w:val="de-AT"/>
-        </w:rPr>
-        <w:t>wssign</w:t>
-      </w:r>
-      <w:proofErr w:type="spellEnd"/>
-      <w:r>
-        <w:rPr>
-          <w:lang w:val="de-AT"/>
-        </w:rPr>
-        <w:t>“</w:t>
+        <w:t xml:space="preserve"> der „signSingle“-Operation auf „wssign“</w:t>
       </w:r>
     </w:p>
     <w:p>
@@ -2198,63 +1750,7 @@
         <w:rPr>
           <w:lang w:val="de-AT"/>
         </w:rPr>
-        <w:t>/</w:t>
-      </w:r>
-      <w:proofErr w:type="spellStart"/>
-      <w:r>
-        <w:rPr>
-          <w:lang w:val="de-AT"/>
-        </w:rPr>
-        <w:t>api</w:t>
-      </w:r>
-      <w:proofErr w:type="spellEnd"/>
-      <w:r>
-        <w:rPr>
-          <w:lang w:val="de-AT"/>
-        </w:rPr>
-        <w:t>/v2/</w:t>
-      </w:r>
-      <w:proofErr w:type="spellStart"/>
-      <w:r>
-        <w:rPr>
-          <w:lang w:val="de-AT"/>
-        </w:rPr>
-        <w:t>sign</w:t>
-      </w:r>
-      <w:proofErr w:type="spellEnd"/>
-      <w:r>
-        <w:rPr>
-          <w:lang w:val="de-AT"/>
-        </w:rPr>
-        <w:t>/</w:t>
-      </w:r>
-      <w:proofErr w:type="spellStart"/>
-      <w:r>
-        <w:rPr>
-          <w:lang w:val="de-AT"/>
-        </w:rPr>
-        <w:t>bulk</w:t>
-      </w:r>
-      <w:proofErr w:type="spellEnd"/>
-      <w:r>
-        <w:rPr>
-          <w:lang w:val="de-AT"/>
-        </w:rPr>
-        <w:t xml:space="preserve"> entspricht der „</w:t>
-      </w:r>
-      <w:proofErr w:type="spellStart"/>
-      <w:r>
-        <w:rPr>
-          <w:lang w:val="de-AT"/>
-        </w:rPr>
-        <w:t>signBulk</w:t>
-      </w:r>
-      <w:proofErr w:type="spellEnd"/>
-      <w:r>
-        <w:rPr>
-          <w:lang w:val="de-AT"/>
-        </w:rPr>
-        <w:t>“-Operation</w:t>
+        <w:t>/api/v2/sign/bulk entspricht der „signBulk“-Operation</w:t>
       </w:r>
     </w:p>
     <w:p>
@@ -2272,49 +1768,7 @@
         <w:rPr>
           <w:lang w:val="de-AT"/>
         </w:rPr>
-        <w:t>/</w:t>
-      </w:r>
-      <w:proofErr w:type="spellStart"/>
-      <w:r>
-        <w:rPr>
-          <w:lang w:val="de-AT"/>
-        </w:rPr>
-        <w:t>api</w:t>
-      </w:r>
-      <w:proofErr w:type="spellEnd"/>
-      <w:r>
-        <w:rPr>
-          <w:lang w:val="de-AT"/>
-        </w:rPr>
-        <w:t>/v2/</w:t>
-      </w:r>
-      <w:proofErr w:type="spellStart"/>
-      <w:r>
-        <w:rPr>
-          <w:lang w:val="de-AT"/>
-        </w:rPr>
-        <w:t>sign</w:t>
-      </w:r>
-      <w:proofErr w:type="spellEnd"/>
-      <w:r>
-        <w:rPr>
-          <w:lang w:val="de-AT"/>
-        </w:rPr>
-        <w:t>/multiple entspricht der „</w:t>
-      </w:r>
-      <w:proofErr w:type="spellStart"/>
-      <w:r>
-        <w:rPr>
-          <w:lang w:val="de-AT"/>
-        </w:rPr>
-        <w:t>signMultiple</w:t>
-      </w:r>
-      <w:proofErr w:type="spellEnd"/>
-      <w:r>
-        <w:rPr>
-          <w:lang w:val="de-AT"/>
-        </w:rPr>
-        <w:t>“-Operation</w:t>
+        <w:t>/api/v2/sign/multiple entspricht der „signMultiple“-Operation</w:t>
       </w:r>
     </w:p>
     <w:p>
@@ -2332,69 +1786,13 @@
         <w:rPr>
           <w:lang w:val="de-AT"/>
         </w:rPr>
-        <w:t>/</w:t>
-      </w:r>
-      <w:proofErr w:type="spellStart"/>
+        <w:t>/api/v2/sign/multiple/get-result entspricht der “getMu</w:t>
+      </w:r>
       <w:r>
         <w:rPr>
           <w:lang w:val="de-AT"/>
         </w:rPr>
-        <w:t>api</w:t>
-      </w:r>
-      <w:proofErr w:type="spellEnd"/>
-      <w:r>
-        <w:rPr>
-          <w:lang w:val="de-AT"/>
-        </w:rPr>
-        <w:t>/v2/</w:t>
-      </w:r>
-      <w:proofErr w:type="spellStart"/>
-      <w:r>
-        <w:rPr>
-          <w:lang w:val="de-AT"/>
-        </w:rPr>
-        <w:t>sign</w:t>
-      </w:r>
-      <w:proofErr w:type="spellEnd"/>
-      <w:r>
-        <w:rPr>
-          <w:lang w:val="de-AT"/>
-        </w:rPr>
-        <w:t>/multiple/</w:t>
-      </w:r>
-      <w:proofErr w:type="spellStart"/>
-      <w:r>
-        <w:rPr>
-          <w:lang w:val="de-AT"/>
-        </w:rPr>
-        <w:t>get-result</w:t>
-      </w:r>
-      <w:proofErr w:type="spellEnd"/>
-      <w:r>
-        <w:rPr>
-          <w:lang w:val="de-AT"/>
-        </w:rPr>
-        <w:t xml:space="preserve"> entspricht der “</w:t>
-      </w:r>
-      <w:proofErr w:type="spellStart"/>
-      <w:r>
-        <w:rPr>
-          <w:lang w:val="de-AT"/>
-        </w:rPr>
-        <w:t>getMu</w:t>
-      </w:r>
-      <w:r>
-        <w:rPr>
-          <w:lang w:val="de-AT"/>
-        </w:rPr>
-        <w:t>ltiple</w:t>
-      </w:r>
-      <w:proofErr w:type="spellEnd"/>
-      <w:r>
-        <w:rPr>
-          <w:lang w:val="de-AT"/>
-        </w:rPr>
-        <w:t>“-Operation</w:t>
+        <w:t>ltiple“-Operation</w:t>
       </w:r>
     </w:p>
     <w:p>
@@ -2412,318 +1810,54 @@
         <w:rPr>
           <w:lang w:val="de-AT"/>
         </w:rPr>
-        <w:t>/</w:t>
-      </w:r>
-      <w:proofErr w:type="spellStart"/>
-      <w:r>
-        <w:rPr>
-          <w:lang w:val="de-AT"/>
-        </w:rPr>
-        <w:t>api</w:t>
-      </w:r>
-      <w:proofErr w:type="spellEnd"/>
-      <w:r>
-        <w:rPr>
-          <w:lang w:val="de-AT"/>
-        </w:rPr>
-        <w:t>/v2/</w:t>
-      </w:r>
-      <w:proofErr w:type="spellStart"/>
-      <w:r>
-        <w:rPr>
-          <w:lang w:val="de-AT"/>
-        </w:rPr>
-        <w:t>verify</w:t>
-      </w:r>
-      <w:proofErr w:type="spellEnd"/>
-      <w:r>
-        <w:rPr>
-          <w:lang w:val="de-AT"/>
-        </w:rPr>
-        <w:t xml:space="preserve"> entspricht der „</w:t>
-      </w:r>
-      <w:proofErr w:type="spellStart"/>
-      <w:r>
-        <w:rPr>
-          <w:lang w:val="de-AT"/>
-        </w:rPr>
-        <w:t>verify</w:t>
-      </w:r>
-      <w:proofErr w:type="spellEnd"/>
-      <w:r>
-        <w:rPr>
-          <w:lang w:val="de-AT"/>
-        </w:rPr>
-        <w:t>“-Operation auf „</w:t>
-      </w:r>
-      <w:proofErr w:type="spellStart"/>
-      <w:r>
-        <w:rPr>
-          <w:lang w:val="de-AT"/>
-        </w:rPr>
-        <w:t>wsverify</w:t>
-      </w:r>
-      <w:proofErr w:type="spellEnd"/>
-      <w:r>
-        <w:rPr>
-          <w:lang w:val="de-AT"/>
-        </w:rPr>
-        <w:t>“</w:t>
+        <w:t>/api/v2/verify entspricht der „verify“-Operation auf „wsverify“</w:t>
       </w:r>
     </w:p>
     <w:p>
       <w:pPr>
         <w:pStyle w:val="Heading2"/>
       </w:pPr>
-      <w:bookmarkStart w:id="6" w:name="_Toc228452743"/>
+      <w:bookmarkStart w:id="7" w:name="_Toc228452743"/>
       <w:r>
         <w:t>PDF-AS Web Clusterbetrieb</w:t>
       </w:r>
-      <w:bookmarkEnd w:id="6"/>
-    </w:p>
-    <w:p>
-      <w:r>
-        <w:t xml:space="preserve">PDF-AS Web lässt sich in einem Cluster betreiben. Vorrausetzung für die korrekte Funktion von PDF-AS Web im Cluster ist, dass der Lastverteiler bestehende Sitzungen immer zur selben Instanz weiterleitet. Es muss also eine Session Fixation im Load Balancer geschehen. Ein Beispiel dafür mit zwei </w:t>
-      </w:r>
-      <w:proofErr w:type="spellStart"/>
-      <w:r>
-        <w:t>Tomcat</w:t>
-      </w:r>
-      <w:proofErr w:type="spellEnd"/>
-      <w:r>
-        <w:t xml:space="preserve"> Instanzen als Anwendungsserver und einem Apache Webserver.</w:t>
+      <w:bookmarkEnd w:id="7"/>
+    </w:p>
+    <w:p>
+      <w:r>
+        <w:t>PDF-AS Web lässt sich in einem Cluster betreiben. Vorrausetzung für die korrekte Funktion von PDF-AS Web im Cluster ist, dass der Lastverteiler bestehende Sitzungen immer zur selben Instanz weiterleitet. Es muss also eine Session Fixation im Load Balancer geschehen. Ein Beispiel dafür mit zwei Tomcat Instanzen als Anwendungsserver und einem Apache Webserver.</w:t>
       </w:r>
     </w:p>
     <w:p/>
     <w:p>
       <w:r>
-        <w:t xml:space="preserve">In den beiden </w:t>
-      </w:r>
-      <w:proofErr w:type="spellStart"/>
-      <w:r>
-        <w:t>Tomcat</w:t>
-      </w:r>
-      <w:proofErr w:type="spellEnd"/>
-      <w:r>
-        <w:t xml:space="preserve"> Instanzen muss der Parameter </w:t>
-      </w:r>
-      <w:proofErr w:type="spellStart"/>
-      <w:r>
-        <w:t>jvmRoute</w:t>
-      </w:r>
-      <w:proofErr w:type="spellEnd"/>
-      <w:r>
-        <w:t xml:space="preserve"> für die Catalina-Engine festgelegt werden. Der Wert dieses Parameters muss sich in beiden Instanzen unterscheiden. In unserem Beispiel ist die „node1“ und „node2“</w:t>
-      </w:r>
-    </w:p>
-    <w:p>
-      <w:r>
-        <w:t xml:space="preserve">Dazu wird in der der </w:t>
-      </w:r>
-      <w:proofErr w:type="spellStart"/>
-      <w:r>
-        <w:t>conf</w:t>
-      </w:r>
-      <w:proofErr w:type="spellEnd"/>
-      <w:r>
-        <w:t xml:space="preserve">/server.xml die Zeile „&lt;Engine </w:t>
-      </w:r>
-      <w:proofErr w:type="spellStart"/>
-      <w:r>
-        <w:t>name</w:t>
-      </w:r>
-      <w:proofErr w:type="spellEnd"/>
-      <w:r>
-        <w:t xml:space="preserve">=“Catalina“ </w:t>
-      </w:r>
-      <w:proofErr w:type="spellStart"/>
-      <w:r>
-        <w:t>defaultHost</w:t>
-      </w:r>
-      <w:proofErr w:type="spellEnd"/>
-      <w:r>
-        <w:t>=“</w:t>
-      </w:r>
-      <w:proofErr w:type="spellStart"/>
-      <w:r>
-        <w:t>localhost</w:t>
-      </w:r>
-      <w:proofErr w:type="spellEnd"/>
-      <w:r>
-        <w:t xml:space="preserve">“&gt;“ geändert zu „&lt;Engine </w:t>
-      </w:r>
-      <w:proofErr w:type="spellStart"/>
-      <w:r>
-        <w:t>name</w:t>
-      </w:r>
-      <w:proofErr w:type="spellEnd"/>
-      <w:r>
-        <w:t xml:space="preserve">=“Catalina“ </w:t>
-      </w:r>
-      <w:proofErr w:type="spellStart"/>
-      <w:r>
-        <w:t>defaultHost</w:t>
-      </w:r>
-      <w:proofErr w:type="spellEnd"/>
-      <w:r>
-        <w:t>=“</w:t>
-      </w:r>
-      <w:proofErr w:type="spellStart"/>
-      <w:r>
-        <w:t>localhost</w:t>
-      </w:r>
-      <w:proofErr w:type="spellEnd"/>
-      <w:r>
-        <w:t xml:space="preserve">“ </w:t>
-      </w:r>
-      <w:proofErr w:type="spellStart"/>
-      <w:r>
-        <w:t>jvmRoute</w:t>
-      </w:r>
-      <w:proofErr w:type="spellEnd"/>
-      <w:r>
-        <w:t xml:space="preserve">=“node1“&gt;“ bzw. „&lt;Engine </w:t>
-      </w:r>
-      <w:proofErr w:type="spellStart"/>
-      <w:r>
-        <w:t>name</w:t>
-      </w:r>
-      <w:proofErr w:type="spellEnd"/>
-      <w:r>
-        <w:t xml:space="preserve">=“Catalina“ </w:t>
-      </w:r>
-      <w:proofErr w:type="spellStart"/>
-      <w:r>
-        <w:t>defaultHost</w:t>
-      </w:r>
-      <w:proofErr w:type="spellEnd"/>
-      <w:r>
-        <w:t>=“</w:t>
-      </w:r>
-      <w:proofErr w:type="spellStart"/>
-      <w:r>
-        <w:t>localhost</w:t>
-      </w:r>
-      <w:proofErr w:type="spellEnd"/>
-      <w:r>
-        <w:t xml:space="preserve">“ </w:t>
-      </w:r>
-      <w:proofErr w:type="spellStart"/>
-      <w:r>
-        <w:t>jvmRoute</w:t>
-      </w:r>
-      <w:proofErr w:type="spellEnd"/>
-      <w:r>
-        <w:t>=“node2“&gt;“.</w:t>
-      </w:r>
-    </w:p>
-    <w:p>
-      <w:r>
-        <w:t xml:space="preserve">Wenn beide </w:t>
-      </w:r>
-      <w:proofErr w:type="spellStart"/>
-      <w:r>
-        <w:t>Tomcat</w:t>
-      </w:r>
-      <w:proofErr w:type="spellEnd"/>
-      <w:r>
-        <w:t xml:space="preserve"> Instanz auf demselben Server ausgeführt werden, müssen auch die AJP Ports unterschiedlich sein. In unserem Beispiel sind diese auf 8009 und 8029 festgelegt.</w:t>
-      </w:r>
-    </w:p>
-    <w:p>
-      <w:pPr>
-        <w:rPr>
-          <w:lang w:val="en-US"/>
-        </w:rPr>
-      </w:pPr>
-      <w:r>
-        <w:t>Im Apache Webserver müssen die Module „</w:t>
-      </w:r>
-      <w:proofErr w:type="spellStart"/>
-      <w:r>
-        <w:t>proxy_ajp</w:t>
-      </w:r>
-      <w:proofErr w:type="spellEnd"/>
-      <w:r>
-        <w:t>“ und „</w:t>
-      </w:r>
-      <w:proofErr w:type="spellStart"/>
-      <w:r>
-        <w:t>proxy_balancer</w:t>
-      </w:r>
-      <w:proofErr w:type="spellEnd"/>
-      <w:r>
-        <w:t xml:space="preserve">“ aktiviert sein. </w:t>
-      </w:r>
-      <w:proofErr w:type="spellStart"/>
-      <w:r>
-        <w:rPr>
-          <w:lang w:val="en-US"/>
-        </w:rPr>
-        <w:t>Als</w:t>
-      </w:r>
-      <w:proofErr w:type="spellEnd"/>
-      <w:r>
-        <w:rPr>
-          <w:lang w:val="en-US"/>
-        </w:rPr>
-        <w:t xml:space="preserve"> </w:t>
-      </w:r>
-      <w:proofErr w:type="spellStart"/>
-      <w:r>
-        <w:rPr>
-          <w:lang w:val="en-US"/>
-        </w:rPr>
-        <w:t>erstes</w:t>
-      </w:r>
-      <w:proofErr w:type="spellEnd"/>
-      <w:r>
-        <w:rPr>
-          <w:lang w:val="en-US"/>
-        </w:rPr>
-        <w:t xml:space="preserve"> </w:t>
-      </w:r>
-      <w:proofErr w:type="spellStart"/>
-      <w:r>
-        <w:rPr>
-          <w:lang w:val="en-US"/>
-        </w:rPr>
-        <w:t>wird</w:t>
-      </w:r>
-      <w:proofErr w:type="spellEnd"/>
-      <w:r>
-        <w:rPr>
-          <w:lang w:val="en-US"/>
-        </w:rPr>
-        <w:t xml:space="preserve"> </w:t>
-      </w:r>
-      <w:proofErr w:type="spellStart"/>
-      <w:r>
-        <w:rPr>
-          <w:lang w:val="en-US"/>
-        </w:rPr>
-        <w:t>ein</w:t>
-      </w:r>
-      <w:proofErr w:type="spellEnd"/>
-      <w:r>
-        <w:rPr>
-          <w:lang w:val="en-US"/>
-        </w:rPr>
-        <w:t xml:space="preserve"> Balancer </w:t>
-      </w:r>
-      <w:proofErr w:type="spellStart"/>
-      <w:r>
-        <w:rPr>
-          <w:lang w:val="en-US"/>
-        </w:rPr>
-        <w:t>definiert</w:t>
-      </w:r>
-      <w:proofErr w:type="spellEnd"/>
-      <w:r>
-        <w:rPr>
-          <w:lang w:val="en-US"/>
-        </w:rPr>
-        <w:t>:</w:t>
+        <w:t>In den beiden Tomcat Instanzen muss der Parameter jvmRoute für die Catalina-Engine festgelegt werden. Der Wert dieses Parameters muss sich in beiden Instanzen unterscheiden. In unserem Beispiel ist die „node1“ und „node2“</w:t>
+      </w:r>
+    </w:p>
+    <w:p>
+      <w:r>
+        <w:t>Dazu wird in der der conf/server.xml die Zeile „&lt;Engine name=“Catalina“ defaultHost=“localhost“&gt;“ geändert zu „&lt;Engine name=“Catalina“ defaultHost=“localhost“ jvmRoute=“node1“&gt;“ bzw. „&lt;Engine name=“Catalina“ defaultHost=“localhost“ jvmRoute=“node2“&gt;“.</w:t>
+      </w:r>
+    </w:p>
+    <w:p>
+      <w:r>
+        <w:t>Wenn beide Tomcat Instanz auf demselben Server ausgeführt werden, müssen auch die AJP Ports unterschiedlich sein. In unserem Beispiel sind diese auf 8009 und 8029 festgelegt.</w:t>
+      </w:r>
+    </w:p>
+    <w:p>
+      <w:pPr>
+        <w:rPr>
+          <w:lang w:val="en-US"/>
+        </w:rPr>
+      </w:pPr>
+      <w:r>
+        <w:t xml:space="preserve">Im Apache Webserver müssen die Module „proxy_ajp“ und „proxy_balancer“ aktiviert sein. </w:t>
+      </w:r>
+      <w:r>
+        <w:rPr>
+          <w:lang w:val="en-US"/>
+        </w:rPr>
+        <w:t>Als erstes wird ein Balancer definiert:</w:t>
       </w:r>
     </w:p>
     <w:p>
@@ -2739,55 +1873,60 @@
           <w:highlight w:val="white"/>
           <w:lang w:val="en-US"/>
         </w:rPr>
-        <w:t xml:space="preserve">&lt;Proxy balancer://testcluster </w:t>
-      </w:r>
-      <w:proofErr w:type="spellStart"/>
-      <w:r>
+        <w:t>&lt;Proxy balancer://testcluster stickysession=JSESSIONID|jsessionid scolonpathdelim=On&gt;</w:t>
+      </w:r>
+    </w:p>
+    <w:p>
+      <w:pPr>
+        <w:pStyle w:val="Preformatted"/>
         <w:rPr>
           <w:highlight w:val="white"/>
           <w:lang w:val="en-US"/>
         </w:rPr>
-        <w:t>stickysession</w:t>
-      </w:r>
-      <w:proofErr w:type="spellEnd"/>
+      </w:pPr>
       <w:r>
         <w:rPr>
           <w:highlight w:val="white"/>
           <w:lang w:val="en-US"/>
         </w:rPr>
-        <w:t>=</w:t>
-      </w:r>
-      <w:proofErr w:type="spellStart"/>
-      <w:r>
+        <w:t>BalancerMember ajp://127.0.0.1:8009 min=10 max=100 route=node1 loadfactor=1</w:t>
+      </w:r>
+    </w:p>
+    <w:p>
+      <w:pPr>
+        <w:pStyle w:val="Preformatted"/>
         <w:rPr>
           <w:highlight w:val="white"/>
           <w:lang w:val="en-US"/>
         </w:rPr>
-        <w:t>JSESSIONID|jsessionid</w:t>
-      </w:r>
-      <w:proofErr w:type="spellEnd"/>
+      </w:pPr>
       <w:r>
         <w:rPr>
           <w:highlight w:val="white"/>
           <w:lang w:val="en-US"/>
         </w:rPr>
-        <w:t xml:space="preserve"> </w:t>
-      </w:r>
-      <w:proofErr w:type="spellStart"/>
-      <w:r>
+        <w:lastRenderedPageBreak/>
+        <w:t>BalancerMember ajp://127.0.0.1:8029 min=10 max=100 route=node2 loadfactor=1</w:t>
+      </w:r>
+    </w:p>
+    <w:p>
+      <w:pPr>
+        <w:pStyle w:val="Preformatted"/>
         <w:rPr>
           <w:highlight w:val="white"/>
-          <w:lang w:val="en-US"/>
-        </w:rPr>
-        <w:t>scolonpathdelim</w:t>
-      </w:r>
-      <w:proofErr w:type="spellEnd"/>
+        </w:rPr>
+      </w:pPr>
       <w:r>
         <w:rPr>
           <w:highlight w:val="white"/>
-          <w:lang w:val="en-US"/>
-        </w:rPr>
-        <w:t>=On&gt;</w:t>
+        </w:rPr>
+        <w:t>&lt;/Proxy&gt;</w:t>
+      </w:r>
+    </w:p>
+    <w:p/>
+    <w:p>
+      <w:r>
+        <w:t>Als letzer Schritt muss noch ein  ProxyPass konfiguriert werden, welcher auf den Balancer zeigt:</w:t>
       </w:r>
     </w:p>
     <w:p>
@@ -2798,145 +1937,12 @@
           <w:lang w:val="en-US"/>
         </w:rPr>
       </w:pPr>
-      <w:proofErr w:type="spellStart"/>
       <w:r>
         <w:rPr>
           <w:highlight w:val="white"/>
           <w:lang w:val="en-US"/>
         </w:rPr>
-        <w:t>BalancerMember</w:t>
-      </w:r>
-      <w:proofErr w:type="spellEnd"/>
-      <w:r>
-        <w:rPr>
-          <w:highlight w:val="white"/>
-          <w:lang w:val="en-US"/>
-        </w:rPr>
-        <w:t xml:space="preserve"> ajp://127.0.0.1:8009 min=10 max=100 route=node1 </w:t>
-      </w:r>
-      <w:proofErr w:type="spellStart"/>
-      <w:r>
-        <w:rPr>
-          <w:highlight w:val="white"/>
-          <w:lang w:val="en-US"/>
-        </w:rPr>
-        <w:t>loadfactor</w:t>
-      </w:r>
-      <w:proofErr w:type="spellEnd"/>
-      <w:r>
-        <w:rPr>
-          <w:highlight w:val="white"/>
-          <w:lang w:val="en-US"/>
-        </w:rPr>
-        <w:t>=1</w:t>
-      </w:r>
-    </w:p>
-    <w:p>
-      <w:pPr>
-        <w:pStyle w:val="Preformatted"/>
-        <w:rPr>
-          <w:highlight w:val="white"/>
-          <w:lang w:val="en-US"/>
-        </w:rPr>
-      </w:pPr>
-      <w:proofErr w:type="spellStart"/>
-      <w:r>
-        <w:rPr>
-          <w:highlight w:val="white"/>
-          <w:lang w:val="en-US"/>
-        </w:rPr>
-        <w:lastRenderedPageBreak/>
-        <w:t>BalancerMember</w:t>
-      </w:r>
-      <w:proofErr w:type="spellEnd"/>
-      <w:r>
-        <w:rPr>
-          <w:highlight w:val="white"/>
-          <w:lang w:val="en-US"/>
-        </w:rPr>
-        <w:t xml:space="preserve"> ajp://127.0.0.1:8029 min=10 max=100 route=node2 </w:t>
-      </w:r>
-      <w:proofErr w:type="spellStart"/>
-      <w:r>
-        <w:rPr>
-          <w:highlight w:val="white"/>
-          <w:lang w:val="en-US"/>
-        </w:rPr>
-        <w:t>loadfactor</w:t>
-      </w:r>
-      <w:proofErr w:type="spellEnd"/>
-      <w:r>
-        <w:rPr>
-          <w:highlight w:val="white"/>
-          <w:lang w:val="en-US"/>
-        </w:rPr>
-        <w:t>=1</w:t>
-      </w:r>
-    </w:p>
-    <w:p>
-      <w:pPr>
-        <w:pStyle w:val="Preformatted"/>
-        <w:rPr>
-          <w:highlight w:val="white"/>
-        </w:rPr>
-      </w:pPr>
-      <w:r>
-        <w:rPr>
-          <w:highlight w:val="white"/>
-        </w:rPr>
-        <w:t>&lt;/Proxy&gt;</w:t>
-      </w:r>
-    </w:p>
-    <w:p/>
-    <w:p>
-      <w:r>
-        <w:t xml:space="preserve">Als </w:t>
-      </w:r>
-      <w:proofErr w:type="spellStart"/>
-      <w:r>
-        <w:t>letzer</w:t>
-      </w:r>
-      <w:proofErr w:type="spellEnd"/>
-      <w:r>
-        <w:t xml:space="preserve"> Schritt muss noch </w:t>
-      </w:r>
-      <w:proofErr w:type="gramStart"/>
-      <w:r>
-        <w:t xml:space="preserve">ein  </w:t>
-      </w:r>
-      <w:proofErr w:type="spellStart"/>
-      <w:r>
-        <w:t>ProxyPass</w:t>
-      </w:r>
-      <w:proofErr w:type="spellEnd"/>
-      <w:proofErr w:type="gramEnd"/>
-      <w:r>
-        <w:t xml:space="preserve"> konfiguriert werden, welcher auf den Balancer zeigt:</w:t>
-      </w:r>
-    </w:p>
-    <w:p>
-      <w:pPr>
-        <w:pStyle w:val="Preformatted"/>
-        <w:rPr>
-          <w:highlight w:val="white"/>
-          <w:lang w:val="en-US"/>
-        </w:rPr>
-      </w:pPr>
-      <w:proofErr w:type="spellStart"/>
-      <w:r>
-        <w:rPr>
-          <w:highlight w:val="white"/>
-          <w:lang w:val="en-US"/>
-        </w:rPr>
-        <w:t>ProxyPass</w:t>
-      </w:r>
-      <w:proofErr w:type="spellEnd"/>
-      <w:r>
-        <w:rPr>
-          <w:highlight w:val="white"/>
-          <w:lang w:val="en-US"/>
-        </w:rPr>
-        <w:t xml:space="preserve"> /pdf-as-web balancer://testcluster/pdf-as-web</w:t>
+        <w:t>ProxyPass /pdf-as-web balancer://testcluster/pdf-as-web</w:t>
       </w:r>
     </w:p>
     <w:p>
@@ -2955,11 +1961,11 @@
       <w:pPr>
         <w:pStyle w:val="Heading2"/>
       </w:pPr>
-      <w:bookmarkStart w:id="7" w:name="_Toc228452744"/>
+      <w:bookmarkStart w:id="8" w:name="_Toc228452744"/>
       <w:r>
         <w:t>PDF-AS Web Konfigurationsdatei</w:t>
       </w:r>
-      <w:bookmarkEnd w:id="7"/>
+      <w:bookmarkEnd w:id="8"/>
     </w:p>
     <w:p>
       <w:r>
@@ -3077,14 +2083,12 @@
               <w:widowControl w:val="0"/>
               <w:spacing w:after="60" w:line="240" w:lineRule="auto"/>
             </w:pPr>
-            <w:proofErr w:type="spellStart"/>
             <w:r>
               <w:rPr>
                 <w:sz w:val="16"/>
               </w:rPr>
               <w:t>pdfas.dir</w:t>
             </w:r>
-            <w:proofErr w:type="spellEnd"/>
           </w:p>
         </w:tc>
         <w:tc>
@@ -3154,16 +2158,12 @@
               <w:widowControl w:val="0"/>
               <w:spacing w:after="60" w:line="240" w:lineRule="auto"/>
             </w:pPr>
-            <w:proofErr w:type="spellStart"/>
-            <w:proofErr w:type="gramStart"/>
             <w:r>
               <w:rPr>
                 <w:sz w:val="16"/>
               </w:rPr>
               <w:t>error.showdetails</w:t>
             </w:r>
-            <w:proofErr w:type="spellEnd"/>
-            <w:proofErr w:type="gramEnd"/>
           </w:p>
         </w:tc>
         <w:tc>
@@ -3183,31 +2183,13 @@
                 <w:i/>
               </w:rPr>
             </w:pPr>
-            <w:proofErr w:type="spellStart"/>
             <w:r>
               <w:rPr>
                 <w:i/>
                 <w:sz w:val="20"/>
               </w:rPr>
-              <w:t>true</w:t>
-            </w:r>
-            <w:proofErr w:type="spellEnd"/>
-            <w:r>
-              <w:rPr>
-                <w:i/>
-                <w:sz w:val="20"/>
-              </w:rPr>
-              <w:t xml:space="preserve"> | </w:t>
-            </w:r>
-            <w:proofErr w:type="spellStart"/>
-            <w:r>
-              <w:rPr>
-                <w:i/>
-                <w:sz w:val="20"/>
-              </w:rPr>
-              <w:t>false</w:t>
-            </w:r>
-            <w:proofErr w:type="spellEnd"/>
+              <w:t>true | false</w:t>
+            </w:r>
           </w:p>
         </w:tc>
         <w:tc>
@@ -3307,21 +2289,7 @@
               <w:rPr>
                 <w:sz w:val="20"/>
               </w:rPr>
-              <w:t xml:space="preserve">Die URL die PDF-AS für die lokale Bürgerkartenumgebung verwenden soll. Ist dieser Parameter nicht definiert, so </w:t>
-            </w:r>
-            <w:proofErr w:type="gramStart"/>
-            <w:r>
-              <w:rPr>
-                <w:sz w:val="20"/>
-              </w:rPr>
-              <w:t>wird</w:t>
-            </w:r>
-            <w:proofErr w:type="gramEnd"/>
-            <w:r>
-              <w:rPr>
-                <w:sz w:val="20"/>
-              </w:rPr>
-              <w:t xml:space="preserve"> der Parameter bku.sign.url aus der Basis PDF-AS Konfiguration verwendet.</w:t>
+              <w:t>Die URL die PDF-AS für die lokale Bürgerkartenumgebung verwenden soll. Ist dieser Parameter nicht definiert, so wird der Parameter bku.sign.url aus der Basis PDF-AS Konfiguration verwendet.</w:t>
             </w:r>
           </w:p>
         </w:tc>
@@ -3344,22 +2312,12 @@
               <w:widowControl w:val="0"/>
               <w:spacing w:after="60" w:line="240" w:lineRule="auto"/>
             </w:pPr>
-            <w:proofErr w:type="spellStart"/>
-            <w:proofErr w:type="gramStart"/>
             <w:r>
               <w:rPr>
                 <w:sz w:val="16"/>
               </w:rPr>
-              <w:t>bku.sign</w:t>
-            </w:r>
-            <w:proofErr w:type="gramEnd"/>
-            <w:r>
-              <w:rPr>
-                <w:sz w:val="16"/>
-              </w:rPr>
-              <w:t>.enabled</w:t>
-            </w:r>
-            <w:proofErr w:type="spellEnd"/>
+              <w:t>bku.sign.enabled</w:t>
+            </w:r>
           </w:p>
         </w:tc>
         <w:tc>
@@ -3379,31 +2337,13 @@
                 <w:i/>
               </w:rPr>
             </w:pPr>
-            <w:proofErr w:type="spellStart"/>
             <w:r>
               <w:rPr>
                 <w:i/>
                 <w:sz w:val="20"/>
               </w:rPr>
-              <w:t>true</w:t>
-            </w:r>
-            <w:proofErr w:type="spellEnd"/>
-            <w:r>
-              <w:rPr>
-                <w:i/>
-                <w:sz w:val="20"/>
-              </w:rPr>
-              <w:t xml:space="preserve"> | </w:t>
-            </w:r>
-            <w:proofErr w:type="spellStart"/>
-            <w:r>
-              <w:rPr>
-                <w:i/>
-                <w:sz w:val="20"/>
-              </w:rPr>
-              <w:t>false</w:t>
-            </w:r>
-            <w:proofErr w:type="spellEnd"/>
+              <w:t>true | false</w:t>
+            </w:r>
           </w:p>
         </w:tc>
         <w:tc>
@@ -3424,35 +2364,7 @@
               <w:rPr>
                 <w:sz w:val="20"/>
               </w:rPr>
-              <w:t xml:space="preserve">PDF-AS-WEB verbietet die Benutzung einer lokalen </w:t>
-            </w:r>
-            <w:proofErr w:type="gramStart"/>
-            <w:r>
-              <w:rPr>
-                <w:sz w:val="20"/>
-              </w:rPr>
-              <w:t>Bürgerkartenumgebung</w:t>
-            </w:r>
-            <w:proofErr w:type="gramEnd"/>
-            <w:r>
-              <w:rPr>
-                <w:sz w:val="20"/>
-              </w:rPr>
-              <w:t xml:space="preserve"> wenn dieser Parameter auf </w:t>
-            </w:r>
-            <w:proofErr w:type="spellStart"/>
-            <w:r>
-              <w:rPr>
-                <w:sz w:val="20"/>
-              </w:rPr>
-              <w:t>false</w:t>
-            </w:r>
-            <w:proofErr w:type="spellEnd"/>
-            <w:r>
-              <w:rPr>
-                <w:sz w:val="20"/>
-              </w:rPr>
-              <w:t xml:space="preserve"> gesetzt ist.</w:t>
+              <w:t>PDF-AS-WEB verbietet die Benutzung einer lokalen Bürgerkartenumgebung wenn dieser Parameter auf false gesetzt ist.</w:t>
             </w:r>
           </w:p>
         </w:tc>
@@ -3524,21 +2436,7 @@
               <w:rPr>
                 <w:sz w:val="20"/>
               </w:rPr>
-              <w:t xml:space="preserve">Die URL die PDF-AS für die online Bürgerkartenumgebung verwenden soll. Ist dieser Parameter nicht definiert, so </w:t>
-            </w:r>
-            <w:proofErr w:type="gramStart"/>
-            <w:r>
-              <w:rPr>
-                <w:sz w:val="20"/>
-              </w:rPr>
-              <w:t>wird</w:t>
-            </w:r>
-            <w:proofErr w:type="gramEnd"/>
-            <w:r>
-              <w:rPr>
-                <w:sz w:val="20"/>
-              </w:rPr>
-              <w:t xml:space="preserve"> der Parameter moc.sign.url aus der Basis PDF-AS Konfiguration verwendet.</w:t>
+              <w:t>Die URL die PDF-AS für die online Bürgerkartenumgebung verwenden soll. Ist dieser Parameter nicht definiert, so wird der Parameter moc.sign.url aus der Basis PDF-AS Konfiguration verwendet.</w:t>
             </w:r>
           </w:p>
         </w:tc>
@@ -3561,22 +2459,12 @@
               <w:widowControl w:val="0"/>
               <w:spacing w:after="60" w:line="240" w:lineRule="auto"/>
             </w:pPr>
-            <w:proofErr w:type="spellStart"/>
-            <w:proofErr w:type="gramStart"/>
             <w:r>
               <w:rPr>
                 <w:sz w:val="16"/>
               </w:rPr>
-              <w:t>moc.sign</w:t>
-            </w:r>
-            <w:proofErr w:type="gramEnd"/>
-            <w:r>
-              <w:rPr>
-                <w:sz w:val="16"/>
-              </w:rPr>
-              <w:t>.enabled</w:t>
-            </w:r>
-            <w:proofErr w:type="spellEnd"/>
+              <w:t>moc.sign.enabled</w:t>
+            </w:r>
           </w:p>
         </w:tc>
         <w:tc>
@@ -3596,31 +2484,13 @@
                 <w:i/>
               </w:rPr>
             </w:pPr>
-            <w:proofErr w:type="spellStart"/>
             <w:r>
               <w:rPr>
                 <w:i/>
                 <w:sz w:val="20"/>
               </w:rPr>
-              <w:t>true</w:t>
-            </w:r>
-            <w:proofErr w:type="spellEnd"/>
-            <w:r>
-              <w:rPr>
-                <w:i/>
-                <w:sz w:val="20"/>
-              </w:rPr>
-              <w:t xml:space="preserve"> | </w:t>
-            </w:r>
-            <w:proofErr w:type="spellStart"/>
-            <w:r>
-              <w:rPr>
-                <w:i/>
-                <w:sz w:val="20"/>
-              </w:rPr>
-              <w:t>false</w:t>
-            </w:r>
-            <w:proofErr w:type="spellEnd"/>
+              <w:t>true | false</w:t>
+            </w:r>
           </w:p>
         </w:tc>
         <w:tc>
@@ -3641,35 +2511,7 @@
               <w:rPr>
                 <w:sz w:val="20"/>
               </w:rPr>
-              <w:t xml:space="preserve">PDF-AS-WEB verbietet die Benutzung einer online </w:t>
-            </w:r>
-            <w:proofErr w:type="gramStart"/>
-            <w:r>
-              <w:rPr>
-                <w:sz w:val="20"/>
-              </w:rPr>
-              <w:t>Bürgerkartenumgebung</w:t>
-            </w:r>
-            <w:proofErr w:type="gramEnd"/>
-            <w:r>
-              <w:rPr>
-                <w:sz w:val="20"/>
-              </w:rPr>
-              <w:t xml:space="preserve"> wenn dieser Parameter auf </w:t>
-            </w:r>
-            <w:proofErr w:type="spellStart"/>
-            <w:r>
-              <w:rPr>
-                <w:sz w:val="20"/>
-              </w:rPr>
-              <w:t>false</w:t>
-            </w:r>
-            <w:proofErr w:type="spellEnd"/>
-            <w:r>
-              <w:rPr>
-                <w:sz w:val="20"/>
-              </w:rPr>
-              <w:t xml:space="preserve"> gesetzt ist.</w:t>
+              <w:t>PDF-AS-WEB verbietet die Benutzung einer online Bürgerkartenumgebung wenn dieser Parameter auf false gesetzt ist.</w:t>
             </w:r>
           </w:p>
         </w:tc>
@@ -3741,21 +2583,7 @@
               <w:rPr>
                 <w:sz w:val="20"/>
               </w:rPr>
-              <w:t xml:space="preserve">Die URL die PDF-AS für die Handy Signatur verwenden soll. Ist dieser Parameter nicht definiert, so </w:t>
-            </w:r>
-            <w:proofErr w:type="gramStart"/>
-            <w:r>
-              <w:rPr>
-                <w:sz w:val="20"/>
-              </w:rPr>
-              <w:t>wird</w:t>
-            </w:r>
-            <w:proofErr w:type="gramEnd"/>
-            <w:r>
-              <w:rPr>
-                <w:sz w:val="20"/>
-              </w:rPr>
-              <w:t xml:space="preserve"> der Parameter mobile.sign.url aus der Basis PDF-AS Konfiguration verwendet.</w:t>
+              <w:t>Die URL die PDF-AS für die Handy Signatur verwenden soll. Ist dieser Parameter nicht definiert, so wird der Parameter mobile.sign.url aus der Basis PDF-AS Konfiguration verwendet.</w:t>
             </w:r>
           </w:p>
         </w:tc>
@@ -3778,22 +2606,12 @@
               <w:widowControl w:val="0"/>
               <w:spacing w:after="60" w:line="240" w:lineRule="auto"/>
             </w:pPr>
-            <w:proofErr w:type="spellStart"/>
-            <w:proofErr w:type="gramStart"/>
             <w:r>
               <w:rPr>
                 <w:sz w:val="16"/>
               </w:rPr>
-              <w:t>mobile.sign</w:t>
-            </w:r>
-            <w:proofErr w:type="gramEnd"/>
-            <w:r>
-              <w:rPr>
-                <w:sz w:val="16"/>
-              </w:rPr>
-              <w:t>.enabled</w:t>
-            </w:r>
-            <w:proofErr w:type="spellEnd"/>
+              <w:t>mobile.sign.enabled</w:t>
+            </w:r>
           </w:p>
         </w:tc>
         <w:tc>
@@ -3813,31 +2631,13 @@
                 <w:i/>
               </w:rPr>
             </w:pPr>
-            <w:proofErr w:type="spellStart"/>
             <w:r>
               <w:rPr>
                 <w:i/>
                 <w:sz w:val="20"/>
               </w:rPr>
-              <w:t>true</w:t>
-            </w:r>
-            <w:proofErr w:type="spellEnd"/>
-            <w:r>
-              <w:rPr>
-                <w:i/>
-                <w:sz w:val="20"/>
-              </w:rPr>
-              <w:t xml:space="preserve"> | </w:t>
-            </w:r>
-            <w:proofErr w:type="spellStart"/>
-            <w:r>
-              <w:rPr>
-                <w:i/>
-                <w:sz w:val="20"/>
-              </w:rPr>
-              <w:t>false</w:t>
-            </w:r>
-            <w:proofErr w:type="spellEnd"/>
+              <w:t>true | false</w:t>
+            </w:r>
           </w:p>
         </w:tc>
         <w:tc>
@@ -3858,35 +2658,7 @@
               <w:rPr>
                 <w:sz w:val="20"/>
               </w:rPr>
-              <w:t xml:space="preserve">PDF-AS-WEB verbietet die Benutzung der Handy </w:t>
-            </w:r>
-            <w:proofErr w:type="gramStart"/>
-            <w:r>
-              <w:rPr>
-                <w:sz w:val="20"/>
-              </w:rPr>
-              <w:t>Signatur</w:t>
-            </w:r>
-            <w:proofErr w:type="gramEnd"/>
-            <w:r>
-              <w:rPr>
-                <w:sz w:val="20"/>
-              </w:rPr>
-              <w:t xml:space="preserve"> wenn dieser Parameter auf </w:t>
-            </w:r>
-            <w:proofErr w:type="spellStart"/>
-            <w:r>
-              <w:rPr>
-                <w:sz w:val="20"/>
-              </w:rPr>
-              <w:t>false</w:t>
-            </w:r>
-            <w:proofErr w:type="spellEnd"/>
-            <w:r>
-              <w:rPr>
-                <w:sz w:val="20"/>
-              </w:rPr>
-              <w:t xml:space="preserve"> gesetzt ist.</w:t>
+              <w:t>PDF-AS-WEB verbietet die Benutzung der Handy Signatur wenn dieser Parameter auf false gesetzt ist.</w:t>
             </w:r>
           </w:p>
         </w:tc>
@@ -4038,56 +2810,14 @@
               <w:rPr>
                 <w:sz w:val="20"/>
               </w:rPr>
-              <w:t xml:space="preserve">Legt einen spezifischen Zugangspunkt für die </w:t>
-            </w:r>
-            <w:proofErr w:type="spellStart"/>
-            <w:r>
-              <w:rPr>
-                <w:sz w:val="20"/>
-              </w:rPr>
-              <w:t>DataURL</w:t>
-            </w:r>
-            <w:proofErr w:type="spellEnd"/>
-            <w:r>
-              <w:rPr>
-                <w:sz w:val="20"/>
-              </w:rPr>
-              <w:t xml:space="preserve"> für die Kommunikation via Security-Layer fest. (</w:t>
-            </w:r>
-            <w:proofErr w:type="spellStart"/>
-            <w:r>
-              <w:rPr>
-                <w:sz w:val="20"/>
-              </w:rPr>
-              <w:t>option</w:t>
-            </w:r>
-            <w:proofErr w:type="spellEnd"/>
-            <w:r>
-              <w:rPr>
-                <w:sz w:val="20"/>
-              </w:rPr>
-              <w:t xml:space="preserve">) </w:t>
+              <w:t xml:space="preserve">Legt einen spezifischen Zugangspunkt für die DataURL für die Kommunikation via Security-Layer fest. (option) </w:t>
             </w:r>
             <w:r>
               <w:rPr>
                 <w:sz w:val="20"/>
               </w:rPr>
               <w:br/>
-              <w:t xml:space="preserve">Dieser Zugangspunkt wird ausschließlich für die </w:t>
-            </w:r>
-            <w:proofErr w:type="spellStart"/>
-            <w:r>
-              <w:rPr>
-                <w:sz w:val="20"/>
-              </w:rPr>
-              <w:t>DataURL</w:t>
-            </w:r>
-            <w:proofErr w:type="spellEnd"/>
-            <w:r>
-              <w:rPr>
-                <w:sz w:val="20"/>
-              </w:rPr>
-              <w:t xml:space="preserve"> verwendet und überschreibt die globale Konfiguration des öffentlichen Zugangspunkts (</w:t>
+              <w:t>Dieser Zugangspunkt wird ausschließlich für die DataURL verwendet und überschreibt die globale Konfiguration des öffentlichen Zugangspunkts (</w:t>
             </w:r>
             <w:r>
               <w:rPr>
@@ -4122,16 +2852,12 @@
               <w:widowControl w:val="0"/>
               <w:spacing w:after="60" w:line="240" w:lineRule="auto"/>
             </w:pPr>
-            <w:proofErr w:type="spellStart"/>
-            <w:proofErr w:type="gramStart"/>
             <w:r>
               <w:rPr>
                 <w:sz w:val="16"/>
               </w:rPr>
               <w:t>moa.enabled</w:t>
             </w:r>
-            <w:proofErr w:type="spellEnd"/>
-            <w:proofErr w:type="gramEnd"/>
           </w:p>
         </w:tc>
         <w:tc>
@@ -4152,31 +2878,13 @@
                 <w:i/>
               </w:rPr>
             </w:pPr>
-            <w:proofErr w:type="spellStart"/>
             <w:r>
               <w:rPr>
                 <w:i/>
                 <w:sz w:val="20"/>
               </w:rPr>
-              <w:t>true</w:t>
-            </w:r>
-            <w:proofErr w:type="spellEnd"/>
-            <w:r>
-              <w:rPr>
-                <w:i/>
-                <w:sz w:val="20"/>
-              </w:rPr>
-              <w:t xml:space="preserve"> | </w:t>
-            </w:r>
-            <w:proofErr w:type="spellStart"/>
-            <w:r>
-              <w:rPr>
-                <w:i/>
-                <w:sz w:val="20"/>
-              </w:rPr>
-              <w:t>false</w:t>
-            </w:r>
-            <w:proofErr w:type="spellEnd"/>
+              <w:t>true | false</w:t>
+            </w:r>
           </w:p>
         </w:tc>
         <w:tc>
@@ -4221,16 +2929,12 @@
               <w:widowControl w:val="0"/>
               <w:spacing w:after="60" w:line="240" w:lineRule="auto"/>
             </w:pPr>
-            <w:proofErr w:type="spellStart"/>
-            <w:proofErr w:type="gramStart"/>
             <w:r>
               <w:rPr>
                 <w:sz w:val="16"/>
               </w:rPr>
               <w:t>ks.enabled</w:t>
             </w:r>
-            <w:proofErr w:type="spellEnd"/>
-            <w:proofErr w:type="gramEnd"/>
           </w:p>
         </w:tc>
         <w:tc>
@@ -4250,31 +2954,13 @@
                 <w:i/>
               </w:rPr>
             </w:pPr>
-            <w:proofErr w:type="spellStart"/>
             <w:r>
               <w:rPr>
                 <w:i/>
                 <w:sz w:val="20"/>
               </w:rPr>
-              <w:t>true</w:t>
-            </w:r>
-            <w:proofErr w:type="spellEnd"/>
-            <w:r>
-              <w:rPr>
-                <w:i/>
-                <w:sz w:val="20"/>
-              </w:rPr>
-              <w:t xml:space="preserve"> | </w:t>
-            </w:r>
-            <w:proofErr w:type="spellStart"/>
-            <w:r>
-              <w:rPr>
-                <w:i/>
-                <w:sz w:val="20"/>
-              </w:rPr>
-              <w:t>false</w:t>
-            </w:r>
-            <w:proofErr w:type="spellEnd"/>
+              <w:t>true | false</w:t>
+            </w:r>
           </w:p>
         </w:tc>
         <w:tc>
@@ -4295,21 +2981,7 @@
               <w:rPr>
                 <w:sz w:val="20"/>
               </w:rPr>
-              <w:t xml:space="preserve">Legt fest ob PDF-AS die Signatur mit einem </w:t>
-            </w:r>
-            <w:proofErr w:type="spellStart"/>
-            <w:r>
-              <w:rPr>
-                <w:sz w:val="20"/>
-              </w:rPr>
-              <w:t>KeyStore</w:t>
-            </w:r>
-            <w:proofErr w:type="spellEnd"/>
-            <w:r>
-              <w:rPr>
-                <w:sz w:val="20"/>
-              </w:rPr>
-              <w:t xml:space="preserve"> am Server zulassen soll.</w:t>
+              <w:t>Legt fest ob PDF-AS die Signatur mit einem KeyStore am Server zulassen soll.</w:t>
             </w:r>
           </w:p>
         </w:tc>
@@ -4330,16 +3002,12 @@
               <w:widowControl w:val="0"/>
               <w:spacing w:after="60" w:line="240" w:lineRule="auto"/>
             </w:pPr>
-            <w:proofErr w:type="spellStart"/>
-            <w:proofErr w:type="gramStart"/>
             <w:r>
               <w:rPr>
                 <w:sz w:val="16"/>
               </w:rPr>
               <w:t>ks.file</w:t>
             </w:r>
-            <w:proofErr w:type="spellEnd"/>
-            <w:proofErr w:type="gramEnd"/>
           </w:p>
         </w:tc>
         <w:tc>
@@ -4388,35 +3056,7 @@
               <w:rPr>
                 <w:sz w:val="20"/>
               </w:rPr>
-              <w:t xml:space="preserve">Die bei einer Signatur mit einem </w:t>
-            </w:r>
-            <w:proofErr w:type="spellStart"/>
-            <w:r>
-              <w:rPr>
-                <w:sz w:val="20"/>
-              </w:rPr>
-              <w:t>Keystore</w:t>
-            </w:r>
-            <w:proofErr w:type="spellEnd"/>
-            <w:r>
-              <w:rPr>
-                <w:sz w:val="20"/>
-              </w:rPr>
-              <w:t xml:space="preserve"> zu verwendende </w:t>
-            </w:r>
-            <w:proofErr w:type="spellStart"/>
-            <w:r>
-              <w:rPr>
-                <w:sz w:val="20"/>
-              </w:rPr>
-              <w:t>KeyStore</w:t>
-            </w:r>
-            <w:proofErr w:type="spellEnd"/>
-            <w:r>
-              <w:rPr>
-                <w:sz w:val="20"/>
-              </w:rPr>
-              <w:t xml:space="preserve"> Datei.</w:t>
+              <w:t>Die bei einer Signatur mit einem Keystore zu verwendende KeyStore Datei.</w:t>
             </w:r>
           </w:p>
         </w:tc>
@@ -4439,16 +3079,12 @@
               <w:widowControl w:val="0"/>
               <w:spacing w:after="60" w:line="240" w:lineRule="auto"/>
             </w:pPr>
-            <w:proofErr w:type="spellStart"/>
-            <w:proofErr w:type="gramStart"/>
             <w:r>
               <w:rPr>
                 <w:sz w:val="16"/>
               </w:rPr>
               <w:t>ks.type</w:t>
             </w:r>
-            <w:proofErr w:type="spellEnd"/>
-            <w:proofErr w:type="gramEnd"/>
           </w:p>
         </w:tc>
         <w:tc>
@@ -4495,21 +3131,7 @@
               <w:rPr>
                 <w:sz w:val="20"/>
               </w:rPr>
-              <w:t xml:space="preserve">Die Art der </w:t>
-            </w:r>
-            <w:proofErr w:type="spellStart"/>
-            <w:r>
-              <w:rPr>
-                <w:sz w:val="20"/>
-              </w:rPr>
-              <w:t>Keystore</w:t>
-            </w:r>
-            <w:proofErr w:type="spellEnd"/>
-            <w:r>
-              <w:rPr>
-                <w:sz w:val="20"/>
-              </w:rPr>
-              <w:t xml:space="preserve"> Datei</w:t>
+              <w:t>Die Art der Keystore Datei</w:t>
             </w:r>
           </w:p>
         </w:tc>
@@ -4530,16 +3152,12 @@
               <w:widowControl w:val="0"/>
               <w:spacing w:after="60" w:line="240" w:lineRule="auto"/>
             </w:pPr>
-            <w:proofErr w:type="spellStart"/>
-            <w:proofErr w:type="gramStart"/>
             <w:r>
               <w:rPr>
                 <w:sz w:val="16"/>
               </w:rPr>
               <w:t>ks.pass</w:t>
             </w:r>
-            <w:proofErr w:type="spellEnd"/>
-            <w:proofErr w:type="gramEnd"/>
           </w:p>
         </w:tc>
         <w:tc>
@@ -4588,21 +3206,7 @@
               <w:rPr>
                 <w:sz w:val="20"/>
               </w:rPr>
-              <w:t xml:space="preserve">Das Passwort für die </w:t>
-            </w:r>
-            <w:proofErr w:type="spellStart"/>
-            <w:r>
-              <w:rPr>
-                <w:sz w:val="20"/>
-              </w:rPr>
-              <w:t>Keystore</w:t>
-            </w:r>
-            <w:proofErr w:type="spellEnd"/>
-            <w:r>
-              <w:rPr>
-                <w:sz w:val="20"/>
-              </w:rPr>
-              <w:t xml:space="preserve"> Datei</w:t>
+              <w:t>Das Passwort für die Keystore Datei</w:t>
             </w:r>
           </w:p>
         </w:tc>
@@ -4625,16 +3229,12 @@
               <w:widowControl w:val="0"/>
               <w:spacing w:after="60" w:line="240" w:lineRule="auto"/>
             </w:pPr>
-            <w:proofErr w:type="spellStart"/>
-            <w:proofErr w:type="gramStart"/>
             <w:r>
               <w:rPr>
                 <w:sz w:val="16"/>
               </w:rPr>
               <w:t>ks.key.alias</w:t>
             </w:r>
-            <w:proofErr w:type="spellEnd"/>
-            <w:proofErr w:type="gramEnd"/>
           </w:p>
         </w:tc>
         <w:tc>
@@ -4674,21 +3274,7 @@
               <w:rPr>
                 <w:sz w:val="20"/>
               </w:rPr>
-              <w:t xml:space="preserve">Der Bezeichner des Schlüssels in der </w:t>
-            </w:r>
-            <w:proofErr w:type="spellStart"/>
-            <w:r>
-              <w:rPr>
-                <w:sz w:val="20"/>
-              </w:rPr>
-              <w:t>KeyStore</w:t>
-            </w:r>
-            <w:proofErr w:type="spellEnd"/>
-            <w:r>
-              <w:rPr>
-                <w:sz w:val="20"/>
-              </w:rPr>
-              <w:t xml:space="preserve"> Datei mit dem die Signatur durchgeführt werden soll.</w:t>
+              <w:t>Der Bezeichner des Schlüssels in der KeyStore Datei mit dem die Signatur durchgeführt werden soll.</w:t>
             </w:r>
           </w:p>
         </w:tc>
@@ -4709,16 +3295,12 @@
               <w:widowControl w:val="0"/>
               <w:spacing w:after="60" w:line="240" w:lineRule="auto"/>
             </w:pPr>
-            <w:proofErr w:type="spellStart"/>
-            <w:proofErr w:type="gramStart"/>
             <w:r>
               <w:rPr>
                 <w:sz w:val="16"/>
               </w:rPr>
               <w:t>ks.key.pass</w:t>
             </w:r>
-            <w:proofErr w:type="spellEnd"/>
-            <w:proofErr w:type="gramEnd"/>
           </w:p>
         </w:tc>
         <w:tc>
@@ -4767,21 +3349,7 @@
               <w:rPr>
                 <w:sz w:val="20"/>
               </w:rPr>
-              <w:t xml:space="preserve">Das Passwort für den Schlüssel in der </w:t>
-            </w:r>
-            <w:proofErr w:type="spellStart"/>
-            <w:r>
-              <w:rPr>
-                <w:sz w:val="20"/>
-              </w:rPr>
-              <w:t>KeyStore</w:t>
-            </w:r>
-            <w:proofErr w:type="spellEnd"/>
-            <w:r>
-              <w:rPr>
-                <w:sz w:val="20"/>
-              </w:rPr>
-              <w:t xml:space="preserve"> Datei.</w:t>
+              <w:t>Das Passwort für den Schlüssel in der KeyStore Datei.</w:t>
             </w:r>
           </w:p>
         </w:tc>
@@ -4804,19 +3372,11 @@
               <w:widowControl w:val="0"/>
               <w:spacing w:after="60" w:line="240" w:lineRule="auto"/>
             </w:pPr>
-            <w:proofErr w:type="gramStart"/>
             <w:r>
               <w:rPr>
                 <w:sz w:val="16"/>
               </w:rPr>
-              <w:t>ksl.(</w:t>
-            </w:r>
-            <w:proofErr w:type="gramEnd"/>
-            <w:r>
-              <w:rPr>
-                <w:sz w:val="16"/>
-              </w:rPr>
-              <w:t>id).*</w:t>
+              <w:t>ksl.(id).*</w:t>
             </w:r>
           </w:p>
         </w:tc>
@@ -4857,149 +3417,7 @@
               <w:rPr>
                 <w:sz w:val="20"/>
               </w:rPr>
-              <w:t xml:space="preserve">Mit </w:t>
-            </w:r>
-            <w:proofErr w:type="spellStart"/>
-            <w:r>
-              <w:rPr>
-                <w:sz w:val="20"/>
-              </w:rPr>
-              <w:t>ksl</w:t>
-            </w:r>
-            <w:proofErr w:type="spellEnd"/>
-            <w:r>
-              <w:rPr>
-                <w:sz w:val="20"/>
-              </w:rPr>
-              <w:t xml:space="preserve"> wird eine Liste von </w:t>
-            </w:r>
-            <w:proofErr w:type="spellStart"/>
-            <w:r>
-              <w:rPr>
-                <w:sz w:val="20"/>
-              </w:rPr>
-              <w:t>Keystore</w:t>
-            </w:r>
-            <w:proofErr w:type="spellEnd"/>
-            <w:r>
-              <w:rPr>
-                <w:sz w:val="20"/>
-              </w:rPr>
-              <w:t xml:space="preserve"> Einträgen ermöglicht. Die Zusammensetzung ergibt sich als </w:t>
-            </w:r>
-            <w:proofErr w:type="spellStart"/>
-            <w:proofErr w:type="gramStart"/>
-            <w:r>
-              <w:rPr>
-                <w:sz w:val="20"/>
-              </w:rPr>
-              <w:t>ksl</w:t>
-            </w:r>
-            <w:proofErr w:type="spellEnd"/>
-            <w:r>
-              <w:rPr>
-                <w:sz w:val="20"/>
-              </w:rPr>
-              <w:t>.(</w:t>
-            </w:r>
-            <w:proofErr w:type="spellStart"/>
-            <w:proofErr w:type="gramEnd"/>
-            <w:r>
-              <w:rPr>
-                <w:sz w:val="20"/>
-              </w:rPr>
-              <w:t>identifier</w:t>
-            </w:r>
-            <w:proofErr w:type="spellEnd"/>
-            <w:r>
-              <w:rPr>
-                <w:sz w:val="20"/>
-              </w:rPr>
-              <w:t>).(</w:t>
-            </w:r>
-            <w:proofErr w:type="spellStart"/>
-            <w:r>
-              <w:rPr>
-                <w:sz w:val="20"/>
-              </w:rPr>
-              <w:t>property</w:t>
-            </w:r>
-            <w:proofErr w:type="spellEnd"/>
-            <w:r>
-              <w:rPr>
-                <w:sz w:val="20"/>
-              </w:rPr>
-              <w:t xml:space="preserve">). Der Identifier identifiziert den Eintrag in der </w:t>
-            </w:r>
-            <w:proofErr w:type="spellStart"/>
-            <w:r>
-              <w:rPr>
-                <w:sz w:val="20"/>
-              </w:rPr>
-              <w:t>Keystoreliste</w:t>
-            </w:r>
-            <w:proofErr w:type="spellEnd"/>
-            <w:r>
-              <w:rPr>
-                <w:sz w:val="20"/>
-              </w:rPr>
-              <w:t xml:space="preserve">. Für jeden Eintrag müssen die Eigenschaften für diesen </w:t>
-            </w:r>
-            <w:proofErr w:type="spellStart"/>
-            <w:r>
-              <w:rPr>
-                <w:sz w:val="20"/>
-              </w:rPr>
-              <w:t>Keystore</w:t>
-            </w:r>
-            <w:proofErr w:type="spellEnd"/>
-            <w:r>
-              <w:rPr>
-                <w:sz w:val="20"/>
-              </w:rPr>
-              <w:t xml:space="preserve"> definiert werden. Diese Eigenschaften sind </w:t>
-            </w:r>
-            <w:proofErr w:type="spellStart"/>
-            <w:r>
-              <w:rPr>
-                <w:sz w:val="20"/>
-              </w:rPr>
-              <w:t>äquivialent</w:t>
-            </w:r>
-            <w:proofErr w:type="spellEnd"/>
-            <w:r>
-              <w:rPr>
-                <w:sz w:val="20"/>
-              </w:rPr>
-              <w:t xml:space="preserve"> zu den </w:t>
-            </w:r>
-            <w:proofErr w:type="spellStart"/>
-            <w:r>
-              <w:rPr>
-                <w:sz w:val="20"/>
-              </w:rPr>
-              <w:t>Keystore</w:t>
-            </w:r>
-            <w:proofErr w:type="spellEnd"/>
-            <w:r>
-              <w:rPr>
-                <w:sz w:val="20"/>
-              </w:rPr>
-              <w:t xml:space="preserve"> Eigenschaften </w:t>
-            </w:r>
-            <w:proofErr w:type="spellStart"/>
-            <w:r>
-              <w:rPr>
-                <w:sz w:val="20"/>
-              </w:rPr>
-              <w:t>ks</w:t>
-            </w:r>
-            <w:proofErr w:type="spellEnd"/>
-            <w:r>
-              <w:rPr>
-                <w:sz w:val="20"/>
-              </w:rPr>
-              <w:t>.*.</w:t>
+              <w:t>Mit ksl wird eine Liste von Keystore Einträgen ermöglicht. Die Zusammensetzung ergibt sich als ksl.(identifier).(property). Der Identifier identifiziert den Eintrag in der Keystoreliste. Für jeden Eintrag müssen die Eigenschaften für diesen Keystore definiert werden. Diese Eigenschaften sind äquivialent zu den Keystore Eigenschaften ks.*.</w:t>
             </w:r>
           </w:p>
         </w:tc>
@@ -5020,19 +3438,11 @@
               <w:widowControl w:val="0"/>
               <w:spacing w:after="60" w:line="240" w:lineRule="auto"/>
             </w:pPr>
-            <w:proofErr w:type="gramStart"/>
             <w:r>
               <w:rPr>
                 <w:sz w:val="16"/>
               </w:rPr>
-              <w:t>moal.(</w:t>
-            </w:r>
-            <w:proofErr w:type="gramEnd"/>
-            <w:r>
-              <w:rPr>
-                <w:sz w:val="16"/>
-              </w:rPr>
-              <w:t>id).*</w:t>
+              <w:t>moal.(id).*</w:t>
             </w:r>
           </w:p>
         </w:tc>
@@ -5070,154 +3480,25 @@
               <w:widowControl w:val="0"/>
               <w:spacing w:after="60" w:line="240" w:lineRule="auto"/>
               <w:cnfStyle w:val="000000000000" w:firstRow="0" w:lastRow="0" w:firstColumn="0" w:lastColumn="0" w:oddVBand="0" w:evenVBand="0" w:oddHBand="0" w:evenHBand="0" w:firstRowFirstColumn="0" w:firstRowLastColumn="0" w:lastRowFirstColumn="0" w:lastRowLastColumn="0"/>
-            </w:pPr>
-            <w:r>
-              <w:rPr>
-                <w:sz w:val="20"/>
-              </w:rPr>
-              <w:t xml:space="preserve">Mit </w:t>
-            </w:r>
-            <w:proofErr w:type="spellStart"/>
-            <w:r>
-              <w:rPr>
-                <w:sz w:val="20"/>
-              </w:rPr>
-              <w:t>moal</w:t>
-            </w:r>
-            <w:proofErr w:type="spellEnd"/>
-            <w:r>
-              <w:rPr>
-                <w:sz w:val="20"/>
-              </w:rPr>
-              <w:t xml:space="preserve"> wird eine Liste von MOA-SS Einträgen ermöglicht. Die Zusammensetzung ergibt sich als </w:t>
-            </w:r>
-            <w:proofErr w:type="spellStart"/>
-            <w:proofErr w:type="gramStart"/>
-            <w:r>
-              <w:rPr>
-                <w:sz w:val="20"/>
-              </w:rPr>
-              <w:t>moal</w:t>
-            </w:r>
-            <w:proofErr w:type="spellEnd"/>
-            <w:r>
-              <w:rPr>
-                <w:sz w:val="20"/>
-              </w:rPr>
-              <w:t>.(</w:t>
-            </w:r>
-            <w:proofErr w:type="spellStart"/>
-            <w:proofErr w:type="gramEnd"/>
-            <w:r>
-              <w:rPr>
-                <w:sz w:val="20"/>
-              </w:rPr>
-              <w:t>identifier</w:t>
-            </w:r>
-            <w:proofErr w:type="spellEnd"/>
-            <w:r>
-              <w:rPr>
-                <w:sz w:val="20"/>
-              </w:rPr>
-              <w:t>).(</w:t>
-            </w:r>
-            <w:proofErr w:type="spellStart"/>
-            <w:r>
-              <w:rPr>
-                <w:sz w:val="20"/>
-              </w:rPr>
-              <w:t>property</w:t>
-            </w:r>
-            <w:proofErr w:type="spellEnd"/>
-            <w:r>
-              <w:rPr>
-                <w:sz w:val="20"/>
-              </w:rPr>
-              <w:t>). Der Identifier identifiziert den Eintrag in der Liste. Für jeden Eintrag müssen die Eigenschaften für diese MOA-SS Anbindung definiert werden. Diese Eigenschaften sind „</w:t>
-            </w:r>
-            <w:proofErr w:type="spellStart"/>
-            <w:r>
-              <w:rPr>
-                <w:sz w:val="20"/>
-              </w:rPr>
-              <w:t>enabled</w:t>
-            </w:r>
-            <w:proofErr w:type="spellEnd"/>
-            <w:r>
-              <w:rPr>
-                <w:sz w:val="20"/>
-              </w:rPr>
-              <w:t>“, „</w:t>
-            </w:r>
-            <w:proofErr w:type="spellStart"/>
-            <w:r>
-              <w:rPr>
-                <w:sz w:val="20"/>
-              </w:rPr>
-              <w:t>url</w:t>
-            </w:r>
-            <w:proofErr w:type="spellEnd"/>
-            <w:r>
-              <w:rPr>
-                <w:sz w:val="20"/>
-              </w:rPr>
-              <w:t>“, „</w:t>
-            </w:r>
-            <w:proofErr w:type="spellStart"/>
-            <w:r>
-              <w:rPr>
-                <w:sz w:val="20"/>
-              </w:rPr>
-              <w:t>timeout</w:t>
-            </w:r>
-            <w:proofErr w:type="spellEnd"/>
-            <w:r>
-              <w:rPr>
-                <w:sz w:val="20"/>
-              </w:rPr>
-              <w:t>“, „</w:t>
-            </w:r>
-            <w:proofErr w:type="spellStart"/>
-            <w:r>
-              <w:rPr>
-                <w:sz w:val="20"/>
-              </w:rPr>
-              <w:t>KeyIdentifier</w:t>
-            </w:r>
-            <w:proofErr w:type="spellEnd"/>
-            <w:r>
-              <w:rPr>
-                <w:sz w:val="20"/>
-              </w:rPr>
-              <w:t>“, „</w:t>
-            </w:r>
-            <w:proofErr w:type="spellStart"/>
-            <w:r>
-              <w:rPr>
-                <w:sz w:val="20"/>
-              </w:rPr>
-              <w:t>Certificate</w:t>
-            </w:r>
-            <w:proofErr w:type="spellEnd"/>
-            <w:r>
-              <w:rPr>
-                <w:sz w:val="20"/>
-              </w:rPr>
-              <w:t xml:space="preserve">“. Diese Eigenschaften verhalten sich </w:t>
-            </w:r>
-            <w:proofErr w:type="spellStart"/>
-            <w:r>
-              <w:rPr>
-                <w:sz w:val="20"/>
-              </w:rPr>
-              <w:t>äquivialent</w:t>
-            </w:r>
-            <w:proofErr w:type="spellEnd"/>
-            <w:r>
-              <w:rPr>
-                <w:sz w:val="20"/>
-              </w:rPr>
-              <w:t xml:space="preserve"> zu den Einstellungen „3.3 Basiseinstellungen für die Anbindung an MOA-SS“ aus der PDF-AS Dokumentation.</w:t>
+              <w:rPr>
+                <w:sz w:val="20"/>
+              </w:rPr>
+            </w:pPr>
+            <w:r>
+              <w:rPr>
+                <w:sz w:val="20"/>
+              </w:rPr>
+              <w:t>Mit moal wird eine Liste von MOA-SS Einträgen ermöglicht. Die Zusammensetzung ergibt sich als moal.(identifier).(property). Der Identifier identifiziert den Eintrag in der Liste. Für jeden Eintrag müssen die Eigenschaften für diese MOA-SS Anbindung definiert werden. Diese Eigenschaften sind „enabled“, „url“, „timeout“, „KeyIdentifier“, „Certificate“. Diese Eigenschaften verhalten sich äquivialent zu den Einstellungen „3.3 Basiseinstellungen für die Anbindung an MOA-SS“ aus der PDF-AS Dokumentation.</w:t>
+            </w:r>
+          </w:p>
+          <w:p>
+            <w:pPr>
+              <w:widowControl w:val="0"/>
+              <w:spacing w:after="60" w:line="240" w:lineRule="auto"/>
+              <w:cnfStyle w:val="000000000000" w:firstRow="0" w:lastRow="0" w:firstColumn="0" w:lastColumn="0" w:oddVBand="0" w:evenVBand="0" w:oddHBand="0" w:evenHBand="0" w:firstRowFirstColumn="0" w:firstRowLastColumn="0" w:lastRowFirstColumn="0" w:lastRowLastColumn="0"/>
+            </w:pPr>
+            <w:r>
+              <w:t>Die Auswahl des Identifiers erfolgt über den „keyId“-Parameter im Signaturaufruf.</w:t>
             </w:r>
           </w:p>
         </w:tc>
@@ -5240,22 +3521,12 @@
               <w:widowControl w:val="0"/>
               <w:spacing w:after="60" w:line="240" w:lineRule="auto"/>
             </w:pPr>
-            <w:proofErr w:type="spellStart"/>
-            <w:proofErr w:type="gramStart"/>
             <w:r>
               <w:rPr>
                 <w:sz w:val="16"/>
               </w:rPr>
-              <w:t>soap.sign</w:t>
-            </w:r>
-            <w:proofErr w:type="gramEnd"/>
-            <w:r>
-              <w:rPr>
-                <w:sz w:val="16"/>
-              </w:rPr>
-              <w:t>.enabled</w:t>
-            </w:r>
-            <w:proofErr w:type="spellEnd"/>
+              <w:t>soap.sign.enabled</w:t>
+            </w:r>
           </w:p>
         </w:tc>
         <w:tc>
@@ -5275,31 +3546,13 @@
                 <w:i/>
               </w:rPr>
             </w:pPr>
-            <w:proofErr w:type="spellStart"/>
             <w:r>
               <w:rPr>
                 <w:i/>
                 <w:sz w:val="20"/>
               </w:rPr>
-              <w:t>true</w:t>
-            </w:r>
-            <w:proofErr w:type="spellEnd"/>
-            <w:r>
-              <w:rPr>
-                <w:i/>
-                <w:sz w:val="20"/>
-              </w:rPr>
-              <w:t xml:space="preserve"> | </w:t>
-            </w:r>
-            <w:proofErr w:type="spellStart"/>
-            <w:r>
-              <w:rPr>
-                <w:i/>
-                <w:sz w:val="20"/>
-              </w:rPr>
-              <w:t>false</w:t>
-            </w:r>
-            <w:proofErr w:type="spellEnd"/>
+              <w:t>true | false</w:t>
+            </w:r>
           </w:p>
         </w:tc>
         <w:tc>
@@ -5345,24 +3598,13 @@
                 <w:lang w:val="en-US"/>
               </w:rPr>
             </w:pPr>
-            <w:proofErr w:type="spellStart"/>
-            <w:proofErr w:type="gramStart"/>
             <w:r>
               <w:rPr>
                 <w:sz w:val="16"/>
                 <w:lang w:val="en-US"/>
               </w:rPr>
-              <w:t>soap.sign</w:t>
-            </w:r>
-            <w:proofErr w:type="gramEnd"/>
-            <w:r>
-              <w:rPr>
-                <w:sz w:val="16"/>
-                <w:lang w:val="en-US"/>
-              </w:rPr>
-              <w:t>.with.verify.enabled</w:t>
-            </w:r>
-            <w:proofErr w:type="spellEnd"/>
+              <w:t>soap.sign.with.verify.enabled</w:t>
+            </w:r>
           </w:p>
         </w:tc>
         <w:tc>
@@ -5383,31 +3625,13 @@
                 <w:i/>
               </w:rPr>
             </w:pPr>
-            <w:proofErr w:type="spellStart"/>
             <w:r>
               <w:rPr>
                 <w:i/>
                 <w:sz w:val="20"/>
               </w:rPr>
-              <w:t>true</w:t>
-            </w:r>
-            <w:proofErr w:type="spellEnd"/>
-            <w:r>
-              <w:rPr>
-                <w:i/>
-                <w:sz w:val="20"/>
-              </w:rPr>
-              <w:t xml:space="preserve"> | </w:t>
-            </w:r>
-            <w:proofErr w:type="spellStart"/>
-            <w:r>
-              <w:rPr>
-                <w:i/>
-                <w:sz w:val="20"/>
-              </w:rPr>
-              <w:t>false</w:t>
-            </w:r>
-            <w:proofErr w:type="spellEnd"/>
+              <w:t>true | false</w:t>
+            </w:r>
           </w:p>
         </w:tc>
         <w:tc>
@@ -5476,22 +3700,12 @@
               <w:widowControl w:val="0"/>
               <w:spacing w:after="60" w:line="240" w:lineRule="auto"/>
             </w:pPr>
-            <w:proofErr w:type="spellStart"/>
-            <w:proofErr w:type="gramStart"/>
             <w:r>
               <w:rPr>
                 <w:sz w:val="16"/>
               </w:rPr>
-              <w:t>soap.verify</w:t>
-            </w:r>
-            <w:proofErr w:type="gramEnd"/>
-            <w:r>
-              <w:rPr>
-                <w:sz w:val="16"/>
-              </w:rPr>
-              <w:t>.enabled</w:t>
-            </w:r>
-            <w:proofErr w:type="spellEnd"/>
+              <w:t>soap.verify.enabled</w:t>
+            </w:r>
           </w:p>
         </w:tc>
         <w:tc>
@@ -5511,31 +3725,13 @@
                 <w:i/>
               </w:rPr>
             </w:pPr>
-            <w:proofErr w:type="spellStart"/>
             <w:r>
               <w:rPr>
                 <w:i/>
                 <w:sz w:val="20"/>
               </w:rPr>
-              <w:t>true</w:t>
-            </w:r>
-            <w:proofErr w:type="spellEnd"/>
-            <w:r>
-              <w:rPr>
-                <w:i/>
-                <w:sz w:val="20"/>
-              </w:rPr>
-              <w:t xml:space="preserve"> | </w:t>
-            </w:r>
-            <w:proofErr w:type="spellStart"/>
-            <w:r>
-              <w:rPr>
-                <w:i/>
-                <w:sz w:val="20"/>
-              </w:rPr>
-              <w:t>false</w:t>
-            </w:r>
-            <w:proofErr w:type="spellEnd"/>
+              <w:t>true | false</w:t>
+            </w:r>
           </w:p>
         </w:tc>
         <w:tc>
@@ -5577,16 +3773,13 @@
               <w:widowControl w:val="0"/>
               <w:spacing w:after="60" w:line="240" w:lineRule="auto"/>
             </w:pPr>
-            <w:proofErr w:type="spellStart"/>
-            <w:proofErr w:type="gramStart"/>
             <w:r>
               <w:rPr>
                 <w:sz w:val="16"/>
               </w:rPr>
+              <w:lastRenderedPageBreak/>
               <w:t>whitelist.enabled</w:t>
             </w:r>
-            <w:proofErr w:type="spellEnd"/>
-            <w:proofErr w:type="gramEnd"/>
           </w:p>
         </w:tc>
         <w:tc>
@@ -5607,31 +3800,13 @@
                 <w:i/>
               </w:rPr>
             </w:pPr>
-            <w:proofErr w:type="spellStart"/>
             <w:r>
               <w:rPr>
                 <w:i/>
                 <w:sz w:val="20"/>
               </w:rPr>
-              <w:t>true</w:t>
-            </w:r>
-            <w:proofErr w:type="spellEnd"/>
-            <w:r>
-              <w:rPr>
-                <w:i/>
-                <w:sz w:val="20"/>
-              </w:rPr>
-              <w:t xml:space="preserve"> | </w:t>
-            </w:r>
-            <w:proofErr w:type="spellStart"/>
-            <w:r>
-              <w:rPr>
-                <w:i/>
-                <w:sz w:val="20"/>
-              </w:rPr>
-              <w:t>false</w:t>
-            </w:r>
-            <w:proofErr w:type="spellEnd"/>
+              <w:t>true | false</w:t>
+            </w:r>
           </w:p>
         </w:tc>
         <w:tc>
@@ -5653,21 +3828,7 @@
               <w:rPr>
                 <w:sz w:val="20"/>
               </w:rPr>
-              <w:t xml:space="preserve">Legt fest ob PDF-AS externe URLS mit der </w:t>
-            </w:r>
-            <w:proofErr w:type="spellStart"/>
-            <w:r>
-              <w:rPr>
-                <w:sz w:val="20"/>
-              </w:rPr>
-              <w:t>Whitelist</w:t>
-            </w:r>
-            <w:proofErr w:type="spellEnd"/>
-            <w:r>
-              <w:rPr>
-                <w:sz w:val="20"/>
-              </w:rPr>
-              <w:t xml:space="preserve"> vergleicht.</w:t>
+              <w:t>Legt fest ob PDF-AS externe URLS mit der Whitelist vergleicht.</w:t>
             </w:r>
           </w:p>
         </w:tc>
@@ -5690,15 +3851,12 @@
               <w:widowControl w:val="0"/>
               <w:spacing w:after="60" w:line="240" w:lineRule="auto"/>
             </w:pPr>
-            <w:proofErr w:type="gramStart"/>
             <w:r>
               <w:rPr>
                 <w:sz w:val="16"/>
               </w:rPr>
-              <w:lastRenderedPageBreak/>
               <w:t>whitelist.url.*</w:t>
             </w:r>
-            <w:proofErr w:type="gramEnd"/>
           </w:p>
         </w:tc>
         <w:tc>
@@ -5718,7 +3876,6 @@
                 <w:i/>
               </w:rPr>
             </w:pPr>
-            <w:proofErr w:type="spellStart"/>
             <w:r>
               <w:rPr>
                 <w:i/>
@@ -5726,7 +3883,6 @@
               </w:rPr>
               <w:t>JavaRegularExpression</w:t>
             </w:r>
-            <w:proofErr w:type="spellEnd"/>
           </w:p>
         </w:tc>
         <w:tc>
@@ -5747,35 +3903,7 @@
               <w:rPr>
                 <w:sz w:val="20"/>
               </w:rPr>
-              <w:t xml:space="preserve">Eine Liste von Regular </w:t>
-            </w:r>
-            <w:proofErr w:type="spellStart"/>
-            <w:r>
-              <w:rPr>
-                <w:sz w:val="20"/>
-              </w:rPr>
-              <w:t>Expressions</w:t>
-            </w:r>
-            <w:proofErr w:type="spellEnd"/>
-            <w:r>
-              <w:rPr>
-                <w:sz w:val="20"/>
-              </w:rPr>
-              <w:t xml:space="preserve"> die eine </w:t>
-            </w:r>
-            <w:proofErr w:type="spellStart"/>
-            <w:r>
-              <w:rPr>
-                <w:sz w:val="20"/>
-              </w:rPr>
-              <w:t>Whitelist</w:t>
-            </w:r>
-            <w:proofErr w:type="spellEnd"/>
-            <w:r>
-              <w:rPr>
-                <w:sz w:val="20"/>
-              </w:rPr>
-              <w:t xml:space="preserve"> für externe URLS in PDF-AS festlegen.</w:t>
+              <w:t>Eine Liste von Regular Expressions die eine Whitelist für externe URLS in PDF-AS festlegen.</w:t>
             </w:r>
           </w:p>
         </w:tc>
@@ -5796,16 +3924,12 @@
               <w:widowControl w:val="0"/>
               <w:spacing w:after="60" w:line="240" w:lineRule="auto"/>
             </w:pPr>
-            <w:proofErr w:type="spellStart"/>
-            <w:proofErr w:type="gramStart"/>
             <w:r>
               <w:rPr>
                 <w:sz w:val="16"/>
               </w:rPr>
               <w:t>request.store</w:t>
             </w:r>
-            <w:proofErr w:type="spellEnd"/>
-            <w:proofErr w:type="gramEnd"/>
           </w:p>
         </w:tc>
         <w:tc>
@@ -5826,40 +3950,13 @@
                 <w:i/>
               </w:rPr>
             </w:pPr>
-            <w:proofErr w:type="spellStart"/>
-            <w:proofErr w:type="gramStart"/>
             <w:r>
               <w:rPr>
                 <w:i/>
                 <w:sz w:val="20"/>
               </w:rPr>
-              <w:t>at.gv.egiz.pdfas.web.store</w:t>
-            </w:r>
-            <w:proofErr w:type="gramEnd"/>
-            <w:r>
-              <w:rPr>
-                <w:i/>
-                <w:sz w:val="20"/>
-              </w:rPr>
-              <w:t>.InMemoryRequestStore</w:t>
-            </w:r>
-            <w:proofErr w:type="spellEnd"/>
-            <w:r>
-              <w:rPr>
-                <w:i/>
-                <w:sz w:val="20"/>
-              </w:rPr>
-              <w:t xml:space="preserve"> | </w:t>
-            </w:r>
-            <w:proofErr w:type="spellStart"/>
-            <w:r>
-              <w:rPr>
-                <w:i/>
-                <w:sz w:val="20"/>
-              </w:rPr>
-              <w:t>at.gv.egiz.pdfas.web.store.DBRequestStore</w:t>
-            </w:r>
-            <w:proofErr w:type="spellEnd"/>
+              <w:t>at.gv.egiz.pdfas.web.store.InMemoryRequestStore | at.gv.egiz.pdfas.web.store.DBRequestStore</w:t>
+            </w:r>
           </w:p>
         </w:tc>
         <w:tc>
@@ -5881,91 +3978,7 @@
               <w:rPr>
                 <w:sz w:val="20"/>
               </w:rPr>
-              <w:t xml:space="preserve">Legt die Implementierung des </w:t>
-            </w:r>
-            <w:proofErr w:type="spellStart"/>
-            <w:r>
-              <w:rPr>
-                <w:sz w:val="20"/>
-              </w:rPr>
-              <w:t>Requeststores</w:t>
-            </w:r>
-            <w:proofErr w:type="spellEnd"/>
-            <w:r>
-              <w:rPr>
-                <w:sz w:val="20"/>
-              </w:rPr>
-              <w:t xml:space="preserve"> fest. Nur wenn PDF-AS im Cluster verwendet wird und per SOAP-Schnittstelle eine clientbasierte Signatur erstellt werden soll, sollte dieser Parameter vom </w:t>
-            </w:r>
-            <w:proofErr w:type="spellStart"/>
-            <w:r>
-              <w:rPr>
-                <w:sz w:val="20"/>
-              </w:rPr>
-              <w:t>InMemoryRequestStore</w:t>
-            </w:r>
-            <w:proofErr w:type="spellEnd"/>
-            <w:r>
-              <w:rPr>
-                <w:sz w:val="20"/>
-              </w:rPr>
-              <w:t xml:space="preserve"> auf den </w:t>
-            </w:r>
-            <w:proofErr w:type="spellStart"/>
-            <w:r>
-              <w:rPr>
-                <w:sz w:val="20"/>
-              </w:rPr>
-              <w:t>DBRequestStore</w:t>
-            </w:r>
-            <w:proofErr w:type="spellEnd"/>
-            <w:r>
-              <w:rPr>
-                <w:sz w:val="20"/>
-              </w:rPr>
-              <w:t xml:space="preserve"> gestellt werden. Wenn hier der </w:t>
-            </w:r>
-            <w:proofErr w:type="spellStart"/>
-            <w:r>
-              <w:rPr>
-                <w:sz w:val="20"/>
-              </w:rPr>
-              <w:t>DBReqeustStore</w:t>
-            </w:r>
-            <w:proofErr w:type="spellEnd"/>
-            <w:r>
-              <w:rPr>
-                <w:sz w:val="20"/>
-              </w:rPr>
-              <w:t xml:space="preserve"> verwendet wird, speichert PDF-AS Web </w:t>
-            </w:r>
-            <w:proofErr w:type="spellStart"/>
-            <w:r>
-              <w:rPr>
-                <w:sz w:val="20"/>
-              </w:rPr>
-              <w:t>Signaturrequests</w:t>
-            </w:r>
-            <w:proofErr w:type="spellEnd"/>
-            <w:r>
-              <w:rPr>
-                <w:sz w:val="20"/>
-              </w:rPr>
-              <w:t xml:space="preserve">, die per SOAP-Schnittstelle kommen und vom Benutzer bearbeitet werden müssen in eine Datenbank. In diesem Fall müssen die Eigenschaften </w:t>
-            </w:r>
-            <w:proofErr w:type="gramStart"/>
-            <w:r>
-              <w:rPr>
-                <w:sz w:val="20"/>
-              </w:rPr>
-              <w:t>hibernate.props</w:t>
-            </w:r>
-            <w:proofErr w:type="gramEnd"/>
-            <w:r>
-              <w:rPr>
-                <w:sz w:val="20"/>
-              </w:rPr>
-              <w:t>.* entsprechenden festgelegt werden.</w:t>
+              <w:t>Legt die Implementierung des Requeststores fest. Nur wenn PDF-AS im Cluster verwendet wird und per SOAP-Schnittstelle eine clientbasierte Signatur erstellt werden soll, sollte dieser Parameter vom InMemoryRequestStore auf den DBRequestStore gestellt werden. Wenn hier der DBReqeustStore verwendet wird, speichert PDF-AS Web Signaturrequests, die per SOAP-Schnittstelle kommen und vom Benutzer bearbeitet werden müssen in eine Datenbank. In diesem Fall müssen die Eigenschaften hibernate.props.* entsprechenden festgelegt werden.</w:t>
             </w:r>
           </w:p>
         </w:tc>
@@ -5988,22 +4001,12 @@
               <w:widowControl w:val="0"/>
               <w:spacing w:after="60" w:line="240" w:lineRule="auto"/>
             </w:pPr>
-            <w:proofErr w:type="spellStart"/>
             <w:r>
               <w:rPr>
                 <w:sz w:val="16"/>
               </w:rPr>
-              <w:t>request.</w:t>
-            </w:r>
-            <w:proofErr w:type="gramStart"/>
-            <w:r>
-              <w:rPr>
-                <w:sz w:val="16"/>
-              </w:rPr>
-              <w:t>db.timeout</w:t>
-            </w:r>
-            <w:proofErr w:type="spellEnd"/>
-            <w:proofErr w:type="gramEnd"/>
+              <w:t>request.db.timeout</w:t>
+            </w:r>
           </w:p>
         </w:tc>
         <w:tc>
@@ -6023,7 +4026,6 @@
                 <w:i/>
               </w:rPr>
             </w:pPr>
-            <w:proofErr w:type="spellStart"/>
             <w:r>
               <w:rPr>
                 <w:i/>
@@ -6031,7 +4033,6 @@
               </w:rPr>
               <w:t>Number</w:t>
             </w:r>
-            <w:proofErr w:type="spellEnd"/>
           </w:p>
         </w:tc>
         <w:tc>
@@ -6052,21 +4053,7 @@
               <w:rPr>
                 <w:sz w:val="20"/>
               </w:rPr>
-              <w:t xml:space="preserve">Gibt die Anzahl der Sekunden an, die ein </w:t>
-            </w:r>
-            <w:proofErr w:type="spellStart"/>
-            <w:r>
-              <w:rPr>
-                <w:sz w:val="20"/>
-              </w:rPr>
-              <w:t>Signaturrequest</w:t>
-            </w:r>
-            <w:proofErr w:type="spellEnd"/>
-            <w:r>
-              <w:rPr>
-                <w:sz w:val="20"/>
-              </w:rPr>
-              <w:t xml:space="preserve"> in der Datenbank gespeichert wird.</w:t>
+              <w:t>Gibt die Anzahl der Sekunden an, die ein Signaturrequest in der Datenbank gespeichert wird.</w:t>
             </w:r>
           </w:p>
         </w:tc>
@@ -6087,19 +4074,11 @@
               <w:widowControl w:val="0"/>
               <w:spacing w:after="60" w:line="240" w:lineRule="auto"/>
             </w:pPr>
-            <w:proofErr w:type="gramStart"/>
             <w:r>
               <w:rPr>
                 <w:sz w:val="16"/>
               </w:rPr>
-              <w:t>hibernate.props</w:t>
-            </w:r>
-            <w:proofErr w:type="gramEnd"/>
-            <w:r>
-              <w:rPr>
-                <w:sz w:val="16"/>
-              </w:rPr>
-              <w:t>.*</w:t>
+              <w:t>hibernate.props.*</w:t>
             </w:r>
           </w:p>
         </w:tc>
@@ -6149,49 +4128,7 @@
               <w:rPr>
                 <w:sz w:val="20"/>
               </w:rPr>
-              <w:t xml:space="preserve">Alle Eigenschaften die unter diesem </w:t>
-            </w:r>
-            <w:proofErr w:type="spellStart"/>
-            <w:r>
-              <w:rPr>
-                <w:sz w:val="20"/>
-              </w:rPr>
-              <w:t>Prefix</w:t>
-            </w:r>
-            <w:proofErr w:type="spellEnd"/>
-            <w:r>
-              <w:rPr>
-                <w:sz w:val="20"/>
-              </w:rPr>
-              <w:t xml:space="preserve"> eingetragen sind dienen der Konfiguration von </w:t>
-            </w:r>
-            <w:proofErr w:type="spellStart"/>
-            <w:r>
-              <w:rPr>
-                <w:sz w:val="20"/>
-              </w:rPr>
-              <w:t>Hibernate</w:t>
-            </w:r>
-            <w:proofErr w:type="spellEnd"/>
-            <w:r>
-              <w:rPr>
-                <w:sz w:val="20"/>
-              </w:rPr>
-              <w:t xml:space="preserve"> für die Datenbankverbindung des </w:t>
-            </w:r>
-            <w:proofErr w:type="spellStart"/>
-            <w:r>
-              <w:rPr>
-                <w:sz w:val="20"/>
-              </w:rPr>
-              <w:t>DBRequestStore</w:t>
-            </w:r>
-            <w:proofErr w:type="spellEnd"/>
-            <w:r>
-              <w:rPr>
-                <w:sz w:val="20"/>
-              </w:rPr>
-              <w:t>. Wenn dieser nicht konfiguriert ist, benötigt PDF-AS Web keine Datenbank. Ein komplettes Beispiel für diese Parameter ist in der Beispielkonfiguration in diesem Dokument zu finden.</w:t>
+              <w:t>Alle Eigenschaften die unter diesem Prefix eingetragen sind dienen der Konfiguration von Hibernate für die Datenbankverbindung des DBRequestStore. Wenn dieser nicht konfiguriert ist, benötigt PDF-AS Web keine Datenbank. Ein komplettes Beispiel für diese Parameter ist in der Beispielkonfiguration in diesem Dokument zu finden.</w:t>
             </w:r>
           </w:p>
         </w:tc>
@@ -6287,16 +4224,12 @@
               <w:widowControl w:val="0"/>
               <w:spacing w:after="60" w:line="240" w:lineRule="auto"/>
             </w:pPr>
-            <w:proofErr w:type="spellStart"/>
-            <w:proofErr w:type="gramStart"/>
             <w:r>
               <w:rPr>
                 <w:sz w:val="16"/>
               </w:rPr>
               <w:t>reload.enabled</w:t>
             </w:r>
-            <w:proofErr w:type="spellEnd"/>
-            <w:proofErr w:type="gramEnd"/>
           </w:p>
         </w:tc>
         <w:tc>
@@ -6317,31 +4250,13 @@
                 <w:i/>
               </w:rPr>
             </w:pPr>
-            <w:proofErr w:type="spellStart"/>
             <w:r>
               <w:rPr>
                 <w:i/>
                 <w:sz w:val="20"/>
               </w:rPr>
-              <w:t>true</w:t>
-            </w:r>
-            <w:proofErr w:type="spellEnd"/>
-            <w:r>
-              <w:rPr>
-                <w:i/>
-                <w:sz w:val="20"/>
-              </w:rPr>
-              <w:t xml:space="preserve"> | </w:t>
-            </w:r>
-            <w:proofErr w:type="spellStart"/>
-            <w:r>
-              <w:rPr>
-                <w:i/>
-                <w:sz w:val="20"/>
-              </w:rPr>
-              <w:t>false</w:t>
-            </w:r>
-            <w:proofErr w:type="spellEnd"/>
+              <w:t>true | false</w:t>
+            </w:r>
           </w:p>
         </w:tc>
         <w:tc>
@@ -6386,16 +4301,12 @@
               <w:widowControl w:val="0"/>
               <w:spacing w:after="60" w:line="240" w:lineRule="auto"/>
             </w:pPr>
-            <w:proofErr w:type="spellStart"/>
-            <w:proofErr w:type="gramStart"/>
             <w:r>
               <w:rPr>
                 <w:sz w:val="16"/>
               </w:rPr>
               <w:t>allow.ext.overwrite</w:t>
             </w:r>
-            <w:proofErr w:type="spellEnd"/>
-            <w:proofErr w:type="gramEnd"/>
           </w:p>
         </w:tc>
         <w:tc>
@@ -6415,31 +4326,13 @@
                 <w:i/>
               </w:rPr>
             </w:pPr>
-            <w:proofErr w:type="spellStart"/>
             <w:r>
               <w:rPr>
                 <w:i/>
                 <w:sz w:val="20"/>
               </w:rPr>
-              <w:t>true</w:t>
-            </w:r>
-            <w:proofErr w:type="spellEnd"/>
-            <w:r>
-              <w:rPr>
-                <w:i/>
-                <w:sz w:val="20"/>
-              </w:rPr>
-              <w:t xml:space="preserve"> | </w:t>
-            </w:r>
-            <w:proofErr w:type="spellStart"/>
-            <w:r>
-              <w:rPr>
-                <w:i/>
-                <w:sz w:val="20"/>
-              </w:rPr>
-              <w:t>false</w:t>
-            </w:r>
-            <w:proofErr w:type="spellEnd"/>
+              <w:t>true | false</w:t>
+            </w:r>
           </w:p>
         </w:tc>
         <w:tc>
@@ -6460,35 +4353,7 @@
               <w:rPr>
                 <w:sz w:val="20"/>
               </w:rPr>
-              <w:t xml:space="preserve">Ist dieser </w:t>
-            </w:r>
-            <w:proofErr w:type="spellStart"/>
-            <w:r>
-              <w:rPr>
-                <w:sz w:val="20"/>
-              </w:rPr>
-              <w:t>Paramter</w:t>
-            </w:r>
-            <w:proofErr w:type="spellEnd"/>
-            <w:r>
-              <w:rPr>
-                <w:sz w:val="20"/>
-              </w:rPr>
-              <w:t xml:space="preserve"> auf </w:t>
-            </w:r>
-            <w:proofErr w:type="spellStart"/>
-            <w:r>
-              <w:rPr>
-                <w:sz w:val="20"/>
-              </w:rPr>
-              <w:t>true</w:t>
-            </w:r>
-            <w:proofErr w:type="spellEnd"/>
-            <w:r>
-              <w:rPr>
-                <w:sz w:val="20"/>
-              </w:rPr>
-              <w:t xml:space="preserve"> gesetzt, erlaubt PDF-AS-WEB externen Anwendungen Konfigurationseinträge zu überschreiben. </w:t>
+              <w:t xml:space="preserve">Ist dieser Paramter auf true gesetzt, erlaubt PDF-AS-WEB externen Anwendungen Konfigurationseinträge zu überschreiben. </w:t>
             </w:r>
             <w:r>
               <w:rPr>
@@ -6501,57 +4366,7 @@
               <w:rPr>
                 <w:sz w:val="20"/>
               </w:rPr>
-              <w:t>: Es können nur Einträge der PDF-AS Konfiguration (</w:t>
-            </w:r>
-            <w:proofErr w:type="spellStart"/>
-            <w:r>
-              <w:rPr>
-                <w:sz w:val="20"/>
-              </w:rPr>
-              <w:t>cfg</w:t>
-            </w:r>
-            <w:proofErr w:type="spellEnd"/>
-            <w:r>
-              <w:rPr>
-                <w:sz w:val="20"/>
-              </w:rPr>
-              <w:t>/</w:t>
-            </w:r>
-            <w:proofErr w:type="spellStart"/>
-            <w:r>
-              <w:rPr>
-                <w:sz w:val="20"/>
-              </w:rPr>
-              <w:t>config.properties</w:t>
-            </w:r>
-            <w:proofErr w:type="spellEnd"/>
-            <w:r>
-              <w:rPr>
-                <w:sz w:val="20"/>
-              </w:rPr>
-              <w:t>), nicht jedoch aus der PDF-AS-WEB Konfiguration (</w:t>
-            </w:r>
-            <w:proofErr w:type="spellStart"/>
-            <w:r>
-              <w:rPr>
-                <w:sz w:val="20"/>
-              </w:rPr>
-              <w:t>pdf-as-</w:t>
-            </w:r>
-            <w:proofErr w:type="gramStart"/>
-            <w:r>
-              <w:rPr>
-                <w:sz w:val="20"/>
-              </w:rPr>
-              <w:t>web.properties</w:t>
-            </w:r>
-            <w:proofErr w:type="spellEnd"/>
-            <w:proofErr w:type="gramEnd"/>
-            <w:r>
-              <w:rPr>
-                <w:sz w:val="20"/>
-              </w:rPr>
-              <w:t>) überschrieben werden.</w:t>
+              <w:t>: Es können nur Einträge der PDF-AS Konfiguration (cfg/config.properties), nicht jedoch aus der PDF-AS-WEB Konfiguration (pdf-as-web.properties) überschrieben werden.</w:t>
             </w:r>
           </w:p>
         </w:tc>
@@ -6572,14 +4387,12 @@
               <w:widowControl w:val="0"/>
               <w:spacing w:after="60" w:line="240" w:lineRule="auto"/>
             </w:pPr>
-            <w:proofErr w:type="gramStart"/>
             <w:r>
               <w:rPr>
                 <w:sz w:val="16"/>
               </w:rPr>
               <w:t>ext.overwrite.wl.*</w:t>
             </w:r>
-            <w:proofErr w:type="gramEnd"/>
           </w:p>
         </w:tc>
         <w:tc>
@@ -6600,7 +4413,6 @@
                 <w:i/>
               </w:rPr>
             </w:pPr>
-            <w:proofErr w:type="spellStart"/>
             <w:r>
               <w:rPr>
                 <w:i/>
@@ -6608,7 +4420,6 @@
               </w:rPr>
               <w:t>JavaRegularExpression</w:t>
             </w:r>
-            <w:proofErr w:type="spellEnd"/>
           </w:p>
         </w:tc>
         <w:tc>
@@ -6630,35 +4441,7 @@
               <w:rPr>
                 <w:sz w:val="20"/>
               </w:rPr>
-              <w:t xml:space="preserve">Eine Liste von Regular </w:t>
-            </w:r>
-            <w:proofErr w:type="spellStart"/>
-            <w:r>
-              <w:rPr>
-                <w:sz w:val="20"/>
-              </w:rPr>
-              <w:t>Expressions</w:t>
-            </w:r>
-            <w:proofErr w:type="spellEnd"/>
-            <w:r>
-              <w:rPr>
-                <w:sz w:val="20"/>
-              </w:rPr>
-              <w:t xml:space="preserve"> die eine </w:t>
-            </w:r>
-            <w:proofErr w:type="spellStart"/>
-            <w:r>
-              <w:rPr>
-                <w:sz w:val="20"/>
-              </w:rPr>
-              <w:t>Whitelist</w:t>
-            </w:r>
-            <w:proofErr w:type="spellEnd"/>
-            <w:r>
-              <w:rPr>
-                <w:sz w:val="20"/>
-              </w:rPr>
-              <w:t xml:space="preserve"> für Konfigurationseinträge die von externen Anwendungen überschrieben werden können festlegen.</w:t>
+              <w:t>Eine Liste von Regular Expressions die eine Whitelist für Konfigurationseinträge die von externen Anwendungen überschrieben werden können festlegen.</w:t>
             </w:r>
           </w:p>
         </w:tc>
@@ -6681,22 +4464,12 @@
               <w:widowControl w:val="0"/>
               <w:spacing w:after="60" w:line="240" w:lineRule="auto"/>
             </w:pPr>
-            <w:proofErr w:type="spellStart"/>
-            <w:proofErr w:type="gramStart"/>
             <w:r>
               <w:rPr>
                 <w:sz w:val="16"/>
               </w:rPr>
-              <w:t>qr.placeholder</w:t>
-            </w:r>
-            <w:proofErr w:type="gramEnd"/>
-            <w:r>
-              <w:rPr>
-                <w:sz w:val="16"/>
-              </w:rPr>
-              <w:t>.generator.enabled</w:t>
-            </w:r>
-            <w:proofErr w:type="spellEnd"/>
+              <w:t>qr.placeholder.generator.enabled</w:t>
+            </w:r>
           </w:p>
           <w:p>
             <w:pPr>
@@ -6722,31 +4495,13 @@
                 <w:i/>
               </w:rPr>
             </w:pPr>
-            <w:proofErr w:type="spellStart"/>
             <w:r>
               <w:rPr>
                 <w:i/>
                 <w:sz w:val="20"/>
               </w:rPr>
-              <w:t>true</w:t>
-            </w:r>
-            <w:proofErr w:type="spellEnd"/>
-            <w:r>
-              <w:rPr>
-                <w:i/>
-                <w:sz w:val="20"/>
-              </w:rPr>
-              <w:t xml:space="preserve"> | </w:t>
-            </w:r>
-            <w:proofErr w:type="spellStart"/>
-            <w:r>
-              <w:rPr>
-                <w:i/>
-                <w:sz w:val="20"/>
-              </w:rPr>
-              <w:t>false</w:t>
-            </w:r>
-            <w:proofErr w:type="spellEnd"/>
+              <w:t>true | false</w:t>
+            </w:r>
           </w:p>
         </w:tc>
         <w:tc>
@@ -6767,35 +4522,7 @@
               <w:rPr>
                 <w:sz w:val="20"/>
               </w:rPr>
-              <w:t xml:space="preserve">Ist dieser </w:t>
-            </w:r>
-            <w:proofErr w:type="spellStart"/>
-            <w:r>
-              <w:rPr>
-                <w:sz w:val="20"/>
-              </w:rPr>
-              <w:t>Paramter</w:t>
-            </w:r>
-            <w:proofErr w:type="spellEnd"/>
-            <w:r>
-              <w:rPr>
-                <w:sz w:val="20"/>
-              </w:rPr>
-              <w:t xml:space="preserve"> auf </w:t>
-            </w:r>
-            <w:proofErr w:type="spellStart"/>
-            <w:r>
-              <w:rPr>
-                <w:sz w:val="20"/>
-              </w:rPr>
-              <w:t>true</w:t>
-            </w:r>
-            <w:proofErr w:type="spellEnd"/>
-            <w:r>
-              <w:rPr>
-                <w:sz w:val="20"/>
-              </w:rPr>
-              <w:t xml:space="preserve"> gesetzt, kann das Platzhalter Servlet verwendet werden.</w:t>
+              <w:t>Ist dieser Paramter auf true gesetzt, kann das Platzhalter Servlet verwendet werden.</w:t>
             </w:r>
           </w:p>
         </w:tc>
@@ -6819,7 +4546,6 @@
                 <w:color w:val="auto"/>
               </w:rPr>
             </w:pPr>
-            <w:proofErr w:type="gramStart"/>
             <w:r>
               <w:rPr>
                 <w:color w:val="auto"/>
@@ -6827,7 +4553,6 @@
               </w:rPr>
               <w:t>sl20.sign.enabled</w:t>
             </w:r>
-            <w:proofErr w:type="gramEnd"/>
           </w:p>
           <w:p>
             <w:pPr>
@@ -6858,92 +4583,40 @@
                 <w:color w:val="auto"/>
               </w:rPr>
             </w:pPr>
-            <w:proofErr w:type="spellStart"/>
             <w:r>
               <w:rPr>
                 <w:i/>
                 <w:color w:val="auto"/>
                 <w:sz w:val="20"/>
               </w:rPr>
-              <w:t>true</w:t>
-            </w:r>
-            <w:proofErr w:type="spellEnd"/>
-            <w:r>
-              <w:rPr>
-                <w:i/>
+              <w:t>true | false</w:t>
+            </w:r>
+          </w:p>
+        </w:tc>
+        <w:tc>
+          <w:tcPr>
+            <w:tcW w:w="5435" w:type="dxa"/>
+            <w:tcBorders>
+              <w:top w:val="nil"/>
+              <w:bottom w:val="nil"/>
+            </w:tcBorders>
+            <w:shd w:val="clear" w:color="auto" w:fill="DDDBD5" w:themeFill="text2" w:themeFillTint="33"/>
+          </w:tcPr>
+          <w:p>
+            <w:pPr>
+              <w:widowControl w:val="0"/>
+              <w:spacing w:after="60" w:line="240" w:lineRule="auto"/>
+              <w:cnfStyle w:val="000000000000" w:firstRow="0" w:lastRow="0" w:firstColumn="0" w:lastColumn="0" w:oddVBand="0" w:evenVBand="0" w:oddHBand="0" w:evenHBand="0" w:firstRowFirstColumn="0" w:firstRowLastColumn="0" w:lastRowFirstColumn="0" w:lastRowLastColumn="0"/>
+              <w:rPr>
                 <w:color w:val="auto"/>
-                <w:sz w:val="20"/>
-              </w:rPr>
-              <w:t xml:space="preserve"> | </w:t>
-            </w:r>
-            <w:proofErr w:type="spellStart"/>
-            <w:r>
-              <w:rPr>
-                <w:i/>
+              </w:rPr>
+            </w:pPr>
+            <w:r>
+              <w:rPr>
                 <w:color w:val="auto"/>
                 <w:sz w:val="20"/>
               </w:rPr>
-              <w:t>false</w:t>
-            </w:r>
-            <w:proofErr w:type="spellEnd"/>
-          </w:p>
-        </w:tc>
-        <w:tc>
-          <w:tcPr>
-            <w:tcW w:w="5435" w:type="dxa"/>
-            <w:tcBorders>
-              <w:top w:val="nil"/>
-              <w:bottom w:val="nil"/>
-            </w:tcBorders>
-            <w:shd w:val="clear" w:color="auto" w:fill="DDDBD5" w:themeFill="text2" w:themeFillTint="33"/>
-          </w:tcPr>
-          <w:p>
-            <w:pPr>
-              <w:widowControl w:val="0"/>
-              <w:spacing w:after="60" w:line="240" w:lineRule="auto"/>
-              <w:cnfStyle w:val="000000000000" w:firstRow="0" w:lastRow="0" w:firstColumn="0" w:lastColumn="0" w:oddVBand="0" w:evenVBand="0" w:oddHBand="0" w:evenHBand="0" w:firstRowFirstColumn="0" w:firstRowLastColumn="0" w:lastRowFirstColumn="0" w:lastRowLastColumn="0"/>
-              <w:rPr>
-                <w:color w:val="auto"/>
-              </w:rPr>
-            </w:pPr>
-            <w:r>
-              <w:rPr>
-                <w:color w:val="auto"/>
-                <w:sz w:val="20"/>
-              </w:rPr>
-              <w:t xml:space="preserve">Ist dieser </w:t>
-            </w:r>
-            <w:proofErr w:type="spellStart"/>
-            <w:r>
-              <w:rPr>
-                <w:color w:val="auto"/>
-                <w:sz w:val="20"/>
-              </w:rPr>
-              <w:t>Paramter</w:t>
-            </w:r>
-            <w:proofErr w:type="spellEnd"/>
-            <w:r>
-              <w:rPr>
-                <w:color w:val="auto"/>
-                <w:sz w:val="20"/>
-              </w:rPr>
-              <w:t xml:space="preserve"> auf </w:t>
-            </w:r>
-            <w:proofErr w:type="spellStart"/>
-            <w:r>
-              <w:rPr>
-                <w:color w:val="auto"/>
-                <w:sz w:val="20"/>
-              </w:rPr>
-              <w:t>true</w:t>
-            </w:r>
-            <w:proofErr w:type="spellEnd"/>
-            <w:r>
-              <w:rPr>
-                <w:color w:val="auto"/>
-                <w:sz w:val="20"/>
-              </w:rPr>
-              <w:t xml:space="preserve"> gesetzt, kann die Security-Layer 2.0 Schnittstelle verwendet werden.</w:t>
+              <w:t>Ist dieser Paramter auf true gesetzt, kann die Security-Layer 2.0 Schnittstelle verwendet werden.</w:t>
             </w:r>
           </w:p>
         </w:tc>
@@ -7053,7 +4726,6 @@
                 <w:color w:val="auto"/>
               </w:rPr>
             </w:pPr>
-            <w:proofErr w:type="gramStart"/>
             <w:r>
               <w:rPr>
                 <w:color w:val="auto"/>
@@ -7061,7 +4733,6 @@
               </w:rPr>
               <w:t>sl20.keystore.file</w:t>
             </w:r>
-            <w:proofErr w:type="gramEnd"/>
           </w:p>
         </w:tc>
         <w:tc>
@@ -7111,21 +4782,12 @@
                 <w:color w:val="auto"/>
               </w:rPr>
             </w:pPr>
-            <w:proofErr w:type="spellStart"/>
             <w:r>
               <w:rPr>
                 <w:color w:val="auto"/>
                 <w:sz w:val="20"/>
               </w:rPr>
-              <w:t>Keystore</w:t>
-            </w:r>
-            <w:proofErr w:type="spellEnd"/>
-            <w:r>
-              <w:rPr>
-                <w:color w:val="auto"/>
-                <w:sz w:val="20"/>
-              </w:rPr>
-              <w:t xml:space="preserve"> mit Schlüsselmaterial für SL 2.0.</w:t>
+              <w:t>Keystore mit Schlüsselmaterial für SL 2.0.</w:t>
             </w:r>
           </w:p>
         </w:tc>
@@ -7151,7 +4813,6 @@
                 <w:color w:val="auto"/>
               </w:rPr>
             </w:pPr>
-            <w:proofErr w:type="gramStart"/>
             <w:r>
               <w:rPr>
                 <w:color w:val="auto"/>
@@ -7159,7 +4820,6 @@
               </w:rPr>
               <w:t>sl20.keystore.type</w:t>
             </w:r>
-            <w:proofErr w:type="gramEnd"/>
           </w:p>
         </w:tc>
         <w:tc>
@@ -7212,23 +4872,7 @@
                 <w:color w:val="auto"/>
                 <w:sz w:val="20"/>
               </w:rPr>
-              <w:t xml:space="preserve">Type des </w:t>
-            </w:r>
-            <w:proofErr w:type="spellStart"/>
-            <w:r>
-              <w:rPr>
-                <w:color w:val="auto"/>
-                <w:sz w:val="20"/>
-              </w:rPr>
-              <w:t>Keystores</w:t>
-            </w:r>
-            <w:proofErr w:type="spellEnd"/>
-            <w:r>
-              <w:rPr>
-                <w:color w:val="auto"/>
-                <w:sz w:val="20"/>
-              </w:rPr>
-              <w:t>.</w:t>
+              <w:t>Type des Keystores.</w:t>
             </w:r>
           </w:p>
         </w:tc>
@@ -7252,7 +4896,6 @@
                 <w:color w:val="auto"/>
               </w:rPr>
             </w:pPr>
-            <w:proofErr w:type="gramStart"/>
             <w:r>
               <w:rPr>
                 <w:color w:val="auto"/>
@@ -7260,7 +4903,6 @@
               </w:rPr>
               <w:t>sl20.keystore.pass</w:t>
             </w:r>
-            <w:proofErr w:type="gramEnd"/>
           </w:p>
         </w:tc>
         <w:tc>
@@ -7315,23 +4957,7 @@
                 <w:color w:val="auto"/>
                 <w:sz w:val="20"/>
               </w:rPr>
-              <w:t xml:space="preserve">Das Passwort für den </w:t>
-            </w:r>
-            <w:proofErr w:type="spellStart"/>
-            <w:r>
-              <w:rPr>
-                <w:color w:val="auto"/>
-                <w:sz w:val="20"/>
-              </w:rPr>
-              <w:t>Keystore</w:t>
-            </w:r>
-            <w:proofErr w:type="spellEnd"/>
-            <w:r>
-              <w:rPr>
-                <w:color w:val="auto"/>
-                <w:sz w:val="20"/>
-              </w:rPr>
-              <w:t>.</w:t>
+              <w:t>Das Passwort für den Keystore.</w:t>
             </w:r>
           </w:p>
         </w:tc>
@@ -7421,39 +5047,15 @@
                 <w:color w:val="auto"/>
                 <w:sz w:val="20"/>
               </w:rPr>
-              <w:t xml:space="preserve">Der Bezeichner des </w:t>
-            </w:r>
-            <w:proofErr w:type="spellStart"/>
+              <w:t xml:space="preserve">Der Bezeichner des Signature-Schlüssels im KeyStore </w:t>
+            </w:r>
             <w:r>
               <w:rPr>
                 <w:color w:val="auto"/>
                 <w:sz w:val="20"/>
               </w:rPr>
-              <w:t>Signature</w:t>
-            </w:r>
-            <w:proofErr w:type="spellEnd"/>
-            <w:r>
-              <w:rPr>
-                <w:color w:val="auto"/>
-                <w:sz w:val="20"/>
-              </w:rPr>
-              <w:t xml:space="preserve">-Schlüssels im </w:t>
-            </w:r>
-            <w:proofErr w:type="spellStart"/>
-            <w:r>
-              <w:rPr>
-                <w:color w:val="auto"/>
-                <w:sz w:val="20"/>
-              </w:rPr>
-              <w:t>KeyStore</w:t>
-            </w:r>
-            <w:proofErr w:type="spellEnd"/>
-            <w:r>
-              <w:rPr>
-                <w:color w:val="auto"/>
-                <w:sz w:val="20"/>
-              </w:rPr>
-              <w:t xml:space="preserve"> mit dem die Signatur durchgeführt werden soll.</w:t>
+              <w:lastRenderedPageBreak/>
+              <w:t>mit dem die Signatur durchgeführt werden soll.</w:t>
             </w:r>
           </w:p>
         </w:tc>
@@ -7542,39 +5144,7 @@
                 <w:color w:val="auto"/>
                 <w:sz w:val="20"/>
               </w:rPr>
-              <w:t xml:space="preserve">Das Passwort für den </w:t>
-            </w:r>
-            <w:proofErr w:type="spellStart"/>
-            <w:r>
-              <w:rPr>
-                <w:color w:val="auto"/>
-                <w:sz w:val="20"/>
-              </w:rPr>
-              <w:t>Signature</w:t>
-            </w:r>
-            <w:proofErr w:type="spellEnd"/>
-            <w:r>
-              <w:rPr>
-                <w:color w:val="auto"/>
-                <w:sz w:val="20"/>
-              </w:rPr>
-              <w:t xml:space="preserve"> Schlüssel in der </w:t>
-            </w:r>
-            <w:proofErr w:type="spellStart"/>
-            <w:r>
-              <w:rPr>
-                <w:color w:val="auto"/>
-                <w:sz w:val="20"/>
-              </w:rPr>
-              <w:t>KeyStore</w:t>
-            </w:r>
-            <w:proofErr w:type="spellEnd"/>
-            <w:r>
-              <w:rPr>
-                <w:color w:val="auto"/>
-                <w:sz w:val="20"/>
-              </w:rPr>
-              <w:t xml:space="preserve"> Datei.</w:t>
+              <w:t>Das Passwort für den Signature Schlüssel in der KeyStore Datei.</w:t>
             </w:r>
           </w:p>
         </w:tc>
@@ -7679,23 +5249,7 @@
                 <w:color w:val="auto"/>
                 <w:sz w:val="20"/>
               </w:rPr>
-              <w:t xml:space="preserve">Schlüssels im </w:t>
-            </w:r>
-            <w:proofErr w:type="spellStart"/>
-            <w:r>
-              <w:rPr>
-                <w:color w:val="auto"/>
-                <w:sz w:val="20"/>
-              </w:rPr>
-              <w:t>KeyStore</w:t>
-            </w:r>
-            <w:proofErr w:type="spellEnd"/>
-            <w:r>
-              <w:rPr>
-                <w:color w:val="auto"/>
-                <w:sz w:val="20"/>
-              </w:rPr>
-              <w:t xml:space="preserve"> mit dem die Signatur durchgeführt werden soll.</w:t>
+              <w:t>Schlüssels im KeyStore mit dem die Signatur durchgeführt werden soll.</w:t>
             </w:r>
           </w:p>
         </w:tc>
@@ -7798,23 +5352,7 @@
                 <w:color w:val="auto"/>
                 <w:sz w:val="20"/>
               </w:rPr>
-              <w:t xml:space="preserve">Schlüssel im </w:t>
-            </w:r>
-            <w:proofErr w:type="spellStart"/>
-            <w:r>
-              <w:rPr>
-                <w:color w:val="auto"/>
-                <w:sz w:val="20"/>
-              </w:rPr>
-              <w:t>KeyStore</w:t>
-            </w:r>
-            <w:proofErr w:type="spellEnd"/>
-            <w:r>
-              <w:rPr>
-                <w:color w:val="auto"/>
-                <w:sz w:val="20"/>
-              </w:rPr>
-              <w:t>.</w:t>
+              <w:t>Schlüssel im KeyStore.</w:t>
             </w:r>
           </w:p>
         </w:tc>
@@ -7840,21 +5378,12 @@
                 <w:color w:val="auto"/>
               </w:rPr>
             </w:pPr>
-            <w:proofErr w:type="gramStart"/>
             <w:r>
               <w:rPr>
                 <w:color w:val="auto"/>
                 <w:sz w:val="16"/>
               </w:rPr>
-              <w:t>sl20.debug.validation</w:t>
-            </w:r>
-            <w:proofErr w:type="gramEnd"/>
-            <w:r>
-              <w:rPr>
-                <w:color w:val="auto"/>
-                <w:sz w:val="16"/>
-              </w:rPr>
-              <w:t>.disable</w:t>
+              <w:t>sl20.debug.validation.disable</w:t>
             </w:r>
           </w:p>
           <w:p>
@@ -7904,34 +5433,14 @@
                 <w:lang w:val="en-US"/>
               </w:rPr>
             </w:pPr>
-            <w:proofErr w:type="spellStart"/>
             <w:r>
               <w:rPr>
                 <w:i/>
                 <w:color w:val="auto"/>
                 <w:sz w:val="20"/>
               </w:rPr>
-              <w:t>true</w:t>
-            </w:r>
-            <w:proofErr w:type="spellEnd"/>
-            <w:r>
-              <w:rPr>
-                <w:i/>
-                <w:color w:val="auto"/>
-                <w:sz w:val="20"/>
-              </w:rPr>
-              <w:t xml:space="preserve"> | </w:t>
-            </w:r>
-            <w:proofErr w:type="spellStart"/>
-            <w:r>
-              <w:rPr>
-                <w:i/>
-                <w:color w:val="auto"/>
-                <w:sz w:val="20"/>
-              </w:rPr>
-              <w:t>false</w:t>
-            </w:r>
-            <w:proofErr w:type="spellEnd"/>
+              <w:t>true | false</w:t>
+            </w:r>
           </w:p>
         </w:tc>
         <w:tc>
@@ -7981,20 +5490,8 @@
                 <w:szCs w:val="22"/>
                 <w:lang w:val="de-DE"/>
               </w:rPr>
-              <w:t xml:space="preserve">Default: </w:t>
-            </w:r>
-            <w:proofErr w:type="spellStart"/>
-            <w:r>
-              <w:rPr>
-                <w:rFonts w:ascii="Century Gothic" w:hAnsi="Century Gothic"/>
-                <w:b/>
-                <w:sz w:val="22"/>
-                <w:szCs w:val="22"/>
-                <w:lang w:val="de-DE"/>
-              </w:rPr>
-              <w:t>false</w:t>
-            </w:r>
-            <w:proofErr w:type="spellEnd"/>
+              <w:t>Default: false</w:t>
+            </w:r>
           </w:p>
           <w:p>
             <w:pPr>
@@ -8060,23 +5557,13 @@
                 <w:lang w:val="en-US"/>
               </w:rPr>
             </w:pPr>
-            <w:proofErr w:type="gramStart"/>
             <w:r>
               <w:rPr>
                 <w:color w:val="auto"/>
                 <w:sz w:val="16"/>
                 <w:lang w:val="en-US"/>
               </w:rPr>
-              <w:t>sl20.debug.signed</w:t>
-            </w:r>
-            <w:proofErr w:type="gramEnd"/>
-            <w:r>
-              <w:rPr>
-                <w:color w:val="auto"/>
-                <w:sz w:val="16"/>
-                <w:lang w:val="en-US"/>
-              </w:rPr>
-              <w:t>.result.enabled</w:t>
+              <w:t>sl20.debug.signed.result.enabled</w:t>
             </w:r>
           </w:p>
           <w:p>
@@ -8169,17 +5656,8 @@
                 <w:color w:val="auto"/>
                 <w:sz w:val="20"/>
               </w:rPr>
-              <w:t xml:space="preserve"> </w:t>
-            </w:r>
-            <w:proofErr w:type="spellStart"/>
-            <w:r>
-              <w:rPr>
-                <w:color w:val="auto"/>
-                <w:sz w:val="20"/>
-              </w:rPr>
-              <w:t>false</w:t>
-            </w:r>
-            <w:proofErr w:type="spellEnd"/>
+              <w:t xml:space="preserve"> false</w:t>
+            </w:r>
           </w:p>
         </w:tc>
       </w:tr>
@@ -8205,23 +5683,141 @@
                 <w:lang w:val="en-US"/>
               </w:rPr>
             </w:pPr>
-            <w:proofErr w:type="gramStart"/>
             <w:r>
               <w:rPr>
                 <w:color w:val="auto"/>
                 <w:sz w:val="16"/>
                 <w:lang w:val="en-US"/>
               </w:rPr>
-              <w:t>sl20.debug.signed</w:t>
-            </w:r>
-            <w:proofErr w:type="gramEnd"/>
+              <w:t>sl20.debug.signed.result.required</w:t>
+            </w:r>
+          </w:p>
+          <w:p>
+            <w:pPr>
+              <w:widowControl w:val="0"/>
+              <w:spacing w:after="60" w:line="240" w:lineRule="auto"/>
+              <w:rPr>
+                <w:color w:val="auto"/>
+                <w:lang w:val="en-US"/>
+              </w:rPr>
+            </w:pPr>
+          </w:p>
+        </w:tc>
+        <w:tc>
+          <w:tcPr>
+            <w:tcW w:w="2909" w:type="dxa"/>
+            <w:tcBorders>
+              <w:top w:val="nil"/>
+              <w:bottom w:val="nil"/>
+            </w:tcBorders>
+          </w:tcPr>
+          <w:p>
+            <w:pPr>
+              <w:widowControl w:val="0"/>
+              <w:spacing w:after="60" w:line="240" w:lineRule="auto"/>
+              <w:cnfStyle w:val="000000010000" w:firstRow="0" w:lastRow="0" w:firstColumn="0" w:lastColumn="0" w:oddVBand="0" w:evenVBand="0" w:oddHBand="0" w:evenHBand="1" w:firstRowFirstColumn="0" w:firstRowLastColumn="0" w:lastRowFirstColumn="0" w:lastRowLastColumn="0"/>
+              <w:rPr>
+                <w:i/>
+                <w:color w:val="auto"/>
+                <w:lang w:val="en-US"/>
+              </w:rPr>
+            </w:pPr>
+            <w:r>
+              <w:rPr>
+                <w:i/>
+                <w:color w:val="auto"/>
+                <w:sz w:val="20"/>
+                <w:lang w:val="en-US"/>
+              </w:rPr>
+              <w:t>true | false</w:t>
+            </w:r>
+          </w:p>
+        </w:tc>
+        <w:tc>
+          <w:tcPr>
+            <w:tcW w:w="5435" w:type="dxa"/>
+            <w:tcBorders>
+              <w:top w:val="nil"/>
+              <w:bottom w:val="nil"/>
+            </w:tcBorders>
+          </w:tcPr>
+          <w:p>
+            <w:pPr>
+              <w:widowControl w:val="0"/>
+              <w:spacing w:after="60" w:line="240" w:lineRule="auto"/>
+              <w:cnfStyle w:val="000000010000" w:firstRow="0" w:lastRow="0" w:firstColumn="0" w:lastColumn="0" w:oddVBand="0" w:evenVBand="0" w:oddHBand="0" w:evenHBand="1" w:firstRowFirstColumn="0" w:firstRowLastColumn="0" w:lastRowFirstColumn="0" w:lastRowLastColumn="0"/>
+              <w:rPr>
+                <w:color w:val="auto"/>
+              </w:rPr>
+            </w:pPr>
+            <w:r>
+              <w:rPr>
+                <w:color w:val="auto"/>
+                <w:sz w:val="20"/>
+              </w:rPr>
+              <w:t>Deaktivierung von verpflichtend signierten Kommandos.</w:t>
+            </w:r>
+          </w:p>
+          <w:p>
+            <w:pPr>
+              <w:widowControl w:val="0"/>
+              <w:spacing w:after="60" w:line="240" w:lineRule="auto"/>
+              <w:cnfStyle w:val="000000010000" w:firstRow="0" w:lastRow="0" w:firstColumn="0" w:lastColumn="0" w:oddVBand="0" w:evenVBand="0" w:oddHBand="0" w:evenHBand="1" w:firstRowFirstColumn="0" w:firstRowLastColumn="0" w:lastRowFirstColumn="0" w:lastRowLastColumn="0"/>
+              <w:rPr>
+                <w:color w:val="auto"/>
+              </w:rPr>
+            </w:pPr>
+            <w:r>
+              <w:rPr>
+                <w:rStyle w:val="Strong"/>
+                <w:color w:val="auto"/>
+                <w:sz w:val="20"/>
+              </w:rPr>
+              <w:t>Default:</w:t>
+            </w:r>
+            <w:r>
+              <w:rPr>
+                <w:color w:val="auto"/>
+                <w:sz w:val="20"/>
+              </w:rPr>
+              <w:t xml:space="preserve"> false</w:t>
+            </w:r>
+          </w:p>
+        </w:tc>
+      </w:tr>
+      <w:tr>
+        <w:tc>
+          <w:tcPr>
+            <w:cnfStyle w:val="001000000000" w:firstRow="0" w:lastRow="0" w:firstColumn="1" w:lastColumn="0" w:oddVBand="0" w:evenVBand="0" w:oddHBand="0" w:evenHBand="0" w:firstRowFirstColumn="0" w:firstRowLastColumn="0" w:lastRowFirstColumn="0" w:lastRowLastColumn="0"/>
+            <w:tcW w:w="2015" w:type="dxa"/>
+            <w:tcBorders>
+              <w:top w:val="nil"/>
+              <w:bottom w:val="nil"/>
+            </w:tcBorders>
+            <w:shd w:val="clear" w:color="auto" w:fill="DDDBD5" w:themeFill="text2" w:themeFillTint="33"/>
+          </w:tcPr>
+          <w:p>
+            <w:pPr>
+              <w:widowControl w:val="0"/>
+              <w:spacing w:after="60" w:line="240" w:lineRule="auto"/>
+              <w:rPr>
+                <w:color w:val="auto"/>
+              </w:rPr>
+            </w:pPr>
             <w:r>
               <w:rPr>
                 <w:color w:val="auto"/>
                 <w:sz w:val="16"/>
                 <w:lang w:val="en-US"/>
               </w:rPr>
-              <w:t>.result.required</w:t>
+              <w:t>sl20.debug.encryption.enabl</w:t>
+            </w:r>
+            <w:r>
+              <w:rPr>
+                <w:color w:val="auto"/>
+                <w:sz w:val="16"/>
+              </w:rPr>
+              <w:t>ed</w:t>
             </w:r>
           </w:p>
           <w:p>
@@ -8242,12 +5838,13 @@
               <w:top w:val="nil"/>
               <w:bottom w:val="nil"/>
             </w:tcBorders>
-          </w:tcPr>
-          <w:p>
-            <w:pPr>
-              <w:widowControl w:val="0"/>
-              <w:spacing w:after="60" w:line="240" w:lineRule="auto"/>
-              <w:cnfStyle w:val="000000010000" w:firstRow="0" w:lastRow="0" w:firstColumn="0" w:lastColumn="0" w:oddVBand="0" w:evenVBand="0" w:oddHBand="0" w:evenHBand="1" w:firstRowFirstColumn="0" w:firstRowLastColumn="0" w:lastRowFirstColumn="0" w:lastRowLastColumn="0"/>
+            <w:shd w:val="clear" w:color="auto" w:fill="DDDBD5" w:themeFill="text2" w:themeFillTint="33"/>
+          </w:tcPr>
+          <w:p>
+            <w:pPr>
+              <w:widowControl w:val="0"/>
+              <w:spacing w:after="60" w:line="240" w:lineRule="auto"/>
+              <w:cnfStyle w:val="000000000000" w:firstRow="0" w:lastRow="0" w:firstColumn="0" w:lastColumn="0" w:oddVBand="0" w:evenVBand="0" w:oddHBand="0" w:evenHBand="0" w:firstRowFirstColumn="0" w:firstRowLastColumn="0" w:lastRowFirstColumn="0" w:lastRowLastColumn="0"/>
               <w:rPr>
                 <w:i/>
                 <w:color w:val="auto"/>
@@ -8259,179 +5856,9 @@
                 <w:i/>
                 <w:color w:val="auto"/>
                 <w:sz w:val="20"/>
-                <w:lang w:val="en-US"/>
               </w:rPr>
               <w:t>true | false</w:t>
             </w:r>
-          </w:p>
-        </w:tc>
-        <w:tc>
-          <w:tcPr>
-            <w:tcW w:w="5435" w:type="dxa"/>
-            <w:tcBorders>
-              <w:top w:val="nil"/>
-              <w:bottom w:val="nil"/>
-            </w:tcBorders>
-          </w:tcPr>
-          <w:p>
-            <w:pPr>
-              <w:widowControl w:val="0"/>
-              <w:spacing w:after="60" w:line="240" w:lineRule="auto"/>
-              <w:cnfStyle w:val="000000010000" w:firstRow="0" w:lastRow="0" w:firstColumn="0" w:lastColumn="0" w:oddVBand="0" w:evenVBand="0" w:oddHBand="0" w:evenHBand="1" w:firstRowFirstColumn="0" w:firstRowLastColumn="0" w:lastRowFirstColumn="0" w:lastRowLastColumn="0"/>
-              <w:rPr>
-                <w:color w:val="auto"/>
-              </w:rPr>
-            </w:pPr>
-            <w:r>
-              <w:rPr>
-                <w:color w:val="auto"/>
-                <w:sz w:val="20"/>
-              </w:rPr>
-              <w:t>Deaktivierung von verpflichtend signierten Kommandos.</w:t>
-            </w:r>
-          </w:p>
-          <w:p>
-            <w:pPr>
-              <w:widowControl w:val="0"/>
-              <w:spacing w:after="60" w:line="240" w:lineRule="auto"/>
-              <w:cnfStyle w:val="000000010000" w:firstRow="0" w:lastRow="0" w:firstColumn="0" w:lastColumn="0" w:oddVBand="0" w:evenVBand="0" w:oddHBand="0" w:evenHBand="1" w:firstRowFirstColumn="0" w:firstRowLastColumn="0" w:lastRowFirstColumn="0" w:lastRowLastColumn="0"/>
-              <w:rPr>
-                <w:color w:val="auto"/>
-              </w:rPr>
-            </w:pPr>
-            <w:r>
-              <w:rPr>
-                <w:rStyle w:val="Strong"/>
-                <w:color w:val="auto"/>
-                <w:sz w:val="20"/>
-              </w:rPr>
-              <w:t>Default:</w:t>
-            </w:r>
-            <w:r>
-              <w:rPr>
-                <w:color w:val="auto"/>
-                <w:sz w:val="20"/>
-              </w:rPr>
-              <w:t xml:space="preserve"> </w:t>
-            </w:r>
-            <w:proofErr w:type="spellStart"/>
-            <w:r>
-              <w:rPr>
-                <w:color w:val="auto"/>
-                <w:sz w:val="20"/>
-              </w:rPr>
-              <w:t>false</w:t>
-            </w:r>
-            <w:proofErr w:type="spellEnd"/>
-          </w:p>
-        </w:tc>
-      </w:tr>
-      <w:tr>
-        <w:tc>
-          <w:tcPr>
-            <w:cnfStyle w:val="001000000000" w:firstRow="0" w:lastRow="0" w:firstColumn="1" w:lastColumn="0" w:oddVBand="0" w:evenVBand="0" w:oddHBand="0" w:evenHBand="0" w:firstRowFirstColumn="0" w:firstRowLastColumn="0" w:lastRowFirstColumn="0" w:lastRowLastColumn="0"/>
-            <w:tcW w:w="2015" w:type="dxa"/>
-            <w:tcBorders>
-              <w:top w:val="nil"/>
-              <w:bottom w:val="nil"/>
-            </w:tcBorders>
-            <w:shd w:val="clear" w:color="auto" w:fill="DDDBD5" w:themeFill="text2" w:themeFillTint="33"/>
-          </w:tcPr>
-          <w:p>
-            <w:pPr>
-              <w:widowControl w:val="0"/>
-              <w:spacing w:after="60" w:line="240" w:lineRule="auto"/>
-              <w:rPr>
-                <w:color w:val="auto"/>
-              </w:rPr>
-            </w:pPr>
-            <w:proofErr w:type="gramStart"/>
-            <w:r>
-              <w:rPr>
-                <w:color w:val="auto"/>
-                <w:sz w:val="16"/>
-                <w:lang w:val="en-US"/>
-              </w:rPr>
-              <w:t>sl20.debug.encryption</w:t>
-            </w:r>
-            <w:proofErr w:type="gramEnd"/>
-            <w:r>
-              <w:rPr>
-                <w:color w:val="auto"/>
-                <w:sz w:val="16"/>
-                <w:lang w:val="en-US"/>
-              </w:rPr>
-              <w:t>.enabl</w:t>
-            </w:r>
-            <w:proofErr w:type="spellStart"/>
-            <w:r>
-              <w:rPr>
-                <w:color w:val="auto"/>
-                <w:sz w:val="16"/>
-              </w:rPr>
-              <w:t>ed</w:t>
-            </w:r>
-            <w:proofErr w:type="spellEnd"/>
-          </w:p>
-          <w:p>
-            <w:pPr>
-              <w:widowControl w:val="0"/>
-              <w:spacing w:after="60" w:line="240" w:lineRule="auto"/>
-              <w:rPr>
-                <w:color w:val="auto"/>
-                <w:lang w:val="en-US"/>
-              </w:rPr>
-            </w:pPr>
-          </w:p>
-        </w:tc>
-        <w:tc>
-          <w:tcPr>
-            <w:tcW w:w="2909" w:type="dxa"/>
-            <w:tcBorders>
-              <w:top w:val="nil"/>
-              <w:bottom w:val="nil"/>
-            </w:tcBorders>
-            <w:shd w:val="clear" w:color="auto" w:fill="DDDBD5" w:themeFill="text2" w:themeFillTint="33"/>
-          </w:tcPr>
-          <w:p>
-            <w:pPr>
-              <w:widowControl w:val="0"/>
-              <w:spacing w:after="60" w:line="240" w:lineRule="auto"/>
-              <w:cnfStyle w:val="000000000000" w:firstRow="0" w:lastRow="0" w:firstColumn="0" w:lastColumn="0" w:oddVBand="0" w:evenVBand="0" w:oddHBand="0" w:evenHBand="0" w:firstRowFirstColumn="0" w:firstRowLastColumn="0" w:lastRowFirstColumn="0" w:lastRowLastColumn="0"/>
-              <w:rPr>
-                <w:i/>
-                <w:color w:val="auto"/>
-                <w:lang w:val="en-US"/>
-              </w:rPr>
-            </w:pPr>
-            <w:proofErr w:type="spellStart"/>
-            <w:r>
-              <w:rPr>
-                <w:i/>
-                <w:color w:val="auto"/>
-                <w:sz w:val="20"/>
-              </w:rPr>
-              <w:t>true</w:t>
-            </w:r>
-            <w:proofErr w:type="spellEnd"/>
-            <w:r>
-              <w:rPr>
-                <w:i/>
-                <w:color w:val="auto"/>
-                <w:sz w:val="20"/>
-              </w:rPr>
-              <w:t xml:space="preserve"> | </w:t>
-            </w:r>
-            <w:proofErr w:type="spellStart"/>
-            <w:r>
-              <w:rPr>
-                <w:i/>
-                <w:color w:val="auto"/>
-                <w:sz w:val="20"/>
-              </w:rPr>
-              <w:t>false</w:t>
-            </w:r>
-            <w:proofErr w:type="spellEnd"/>
           </w:p>
         </w:tc>
         <w:tc>
@@ -8471,8 +5898,6 @@
                 <w:color w:val="auto"/>
               </w:rPr>
             </w:pPr>
-            <w:proofErr w:type="spellStart"/>
-            <w:proofErr w:type="gramStart"/>
             <w:r>
               <w:rPr>
                 <w:rStyle w:val="Strong"/>
@@ -8488,8 +5913,6 @@
               </w:rPr>
               <w:t>false</w:t>
             </w:r>
-            <w:proofErr w:type="spellEnd"/>
-            <w:proofErr w:type="gramEnd"/>
           </w:p>
         </w:tc>
       </w:tr>
@@ -8514,21 +5937,12 @@
                 <w:color w:val="auto"/>
               </w:rPr>
             </w:pPr>
-            <w:proofErr w:type="gramStart"/>
             <w:r>
               <w:rPr>
                 <w:color w:val="auto"/>
                 <w:sz w:val="16"/>
               </w:rPr>
-              <w:t>sl20.debug.encryption</w:t>
-            </w:r>
-            <w:proofErr w:type="gramEnd"/>
-            <w:r>
-              <w:rPr>
-                <w:color w:val="auto"/>
-                <w:sz w:val="16"/>
-              </w:rPr>
-              <w:t>.required</w:t>
+              <w:t>sl20.debug.encryption.required</w:t>
             </w:r>
           </w:p>
           <w:p>
@@ -8561,34 +5975,14 @@
                 <w:lang w:val="en-US"/>
               </w:rPr>
             </w:pPr>
-            <w:proofErr w:type="spellStart"/>
             <w:r>
               <w:rPr>
                 <w:i/>
                 <w:color w:val="auto"/>
                 <w:sz w:val="20"/>
               </w:rPr>
-              <w:t>true</w:t>
-            </w:r>
-            <w:proofErr w:type="spellEnd"/>
-            <w:r>
-              <w:rPr>
-                <w:i/>
-                <w:color w:val="auto"/>
-                <w:sz w:val="20"/>
-              </w:rPr>
-              <w:t xml:space="preserve"> | </w:t>
-            </w:r>
-            <w:proofErr w:type="spellStart"/>
-            <w:r>
-              <w:rPr>
-                <w:i/>
-                <w:color w:val="auto"/>
-                <w:sz w:val="20"/>
-              </w:rPr>
-              <w:t>false</w:t>
-            </w:r>
-            <w:proofErr w:type="spellEnd"/>
+              <w:t>true | false</w:t>
+            </w:r>
           </w:p>
         </w:tc>
         <w:tc>
@@ -8629,8 +6023,6 @@
                 <w:color w:val="auto"/>
               </w:rPr>
             </w:pPr>
-            <w:proofErr w:type="spellStart"/>
-            <w:proofErr w:type="gramStart"/>
             <w:r>
               <w:rPr>
                 <w:rStyle w:val="Strong"/>
@@ -8646,8 +6038,6 @@
               </w:rPr>
               <w:t>false</w:t>
             </w:r>
-            <w:proofErr w:type="spellEnd"/>
-            <w:proofErr w:type="gramEnd"/>
           </w:p>
         </w:tc>
       </w:tr>
@@ -8655,37 +6045,19 @@
     <w:p/>
     <w:p>
       <w:r>
-        <w:t xml:space="preserve">Die Konfiguration kann zur Laufzeit neu geladen werden. Dies </w:t>
-      </w:r>
-      <w:proofErr w:type="gramStart"/>
-      <w:r>
-        <w:t>betrifft</w:t>
-      </w:r>
-      <w:proofErr w:type="gramEnd"/>
-      <w:r>
-        <w:t xml:space="preserve"> die Webkonfiguration und die Basiskonfiguration der PDF-AS-Bibliothek. Um die Konfiguration neu zu laden muss das Servlet /Reload mit der GET-Methode aufgerufen werden. Diesem Servlet muss der GET-Parameter „PASSWD“ übergeben werden. Der Wert dieses Parameters muss dem konfigurierten Wert in „reload.pwd“ entsprechen.</w:t>
-      </w:r>
-    </w:p>
-    <w:p>
-      <w:r>
-        <w:t xml:space="preserve">Wenn als </w:t>
-      </w:r>
-      <w:proofErr w:type="spellStart"/>
-      <w:r>
-        <w:t>Requeststore</w:t>
-      </w:r>
-      <w:proofErr w:type="spellEnd"/>
-      <w:r>
-        <w:t xml:space="preserve"> der Datenbankspeicher </w:t>
-      </w:r>
-      <w:proofErr w:type="spellStart"/>
+        <w:t>Die Konfiguration kann zur Laufzeit neu geladen werden. Dies betrifft die Webkonfiguration und die Basiskonfiguration der PDF-AS-Bibliothek. Um die Konfiguration neu zu laden muss das Servlet /Reload mit der GET-Methode aufgerufen werden. Diesem Servlet muss der GET-Parameter „PASSWD“ übergeben werden. Der Wert dieses Parameters muss dem konfigurierten Wert in „reload.pwd“ entsprechen.</w:t>
+      </w:r>
+    </w:p>
+    <w:p>
+      <w:r>
+        <w:t xml:space="preserve">Wenn als Requeststore der Datenbankspeicher </w:t>
+      </w:r>
       <w:r>
         <w:rPr>
           <w:i/>
         </w:rPr>
         <w:t>DBRequestStore</w:t>
       </w:r>
-      <w:proofErr w:type="spellEnd"/>
       <w:r>
         <w:t xml:space="preserve"> verwendet</w:t>
       </w:r>
@@ -8696,42 +6068,18 @@
         <w:t xml:space="preserve"> </w:t>
       </w:r>
       <w:r>
-        <w:t xml:space="preserve">werden soll, muss die Bibliothek </w:t>
-      </w:r>
-      <w:proofErr w:type="spellStart"/>
-      <w:r>
-        <w:t>pdf</w:t>
-      </w:r>
-      <w:proofErr w:type="spellEnd"/>
-      <w:r>
-        <w:t>-</w:t>
-      </w:r>
-      <w:proofErr w:type="spellStart"/>
-      <w:r>
-        <w:t>as</w:t>
-      </w:r>
-      <w:proofErr w:type="spellEnd"/>
-      <w:r>
-        <w:t>-web-</w:t>
-      </w:r>
-      <w:proofErr w:type="spellStart"/>
-      <w:r>
-        <w:t>db</w:t>
-      </w:r>
-      <w:proofErr w:type="spellEnd"/>
-      <w:r>
-        <w:t xml:space="preserve"> zum Klassenpfad hinzugefügt werden.</w:t>
+        <w:t>werden soll, muss die Bibliothek pdf-as-web-db zum Klassenpfad hinzugefügt werden.</w:t>
       </w:r>
     </w:p>
     <w:p>
       <w:pPr>
         <w:pStyle w:val="Heading2"/>
       </w:pPr>
-      <w:bookmarkStart w:id="8" w:name="_Toc228452745"/>
+      <w:bookmarkStart w:id="9" w:name="_Toc228452745"/>
       <w:r>
         <w:t>Statistik</w:t>
       </w:r>
-      <w:bookmarkEnd w:id="8"/>
+      <w:bookmarkEnd w:id="9"/>
     </w:p>
     <w:p>
       <w:r>
@@ -8741,29 +6089,11 @@
         <w:t>e</w:t>
       </w:r>
       <w:r>
-        <w:t xml:space="preserve"> Integration zu ermöglichen, können einfach selbstentwickelte Statistikmodule in PDF-AS-WEB integriert werden. Dazu muss die Schnittstelle </w:t>
-      </w:r>
-      <w:proofErr w:type="spellStart"/>
-      <w:proofErr w:type="gramStart"/>
-      <w:r>
-        <w:t>at.gv.egiz.pdfas.web.stats</w:t>
-      </w:r>
-      <w:proofErr w:type="spellEnd"/>
-      <w:proofErr w:type="gramEnd"/>
-      <w:r>
-        <w:t xml:space="preserve">. </w:t>
-      </w:r>
-      <w:proofErr w:type="spellStart"/>
-      <w:r>
-        <w:t>StatisticBackend</w:t>
-      </w:r>
-      <w:proofErr w:type="spellEnd"/>
-      <w:r>
-        <w:t xml:space="preserve"> implementiert werden. PDF-AS-WEB lädt Implementierungen dieser </w:t>
+        <w:t xml:space="preserve"> Integration zu ermöglichen, können einfach selbstentwickelte Statistikmodule in PDF-AS-WEB integriert werden. Dazu muss die Schnittstelle at.gv.egiz.pdfas.web.stats. </w:t>
       </w:r>
       <w:r>
         <w:lastRenderedPageBreak/>
-        <w:t xml:space="preserve">Schnittstelle mit Hilfe des Java Service Provider Interface. </w:t>
+        <w:t xml:space="preserve">StatisticBackend implementiert werden. PDF-AS-WEB lädt Implementierungen dieser Schnittstelle mit Hilfe des Java Service Provider Interface. </w:t>
       </w:r>
       <w:r>
         <w:t>Zwei</w:t>
@@ -8793,17 +6123,7 @@
         <w:t>der</w:t>
       </w:r>
       <w:r>
-        <w:t xml:space="preserve"> Logger „</w:t>
-      </w:r>
-      <w:proofErr w:type="spellStart"/>
-      <w:proofErr w:type="gramStart"/>
-      <w:r>
-        <w:t>at.gv.egiz.pdfas.web.statistics</w:t>
-      </w:r>
-      <w:proofErr w:type="spellEnd"/>
-      <w:proofErr w:type="gramEnd"/>
-      <w:r>
-        <w:t>“ statistische Informationen im CSV Format. Die Spalten der CSV Einträge sind wie folgt zu interpretieren:</w:t>
+        <w:t xml:space="preserve"> Logger „at.gv.egiz.pdfas.web.statistics“ statistische Informationen im CSV Format. Die Spalten der CSV Einträge sind wie folgt zu interpretieren:</w:t>
       </w:r>
     </w:p>
     <w:p>
@@ -8827,23 +6147,7 @@
         </w:numPr>
       </w:pPr>
       <w:r>
-        <w:t>Operation („</w:t>
-      </w:r>
-      <w:proofErr w:type="spellStart"/>
-      <w:r>
-        <w:t>sign</w:t>
-      </w:r>
-      <w:proofErr w:type="spellEnd"/>
-      <w:r>
-        <w:t>“ | „</w:t>
-      </w:r>
-      <w:proofErr w:type="spellStart"/>
-      <w:r>
-        <w:t>verify</w:t>
-      </w:r>
-      <w:proofErr w:type="spellEnd"/>
-      <w:r>
-        <w:t>“)</w:t>
+        <w:t>Operation („sign“ | „verify“)</w:t>
       </w:r>
     </w:p>
     <w:p>
@@ -8854,11 +6158,9 @@
           <w:numId w:val="4"/>
         </w:numPr>
       </w:pPr>
-      <w:proofErr w:type="spellStart"/>
       <w:r>
         <w:t>Signarturgerät</w:t>
       </w:r>
-      <w:proofErr w:type="spellEnd"/>
     </w:p>
     <w:p>
       <w:pPr>
@@ -8869,15 +6171,7 @@
         </w:numPr>
       </w:pPr>
       <w:r>
-        <w:t>Quelle („web“ | „</w:t>
-      </w:r>
-      <w:proofErr w:type="spellStart"/>
-      <w:r>
-        <w:t>soap</w:t>
-      </w:r>
-      <w:proofErr w:type="spellEnd"/>
-      <w:r>
-        <w:t>“)</w:t>
+        <w:t>Quelle („web“ | „soap“)</w:t>
       </w:r>
     </w:p>
     <w:p>
@@ -8888,11 +6182,9 @@
           <w:numId w:val="4"/>
         </w:numPr>
       </w:pPr>
-      <w:proofErr w:type="spellStart"/>
       <w:r>
         <w:t>Signturprofil</w:t>
       </w:r>
-      <w:proofErr w:type="spellEnd"/>
     </w:p>
     <w:p>
       <w:pPr>
@@ -8915,13 +6207,8 @@
         </w:numPr>
       </w:pPr>
       <w:r>
-        <w:t xml:space="preserve">User-Agent </w:t>
-      </w:r>
-      <w:proofErr w:type="gramStart"/>
-      <w:r>
-        <w:t>des Client</w:t>
-      </w:r>
-      <w:proofErr w:type="gramEnd"/>
+        <w:t>User-Agent des Client</w:t>
+      </w:r>
     </w:p>
     <w:p>
       <w:pPr>
@@ -8932,15 +6219,7 @@
         </w:numPr>
       </w:pPr>
       <w:r>
-        <w:t>Status („ok“ | „</w:t>
-      </w:r>
-      <w:proofErr w:type="spellStart"/>
-      <w:r>
-        <w:t>error</w:t>
-      </w:r>
-      <w:proofErr w:type="spellEnd"/>
-      <w:r>
-        <w:t>“)</w:t>
+        <w:t>Status („ok“ | „error“)</w:t>
       </w:r>
     </w:p>
     <w:p>
@@ -8981,15 +6260,7 @@
     </w:p>
     <w:p>
       <w:r>
-        <w:t>Gleichzeitig erfolgt eine statistische Erfassung zu Monitoring-Zwecken auch über Spring Boot-</w:t>
-      </w:r>
-      <w:proofErr w:type="spellStart"/>
-      <w:r>
-        <w:t>Actuatoren</w:t>
-      </w:r>
-      <w:proofErr w:type="spellEnd"/>
-      <w:r>
-        <w:t>.</w:t>
+        <w:t>Gleichzeitig erfolgt eine statistische Erfassung zu Monitoring-Zwecken auch über Spring Boot-Actuatoren.</w:t>
       </w:r>
     </w:p>
     <w:p>
@@ -9000,74 +6271,10 @@
         <w:rPr>
           <w:rFonts w:ascii="Courier New" w:hAnsi="Courier New" w:cs="Courier New"/>
         </w:rPr>
-        <w:t xml:space="preserve"> </w:t>
-      </w:r>
-      <w:proofErr w:type="spellStart"/>
-      <w:proofErr w:type="gramStart"/>
-      <w:r>
-        <w:rPr>
-          <w:rFonts w:ascii="Courier New" w:hAnsi="Courier New" w:cs="Courier New"/>
-        </w:rPr>
-        <w:t>stat</w:t>
-      </w:r>
-      <w:bookmarkStart w:id="9" w:name="_GoBack"/>
-      <w:bookmarkEnd w:id="9"/>
-      <w:r>
-        <w:rPr>
-          <w:rFonts w:ascii="Courier New" w:hAnsi="Courier New" w:cs="Courier New"/>
-        </w:rPr>
-        <w:t>istic.backends</w:t>
-      </w:r>
-      <w:proofErr w:type="spellEnd"/>
-      <w:proofErr w:type="gramEnd"/>
-      <w:r>
-        <w:rPr>
-          <w:rFonts w:ascii="Courier New" w:hAnsi="Courier New" w:cs="Courier New"/>
-        </w:rPr>
-        <w:t xml:space="preserve"> </w:t>
-      </w:r>
-      <w:r>
-        <w:t>können die verwendeten Statistik-</w:t>
-      </w:r>
-      <w:proofErr w:type="spellStart"/>
-      <w:r>
-        <w:t>Backends</w:t>
-      </w:r>
-      <w:proofErr w:type="spellEnd"/>
-      <w:r>
-        <w:t xml:space="preserve"> gesteuert werden. Die Standard-</w:t>
-      </w:r>
-      <w:proofErr w:type="spellStart"/>
-      <w:r>
-        <w:t>Backends</w:t>
-      </w:r>
-      <w:proofErr w:type="spellEnd"/>
-      <w:r>
-        <w:t xml:space="preserve"> sind als </w:t>
-      </w:r>
-      <w:proofErr w:type="spellStart"/>
-      <w:r>
-        <w:t>StatisticFileBackend</w:t>
-      </w:r>
-      <w:proofErr w:type="spellEnd"/>
-      <w:r>
-        <w:t xml:space="preserve"> (Logger) bzw. </w:t>
-      </w:r>
-      <w:proofErr w:type="spellStart"/>
-      <w:r>
-        <w:t>StatisticMicrometerBackend</w:t>
-      </w:r>
-      <w:proofErr w:type="spellEnd"/>
-      <w:r>
-        <w:t xml:space="preserve"> (</w:t>
-      </w:r>
-      <w:proofErr w:type="spellStart"/>
-      <w:r>
-        <w:t>Actuator</w:t>
-      </w:r>
-      <w:proofErr w:type="spellEnd"/>
-      <w:r>
-        <w:t>) bezeichnet.</w:t>
+        <w:t xml:space="preserve"> statistic.backends </w:t>
+      </w:r>
+      <w:r>
+        <w:t>können die verwendeten Statistik-Backends gesteuert werden. Die Standard-Backends sind als StatisticFileBackend (Logger) bzw. StatisticMicrometerBackend (Actuator) bezeichnet.</w:t>
       </w:r>
     </w:p>
     <w:p>
@@ -9087,15 +6294,7 @@
     </w:p>
     <w:p>
       <w:r>
-        <w:t xml:space="preserve">Ausgehende Verbindungen von PDF-AS Web sind Aufrufe wenn PDF-AS Web ein zu signierendes PDF-Dokument an einer URL abholt. Um Beispielsweise Portscans des internen Netzwerks zu verhindern, können diese URLs mit Hilfe einer </w:t>
-      </w:r>
-      <w:proofErr w:type="spellStart"/>
-      <w:r>
-        <w:t>Whitelist</w:t>
-      </w:r>
-      <w:proofErr w:type="spellEnd"/>
-      <w:r>
-        <w:t xml:space="preserve"> gefiltert werden.</w:t>
+        <w:t>Ausgehende Verbindungen von PDF-AS Web sind Aufrufe wenn PDF-AS Web ein zu signierendes PDF-Dokument an einer URL abholt. Um Beispielsweise Portscans des internen Netzwerks zu verhindern, können diese URLs mit Hilfe einer Whitelist gefiltert werden.</w:t>
       </w:r>
     </w:p>
     <w:p>
@@ -9110,33 +6309,12 @@
     </w:p>
     <w:p>
       <w:r>
-        <w:t>PDF-AS Web bietet ein Platzhalter Servlet an. Mit diesem können QR Platzhalter für PDF-AS erzeugt werden. Das Platzhalter Servlet muss explizit aktiviert werden. Dies geschieht durch den Konfigurationseintrag „</w:t>
-      </w:r>
-      <w:proofErr w:type="spellStart"/>
-      <w:proofErr w:type="gramStart"/>
-      <w:r>
-        <w:t>qr.placeholder</w:t>
-      </w:r>
-      <w:proofErr w:type="gramEnd"/>
-      <w:r>
-        <w:t>.generator.enabled</w:t>
-      </w:r>
-      <w:proofErr w:type="spellEnd"/>
-      <w:r>
-        <w:t xml:space="preserve">“. </w:t>
-      </w:r>
-    </w:p>
-    <w:p>
-      <w:r>
-        <w:t>Ist das Platzhalter Servlet aktiv, kann unter der URL /</w:t>
-      </w:r>
-      <w:proofErr w:type="spellStart"/>
-      <w:r>
-        <w:t>placeholder</w:t>
-      </w:r>
-      <w:proofErr w:type="spellEnd"/>
-      <w:r>
-        <w:t xml:space="preserve"> ein QR Platzhalter erzeugt werden. Die erzeugten Platzhalter haben eine Größe von </w:t>
+        <w:t xml:space="preserve">PDF-AS Web bietet ein Platzhalter Servlet an. Mit diesem können QR Platzhalter für PDF-AS erzeugt werden. Das Platzhalter Servlet muss explizit aktiviert werden. Dies geschieht durch den Konfigurationseintrag „qr.placeholder.generator.enabled“. </w:t>
+      </w:r>
+    </w:p>
+    <w:p>
+      <w:r>
+        <w:t xml:space="preserve">Ist das Platzhalter Servlet aktiv, kann unter der URL /placeholder ein QR Platzhalter erzeugt werden. Die erzeugten Platzhalter haben eine Größe von </w:t>
       </w:r>
       <w:r>
         <w:t>30</w:t>
@@ -9166,14 +6344,12 @@
       <w:r>
         <w:t>„</w:t>
       </w:r>
-      <w:proofErr w:type="spellStart"/>
       <w:r>
         <w:rPr>
           <w:b/>
         </w:rPr>
         <w:t>id</w:t>
       </w:r>
-      <w:proofErr w:type="spellEnd"/>
       <w:r>
         <w:t xml:space="preserve">“: Dieser Parameter gibt an welcher Identifier in den Platzhalter integriert werden soll. </w:t>
       </w:r>
@@ -9204,14 +6380,12 @@
       <w:r>
         <w:t>„</w:t>
       </w:r>
-      <w:proofErr w:type="spellStart"/>
       <w:r>
         <w:rPr>
           <w:b/>
         </w:rPr>
         <w:t>profile</w:t>
       </w:r>
-      <w:proofErr w:type="spellEnd"/>
       <w:r>
         <w:t>“: Dieser Parameter gibt an welches Signaturprofile in den Platzhalter kodiert werden soll. (</w:t>
       </w:r>
@@ -9360,17 +6534,24 @@
           <w:highlight w:val="white"/>
           <w:lang w:val="en-US"/>
         </w:rPr>
-        <w:t xml:space="preserve"># PDF-AS Basis </w:t>
-      </w:r>
-      <w:proofErr w:type="spellStart"/>
-      <w:r>
+        <w:t># PDF-AS Basis Konfiguration</w:t>
+      </w:r>
+    </w:p>
+    <w:p>
+      <w:pPr>
+        <w:pStyle w:val="Preformatted"/>
         <w:rPr>
           <w:highlight w:val="white"/>
           <w:lang w:val="en-US"/>
         </w:rPr>
-        <w:t>Konfiguration</w:t>
-      </w:r>
-      <w:proofErr w:type="spellEnd"/>
+      </w:pPr>
+      <w:r>
+        <w:rPr>
+          <w:highlight w:val="white"/>
+          <w:lang w:val="en-US"/>
+        </w:rPr>
+        <w:t>pdfas.dir=/config/.pdfas</w:t>
+      </w:r>
     </w:p>
     <w:p>
       <w:pPr>
@@ -9380,40 +6561,38 @@
           <w:lang w:val="en-US"/>
         </w:rPr>
       </w:pPr>
-      <w:proofErr w:type="spellStart"/>
-      <w:r>
+    </w:p>
+    <w:p>
+      <w:pPr>
+        <w:pStyle w:val="Preformatted"/>
         <w:rPr>
           <w:highlight w:val="white"/>
           <w:lang w:val="en-US"/>
         </w:rPr>
-        <w:t>pdfas.dir</w:t>
-      </w:r>
-      <w:proofErr w:type="spellEnd"/>
+      </w:pPr>
       <w:r>
         <w:rPr>
           <w:highlight w:val="white"/>
           <w:lang w:val="en-US"/>
         </w:rPr>
-        <w:t>=/config</w:t>
-      </w:r>
-      <w:proofErr w:type="gramStart"/>
-      <w:r>
+        <w:t># Oeffentliche URL</w:t>
+      </w:r>
+    </w:p>
+    <w:p>
+      <w:pPr>
+        <w:pStyle w:val="Preformatted"/>
         <w:rPr>
           <w:highlight w:val="white"/>
           <w:lang w:val="en-US"/>
         </w:rPr>
-        <w:t>/.</w:t>
-      </w:r>
-      <w:proofErr w:type="spellStart"/>
+      </w:pPr>
       <w:r>
         <w:rPr>
           <w:highlight w:val="white"/>
           <w:lang w:val="en-US"/>
         </w:rPr>
-        <w:t>pdfas</w:t>
-      </w:r>
-      <w:proofErr w:type="spellEnd"/>
-      <w:proofErr w:type="gramEnd"/>
+        <w:t>public.url=https://pdfas.egiz.gv.at/pdfas</w:t>
+      </w:r>
     </w:p>
     <w:p>
       <w:pPr>
@@ -9429,27 +6608,31 @@
         <w:pStyle w:val="Preformatted"/>
         <w:rPr>
           <w:highlight w:val="white"/>
+          <w:lang w:val="en-US"/>
         </w:rPr>
       </w:pPr>
       <w:r>
         <w:rPr>
           <w:highlight w:val="white"/>
-        </w:rPr>
-        <w:t xml:space="preserve"># </w:t>
-      </w:r>
-      <w:proofErr w:type="spellStart"/>
-      <w:r>
+          <w:lang w:val="en-US"/>
+        </w:rPr>
+        <w:t># Show error details in PDF-AS</w:t>
+      </w:r>
+    </w:p>
+    <w:p>
+      <w:pPr>
+        <w:pStyle w:val="Preformatted"/>
         <w:rPr>
           <w:highlight w:val="white"/>
-        </w:rPr>
-        <w:t>Oeffentliche</w:t>
-      </w:r>
-      <w:proofErr w:type="spellEnd"/>
+          <w:lang w:val="en-US"/>
+        </w:rPr>
+      </w:pPr>
       <w:r>
         <w:rPr>
           <w:highlight w:val="white"/>
-        </w:rPr>
-        <w:t xml:space="preserve"> URL</w:t>
+          <w:lang w:val="en-US"/>
+        </w:rPr>
+        <w:t>error.showdetails=false</w:t>
       </w:r>
     </w:p>
     <w:p>
@@ -9457,13 +6640,24 @@
         <w:pStyle w:val="Preformatted"/>
         <w:rPr>
           <w:highlight w:val="white"/>
-        </w:rPr>
-      </w:pPr>
-      <w:r>
+          <w:lang w:val="en-US"/>
+        </w:rPr>
+      </w:pPr>
+    </w:p>
+    <w:p>
+      <w:pPr>
+        <w:pStyle w:val="Preformatted"/>
         <w:rPr>
           <w:highlight w:val="white"/>
-        </w:rPr>
-        <w:t>public.url=https://pdfas.egiz.gv.at/pdfas</w:t>
+          <w:lang w:val="en-US"/>
+        </w:rPr>
+      </w:pPr>
+      <w:r>
+        <w:rPr>
+          <w:highlight w:val="white"/>
+          <w:lang w:val="en-US"/>
+        </w:rPr>
+        <w:t># MOA-SS Signatur</w:t>
       </w:r>
     </w:p>
     <w:p>
@@ -9471,8 +6665,16 @@
         <w:pStyle w:val="Preformatted"/>
         <w:rPr>
           <w:highlight w:val="white"/>
-        </w:rPr>
-      </w:pPr>
+          <w:lang w:val="en-US"/>
+        </w:rPr>
+      </w:pPr>
+      <w:r>
+        <w:rPr>
+          <w:highlight w:val="white"/>
+          <w:lang w:val="en-US"/>
+        </w:rPr>
+        <w:t>moa.enabled=false</w:t>
+      </w:r>
     </w:p>
     <w:p>
       <w:pPr>
@@ -9482,12 +6684,21 @@
           <w:lang w:val="en-US"/>
         </w:rPr>
       </w:pPr>
-      <w:r>
+    </w:p>
+    <w:p>
+      <w:pPr>
+        <w:pStyle w:val="Preformatted"/>
         <w:rPr>
           <w:highlight w:val="white"/>
           <w:lang w:val="en-US"/>
         </w:rPr>
-        <w:t># Show error details in PDF-AS</w:t>
+      </w:pPr>
+      <w:r>
+        <w:rPr>
+          <w:highlight w:val="white"/>
+          <w:lang w:val="en-US"/>
+        </w:rPr>
+        <w:t># Lokale BKU URL</w:t>
       </w:r>
     </w:p>
     <w:p>
@@ -9498,24 +6709,22 @@
           <w:lang w:val="en-US"/>
         </w:rPr>
       </w:pPr>
-      <w:proofErr w:type="spellStart"/>
-      <w:proofErr w:type="gramStart"/>
       <w:r>
         <w:rPr>
           <w:highlight w:val="white"/>
           <w:lang w:val="en-US"/>
         </w:rPr>
-        <w:t>error.showdetails</w:t>
-      </w:r>
-      <w:proofErr w:type="spellEnd"/>
-      <w:proofErr w:type="gramEnd"/>
-      <w:r>
+        <w:t>bku.local.url=http://127.0.0.1:3495/http-security-layer-request</w:t>
+      </w:r>
+    </w:p>
+    <w:p>
+      <w:pPr>
+        <w:pStyle w:val="Preformatted"/>
         <w:rPr>
           <w:highlight w:val="white"/>
           <w:lang w:val="en-US"/>
         </w:rPr>
-        <w:t>=false</w:t>
-      </w:r>
+      </w:pPr>
     </w:p>
     <w:p>
       <w:pPr>
@@ -9525,6 +6734,13 @@
           <w:lang w:val="en-US"/>
         </w:rPr>
       </w:pPr>
+      <w:r>
+        <w:rPr>
+          <w:highlight w:val="white"/>
+          <w:lang w:val="en-US"/>
+        </w:rPr>
+        <w:t># Online BKU URL</w:t>
+      </w:r>
     </w:p>
     <w:p>
       <w:pPr>
@@ -9539,17 +6755,17 @@
           <w:highlight w:val="white"/>
           <w:lang w:val="en-US"/>
         </w:rPr>
-        <w:t xml:space="preserve"># MOA-SS </w:t>
-      </w:r>
-      <w:proofErr w:type="spellStart"/>
-      <w:r>
+        <w:t>bku.online.url=http://192.168.1.1/bkuonline/http-security-layer-request</w:t>
+      </w:r>
+    </w:p>
+    <w:p>
+      <w:pPr>
+        <w:pStyle w:val="Preformatted"/>
         <w:rPr>
           <w:highlight w:val="white"/>
           <w:lang w:val="en-US"/>
         </w:rPr>
-        <w:t>Signatur</w:t>
-      </w:r>
-      <w:proofErr w:type="spellEnd"/>
+      </w:pPr>
     </w:p>
     <w:p>
       <w:pPr>
@@ -9559,23 +6775,28 @@
           <w:lang w:val="en-US"/>
         </w:rPr>
       </w:pPr>
-      <w:proofErr w:type="spellStart"/>
-      <w:proofErr w:type="gramStart"/>
       <w:r>
         <w:rPr>
           <w:highlight w:val="white"/>
           <w:lang w:val="en-US"/>
         </w:rPr>
-        <w:t>moa.enabled</w:t>
-      </w:r>
-      <w:proofErr w:type="spellEnd"/>
-      <w:proofErr w:type="gramEnd"/>
-      <w:r>
+        <w:t># Handy Signatur URL</w:t>
+      </w:r>
+    </w:p>
+    <w:p>
+      <w:pPr>
+        <w:pStyle w:val="Preformatted"/>
         <w:rPr>
           <w:highlight w:val="white"/>
           <w:lang w:val="en-US"/>
         </w:rPr>
-        <w:t>=false</w:t>
+      </w:pPr>
+      <w:r>
+        <w:rPr>
+          <w:highlight w:val="white"/>
+          <w:lang w:val="en-US"/>
+        </w:rPr>
+        <w:t>#bku.mobile.url=</w:t>
       </w:r>
     </w:p>
     <w:p>
@@ -9600,23 +6821,23 @@
           <w:highlight w:val="white"/>
           <w:lang w:val="en-US"/>
         </w:rPr>
-        <w:t xml:space="preserve"># </w:t>
-      </w:r>
-      <w:proofErr w:type="spellStart"/>
-      <w:r>
+        <w:t># Platzhalter Generator aktiv</w:t>
+      </w:r>
+    </w:p>
+    <w:p>
+      <w:pPr>
+        <w:pStyle w:val="Preformatted"/>
         <w:rPr>
           <w:highlight w:val="white"/>
           <w:lang w:val="en-US"/>
         </w:rPr>
-        <w:t>Lokale</w:t>
-      </w:r>
-      <w:proofErr w:type="spellEnd"/>
+      </w:pPr>
       <w:r>
         <w:rPr>
           <w:highlight w:val="white"/>
           <w:lang w:val="en-US"/>
         </w:rPr>
-        <w:t xml:space="preserve"> BKU URL</w:t>
+        <w:t>qr.placeholder.generator.enabled=true</w:t>
       </w:r>
     </w:p>
     <w:p>
@@ -9627,12 +6848,21 @@
           <w:lang w:val="en-US"/>
         </w:rPr>
       </w:pPr>
-      <w:r>
+    </w:p>
+    <w:p>
+      <w:pPr>
+        <w:pStyle w:val="Preformatted"/>
         <w:rPr>
           <w:highlight w:val="white"/>
           <w:lang w:val="en-US"/>
         </w:rPr>
-        <w:t>bku.local.url=http://127.0.0.1:3495/http-security-layer-request</w:t>
+      </w:pPr>
+      <w:r>
+        <w:rPr>
+          <w:highlight w:val="white"/>
+          <w:lang w:val="en-US"/>
+        </w:rPr>
+        <w:t>ks.enabled=true</w:t>
       </w:r>
     </w:p>
     <w:p>
@@ -9643,6 +6873,13 @@
           <w:lang w:val="en-US"/>
         </w:rPr>
       </w:pPr>
+      <w:r>
+        <w:rPr>
+          <w:highlight w:val="white"/>
+          <w:lang w:val="en-US"/>
+        </w:rPr>
+        <w:t>ks.file=/config/test.p12</w:t>
+      </w:r>
     </w:p>
     <w:p>
       <w:pPr>
@@ -9657,7 +6894,7 @@
           <w:highlight w:val="white"/>
           <w:lang w:val="en-US"/>
         </w:rPr>
-        <w:t># Online BKU URL</w:t>
+        <w:t>ks.type=PKCS12</w:t>
       </w:r>
     </w:p>
     <w:p>
@@ -9673,7 +6910,7 @@
           <w:highlight w:val="white"/>
           <w:lang w:val="en-US"/>
         </w:rPr>
-        <w:t>bku.online.url=http://192.168.1.1/bkuonline/http-security-layer-request</w:t>
+        <w:t>ks.pass=123abc</w:t>
       </w:r>
     </w:p>
     <w:p>
@@ -9684,6 +6921,13 @@
           <w:lang w:val="en-US"/>
         </w:rPr>
       </w:pPr>
+      <w:r>
+        <w:rPr>
+          <w:highlight w:val="white"/>
+          <w:lang w:val="en-US"/>
+        </w:rPr>
+        <w:t>ks.key.alias=test</w:t>
+      </w:r>
     </w:p>
     <w:p>
       <w:pPr>
@@ -9698,23 +6942,32 @@
           <w:highlight w:val="white"/>
           <w:lang w:val="en-US"/>
         </w:rPr>
-        <w:t xml:space="preserve"># Handy </w:t>
-      </w:r>
-      <w:proofErr w:type="spellStart"/>
-      <w:r>
+        <w:t>ks.key.pass=123abc</w:t>
+      </w:r>
+    </w:p>
+    <w:p>
+      <w:pPr>
+        <w:pStyle w:val="Preformatted"/>
         <w:rPr>
           <w:highlight w:val="white"/>
           <w:lang w:val="en-US"/>
         </w:rPr>
-        <w:t>Signatur</w:t>
-      </w:r>
-      <w:proofErr w:type="spellEnd"/>
-      <w:r>
+      </w:pPr>
+    </w:p>
+    <w:p>
+      <w:pPr>
+        <w:pStyle w:val="Preformatted"/>
         <w:rPr>
           <w:highlight w:val="white"/>
           <w:lang w:val="en-US"/>
         </w:rPr>
-        <w:t xml:space="preserve"> URL</w:t>
+      </w:pPr>
+      <w:r>
+        <w:rPr>
+          <w:highlight w:val="white"/>
+          <w:lang w:val="en-US"/>
+        </w:rPr>
+        <w:t>soap.sign.enabled=true</w:t>
       </w:r>
     </w:p>
     <w:p>
@@ -9730,7 +6983,7 @@
           <w:highlight w:val="white"/>
           <w:lang w:val="en-US"/>
         </w:rPr>
-        <w:t>#bku.mobile.url=</w:t>
+        <w:t>soap.sign.with.verify.enabled=true</w:t>
       </w:r>
     </w:p>
     <w:p>
@@ -9741,6 +6994,13 @@
           <w:lang w:val="en-US"/>
         </w:rPr>
       </w:pPr>
+      <w:r>
+        <w:rPr>
+          <w:highlight w:val="white"/>
+          <w:lang w:val="en-US"/>
+        </w:rPr>
+        <w:t>soap.verify.enabled=true</w:t>
+      </w:r>
     </w:p>
     <w:p>
       <w:pPr>
@@ -9750,38 +7010,38 @@
           <w:lang w:val="en-US"/>
         </w:rPr>
       </w:pPr>
-      <w:r>
+    </w:p>
+    <w:p>
+      <w:pPr>
+        <w:pStyle w:val="Preformatted"/>
         <w:rPr>
           <w:highlight w:val="white"/>
           <w:lang w:val="en-US"/>
         </w:rPr>
-        <w:t xml:space="preserve"># </w:t>
-      </w:r>
-      <w:proofErr w:type="spellStart"/>
+      </w:pPr>
       <w:r>
         <w:rPr>
           <w:highlight w:val="white"/>
           <w:lang w:val="en-US"/>
         </w:rPr>
-        <w:t>Platzhalter</w:t>
-      </w:r>
-      <w:proofErr w:type="spellEnd"/>
-      <w:r>
+        <w:t>reload.pwd=123456</w:t>
+      </w:r>
+    </w:p>
+    <w:p>
+      <w:pPr>
+        <w:pStyle w:val="Preformatted"/>
         <w:rPr>
           <w:highlight w:val="white"/>
           <w:lang w:val="en-US"/>
         </w:rPr>
-        <w:t xml:space="preserve"> Generator </w:t>
-      </w:r>
-      <w:proofErr w:type="spellStart"/>
+      </w:pPr>
       <w:r>
         <w:rPr>
           <w:highlight w:val="white"/>
           <w:lang w:val="en-US"/>
         </w:rPr>
-        <w:t>aktiv</w:t>
-      </w:r>
-      <w:proofErr w:type="spellEnd"/>
+        <w:t>reload.enabled=true</w:t>
+      </w:r>
     </w:p>
     <w:p>
       <w:pPr>
@@ -9791,30 +7051,37 @@
           <w:lang w:val="en-US"/>
         </w:rPr>
       </w:pPr>
-      <w:proofErr w:type="spellStart"/>
-      <w:proofErr w:type="gramStart"/>
-      <w:r>
+    </w:p>
+    <w:p>
+      <w:pPr>
+        <w:pStyle w:val="Preformatted"/>
         <w:rPr>
           <w:highlight w:val="white"/>
           <w:lang w:val="en-US"/>
         </w:rPr>
-        <w:t>qr.placeholder</w:t>
-      </w:r>
-      <w:proofErr w:type="gramEnd"/>
+      </w:pPr>
       <w:r>
         <w:rPr>
           <w:highlight w:val="white"/>
           <w:lang w:val="en-US"/>
         </w:rPr>
-        <w:t>.generator.enabled</w:t>
-      </w:r>
-      <w:proofErr w:type="spellEnd"/>
-      <w:r>
+        <w:t xml:space="preserve"># Whitelist </w:t>
+      </w:r>
+    </w:p>
+    <w:p>
+      <w:pPr>
+        <w:pStyle w:val="Preformatted"/>
         <w:rPr>
           <w:highlight w:val="white"/>
           <w:lang w:val="en-US"/>
         </w:rPr>
-        <w:t>=true</w:t>
+      </w:pPr>
+      <w:r>
+        <w:rPr>
+          <w:highlight w:val="white"/>
+          <w:lang w:val="en-US"/>
+        </w:rPr>
+        <w:t>whitelist.enabled=true</w:t>
       </w:r>
     </w:p>
     <w:p>
@@ -9825,6 +7092,13 @@
           <w:lang w:val="en-US"/>
         </w:rPr>
       </w:pPr>
+      <w:r>
+        <w:rPr>
+          <w:highlight w:val="white"/>
+          <w:lang w:val="en-US"/>
+        </w:rPr>
+        <w:t># Matches everything</w:t>
+      </w:r>
     </w:p>
     <w:p>
       <w:pPr>
@@ -9834,24 +7108,22 @@
           <w:lang w:val="en-US"/>
         </w:rPr>
       </w:pPr>
-      <w:proofErr w:type="spellStart"/>
-      <w:proofErr w:type="gramStart"/>
       <w:r>
         <w:rPr>
           <w:highlight w:val="white"/>
           <w:lang w:val="en-US"/>
         </w:rPr>
-        <w:t>ks.enabled</w:t>
-      </w:r>
-      <w:proofErr w:type="spellEnd"/>
-      <w:proofErr w:type="gramEnd"/>
-      <w:r>
+        <w:t>whitelist.url.01=^.*$</w:t>
+      </w:r>
+    </w:p>
+    <w:p>
+      <w:pPr>
+        <w:pStyle w:val="Preformatted"/>
         <w:rPr>
           <w:highlight w:val="white"/>
           <w:lang w:val="en-US"/>
         </w:rPr>
-        <w:t>=true</w:t>
-      </w:r>
+      </w:pPr>
     </w:p>
     <w:p>
       <w:pPr>
@@ -9861,634 +7133,127 @@
           <w:lang w:val="en-US"/>
         </w:rPr>
       </w:pPr>
-      <w:proofErr w:type="spellStart"/>
-      <w:proofErr w:type="gramStart"/>
       <w:r>
         <w:rPr>
           <w:highlight w:val="white"/>
           <w:lang w:val="en-US"/>
         </w:rPr>
-        <w:t>ks.file</w:t>
-      </w:r>
-      <w:proofErr w:type="spellEnd"/>
-      <w:proofErr w:type="gramEnd"/>
-      <w:r>
+        <w:t>#whitelist.url.02=^http://.*$</w:t>
+      </w:r>
+    </w:p>
+    <w:p>
+      <w:pPr>
+        <w:pStyle w:val="Preformatted"/>
         <w:rPr>
           <w:highlight w:val="white"/>
           <w:lang w:val="en-US"/>
         </w:rPr>
-        <w:t>=/config/test.p12</w:t>
-      </w:r>
+      </w:pPr>
     </w:p>
     <w:p>
       <w:pPr>
         <w:pStyle w:val="Preformatted"/>
         <w:rPr>
-          <w:highlight w:val="white"/>
-          <w:lang w:val="en-US"/>
-        </w:rPr>
-      </w:pPr>
-      <w:proofErr w:type="spellStart"/>
-      <w:proofErr w:type="gramStart"/>
-      <w:r>
-        <w:rPr>
-          <w:highlight w:val="white"/>
-          <w:lang w:val="en-US"/>
-        </w:rPr>
-        <w:t>ks.type</w:t>
-      </w:r>
-      <w:proofErr w:type="spellEnd"/>
-      <w:proofErr w:type="gramEnd"/>
-      <w:r>
-        <w:rPr>
-          <w:highlight w:val="white"/>
-          <w:lang w:val="en-US"/>
-        </w:rPr>
-        <w:t>=PKCS12</w:t>
+          <w:lang w:val="en-US"/>
+        </w:rPr>
+      </w:pPr>
+      <w:r>
+        <w:rPr>
+          <w:lang w:val="en-US"/>
+        </w:rPr>
+        <w:t>#Request Store</w:t>
       </w:r>
     </w:p>
     <w:p>
       <w:pPr>
         <w:pStyle w:val="Preformatted"/>
         <w:rPr>
-          <w:highlight w:val="white"/>
-          <w:lang w:val="en-US"/>
-        </w:rPr>
-      </w:pPr>
-      <w:proofErr w:type="spellStart"/>
-      <w:proofErr w:type="gramStart"/>
-      <w:r>
-        <w:rPr>
-          <w:highlight w:val="white"/>
-          <w:lang w:val="en-US"/>
-        </w:rPr>
-        <w:t>ks.pass</w:t>
-      </w:r>
-      <w:proofErr w:type="spellEnd"/>
-      <w:proofErr w:type="gramEnd"/>
-      <w:r>
-        <w:rPr>
-          <w:highlight w:val="white"/>
-          <w:lang w:val="en-US"/>
-        </w:rPr>
-        <w:t>=123abc</w:t>
+          <w:lang w:val="en-US"/>
+        </w:rPr>
+      </w:pPr>
+      <w:r>
+        <w:rPr>
+          <w:lang w:val="en-US"/>
+        </w:rPr>
+        <w:t># Default In Memory Store</w:t>
       </w:r>
     </w:p>
     <w:p>
       <w:pPr>
         <w:pStyle w:val="Preformatted"/>
         <w:rPr>
-          <w:highlight w:val="white"/>
-          <w:lang w:val="en-US"/>
-        </w:rPr>
-      </w:pPr>
-      <w:proofErr w:type="spellStart"/>
-      <w:proofErr w:type="gramStart"/>
-      <w:r>
-        <w:rPr>
-          <w:highlight w:val="white"/>
-          <w:lang w:val="en-US"/>
-        </w:rPr>
-        <w:t>ks.key.alias</w:t>
-      </w:r>
-      <w:proofErr w:type="spellEnd"/>
-      <w:proofErr w:type="gramEnd"/>
-      <w:r>
-        <w:rPr>
-          <w:highlight w:val="white"/>
-          <w:lang w:val="en-US"/>
-        </w:rPr>
-        <w:t>=test</w:t>
+          <w:lang w:val="en-US"/>
+        </w:rPr>
+      </w:pPr>
+      <w:r>
+        <w:rPr>
+          <w:lang w:val="en-US"/>
+        </w:rPr>
+        <w:t>#request.store=at.gv.egiz.pdfas.web.store.InMemoryRequestStore</w:t>
       </w:r>
     </w:p>
     <w:p>
       <w:pPr>
         <w:pStyle w:val="Preformatted"/>
         <w:rPr>
-          <w:highlight w:val="white"/>
-          <w:lang w:val="en-US"/>
-        </w:rPr>
-      </w:pPr>
-      <w:proofErr w:type="spellStart"/>
-      <w:proofErr w:type="gramStart"/>
-      <w:r>
-        <w:rPr>
-          <w:highlight w:val="white"/>
-          <w:lang w:val="en-US"/>
-        </w:rPr>
-        <w:t>ks.key.pass</w:t>
-      </w:r>
-      <w:proofErr w:type="spellEnd"/>
-      <w:proofErr w:type="gramEnd"/>
-      <w:r>
-        <w:rPr>
-          <w:highlight w:val="white"/>
-          <w:lang w:val="en-US"/>
-        </w:rPr>
-        <w:t>=123abc</w:t>
+          <w:lang w:val="en-US"/>
+        </w:rPr>
+      </w:pPr>
+      <w:r>
+        <w:rPr>
+          <w:lang w:val="en-US"/>
+        </w:rPr>
+        <w:t># DB Request Store for cluster</w:t>
       </w:r>
     </w:p>
     <w:p>
       <w:pPr>
         <w:pStyle w:val="Preformatted"/>
         <w:rPr>
-          <w:highlight w:val="white"/>
-          <w:lang w:val="en-US"/>
-        </w:rPr>
-      </w:pPr>
+          <w:lang w:val="en-US"/>
+        </w:rPr>
+      </w:pPr>
+      <w:r>
+        <w:rPr>
+          <w:lang w:val="en-US"/>
+        </w:rPr>
+        <w:t>#request.store=at.gv.egiz.pdfas.web.store.DBRequestStore</w:t>
+      </w:r>
     </w:p>
     <w:p>
       <w:pPr>
         <w:pStyle w:val="Preformatted"/>
         <w:rPr>
-          <w:highlight w:val="white"/>
-          <w:lang w:val="en-US"/>
-        </w:rPr>
-      </w:pPr>
-      <w:proofErr w:type="spellStart"/>
-      <w:proofErr w:type="gramStart"/>
-      <w:r>
-        <w:rPr>
-          <w:highlight w:val="white"/>
-          <w:lang w:val="en-US"/>
-        </w:rPr>
-        <w:t>soap.sign</w:t>
-      </w:r>
-      <w:proofErr w:type="gramEnd"/>
-      <w:r>
-        <w:rPr>
-          <w:highlight w:val="white"/>
-          <w:lang w:val="en-US"/>
-        </w:rPr>
-        <w:t>.enabled</w:t>
-      </w:r>
-      <w:proofErr w:type="spellEnd"/>
-      <w:r>
-        <w:rPr>
-          <w:highlight w:val="white"/>
-          <w:lang w:val="en-US"/>
-        </w:rPr>
-        <w:t>=true</w:t>
-      </w:r>
+          <w:lang w:val="en-US"/>
+        </w:rPr>
+      </w:pPr>
     </w:p>
     <w:p>
       <w:pPr>
         <w:pStyle w:val="Preformatted"/>
         <w:rPr>
-          <w:highlight w:val="white"/>
-          <w:lang w:val="en-US"/>
-        </w:rPr>
-      </w:pPr>
-      <w:proofErr w:type="spellStart"/>
-      <w:proofErr w:type="gramStart"/>
-      <w:r>
-        <w:rPr>
-          <w:highlight w:val="white"/>
-          <w:lang w:val="en-US"/>
-        </w:rPr>
-        <w:t>soap.sign</w:t>
-      </w:r>
-      <w:proofErr w:type="gramEnd"/>
-      <w:r>
-        <w:rPr>
-          <w:highlight w:val="white"/>
-          <w:lang w:val="en-US"/>
-        </w:rPr>
-        <w:t>.with.verify.enabled</w:t>
-      </w:r>
-      <w:proofErr w:type="spellEnd"/>
-      <w:r>
-        <w:rPr>
-          <w:highlight w:val="white"/>
-          <w:lang w:val="en-US"/>
-        </w:rPr>
-        <w:t>=true</w:t>
+          <w:lang w:val="en-US"/>
+        </w:rPr>
+      </w:pPr>
+      <w:r>
+        <w:rPr>
+          <w:lang w:val="en-US"/>
+        </w:rPr>
+        <w:t># seconds Requests are kept in Database (default 600)</w:t>
       </w:r>
     </w:p>
     <w:p>
       <w:pPr>
         <w:pStyle w:val="Preformatted"/>
         <w:rPr>
-          <w:highlight w:val="white"/>
-          <w:lang w:val="en-US"/>
-        </w:rPr>
-      </w:pPr>
-      <w:proofErr w:type="spellStart"/>
-      <w:proofErr w:type="gramStart"/>
-      <w:r>
-        <w:rPr>
-          <w:highlight w:val="white"/>
-          <w:lang w:val="en-US"/>
-        </w:rPr>
-        <w:t>soap.verify</w:t>
-      </w:r>
-      <w:proofErr w:type="gramEnd"/>
-      <w:r>
-        <w:rPr>
-          <w:highlight w:val="white"/>
-          <w:lang w:val="en-US"/>
-        </w:rPr>
-        <w:t>.enabled</w:t>
-      </w:r>
-      <w:proofErr w:type="spellEnd"/>
-      <w:r>
-        <w:rPr>
-          <w:highlight w:val="white"/>
-          <w:lang w:val="en-US"/>
-        </w:rPr>
-        <w:t>=true</w:t>
-      </w:r>
-    </w:p>
-    <w:p>
-      <w:pPr>
-        <w:pStyle w:val="Preformatted"/>
-        <w:rPr>
-          <w:highlight w:val="white"/>
-          <w:lang w:val="en-US"/>
-        </w:rPr>
-      </w:pPr>
-    </w:p>
-    <w:p>
-      <w:pPr>
-        <w:pStyle w:val="Preformatted"/>
-        <w:rPr>
-          <w:highlight w:val="white"/>
-          <w:lang w:val="en-US"/>
-        </w:rPr>
-      </w:pPr>
-      <w:r>
-        <w:rPr>
-          <w:highlight w:val="white"/>
-          <w:lang w:val="en-US"/>
-        </w:rPr>
-        <w:t>reload.pwd=123456</w:t>
-      </w:r>
-    </w:p>
-    <w:p>
-      <w:pPr>
-        <w:pStyle w:val="Preformatted"/>
-        <w:rPr>
-          <w:highlight w:val="white"/>
-          <w:lang w:val="en-US"/>
-        </w:rPr>
-      </w:pPr>
-      <w:proofErr w:type="spellStart"/>
-      <w:proofErr w:type="gramStart"/>
-      <w:r>
-        <w:rPr>
-          <w:highlight w:val="white"/>
-          <w:lang w:val="en-US"/>
-        </w:rPr>
-        <w:t>reload.enabled</w:t>
-      </w:r>
-      <w:proofErr w:type="spellEnd"/>
-      <w:proofErr w:type="gramEnd"/>
-      <w:r>
-        <w:rPr>
-          <w:highlight w:val="white"/>
-          <w:lang w:val="en-US"/>
-        </w:rPr>
-        <w:t>=true</w:t>
-      </w:r>
-    </w:p>
-    <w:p>
-      <w:pPr>
-        <w:pStyle w:val="Preformatted"/>
-        <w:rPr>
-          <w:highlight w:val="white"/>
-          <w:lang w:val="en-US"/>
-        </w:rPr>
-      </w:pPr>
-    </w:p>
-    <w:p>
-      <w:pPr>
-        <w:pStyle w:val="Preformatted"/>
-        <w:rPr>
-          <w:highlight w:val="white"/>
-          <w:lang w:val="en-US"/>
-        </w:rPr>
-      </w:pPr>
-      <w:r>
-        <w:rPr>
-          <w:highlight w:val="white"/>
-          <w:lang w:val="en-US"/>
-        </w:rPr>
-        <w:t xml:space="preserve"># Whitelist </w:t>
-      </w:r>
-    </w:p>
-    <w:p>
-      <w:pPr>
-        <w:pStyle w:val="Preformatted"/>
-        <w:rPr>
-          <w:highlight w:val="white"/>
-          <w:lang w:val="en-US"/>
-        </w:rPr>
-      </w:pPr>
-      <w:proofErr w:type="spellStart"/>
-      <w:proofErr w:type="gramStart"/>
-      <w:r>
-        <w:rPr>
-          <w:highlight w:val="white"/>
-          <w:lang w:val="en-US"/>
-        </w:rPr>
-        <w:t>whitelist.enabled</w:t>
-      </w:r>
-      <w:proofErr w:type="spellEnd"/>
-      <w:proofErr w:type="gramEnd"/>
-      <w:r>
-        <w:rPr>
-          <w:highlight w:val="white"/>
-          <w:lang w:val="en-US"/>
-        </w:rPr>
-        <w:t>=true</w:t>
-      </w:r>
-    </w:p>
-    <w:p>
-      <w:pPr>
-        <w:pStyle w:val="Preformatted"/>
-        <w:rPr>
-          <w:highlight w:val="white"/>
-          <w:lang w:val="en-US"/>
-        </w:rPr>
-      </w:pPr>
-      <w:r>
-        <w:rPr>
-          <w:highlight w:val="white"/>
-          <w:lang w:val="en-US"/>
-        </w:rPr>
-        <w:t># Matches everything</w:t>
-      </w:r>
-    </w:p>
-    <w:p>
-      <w:pPr>
-        <w:pStyle w:val="Preformatted"/>
-        <w:rPr>
-          <w:highlight w:val="white"/>
-          <w:lang w:val="en-US"/>
-        </w:rPr>
-      </w:pPr>
-      <w:r>
-        <w:rPr>
-          <w:highlight w:val="white"/>
-          <w:lang w:val="en-US"/>
-        </w:rPr>
-        <w:t>whitelist.url.01=</w:t>
-      </w:r>
-      <w:proofErr w:type="gramStart"/>
-      <w:r>
-        <w:rPr>
-          <w:highlight w:val="white"/>
-          <w:lang w:val="en-US"/>
-        </w:rPr>
-        <w:t>^.*</w:t>
-      </w:r>
-      <w:proofErr w:type="gramEnd"/>
-      <w:r>
-        <w:rPr>
-          <w:highlight w:val="white"/>
-          <w:lang w:val="en-US"/>
-        </w:rPr>
-        <w:t>$</w:t>
-      </w:r>
-    </w:p>
-    <w:p>
-      <w:pPr>
-        <w:pStyle w:val="Preformatted"/>
-        <w:rPr>
-          <w:highlight w:val="white"/>
-          <w:lang w:val="en-US"/>
-        </w:rPr>
-      </w:pPr>
-    </w:p>
-    <w:p>
-      <w:pPr>
-        <w:pStyle w:val="Preformatted"/>
-        <w:rPr>
-          <w:highlight w:val="white"/>
-          <w:lang w:val="en-US"/>
-        </w:rPr>
-      </w:pPr>
-      <w:r>
-        <w:rPr>
-          <w:highlight w:val="white"/>
-          <w:lang w:val="en-US"/>
-        </w:rPr>
-        <w:t>#whitelist.url.02=^http:/</w:t>
-      </w:r>
-      <w:proofErr w:type="gramStart"/>
-      <w:r>
-        <w:rPr>
-          <w:highlight w:val="white"/>
-          <w:lang w:val="en-US"/>
-        </w:rPr>
-        <w:t>/.*</w:t>
-      </w:r>
-      <w:proofErr w:type="gramEnd"/>
-      <w:r>
-        <w:rPr>
-          <w:highlight w:val="white"/>
-          <w:lang w:val="en-US"/>
-        </w:rPr>
-        <w:t>$</w:t>
-      </w:r>
-    </w:p>
-    <w:p>
-      <w:pPr>
-        <w:pStyle w:val="Preformatted"/>
-        <w:rPr>
-          <w:highlight w:val="white"/>
-          <w:lang w:val="en-US"/>
-        </w:rPr>
-      </w:pPr>
-    </w:p>
-    <w:p>
-      <w:pPr>
-        <w:pStyle w:val="Preformatted"/>
-        <w:rPr>
-          <w:lang w:val="en-US"/>
-        </w:rPr>
-      </w:pPr>
-      <w:r>
-        <w:rPr>
-          <w:lang w:val="en-US"/>
-        </w:rPr>
-        <w:t>#Request Store</w:t>
-      </w:r>
-    </w:p>
-    <w:p>
-      <w:pPr>
-        <w:pStyle w:val="Preformatted"/>
-        <w:rPr>
-          <w:lang w:val="en-US"/>
-        </w:rPr>
-      </w:pPr>
-      <w:r>
-        <w:rPr>
-          <w:lang w:val="en-US"/>
-        </w:rPr>
-        <w:t xml:space="preserve"># Default </w:t>
-      </w:r>
-      <w:proofErr w:type="gramStart"/>
-      <w:r>
-        <w:rPr>
-          <w:lang w:val="en-US"/>
-        </w:rPr>
-        <w:t>In</w:t>
-      </w:r>
-      <w:proofErr w:type="gramEnd"/>
-      <w:r>
-        <w:rPr>
-          <w:lang w:val="en-US"/>
-        </w:rPr>
-        <w:t xml:space="preserve"> Memory Store</w:t>
-      </w:r>
-    </w:p>
-    <w:p>
-      <w:pPr>
-        <w:pStyle w:val="Preformatted"/>
-        <w:rPr>
-          <w:lang w:val="en-US"/>
-        </w:rPr>
-      </w:pPr>
-      <w:r>
-        <w:rPr>
-          <w:lang w:val="en-US"/>
-        </w:rPr>
-        <w:t>#</w:t>
-      </w:r>
-      <w:proofErr w:type="spellStart"/>
-      <w:proofErr w:type="gramStart"/>
-      <w:r>
-        <w:rPr>
-          <w:lang w:val="en-US"/>
-        </w:rPr>
-        <w:t>request.store</w:t>
-      </w:r>
-      <w:proofErr w:type="spellEnd"/>
-      <w:proofErr w:type="gramEnd"/>
-      <w:r>
-        <w:rPr>
-          <w:lang w:val="en-US"/>
-        </w:rPr>
-        <w:t>=</w:t>
-      </w:r>
-      <w:proofErr w:type="spellStart"/>
-      <w:r>
-        <w:rPr>
-          <w:lang w:val="en-US"/>
-        </w:rPr>
-        <w:t>at.gv.egiz.pdfas.web.store.InMemoryRequestStore</w:t>
-      </w:r>
-      <w:proofErr w:type="spellEnd"/>
-    </w:p>
-    <w:p>
-      <w:pPr>
-        <w:pStyle w:val="Preformatted"/>
-        <w:rPr>
-          <w:lang w:val="en-US"/>
-        </w:rPr>
-      </w:pPr>
-      <w:r>
-        <w:rPr>
-          <w:lang w:val="en-US"/>
-        </w:rPr>
-        <w:t># DB Request Store for cluster</w:t>
-      </w:r>
-    </w:p>
-    <w:p>
-      <w:pPr>
-        <w:pStyle w:val="Preformatted"/>
-        <w:rPr>
-          <w:lang w:val="en-US"/>
-        </w:rPr>
-      </w:pPr>
-      <w:r>
-        <w:rPr>
-          <w:lang w:val="en-US"/>
-        </w:rPr>
-        <w:t>#</w:t>
-      </w:r>
-      <w:proofErr w:type="spellStart"/>
-      <w:proofErr w:type="gramStart"/>
-      <w:r>
-        <w:rPr>
-          <w:lang w:val="en-US"/>
-        </w:rPr>
-        <w:t>request.store</w:t>
-      </w:r>
-      <w:proofErr w:type="spellEnd"/>
-      <w:proofErr w:type="gramEnd"/>
-      <w:r>
-        <w:rPr>
-          <w:lang w:val="en-US"/>
-        </w:rPr>
-        <w:t>=</w:t>
-      </w:r>
-      <w:proofErr w:type="spellStart"/>
-      <w:r>
-        <w:rPr>
-          <w:lang w:val="en-US"/>
-        </w:rPr>
-        <w:t>at.gv.egiz.pdfas.web.store.DBRequestStore</w:t>
-      </w:r>
-      <w:proofErr w:type="spellEnd"/>
-    </w:p>
-    <w:p>
-      <w:pPr>
-        <w:pStyle w:val="Preformatted"/>
-        <w:rPr>
-          <w:lang w:val="en-US"/>
-        </w:rPr>
-      </w:pPr>
-    </w:p>
-    <w:p>
-      <w:pPr>
-        <w:pStyle w:val="Preformatted"/>
-        <w:rPr>
-          <w:lang w:val="en-US"/>
-        </w:rPr>
-      </w:pPr>
-      <w:r>
-        <w:rPr>
-          <w:lang w:val="en-US"/>
-        </w:rPr>
-        <w:t># seconds Requests are kept in Database (default 600)</w:t>
-      </w:r>
-    </w:p>
-    <w:p>
-      <w:pPr>
-        <w:pStyle w:val="Preformatted"/>
-        <w:rPr>
-          <w:lang w:val="en-US"/>
-        </w:rPr>
-      </w:pPr>
-      <w:r>
-        <w:rPr>
-          <w:lang w:val="en-US"/>
-        </w:rPr>
-        <w:t>#</w:t>
-      </w:r>
-      <w:proofErr w:type="spellStart"/>
-      <w:r>
-        <w:rPr>
-          <w:lang w:val="en-US"/>
-        </w:rPr>
-        <w:t>request.</w:t>
-      </w:r>
-      <w:proofErr w:type="gramStart"/>
-      <w:r>
-        <w:rPr>
-          <w:lang w:val="en-US"/>
-        </w:rPr>
-        <w:t>db.timeout</w:t>
-      </w:r>
-      <w:proofErr w:type="spellEnd"/>
-      <w:proofErr w:type="gramEnd"/>
-      <w:r>
-        <w:rPr>
-          <w:lang w:val="en-US"/>
-        </w:rPr>
-        <w:t>=600</w:t>
+          <w:lang w:val="en-US"/>
+        </w:rPr>
+      </w:pPr>
+      <w:r>
+        <w:rPr>
+          <w:lang w:val="en-US"/>
+        </w:rPr>
+        <w:t>#request.db.timeout=600</w:t>
       </w:r>
     </w:p>
     <w:p>
@@ -10533,21 +7298,7 @@
         <w:rPr>
           <w:lang w:val="en-US"/>
         </w:rPr>
-        <w:t>#</w:t>
-      </w:r>
-      <w:proofErr w:type="gramStart"/>
-      <w:r>
-        <w:rPr>
-          <w:lang w:val="en-US"/>
-        </w:rPr>
-        <w:t>hibernate.props</w:t>
-      </w:r>
-      <w:proofErr w:type="gramEnd"/>
-      <w:r>
-        <w:rPr>
-          <w:lang w:val="en-US"/>
-        </w:rPr>
-        <w:t>.hibernate.dialect=org.hibernate.dialect.MySQLDialect</w:t>
+        <w:t>#hibernate.props.hibernate.dialect=org.hibernate.dialect.MySQLDialect</w:t>
       </w:r>
     </w:p>
     <w:p>
@@ -10561,21 +7312,7 @@
         <w:rPr>
           <w:lang w:val="en-US"/>
         </w:rPr>
-        <w:t>#</w:t>
-      </w:r>
-      <w:proofErr w:type="gramStart"/>
-      <w:r>
-        <w:rPr>
-          <w:lang w:val="en-US"/>
-        </w:rPr>
-        <w:t>hibernate.props</w:t>
-      </w:r>
-      <w:proofErr w:type="gramEnd"/>
-      <w:r>
-        <w:rPr>
-          <w:lang w:val="en-US"/>
-        </w:rPr>
-        <w:t>.hibernate.connection.driver_class=com.mysql.jdbc.Driver</w:t>
+        <w:t>#hibernate.props.hibernate.connection.driver_class=com.mysql.jdbc.Driver</w:t>
       </w:r>
     </w:p>
     <w:p>
@@ -10589,16 +7326,8 @@
         <w:rPr>
           <w:lang w:val="en-US"/>
         </w:rPr>
-        <w:t>#hibernate.props.hibernate.connection.url=</w:t>
-      </w:r>
-      <w:proofErr w:type="gramStart"/>
-      <w:r>
-        <w:rPr>
-          <w:lang w:val="en-US"/>
-        </w:rPr>
-        <w:t>jdbc:mysql://localhost/pdfasweb</w:t>
-      </w:r>
-      <w:proofErr w:type="gramEnd"/>
+        <w:t>#hibernate.props.hibernate.connection.url=jdbc:mysql://localhost/pdfasweb</w:t>
+      </w:r>
     </w:p>
     <w:p>
       <w:pPr>
@@ -10611,38 +7340,8 @@
         <w:rPr>
           <w:lang w:val="en-US"/>
         </w:rPr>
-        <w:t>#</w:t>
-      </w:r>
-      <w:proofErr w:type="spellStart"/>
-      <w:proofErr w:type="gramStart"/>
-      <w:r>
-        <w:rPr>
-          <w:lang w:val="en-US"/>
-        </w:rPr>
-        <w:t>hibernate.props</w:t>
-      </w:r>
-      <w:proofErr w:type="gramEnd"/>
-      <w:r>
-        <w:rPr>
-          <w:lang w:val="en-US"/>
-        </w:rPr>
-        <w:t>.hibernate.connection.username</w:t>
-      </w:r>
-      <w:proofErr w:type="spellEnd"/>
-      <w:r>
-        <w:rPr>
-          <w:lang w:val="en-US"/>
-        </w:rPr>
-        <w:t>=</w:t>
-      </w:r>
-      <w:proofErr w:type="spellStart"/>
-      <w:r>
-        <w:rPr>
-          <w:lang w:val="en-US"/>
-        </w:rPr>
-        <w:t>pdfasweb</w:t>
-      </w:r>
-      <w:proofErr w:type="spellEnd"/>
+        <w:t>#hibernate.props.hibernate.connection.username=pdfasweb</w:t>
+      </w:r>
     </w:p>
     <w:p>
       <w:pPr>
@@ -10655,38 +7354,8 @@
         <w:rPr>
           <w:lang w:val="en-US"/>
         </w:rPr>
-        <w:t>#</w:t>
-      </w:r>
-      <w:proofErr w:type="spellStart"/>
-      <w:proofErr w:type="gramStart"/>
-      <w:r>
-        <w:rPr>
-          <w:lang w:val="en-US"/>
-        </w:rPr>
-        <w:t>hibernate.props</w:t>
-      </w:r>
-      <w:proofErr w:type="gramEnd"/>
-      <w:r>
-        <w:rPr>
-          <w:lang w:val="en-US"/>
-        </w:rPr>
-        <w:t>.hibernate.connection.password</w:t>
-      </w:r>
-      <w:proofErr w:type="spellEnd"/>
-      <w:r>
-        <w:rPr>
-          <w:lang w:val="en-US"/>
-        </w:rPr>
-        <w:t>=</w:t>
-      </w:r>
-      <w:proofErr w:type="spellStart"/>
-      <w:r>
-        <w:rPr>
-          <w:lang w:val="en-US"/>
-        </w:rPr>
-        <w:t>pdfasweb</w:t>
-      </w:r>
-      <w:proofErr w:type="spellEnd"/>
+        <w:t>#hibernate.props.hibernate.connection.password=pdfasweb</w:t>
+      </w:r>
     </w:p>
     <w:p>
       <w:pPr>
@@ -10699,29 +7368,7 @@
         <w:rPr>
           <w:lang w:val="en-US"/>
         </w:rPr>
-        <w:t>#</w:t>
-      </w:r>
-      <w:proofErr w:type="spellStart"/>
-      <w:proofErr w:type="gramStart"/>
-      <w:r>
-        <w:rPr>
-          <w:lang w:val="en-US"/>
-        </w:rPr>
-        <w:t>hibernate.props</w:t>
-      </w:r>
-      <w:proofErr w:type="gramEnd"/>
-      <w:r>
-        <w:rPr>
-          <w:lang w:val="en-US"/>
-        </w:rPr>
-        <w:t>.hibernate.connection.pool_size</w:t>
-      </w:r>
-      <w:proofErr w:type="spellEnd"/>
-      <w:r>
-        <w:rPr>
-          <w:lang w:val="en-US"/>
-        </w:rPr>
-        <w:t>=5</w:t>
+        <w:t>#hibernate.props.hibernate.connection.pool_size=5</w:t>
       </w:r>
     </w:p>
     <w:p>
@@ -10735,29 +7382,7 @@
         <w:rPr>
           <w:lang w:val="en-US"/>
         </w:rPr>
-        <w:t>#</w:t>
-      </w:r>
-      <w:proofErr w:type="spellStart"/>
-      <w:proofErr w:type="gramStart"/>
-      <w:r>
-        <w:rPr>
-          <w:lang w:val="en-US"/>
-        </w:rPr>
-        <w:t>hibernate.props</w:t>
-      </w:r>
-      <w:proofErr w:type="gramEnd"/>
-      <w:r>
-        <w:rPr>
-          <w:lang w:val="en-US"/>
-        </w:rPr>
-        <w:t>.hibernate.connection.autocommit</w:t>
-      </w:r>
-      <w:proofErr w:type="spellEnd"/>
-      <w:r>
-        <w:rPr>
-          <w:lang w:val="en-US"/>
-        </w:rPr>
-        <w:t>=false</w:t>
+        <w:t>#hibernate.props.hibernate.connection.autocommit=false</w:t>
       </w:r>
     </w:p>
     <w:p>
@@ -10771,29 +7396,7 @@
         <w:rPr>
           <w:lang w:val="en-US"/>
         </w:rPr>
-        <w:t>#</w:t>
-      </w:r>
-      <w:proofErr w:type="spellStart"/>
-      <w:proofErr w:type="gramStart"/>
-      <w:r>
-        <w:rPr>
-          <w:lang w:val="en-US"/>
-        </w:rPr>
-        <w:t>hibernate.props</w:t>
-      </w:r>
-      <w:proofErr w:type="gramEnd"/>
-      <w:r>
-        <w:rPr>
-          <w:lang w:val="en-US"/>
-        </w:rPr>
-        <w:t>.hibernate.show_sql</w:t>
-      </w:r>
-      <w:proofErr w:type="spellEnd"/>
-      <w:r>
-        <w:rPr>
-          <w:lang w:val="en-US"/>
-        </w:rPr>
-        <w:t>=true</w:t>
+        <w:t>#hibernate.props.hibernate.show_sql=true</w:t>
       </w:r>
     </w:p>
     <w:p>
@@ -10807,21 +7410,7 @@
         <w:rPr>
           <w:lang w:val="en-US"/>
         </w:rPr>
-        <w:t>#</w:t>
-      </w:r>
-      <w:proofErr w:type="gramStart"/>
-      <w:r>
-        <w:rPr>
-          <w:lang w:val="en-US"/>
-        </w:rPr>
-        <w:t>hibernate.props</w:t>
-      </w:r>
-      <w:proofErr w:type="gramEnd"/>
-      <w:r>
-        <w:rPr>
-          <w:lang w:val="en-US"/>
-        </w:rPr>
-        <w:t>.hibernate.hbm2ddl.auto=update</w:t>
+        <w:t>#hibernate.props.hibernate.hbm2ddl.auto=update</w:t>
       </w:r>
     </w:p>
     <w:p>
@@ -10843,21 +7432,7 @@
         <w:rPr>
           <w:lang w:val="en-US"/>
         </w:rPr>
-        <w:t xml:space="preserve"># Handy Signature </w:t>
-      </w:r>
-      <w:proofErr w:type="spellStart"/>
-      <w:r>
-        <w:rPr>
-          <w:lang w:val="en-US"/>
-        </w:rPr>
-        <w:t>mit</w:t>
-      </w:r>
-      <w:proofErr w:type="spellEnd"/>
-      <w:r>
-        <w:rPr>
-          <w:lang w:val="en-US"/>
-        </w:rPr>
-        <w:t xml:space="preserve"> SL 2.0</w:t>
+        <w:t># Handy Signature mit SL 2.0</w:t>
       </w:r>
     </w:p>
     <w:p>
@@ -10876,21 +7451,28 @@
           <w:lang w:val="en-US"/>
         </w:rPr>
       </w:pPr>
-      <w:proofErr w:type="gramStart"/>
       <w:r>
         <w:rPr>
           <w:highlight w:val="white"/>
           <w:lang w:val="en-US"/>
         </w:rPr>
-        <w:t>sl20.sign.enabled</w:t>
-      </w:r>
-      <w:proofErr w:type="gramEnd"/>
-      <w:r>
+        <w:t>sl20.sign.enabled=true</w:t>
+      </w:r>
+    </w:p>
+    <w:p>
+      <w:pPr>
+        <w:pStyle w:val="Preformatted"/>
         <w:rPr>
           <w:highlight w:val="white"/>
           <w:lang w:val="en-US"/>
         </w:rPr>
-        <w:t>=true</w:t>
+      </w:pPr>
+      <w:r>
+        <w:rPr>
+          <w:highlight w:val="white"/>
+          <w:lang w:val="en-US"/>
+        </w:rPr>
+        <w:t>sl20.mobile.url=https://test1.a-trust.at/securitylayer2</w:t>
       </w:r>
     </w:p>
     <w:p>
@@ -10906,7 +7488,7 @@
           <w:highlight w:val="white"/>
           <w:lang w:val="en-US"/>
         </w:rPr>
-        <w:t>sl20.mobile.url=https://test1.a-trust.at/securitylayer2</w:t>
+        <w:t>sl20.keystore.file=</w:t>
       </w:r>
     </w:p>
     <w:p>
@@ -10917,21 +7499,28 @@
           <w:lang w:val="en-US"/>
         </w:rPr>
       </w:pPr>
-      <w:proofErr w:type="gramStart"/>
       <w:r>
         <w:rPr>
           <w:highlight w:val="white"/>
           <w:lang w:val="en-US"/>
         </w:rPr>
-        <w:t>sl20.keystore.file</w:t>
-      </w:r>
-      <w:proofErr w:type="gramEnd"/>
-      <w:r>
+        <w:t>sl20.keystore.type=JKS</w:t>
+      </w:r>
+    </w:p>
+    <w:p>
+      <w:pPr>
+        <w:pStyle w:val="Preformatted"/>
         <w:rPr>
           <w:highlight w:val="white"/>
           <w:lang w:val="en-US"/>
         </w:rPr>
-        <w:t>=</w:t>
+      </w:pPr>
+      <w:r>
+        <w:rPr>
+          <w:highlight w:val="white"/>
+          <w:lang w:val="en-US"/>
+        </w:rPr>
+        <w:t>sl20.keystore.pass=****</w:t>
       </w:r>
     </w:p>
     <w:p>
@@ -10942,21 +7531,28 @@
           <w:lang w:val="en-US"/>
         </w:rPr>
       </w:pPr>
-      <w:proofErr w:type="gramStart"/>
       <w:r>
         <w:rPr>
           <w:highlight w:val="white"/>
           <w:lang w:val="en-US"/>
         </w:rPr>
-        <w:t>sl20.keystore.type</w:t>
-      </w:r>
-      <w:proofErr w:type="gramEnd"/>
-      <w:r>
+        <w:t>sl20.keystore.sign.key.alias=sl20signing</w:t>
+      </w:r>
+    </w:p>
+    <w:p>
+      <w:pPr>
+        <w:pStyle w:val="Preformatted"/>
         <w:rPr>
           <w:highlight w:val="white"/>
           <w:lang w:val="en-US"/>
         </w:rPr>
-        <w:t>=JKS</w:t>
+      </w:pPr>
+      <w:r>
+        <w:rPr>
+          <w:highlight w:val="white"/>
+          <w:lang w:val="en-US"/>
+        </w:rPr>
+        <w:t>sl20.keystore.sign.key.pass=****</w:t>
       </w:r>
     </w:p>
     <w:p>
@@ -10967,21 +7563,28 @@
           <w:lang w:val="en-US"/>
         </w:rPr>
       </w:pPr>
-      <w:proofErr w:type="gramStart"/>
       <w:r>
         <w:rPr>
           <w:highlight w:val="white"/>
           <w:lang w:val="en-US"/>
         </w:rPr>
-        <w:t>sl20.keystore.pass</w:t>
-      </w:r>
-      <w:proofErr w:type="gramEnd"/>
-      <w:r>
+        <w:t>sl20.keystore.enc.key.alias=sl20encryption</w:t>
+      </w:r>
+    </w:p>
+    <w:p>
+      <w:pPr>
+        <w:pStyle w:val="Preformatted"/>
         <w:rPr>
           <w:highlight w:val="white"/>
           <w:lang w:val="en-US"/>
         </w:rPr>
-        <w:t>=****</w:t>
+      </w:pPr>
+      <w:r>
+        <w:rPr>
+          <w:highlight w:val="white"/>
+          <w:lang w:val="en-US"/>
+        </w:rPr>
+        <w:t>sl20.keystore.enc.key.pass=****</w:t>
       </w:r>
     </w:p>
     <w:p>
@@ -10997,7 +7600,7 @@
           <w:highlight w:val="white"/>
           <w:lang w:val="en-US"/>
         </w:rPr>
-        <w:t>sl20.keystore.sign.key.alias=sl20signing</w:t>
+        <w:t>sl20.debug.validation.disable=false</w:t>
       </w:r>
     </w:p>
     <w:p>
@@ -11013,7 +7616,7 @@
           <w:highlight w:val="white"/>
           <w:lang w:val="en-US"/>
         </w:rPr>
-        <w:t>sl20.keystore.sign.key.pass=****</w:t>
+        <w:t>sl20.debug.signed.result.enabled=false</w:t>
       </w:r>
     </w:p>
     <w:p>
@@ -11029,7 +7632,7 @@
           <w:highlight w:val="white"/>
           <w:lang w:val="en-US"/>
         </w:rPr>
-        <w:t>sl20.keystore.enc.key.alias=sl20encryption</w:t>
+        <w:t>sl20.debug.signed.result.required=false</w:t>
       </w:r>
     </w:p>
     <w:p>
@@ -11045,7 +7648,7 @@
           <w:highlight w:val="white"/>
           <w:lang w:val="en-US"/>
         </w:rPr>
-        <w:t>sl20.keystore.enc.key.pass=****</w:t>
+        <w:t>sl20.debug.encryption.enabled=false</w:t>
       </w:r>
     </w:p>
     <w:p>
@@ -11056,121 +7659,12 @@
           <w:lang w:val="en-US"/>
         </w:rPr>
       </w:pPr>
-      <w:proofErr w:type="gramStart"/>
       <w:r>
         <w:rPr>
           <w:highlight w:val="white"/>
           <w:lang w:val="en-US"/>
         </w:rPr>
-        <w:t>sl20.debug.validation</w:t>
-      </w:r>
-      <w:proofErr w:type="gramEnd"/>
-      <w:r>
-        <w:rPr>
-          <w:highlight w:val="white"/>
-          <w:lang w:val="en-US"/>
-        </w:rPr>
-        <w:t>.disable=false</w:t>
-      </w:r>
-    </w:p>
-    <w:p>
-      <w:pPr>
-        <w:pStyle w:val="Preformatted"/>
-        <w:rPr>
-          <w:highlight w:val="white"/>
-          <w:lang w:val="en-US"/>
-        </w:rPr>
-      </w:pPr>
-      <w:proofErr w:type="gramStart"/>
-      <w:r>
-        <w:rPr>
-          <w:highlight w:val="white"/>
-          <w:lang w:val="en-US"/>
-        </w:rPr>
-        <w:t>sl20.debug.signed</w:t>
-      </w:r>
-      <w:proofErr w:type="gramEnd"/>
-      <w:r>
-        <w:rPr>
-          <w:highlight w:val="white"/>
-          <w:lang w:val="en-US"/>
-        </w:rPr>
-        <w:t>.result.enabled=false</w:t>
-      </w:r>
-    </w:p>
-    <w:p>
-      <w:pPr>
-        <w:pStyle w:val="Preformatted"/>
-        <w:rPr>
-          <w:highlight w:val="white"/>
-          <w:lang w:val="en-US"/>
-        </w:rPr>
-      </w:pPr>
-      <w:proofErr w:type="gramStart"/>
-      <w:r>
-        <w:rPr>
-          <w:highlight w:val="white"/>
-          <w:lang w:val="en-US"/>
-        </w:rPr>
-        <w:t>sl20.debug.signed</w:t>
-      </w:r>
-      <w:proofErr w:type="gramEnd"/>
-      <w:r>
-        <w:rPr>
-          <w:highlight w:val="white"/>
-          <w:lang w:val="en-US"/>
-        </w:rPr>
-        <w:t>.result.required=false</w:t>
-      </w:r>
-    </w:p>
-    <w:p>
-      <w:pPr>
-        <w:pStyle w:val="Preformatted"/>
-        <w:rPr>
-          <w:highlight w:val="white"/>
-          <w:lang w:val="en-US"/>
-        </w:rPr>
-      </w:pPr>
-      <w:proofErr w:type="gramStart"/>
-      <w:r>
-        <w:rPr>
-          <w:highlight w:val="white"/>
-          <w:lang w:val="en-US"/>
-        </w:rPr>
-        <w:t>sl20.debug.encryption</w:t>
-      </w:r>
-      <w:proofErr w:type="gramEnd"/>
-      <w:r>
-        <w:rPr>
-          <w:highlight w:val="white"/>
-          <w:lang w:val="en-US"/>
-        </w:rPr>
-        <w:t>.enabled=false</w:t>
-      </w:r>
-    </w:p>
-    <w:p>
-      <w:pPr>
-        <w:pStyle w:val="Preformatted"/>
-        <w:rPr>
-          <w:highlight w:val="white"/>
-          <w:lang w:val="en-US"/>
-        </w:rPr>
-      </w:pPr>
-      <w:proofErr w:type="gramStart"/>
-      <w:r>
-        <w:rPr>
-          <w:highlight w:val="white"/>
-          <w:lang w:val="en-US"/>
-        </w:rPr>
-        <w:t>sl20.debug.encryption</w:t>
-      </w:r>
-      <w:proofErr w:type="gramEnd"/>
-      <w:r>
-        <w:rPr>
-          <w:highlight w:val="white"/>
-          <w:lang w:val="en-US"/>
-        </w:rPr>
-        <w:t>.required=false</w:t>
+        <w:t>sl20.debug.encryption.required=false</w:t>
       </w:r>
     </w:p>
     <w:p>
@@ -11764,19 +8258,11 @@
               <w:spacing w:after="60" w:line="240" w:lineRule="auto"/>
               <w:cnfStyle w:val="000000010000" w:firstRow="0" w:lastRow="0" w:firstColumn="0" w:lastColumn="0" w:oddVBand="0" w:evenVBand="0" w:oddHBand="0" w:evenHBand="1" w:firstRowFirstColumn="0" w:firstRowLastColumn="0" w:lastRowFirstColumn="0" w:lastRowLastColumn="0"/>
             </w:pPr>
-            <w:proofErr w:type="spellStart"/>
-            <w:r>
-              <w:rPr>
-                <w:sz w:val="20"/>
-              </w:rPr>
-              <w:t>Konfigurationsparamter</w:t>
-            </w:r>
-            <w:proofErr w:type="spellEnd"/>
-            <w:r>
-              <w:rPr>
-                <w:sz w:val="20"/>
-              </w:rPr>
-              <w:t xml:space="preserve"> update</w:t>
+            <w:r>
+              <w:rPr>
+                <w:sz w:val="20"/>
+              </w:rPr>
+              <w:t>Konfigurationsparamter update</w:t>
             </w:r>
           </w:p>
         </w:tc>
@@ -11862,42 +8348,12 @@
               <w:spacing w:after="60" w:line="240" w:lineRule="auto"/>
               <w:cnfStyle w:val="000000000000" w:firstRow="0" w:lastRow="0" w:firstColumn="0" w:lastColumn="0" w:oddVBand="0" w:evenVBand="0" w:oddHBand="0" w:evenHBand="0" w:firstRowFirstColumn="0" w:firstRowLastColumn="0" w:lastRowFirstColumn="0" w:lastRowLastColumn="0"/>
             </w:pPr>
-            <w:proofErr w:type="spellStart"/>
-            <w:r>
-              <w:rPr>
-                <w:sz w:val="20"/>
-              </w:rPr>
-              <w:t>pdf</w:t>
-            </w:r>
-            <w:proofErr w:type="spellEnd"/>
-            <w:r>
-              <w:rPr>
-                <w:sz w:val="20"/>
-              </w:rPr>
-              <w:t>-</w:t>
-            </w:r>
-            <w:proofErr w:type="spellStart"/>
-            <w:r>
-              <w:rPr>
-                <w:sz w:val="20"/>
-              </w:rPr>
-              <w:t>as</w:t>
-            </w:r>
-            <w:proofErr w:type="spellEnd"/>
-            <w:r>
-              <w:rPr>
-                <w:sz w:val="20"/>
-              </w:rPr>
-              <w:t>-web-</w:t>
-            </w:r>
-            <w:proofErr w:type="spellStart"/>
-            <w:r>
-              <w:rPr>
-                <w:sz w:val="20"/>
-              </w:rPr>
-              <w:t>db</w:t>
-            </w:r>
-            <w:proofErr w:type="spellEnd"/>
+            <w:r>
+              <w:rPr>
+                <w:sz w:val="20"/>
+              </w:rPr>
+              <w:t>pdf-as-web-db</w:t>
+            </w:r>
           </w:p>
         </w:tc>
       </w:tr>
@@ -11989,16 +8445,8 @@
               <w:rPr>
                 <w:sz w:val="20"/>
               </w:rPr>
-              <w:t xml:space="preserve">Key </w:t>
-            </w:r>
-            <w:proofErr w:type="spellStart"/>
-            <w:r>
-              <w:rPr>
-                <w:sz w:val="20"/>
-              </w:rPr>
-              <w:t>identifier</w:t>
-            </w:r>
-            <w:proofErr w:type="spellEnd"/>
+              <w:t>Key identifier</w:t>
+            </w:r>
           </w:p>
         </w:tc>
       </w:tr>
@@ -12083,19 +8531,11 @@
               <w:spacing w:after="60" w:line="240" w:lineRule="auto"/>
               <w:cnfStyle w:val="000000000000" w:firstRow="0" w:lastRow="0" w:firstColumn="0" w:lastColumn="0" w:oddVBand="0" w:evenVBand="0" w:oddHBand="0" w:evenHBand="0" w:firstRowFirstColumn="0" w:firstRowLastColumn="0" w:lastRowFirstColumn="0" w:lastRowLastColumn="0"/>
             </w:pPr>
-            <w:proofErr w:type="spellStart"/>
-            <w:r>
-              <w:rPr>
-                <w:sz w:val="20"/>
-              </w:rPr>
-              <w:t>Platzhhalter</w:t>
-            </w:r>
-            <w:proofErr w:type="spellEnd"/>
-            <w:r>
-              <w:rPr>
-                <w:sz w:val="20"/>
-              </w:rPr>
-              <w:t xml:space="preserve"> Servlet</w:t>
+            <w:r>
+              <w:rPr>
+                <w:sz w:val="20"/>
+              </w:rPr>
+              <w:t>Platzhhalter Servlet</w:t>
             </w:r>
           </w:p>
         </w:tc>
@@ -12376,19 +8816,11 @@
               <w:spacing w:after="60" w:line="240" w:lineRule="auto"/>
               <w:cnfStyle w:val="000000010000" w:firstRow="0" w:lastRow="0" w:firstColumn="0" w:lastColumn="0" w:oddVBand="0" w:evenVBand="0" w:oddHBand="0" w:evenHBand="1" w:firstRowFirstColumn="0" w:firstRowLastColumn="0" w:lastRowFirstColumn="0" w:lastRowLastColumn="0"/>
             </w:pPr>
-            <w:proofErr w:type="spellStart"/>
-            <w:r>
-              <w:rPr>
-                <w:sz w:val="20"/>
-              </w:rPr>
-              <w:t>Konfigurationsparamter</w:t>
-            </w:r>
-            <w:proofErr w:type="spellEnd"/>
-            <w:r>
-              <w:rPr>
-                <w:sz w:val="20"/>
-              </w:rPr>
-              <w:t xml:space="preserve"> update</w:t>
+            <w:r>
+              <w:rPr>
+                <w:sz w:val="20"/>
+              </w:rPr>
+              <w:t>Konfigurationsparamter update</w:t>
             </w:r>
           </w:p>
         </w:tc>
@@ -12998,7 +9430,6 @@
               <w:szCs w:val="18"/>
             </w:rPr>
           </w:pPr>
-          <w:proofErr w:type="spellStart"/>
           <w:r>
             <w:rPr>
               <w:rFonts w:asciiTheme="majorHAnsi" w:hAnsiTheme="majorHAnsi"/>
@@ -13006,17 +9437,7 @@
               <w:sz w:val="18"/>
               <w:szCs w:val="18"/>
             </w:rPr>
-            <w:t>Sandgasse</w:t>
-          </w:r>
-          <w:proofErr w:type="spellEnd"/>
-          <w:r>
-            <w:rPr>
-              <w:rFonts w:asciiTheme="majorHAnsi" w:hAnsiTheme="majorHAnsi"/>
-              <w:color w:val="4C483D"/>
-              <w:sz w:val="18"/>
-              <w:szCs w:val="18"/>
-            </w:rPr>
-            <w:t xml:space="preserve"> 38a, A-8010 Graz</w:t>
+            <w:t>Sandgasse 38a, A-8010 Graz</w:t>
           </w:r>
           <w:r>
             <w:rPr>
@@ -15923,7 +12344,7 @@
 </file>
 
 <file path=customXml/itemProps3.xml><?xml version="1.0" encoding="utf-8"?>
-<ds:datastoreItem xmlns:ds="http://schemas.openxmlformats.org/officeDocument/2006/customXml" ds:itemID="{FC53CFD3-45F1-4AE1-A673-AC3C2FE9BFDF}">
+<ds:datastoreItem xmlns:ds="http://schemas.openxmlformats.org/officeDocument/2006/customXml" ds:itemID="{ED06B49E-513E-400C-A0CD-A476D54497B3}">
   <ds:schemaRefs>
     <ds:schemaRef ds:uri="http://schemas.openxmlformats.org/officeDocument/2006/bibliography"/>
   </ds:schemaRefs>

--- a/doc/PDFAS5_WebDokumentation.docx
+++ b/doc/PDFAS5_WebDokumentation.docx
@@ -35,8 +35,6 @@
                 <w:sz w:val="18"/>
               </w:rPr>
             </w:pPr>
-            <w:bookmarkStart w:id="0" w:name="_GoBack"/>
-            <w:bookmarkEnd w:id="0"/>
             <w:r>
               <w:rPr>
                 <w:rFonts w:asciiTheme="majorHAnsi" w:hAnsiTheme="majorHAnsi"/>
@@ -439,7 +437,23 @@
                 <w:sz w:val="20"/>
                 <w:lang w:val="en-US"/>
               </w:rPr>
-              <w:t xml:space="preserve">Andreas Fitzek – </w:t>
+              <w:t xml:space="preserve">Andreas </w:t>
+            </w:r>
+            <w:proofErr w:type="spellStart"/>
+            <w:r>
+              <w:rPr>
+                <w:sz w:val="20"/>
+                <w:lang w:val="en-US"/>
+              </w:rPr>
+              <w:t>Fitzek</w:t>
+            </w:r>
+            <w:proofErr w:type="spellEnd"/>
+            <w:r>
+              <w:rPr>
+                <w:sz w:val="20"/>
+                <w:lang w:val="en-US"/>
+              </w:rPr>
+              <w:t xml:space="preserve"> – </w:t>
             </w:r>
             <w:hyperlink r:id="rId11">
               <w:r>
@@ -1321,7 +1335,7 @@
                 <w:noProof/>
                 <w:webHidden/>
               </w:rPr>
-              <w:t>10</w:t>
+              <w:t>11</w:t>
             </w:r>
             <w:r>
               <w:rPr>
@@ -1435,68 +1449,220 @@
       <w:pPr>
         <w:pStyle w:val="Heading1"/>
       </w:pPr>
-      <w:bookmarkStart w:id="1" w:name="_Toc228452738"/>
+      <w:bookmarkStart w:id="0" w:name="_Toc228452738"/>
+      <w:proofErr w:type="spellStart"/>
       <w:r>
         <w:lastRenderedPageBreak/>
         <w:t>Deployment</w:t>
       </w:r>
+      <w:bookmarkEnd w:id="0"/>
+      <w:proofErr w:type="spellEnd"/>
+    </w:p>
+    <w:p>
+      <w:pPr>
+        <w:pStyle w:val="Heading2"/>
+      </w:pPr>
+      <w:bookmarkStart w:id="1" w:name="_Toc228452739"/>
+      <w:r>
+        <w:t>Konfigurationsparameter</w:t>
+      </w:r>
       <w:bookmarkEnd w:id="1"/>
     </w:p>
     <w:p>
+      <w:r>
+        <w:t xml:space="preserve">PDF-AS Web basiert auf dem Spring Boot-Framework. Zusätzlich verwendet PDF-AS Web aber eine eigene Konfigurationsdatei im </w:t>
+      </w:r>
+      <w:proofErr w:type="spellStart"/>
+      <w:r>
+        <w:t>properties</w:t>
+      </w:r>
+      <w:proofErr w:type="spellEnd"/>
+      <w:r>
+        <w:t>-Format. Der Dateipfad zu dieser Konfigurationsdatei muss über die Spring Boot-Variable mit Namen „</w:t>
+      </w:r>
+      <w:proofErr w:type="spellStart"/>
+      <w:r>
+        <w:t>pdf-as-web.conf</w:t>
+      </w:r>
+      <w:proofErr w:type="spellEnd"/>
+      <w:r>
+        <w:t xml:space="preserve">“ angegeben werden. Eine Möglichkeit hierfür ist, eine entsprechende Umgebungsvariable im Java-Anwendungsserver, zum Beispiel dem Apache </w:t>
+      </w:r>
+      <w:proofErr w:type="spellStart"/>
+      <w:r>
+        <w:t>Tomcat</w:t>
+      </w:r>
+      <w:proofErr w:type="spellEnd"/>
+      <w:r>
+        <w:t xml:space="preserve"> Server, zu definieren. Ein Beispielparameter für den Apache </w:t>
+      </w:r>
+      <w:proofErr w:type="spellStart"/>
+      <w:r>
+        <w:t>Tomcat</w:t>
+      </w:r>
+      <w:proofErr w:type="spellEnd"/>
+      <w:r>
+        <w:t xml:space="preserve"> Server:</w:t>
+      </w:r>
+    </w:p>
+    <w:p>
+      <w:pPr>
+        <w:pStyle w:val="Preformatted"/>
+        <w:rPr>
+          <w:highlight w:val="white"/>
+          <w:lang w:val="en-US"/>
+        </w:rPr>
+      </w:pPr>
+      <w:r>
+        <w:rPr>
+          <w:highlight w:val="white"/>
+          <w:lang w:val="en-US"/>
+        </w:rPr>
+        <w:t>-</w:t>
+      </w:r>
+      <w:proofErr w:type="spellStart"/>
+      <w:r>
+        <w:rPr>
+          <w:highlight w:val="white"/>
+          <w:lang w:val="en-US"/>
+        </w:rPr>
+        <w:t>Dpdf</w:t>
+      </w:r>
+      <w:proofErr w:type="spellEnd"/>
+      <w:r>
+        <w:rPr>
+          <w:highlight w:val="white"/>
+          <w:lang w:val="en-US"/>
+        </w:rPr>
+        <w:t>-as-</w:t>
+      </w:r>
+      <w:proofErr w:type="spellStart"/>
+      <w:r>
+        <w:rPr>
+          <w:highlight w:val="white"/>
+          <w:lang w:val="en-US"/>
+        </w:rPr>
+        <w:t>web.conf</w:t>
+      </w:r>
+      <w:proofErr w:type="spellEnd"/>
+      <w:proofErr w:type="gramStart"/>
+      <w:r>
+        <w:rPr>
+          <w:highlight w:val="white"/>
+          <w:lang w:val="en-US"/>
+        </w:rPr>
+        <w:t>=“</w:t>
+      </w:r>
+      <w:proofErr w:type="gramEnd"/>
+      <w:r>
+        <w:rPr>
+          <w:highlight w:val="white"/>
+          <w:lang w:val="en-US"/>
+        </w:rPr>
+        <w:t>/…/pdf-as-</w:t>
+      </w:r>
+      <w:proofErr w:type="spellStart"/>
+      <w:r>
+        <w:rPr>
+          <w:highlight w:val="white"/>
+          <w:lang w:val="en-US"/>
+        </w:rPr>
+        <w:t>web.properties</w:t>
+      </w:r>
+      <w:proofErr w:type="spellEnd"/>
+      <w:r>
+        <w:rPr>
+          <w:highlight w:val="white"/>
+          <w:lang w:val="en-US"/>
+        </w:rPr>
+        <w:t>“</w:t>
+      </w:r>
+      <w:r>
+        <w:rPr>
+          <w:highlight w:val="white"/>
+          <w:lang w:val="en-US"/>
+        </w:rPr>
+        <w:br/>
+      </w:r>
+    </w:p>
+    <w:p>
+      <w:pPr>
+        <w:rPr>
+          <w:highlight w:val="white"/>
+          <w:lang w:val="de-AT"/>
+        </w:rPr>
+      </w:pPr>
+      <w:r>
+        <w:rPr>
+          <w:highlight w:val="white"/>
+          <w:lang w:val="de-AT"/>
+        </w:rPr>
+        <w:t>Sämtliche Spring Boot-spezifischen V</w:t>
+      </w:r>
+      <w:r>
+        <w:rPr>
+          <w:highlight w:val="white"/>
+          <w:lang w:val="de-AT"/>
+        </w:rPr>
+        <w:t xml:space="preserve">ariablen können </w:t>
+      </w:r>
+      <w:r>
+        <w:rPr>
+          <w:highlight w:val="white"/>
+          <w:lang w:val="de-AT"/>
+        </w:rPr>
+        <w:t>sowohl in einer Spring-Boot-Konfigurationsdatei (</w:t>
+      </w:r>
+      <w:proofErr w:type="spellStart"/>
+      <w:r>
+        <w:rPr>
+          <w:highlight w:val="white"/>
+          <w:lang w:val="de-AT"/>
+        </w:rPr>
+        <w:t>application.yml</w:t>
+      </w:r>
+      <w:proofErr w:type="spellEnd"/>
+      <w:r>
+        <w:rPr>
+          <w:highlight w:val="white"/>
+          <w:lang w:val="de-AT"/>
+        </w:rPr>
+        <w:t xml:space="preserve"> oder </w:t>
+      </w:r>
+      <w:proofErr w:type="spellStart"/>
+      <w:proofErr w:type="gramStart"/>
+      <w:r>
+        <w:rPr>
+          <w:highlight w:val="white"/>
+          <w:lang w:val="de-AT"/>
+        </w:rPr>
+        <w:t>application.properties</w:t>
+      </w:r>
+      <w:proofErr w:type="spellEnd"/>
+      <w:proofErr w:type="gramEnd"/>
+      <w:r>
+        <w:rPr>
+          <w:highlight w:val="white"/>
+          <w:lang w:val="de-AT"/>
+        </w:rPr>
+        <w:t>) als auch direkt in der PDF-AS-Web-Konfigurationsdatei hinterlegt werden.</w:t>
+      </w:r>
+    </w:p>
+    <w:p>
       <w:pPr>
         <w:pStyle w:val="Heading2"/>
-      </w:pPr>
-      <w:bookmarkStart w:id="2" w:name="_Toc228452739"/>
-      <w:r>
-        <w:t>Konfigurationsparameter</w:t>
+        <w:rPr>
+          <w:color w:val="auto"/>
+        </w:rPr>
+      </w:pPr>
+      <w:bookmarkStart w:id="2" w:name="_Toc228452740"/>
+      <w:r>
+        <w:rPr>
+          <w:color w:val="auto"/>
+        </w:rPr>
+        <w:t>Security Layer 2.0</w:t>
       </w:r>
       <w:bookmarkEnd w:id="2"/>
-    </w:p>
-    <w:p>
-      <w:r>
-        <w:t>PDF-AS Web basiert auf dem Spring Boot-Framework. Zusätzlich verwendet PDF-AS Web aber eine eigene Konfigurationsdatei im properties-Format. Der Dateipfad zu dieser Konfigurationsdatei muss über die Spring Boot-Variable mit Namen „pdf-as-web.conf“ angegeben werden. Eine Möglichkeit hierfür ist, eine entsprechende Umgebungsvariable im Java-Anwendungsserver, zum Beispiel dem Apache Tomcat Server, zu definieren. Ein Beispielparameter für den Apache Tomcat Server:</w:t>
-      </w:r>
-    </w:p>
-    <w:p>
-      <w:pPr>
-        <w:pStyle w:val="Preformatted"/>
-        <w:rPr>
-          <w:highlight w:val="white"/>
-          <w:lang w:val="en-US"/>
-        </w:rPr>
-      </w:pPr>
-      <w:r>
-        <w:rPr>
-          <w:highlight w:val="white"/>
-          <w:lang w:val="en-US"/>
-        </w:rPr>
-        <w:t>-Dpdf-as-web.conf=“/…/pdf-as-web.properties“</w:t>
-      </w:r>
-    </w:p>
-    <w:p>
-      <w:pPr>
-        <w:pStyle w:val="Preformatted"/>
-        <w:rPr>
-          <w:highlight w:val="white"/>
-          <w:lang w:val="en-US"/>
-        </w:rPr>
-      </w:pPr>
-    </w:p>
-    <w:p>
-      <w:pPr>
-        <w:pStyle w:val="Heading2"/>
-        <w:rPr>
-          <w:color w:val="auto"/>
-        </w:rPr>
-      </w:pPr>
-      <w:bookmarkStart w:id="3" w:name="_Toc228452740"/>
-      <w:r>
-        <w:rPr>
-          <w:color w:val="auto"/>
-        </w:rPr>
-        <w:t>Security Layer 2.0</w:t>
-      </w:r>
-      <w:bookmarkEnd w:id="3"/>
     </w:p>
     <w:p>
       <w:pPr>
@@ -1516,11 +1682,11 @@
       <w:pPr>
         <w:pStyle w:val="Heading2"/>
       </w:pPr>
-      <w:bookmarkStart w:id="4" w:name="_Toc228452741"/>
+      <w:bookmarkStart w:id="3" w:name="_Toc228452741"/>
       <w:r>
         <w:t>SOAP-Schnittstelle</w:t>
       </w:r>
-      <w:bookmarkEnd w:id="4"/>
+      <w:bookmarkEnd w:id="3"/>
     </w:p>
     <w:p>
       <w:r>
@@ -1535,10 +1701,90 @@
         <w:rPr>
           <w:i/>
         </w:rPr>
-        <w:t>„{pdf-as-web-url}/services/wssign?wsdl“</w:t>
-      </w:r>
-      <w:r>
-        <w:t xml:space="preserve"> abgerufen werden. Anwendungen können die SOAP-Schnittstelle nutzen um PDF-Dokumente direkt an PDF-AS Web hochzuladen. Bei diesem Request können diverse Signaturoptionen, wie beispielsweise der „Connector“, übergeben werden. Mit Hilfe der „Connector“ Option wird bestimmt womit die Signatur erzeugt werden soll. Hier können serverbasierte Signaturen, wie „JKS“ oder „MOA“ verwendet werden, oder clientbasierte Signaturen, wie „BKU“, „MOBILEBKU“ oder „ONLINEBKU“. Wird eine serverbasierte Signatur verwendet, ist das signierte Dokument in der Antwort enthalten. Wird eine clientbasierte Signatur verwendet, benötigt PDF-AS Web eine Benutzerschnittstelle um direkt mit dem Benutzer zu kommunizieren. In diesem Fall ist eine URL in der Antwort enthalten, auf die der Benutzer weitergeleitet werden muss. Das signierte Dokument wird dann entweder direkt an den Benutzer übermittelt oder die aufrufende Anwendung kann per „invoke-url“ informiert werden. „</w:t>
+        <w:t>„{</w:t>
+      </w:r>
+      <w:proofErr w:type="spellStart"/>
+      <w:r>
+        <w:rPr>
+          <w:i/>
+        </w:rPr>
+        <w:t>pdf</w:t>
+      </w:r>
+      <w:proofErr w:type="spellEnd"/>
+      <w:r>
+        <w:rPr>
+          <w:i/>
+        </w:rPr>
+        <w:t>-</w:t>
+      </w:r>
+      <w:proofErr w:type="spellStart"/>
+      <w:r>
+        <w:rPr>
+          <w:i/>
+        </w:rPr>
+        <w:t>as</w:t>
+      </w:r>
+      <w:proofErr w:type="spellEnd"/>
+      <w:r>
+        <w:rPr>
+          <w:i/>
+        </w:rPr>
+        <w:t>-web-</w:t>
+      </w:r>
+      <w:proofErr w:type="spellStart"/>
+      <w:proofErr w:type="gramStart"/>
+      <w:r>
+        <w:rPr>
+          <w:i/>
+        </w:rPr>
+        <w:t>url</w:t>
+      </w:r>
+      <w:proofErr w:type="spellEnd"/>
+      <w:r>
+        <w:rPr>
+          <w:i/>
+        </w:rPr>
+        <w:t>}/</w:t>
+      </w:r>
+      <w:proofErr w:type="spellStart"/>
+      <w:proofErr w:type="gramEnd"/>
+      <w:r>
+        <w:rPr>
+          <w:i/>
+        </w:rPr>
+        <w:t>services</w:t>
+      </w:r>
+      <w:proofErr w:type="spellEnd"/>
+      <w:r>
+        <w:rPr>
+          <w:i/>
+        </w:rPr>
+        <w:t>/</w:t>
+      </w:r>
+      <w:proofErr w:type="spellStart"/>
+      <w:r>
+        <w:rPr>
+          <w:i/>
+        </w:rPr>
+        <w:t>wssign?wsdl</w:t>
+      </w:r>
+      <w:proofErr w:type="spellEnd"/>
+      <w:r>
+        <w:rPr>
+          <w:i/>
+        </w:rPr>
+        <w:t>“</w:t>
+      </w:r>
+      <w:r>
+        <w:t xml:space="preserve"> abgerufen werden. Anwendungen können die SOAP-Schnittstelle nutzen um PDF-Dokumente direkt an PDF-AS Web hochzuladen. Bei diesem Request können diverse Signaturoptionen, wie beispielsweise der „Connector“, übergeben werden. Mit Hilfe der „Connector“ Option wird bestimmt womit die Signatur erzeugt werden soll. Hier können serverbasierte Signaturen, wie „JKS“ oder „MOA“ verwendet werden, oder clientbasierte Signaturen, wie „BKU“, „MOBILEBKU“ oder „ONLINEBKU“. Wird eine serverbasierte Signatur verwendet, ist das signierte Dokument in der Antwort enthalten. Wird eine clientbasierte Signatur verwendet, benötigt PDF-AS Web eine Benutzerschnittstelle um direkt mit dem Benutzer zu kommunizieren. In diesem Fall ist eine URL in der Antwort enthalten, auf die der Benutzer weitergeleitet werden muss. Das signierte Dokument wird dann entweder direkt an den Benutzer übermittelt oder die aufrufende Anwendung kann per „</w:t>
+      </w:r>
+      <w:proofErr w:type="spellStart"/>
+      <w:r>
+        <w:t>invoke-url</w:t>
+      </w:r>
+      <w:proofErr w:type="spellEnd"/>
+      <w:r>
+        <w:t>“ informiert werden. „</w:t>
       </w:r>
       <w:r>
         <w:fldChar w:fldCharType="begin"/>
@@ -1620,7 +1866,7 @@
       <w:pPr>
         <w:pStyle w:val="Caption"/>
       </w:pPr>
-      <w:bookmarkStart w:id="5" w:name="_Ref393120030"/>
+      <w:bookmarkStart w:id="4" w:name="_Ref393120030"/>
       <w:r>
         <w:t xml:space="preserve">Abbildung </w:t>
       </w:r>
@@ -1645,17 +1891,114 @@
       <w:r>
         <w:t>.: Ablauf einer Signatur über die SOAP-Schnittstelle</w:t>
       </w:r>
-      <w:bookmarkEnd w:id="5"/>
-    </w:p>
-    <w:p>
-      <w:r>
-        <w:t>Die SOAP-Schnittstelle bietet vier Methoden „signSingle“, „signBulk“, „signMultiple“ und „getMultiple“. Mit der Methode „signSingle“ lässt sich ein Dokument signieren. Mit der Methode „signBulk“ lassen sich mehrere Signaturanfragen im Bulk erstellen, wobei diese Methode nur für Serversignaturen (JKS oder MOA) zur Verfügung steht.</w:t>
-      </w:r>
-    </w:p>
-    <w:p>
-      <w:r>
-        <w:t xml:space="preserve">Mit der Version 4.3.0 von PDF-AS wurden zwei weitere Methoden „signMultiple“ und „getMultiple“ eingeführt welche Bulk-Light Signaturen auch für clientbasierte Signature (z.B. MOBILEBKU) ermöglichen. Hierbei können PDF-AS mehrere zu signierende Dokumente übergeben werden welche anschließend dem Benutzer zur Unterzeichnung vorgelegt werden. Im Unterschied zur mehrfachen Verwendung von „signSingle muss der Benutzer*innen* im Falle von bulk-light nur einmal seinen Benutzernamen / Passwort bekannt geben und kann anschließend alle Dokumente via zweiten Faktor, z.B. Mobile App, freigeben. Die signierten Dokumente können anschließend entweder als ZIP Archiv, identisch zum „signSingle“ Prozess, von PDF-AS abgeholt werden, oder via eines als HTTP GET Parameter an die </w:t>
-      </w:r>
+      <w:bookmarkEnd w:id="4"/>
+    </w:p>
+    <w:p>
+      <w:r>
+        <w:t>Die SOAP-Schnittstelle bietet vier Methoden „</w:t>
+      </w:r>
+      <w:proofErr w:type="spellStart"/>
+      <w:r>
+        <w:t>signSingle</w:t>
+      </w:r>
+      <w:proofErr w:type="spellEnd"/>
+      <w:r>
+        <w:t>“, „</w:t>
+      </w:r>
+      <w:proofErr w:type="spellStart"/>
+      <w:r>
+        <w:t>signBulk</w:t>
+      </w:r>
+      <w:proofErr w:type="spellEnd"/>
+      <w:r>
+        <w:t>“, „</w:t>
+      </w:r>
+      <w:proofErr w:type="spellStart"/>
+      <w:r>
+        <w:t>signMultiple</w:t>
+      </w:r>
+      <w:proofErr w:type="spellEnd"/>
+      <w:r>
+        <w:t>“ und „</w:t>
+      </w:r>
+      <w:proofErr w:type="spellStart"/>
+      <w:r>
+        <w:t>getMultiple</w:t>
+      </w:r>
+      <w:proofErr w:type="spellEnd"/>
+      <w:r>
+        <w:t>“. Mit der Methode „</w:t>
+      </w:r>
+      <w:proofErr w:type="spellStart"/>
+      <w:r>
+        <w:t>signSingle</w:t>
+      </w:r>
+      <w:proofErr w:type="spellEnd"/>
+      <w:r>
+        <w:t>“ lässt sich ein Dokument signieren. Mit der Methode „</w:t>
+      </w:r>
+      <w:proofErr w:type="spellStart"/>
+      <w:r>
+        <w:t>signBulk</w:t>
+      </w:r>
+      <w:proofErr w:type="spellEnd"/>
+      <w:r>
+        <w:t xml:space="preserve">“ lassen sich mehrere Signaturanfragen im </w:t>
+      </w:r>
+      <w:proofErr w:type="spellStart"/>
+      <w:r>
+        <w:t>Bulk</w:t>
+      </w:r>
+      <w:proofErr w:type="spellEnd"/>
+      <w:r>
+        <w:t xml:space="preserve"> erstellen, wobei diese Methode nur für Serversignaturen (JKS oder MOA) zur Verfügung steht.</w:t>
+      </w:r>
+    </w:p>
+    <w:p>
+      <w:r>
+        <w:t>Mit der Version 4.3.0 von PDF-AS wurden zwei weitere Methoden „</w:t>
+      </w:r>
+      <w:proofErr w:type="spellStart"/>
+      <w:r>
+        <w:t>signMultiple</w:t>
+      </w:r>
+      <w:proofErr w:type="spellEnd"/>
+      <w:r>
+        <w:t>“ und „</w:t>
+      </w:r>
+      <w:proofErr w:type="spellStart"/>
+      <w:r>
+        <w:t>getMultiple</w:t>
+      </w:r>
+      <w:proofErr w:type="spellEnd"/>
+      <w:r>
+        <w:t xml:space="preserve">“ eingeführt welche Bulk-Light Signaturen auch für clientbasierte </w:t>
+      </w:r>
+      <w:proofErr w:type="spellStart"/>
+      <w:r>
+        <w:t>Signature</w:t>
+      </w:r>
+      <w:proofErr w:type="spellEnd"/>
+      <w:r>
+        <w:t xml:space="preserve"> (z.B. MOBILEBKU) ermöglichen. Hierbei können PDF-AS mehrere zu signierende Dokumente übergeben werden welche anschließend dem Benutzer zur Unterzeichnung vorgelegt werden. Im Unterschied zur mehrfachen Verwendung von „</w:t>
+      </w:r>
+      <w:proofErr w:type="spellStart"/>
+      <w:r>
+        <w:t>signSingle</w:t>
+      </w:r>
+      <w:proofErr w:type="spellEnd"/>
+      <w:r>
+        <w:t xml:space="preserve"> muss der Benutzer*innen* im Falle von bulk-light nur einmal seinen Benutzernamen / Passwort bekannt geben und kann anschließend alle Dokumente via zweiten Faktor, z.B. Mobile App, freigeben. Die signierten Dokumente können anschließend entweder als ZIP Archiv, identisch zum „</w:t>
+      </w:r>
+      <w:proofErr w:type="spellStart"/>
+      <w:r>
+        <w:t>signSingle</w:t>
+      </w:r>
+      <w:proofErr w:type="spellEnd"/>
+      <w:r>
+        <w:t xml:space="preserve">“ Prozess, von PDF-AS abgeholt werden, oder via eines als HTTP GET Parameter an die </w:t>
+      </w:r>
+      <w:proofErr w:type="spellStart"/>
       <w:r>
         <w:rPr>
           <w:i/>
@@ -1663,8 +2006,17 @@
         </w:rPr>
         <w:t>invokeURL</w:t>
       </w:r>
-      <w:r>
-        <w:t xml:space="preserve"> returniertes token (z.B. </w:t>
+      <w:proofErr w:type="spellEnd"/>
+      <w:r>
+        <w:t xml:space="preserve"> returniertes </w:t>
+      </w:r>
+      <w:proofErr w:type="spellStart"/>
+      <w:r>
+        <w:t>token</w:t>
+      </w:r>
+      <w:proofErr w:type="spellEnd"/>
+      <w:r>
+        <w:t xml:space="preserve"> (z.B. </w:t>
       </w:r>
       <w:hyperlink r:id="rId15">
         <w:r>
@@ -1675,7 +2027,15 @@
         </w:r>
       </w:hyperlink>
       <w:r>
-        <w:t>), welches anschließend an der SOAP Schnittstelle unter Verwendung der Methode „getMultiple“ eingelöst werden kann. In diesem Fall werden die signierten Dokumente via SOAP Response ausgeliefert.</w:t>
+        <w:t>), welches anschließend an der SOAP Schnittstelle unter Verwendung der Methode „</w:t>
+      </w:r>
+      <w:proofErr w:type="spellStart"/>
+      <w:r>
+        <w:t>getMultiple</w:t>
+      </w:r>
+      <w:proofErr w:type="spellEnd"/>
+      <w:r>
+        <w:t>“ eingelöst werden kann. In diesem Fall werden die signierten Dokumente via SOAP Response ausgeliefert.</w:t>
       </w:r>
     </w:p>
     <w:p>
@@ -1686,25 +2046,105 @@
         <w:rPr>
           <w:i/>
         </w:rPr>
-        <w:t>„{pdf-as-web-url}/services/wsverify?wsdl“</w:t>
+        <w:t>„{</w:t>
+      </w:r>
+      <w:proofErr w:type="spellStart"/>
+      <w:r>
+        <w:rPr>
+          <w:i/>
+        </w:rPr>
+        <w:t>pdf</w:t>
+      </w:r>
+      <w:proofErr w:type="spellEnd"/>
+      <w:r>
+        <w:rPr>
+          <w:i/>
+        </w:rPr>
+        <w:t>-</w:t>
+      </w:r>
+      <w:proofErr w:type="spellStart"/>
+      <w:r>
+        <w:rPr>
+          <w:i/>
+        </w:rPr>
+        <w:t>as</w:t>
+      </w:r>
+      <w:proofErr w:type="spellEnd"/>
+      <w:r>
+        <w:rPr>
+          <w:i/>
+        </w:rPr>
+        <w:t>-web-</w:t>
+      </w:r>
+      <w:proofErr w:type="spellStart"/>
+      <w:proofErr w:type="gramStart"/>
+      <w:r>
+        <w:rPr>
+          <w:i/>
+        </w:rPr>
+        <w:t>url</w:t>
+      </w:r>
+      <w:proofErr w:type="spellEnd"/>
+      <w:r>
+        <w:rPr>
+          <w:i/>
+        </w:rPr>
+        <w:t>}/</w:t>
+      </w:r>
+      <w:proofErr w:type="spellStart"/>
+      <w:proofErr w:type="gramEnd"/>
+      <w:r>
+        <w:rPr>
+          <w:i/>
+        </w:rPr>
+        <w:t>services</w:t>
+      </w:r>
+      <w:proofErr w:type="spellEnd"/>
+      <w:r>
+        <w:rPr>
+          <w:i/>
+        </w:rPr>
+        <w:t>/</w:t>
+      </w:r>
+      <w:proofErr w:type="spellStart"/>
+      <w:r>
+        <w:rPr>
+          <w:i/>
+        </w:rPr>
+        <w:t>wsverify?wsdl</w:t>
+      </w:r>
+      <w:proofErr w:type="spellEnd"/>
+      <w:r>
+        <w:rPr>
+          <w:i/>
+        </w:rPr>
+        <w:t>“</w:t>
       </w:r>
       <w:r>
         <w:t xml:space="preserve"> abgerufen werden. </w:t>
       </w:r>
       <w:r>
         <w:lastRenderedPageBreak/>
-        <w:t>Die SOAP-Schnittstelle bietet eine Methode „verify“ an. Diese Methode verifiziert ein Dokument und antwortet mit einer Liste von Signaturergebnissen. Für jede Signatur im Dokument wird ein Signaturergebnis gelistet.</w:t>
+        <w:t>Die SOAP-Schnittstelle bietet eine Methode „</w:t>
+      </w:r>
+      <w:proofErr w:type="spellStart"/>
+      <w:r>
+        <w:t>verify</w:t>
+      </w:r>
+      <w:proofErr w:type="spellEnd"/>
+      <w:r>
+        <w:t>“ an. Diese Methode verifiziert ein Dokument und antwortet mit einer Liste von Signaturergebnissen. Für jede Signatur im Dokument wird ein Signaturergebnis gelistet.</w:t>
       </w:r>
     </w:p>
     <w:p>
       <w:pPr>
         <w:pStyle w:val="Heading2"/>
       </w:pPr>
-      <w:bookmarkStart w:id="6" w:name="_Toc228452742"/>
+      <w:bookmarkStart w:id="5" w:name="_Toc228452742"/>
       <w:r>
         <w:t>JSON-API</w:t>
       </w:r>
-      <w:bookmarkEnd w:id="6"/>
+      <w:bookmarkEnd w:id="5"/>
     </w:p>
     <w:p>
       <w:r>
@@ -1726,13 +2166,83 @@
         <w:rPr>
           <w:lang w:val="de-AT"/>
         </w:rPr>
-        <w:t>/api/v2/sign/single entspricht</w:t>
-      </w:r>
+        <w:t>/</w:t>
+      </w:r>
+      <w:proofErr w:type="spellStart"/>
       <w:r>
         <w:rPr>
           <w:lang w:val="de-AT"/>
         </w:rPr>
-        <w:t xml:space="preserve"> der „signSingle“-Operation auf „wssign“</w:t>
+        <w:t>api</w:t>
+      </w:r>
+      <w:proofErr w:type="spellEnd"/>
+      <w:r>
+        <w:rPr>
+          <w:lang w:val="de-AT"/>
+        </w:rPr>
+        <w:t>/v2/</w:t>
+      </w:r>
+      <w:proofErr w:type="spellStart"/>
+      <w:r>
+        <w:rPr>
+          <w:lang w:val="de-AT"/>
+        </w:rPr>
+        <w:t>sign</w:t>
+      </w:r>
+      <w:proofErr w:type="spellEnd"/>
+      <w:r>
+        <w:rPr>
+          <w:lang w:val="de-AT"/>
+        </w:rPr>
+        <w:t>/</w:t>
+      </w:r>
+      <w:proofErr w:type="spellStart"/>
+      <w:r>
+        <w:rPr>
+          <w:lang w:val="de-AT"/>
+        </w:rPr>
+        <w:t>single</w:t>
+      </w:r>
+      <w:proofErr w:type="spellEnd"/>
+      <w:r>
+        <w:rPr>
+          <w:lang w:val="de-AT"/>
+        </w:rPr>
+        <w:t xml:space="preserve"> entspricht</w:t>
+      </w:r>
+      <w:r>
+        <w:rPr>
+          <w:lang w:val="de-AT"/>
+        </w:rPr>
+        <w:t xml:space="preserve"> der „</w:t>
+      </w:r>
+      <w:proofErr w:type="spellStart"/>
+      <w:r>
+        <w:rPr>
+          <w:lang w:val="de-AT"/>
+        </w:rPr>
+        <w:t>signSingle</w:t>
+      </w:r>
+      <w:proofErr w:type="spellEnd"/>
+      <w:r>
+        <w:rPr>
+          <w:lang w:val="de-AT"/>
+        </w:rPr>
+        <w:t>“-Operation auf „</w:t>
+      </w:r>
+      <w:proofErr w:type="spellStart"/>
+      <w:r>
+        <w:rPr>
+          <w:lang w:val="de-AT"/>
+        </w:rPr>
+        <w:t>wssign</w:t>
+      </w:r>
+      <w:proofErr w:type="spellEnd"/>
+      <w:r>
+        <w:rPr>
+          <w:lang w:val="de-AT"/>
+        </w:rPr>
+        <w:t>“</w:t>
       </w:r>
     </w:p>
     <w:p>
@@ -1750,7 +2260,63 @@
         <w:rPr>
           <w:lang w:val="de-AT"/>
         </w:rPr>
-        <w:t>/api/v2/sign/bulk entspricht der „signBulk“-Operation</w:t>
+        <w:t>/</w:t>
+      </w:r>
+      <w:proofErr w:type="spellStart"/>
+      <w:r>
+        <w:rPr>
+          <w:lang w:val="de-AT"/>
+        </w:rPr>
+        <w:t>api</w:t>
+      </w:r>
+      <w:proofErr w:type="spellEnd"/>
+      <w:r>
+        <w:rPr>
+          <w:lang w:val="de-AT"/>
+        </w:rPr>
+        <w:t>/v2/</w:t>
+      </w:r>
+      <w:proofErr w:type="spellStart"/>
+      <w:r>
+        <w:rPr>
+          <w:lang w:val="de-AT"/>
+        </w:rPr>
+        <w:t>sign</w:t>
+      </w:r>
+      <w:proofErr w:type="spellEnd"/>
+      <w:r>
+        <w:rPr>
+          <w:lang w:val="de-AT"/>
+        </w:rPr>
+        <w:t>/</w:t>
+      </w:r>
+      <w:proofErr w:type="spellStart"/>
+      <w:r>
+        <w:rPr>
+          <w:lang w:val="de-AT"/>
+        </w:rPr>
+        <w:t>bulk</w:t>
+      </w:r>
+      <w:proofErr w:type="spellEnd"/>
+      <w:r>
+        <w:rPr>
+          <w:lang w:val="de-AT"/>
+        </w:rPr>
+        <w:t xml:space="preserve"> entspricht der „</w:t>
+      </w:r>
+      <w:proofErr w:type="spellStart"/>
+      <w:r>
+        <w:rPr>
+          <w:lang w:val="de-AT"/>
+        </w:rPr>
+        <w:t>signBulk</w:t>
+      </w:r>
+      <w:proofErr w:type="spellEnd"/>
+      <w:r>
+        <w:rPr>
+          <w:lang w:val="de-AT"/>
+        </w:rPr>
+        <w:t>“-Operation</w:t>
       </w:r>
     </w:p>
     <w:p>
@@ -1768,7 +2334,49 @@
         <w:rPr>
           <w:lang w:val="de-AT"/>
         </w:rPr>
-        <w:t>/api/v2/sign/multiple entspricht der „signMultiple“-Operation</w:t>
+        <w:t>/</w:t>
+      </w:r>
+      <w:proofErr w:type="spellStart"/>
+      <w:r>
+        <w:rPr>
+          <w:lang w:val="de-AT"/>
+        </w:rPr>
+        <w:t>api</w:t>
+      </w:r>
+      <w:proofErr w:type="spellEnd"/>
+      <w:r>
+        <w:rPr>
+          <w:lang w:val="de-AT"/>
+        </w:rPr>
+        <w:t>/v2/</w:t>
+      </w:r>
+      <w:proofErr w:type="spellStart"/>
+      <w:r>
+        <w:rPr>
+          <w:lang w:val="de-AT"/>
+        </w:rPr>
+        <w:t>sign</w:t>
+      </w:r>
+      <w:proofErr w:type="spellEnd"/>
+      <w:r>
+        <w:rPr>
+          <w:lang w:val="de-AT"/>
+        </w:rPr>
+        <w:t>/multiple entspricht der „</w:t>
+      </w:r>
+      <w:proofErr w:type="spellStart"/>
+      <w:r>
+        <w:rPr>
+          <w:lang w:val="de-AT"/>
+        </w:rPr>
+        <w:t>signMultiple</w:t>
+      </w:r>
+      <w:proofErr w:type="spellEnd"/>
+      <w:r>
+        <w:rPr>
+          <w:lang w:val="de-AT"/>
+        </w:rPr>
+        <w:t>“-Operation</w:t>
       </w:r>
     </w:p>
     <w:p>
@@ -1786,13 +2394,69 @@
         <w:rPr>
           <w:lang w:val="de-AT"/>
         </w:rPr>
-        <w:t>/api/v2/sign/multiple/get-result entspricht der “getMu</w:t>
-      </w:r>
+        <w:t>/</w:t>
+      </w:r>
+      <w:proofErr w:type="spellStart"/>
       <w:r>
         <w:rPr>
           <w:lang w:val="de-AT"/>
         </w:rPr>
-        <w:t>ltiple“-Operation</w:t>
+        <w:t>api</w:t>
+      </w:r>
+      <w:proofErr w:type="spellEnd"/>
+      <w:r>
+        <w:rPr>
+          <w:lang w:val="de-AT"/>
+        </w:rPr>
+        <w:t>/v2/</w:t>
+      </w:r>
+      <w:proofErr w:type="spellStart"/>
+      <w:r>
+        <w:rPr>
+          <w:lang w:val="de-AT"/>
+        </w:rPr>
+        <w:t>sign</w:t>
+      </w:r>
+      <w:proofErr w:type="spellEnd"/>
+      <w:r>
+        <w:rPr>
+          <w:lang w:val="de-AT"/>
+        </w:rPr>
+        <w:t>/multiple/</w:t>
+      </w:r>
+      <w:proofErr w:type="spellStart"/>
+      <w:r>
+        <w:rPr>
+          <w:lang w:val="de-AT"/>
+        </w:rPr>
+        <w:t>get-result</w:t>
+      </w:r>
+      <w:proofErr w:type="spellEnd"/>
+      <w:r>
+        <w:rPr>
+          <w:lang w:val="de-AT"/>
+        </w:rPr>
+        <w:t xml:space="preserve"> entspricht der “</w:t>
+      </w:r>
+      <w:proofErr w:type="spellStart"/>
+      <w:r>
+        <w:rPr>
+          <w:lang w:val="de-AT"/>
+        </w:rPr>
+        <w:t>getMu</w:t>
+      </w:r>
+      <w:r>
+        <w:rPr>
+          <w:lang w:val="de-AT"/>
+        </w:rPr>
+        <w:t>ltiple</w:t>
+      </w:r>
+      <w:proofErr w:type="spellEnd"/>
+      <w:r>
+        <w:rPr>
+          <w:lang w:val="de-AT"/>
+        </w:rPr>
+        <w:t>“-Operation</w:t>
       </w:r>
     </w:p>
     <w:p>
@@ -1810,162 +2474,554 @@
         <w:rPr>
           <w:lang w:val="de-AT"/>
         </w:rPr>
-        <w:t>/api/v2/verify entspricht der „verify“-Operation auf „wsverify“</w:t>
+        <w:t>/</w:t>
+      </w:r>
+      <w:proofErr w:type="spellStart"/>
+      <w:r>
+        <w:rPr>
+          <w:lang w:val="de-AT"/>
+        </w:rPr>
+        <w:t>api</w:t>
+      </w:r>
+      <w:proofErr w:type="spellEnd"/>
+      <w:r>
+        <w:rPr>
+          <w:lang w:val="de-AT"/>
+        </w:rPr>
+        <w:t>/v2/</w:t>
+      </w:r>
+      <w:proofErr w:type="spellStart"/>
+      <w:r>
+        <w:rPr>
+          <w:lang w:val="de-AT"/>
+        </w:rPr>
+        <w:t>verify</w:t>
+      </w:r>
+      <w:proofErr w:type="spellEnd"/>
+      <w:r>
+        <w:rPr>
+          <w:lang w:val="de-AT"/>
+        </w:rPr>
+        <w:t xml:space="preserve"> entspricht der „</w:t>
+      </w:r>
+      <w:proofErr w:type="spellStart"/>
+      <w:r>
+        <w:rPr>
+          <w:lang w:val="de-AT"/>
+        </w:rPr>
+        <w:t>verify</w:t>
+      </w:r>
+      <w:proofErr w:type="spellEnd"/>
+      <w:r>
+        <w:rPr>
+          <w:lang w:val="de-AT"/>
+        </w:rPr>
+        <w:t>“-Operation auf „</w:t>
+      </w:r>
+      <w:proofErr w:type="spellStart"/>
+      <w:r>
+        <w:rPr>
+          <w:lang w:val="de-AT"/>
+        </w:rPr>
+        <w:t>wsverify</w:t>
+      </w:r>
+      <w:proofErr w:type="spellEnd"/>
+      <w:r>
+        <w:rPr>
+          <w:lang w:val="de-AT"/>
+        </w:rPr>
+        <w:t>“</w:t>
       </w:r>
     </w:p>
     <w:p>
       <w:pPr>
         <w:pStyle w:val="Heading2"/>
       </w:pPr>
-      <w:bookmarkStart w:id="7" w:name="_Toc228452743"/>
+      <w:bookmarkStart w:id="6" w:name="_Toc228452743"/>
       <w:r>
         <w:t>PDF-AS Web Clusterbetrieb</w:t>
       </w:r>
+      <w:bookmarkEnd w:id="6"/>
+    </w:p>
+    <w:p>
+      <w:r>
+        <w:t xml:space="preserve">PDF-AS Web lässt sich in einem Cluster betreiben. Vorrausetzung für die korrekte Funktion von PDF-AS Web im Cluster ist, dass der Lastverteiler bestehende Sitzungen immer zur selben Instanz weiterleitet. Es muss also eine Session Fixation im Load Balancer geschehen. Ein Beispiel dafür mit zwei </w:t>
+      </w:r>
+      <w:proofErr w:type="spellStart"/>
+      <w:r>
+        <w:t>Tomcat</w:t>
+      </w:r>
+      <w:proofErr w:type="spellEnd"/>
+      <w:r>
+        <w:t xml:space="preserve"> Instanzen als Anwendungsserver und einem Apache Webserver.</w:t>
+      </w:r>
+    </w:p>
+    <w:p/>
+    <w:p>
+      <w:r>
+        <w:t xml:space="preserve">In den beiden </w:t>
+      </w:r>
+      <w:proofErr w:type="spellStart"/>
+      <w:r>
+        <w:t>Tomcat</w:t>
+      </w:r>
+      <w:proofErr w:type="spellEnd"/>
+      <w:r>
+        <w:t xml:space="preserve"> Instanzen muss der Parameter </w:t>
+      </w:r>
+      <w:proofErr w:type="spellStart"/>
+      <w:r>
+        <w:t>jvmRoute</w:t>
+      </w:r>
+      <w:proofErr w:type="spellEnd"/>
+      <w:r>
+        <w:t xml:space="preserve"> für die Catalina-Engine festgelegt werden. Der Wert dieses Parameters muss sich in beiden Instanzen unterscheiden. In unserem Beispiel ist die „node1“ und „node2“</w:t>
+      </w:r>
+    </w:p>
+    <w:p>
+      <w:r>
+        <w:t xml:space="preserve">Dazu wird in der der </w:t>
+      </w:r>
+      <w:proofErr w:type="spellStart"/>
+      <w:r>
+        <w:t>conf</w:t>
+      </w:r>
+      <w:proofErr w:type="spellEnd"/>
+      <w:r>
+        <w:t xml:space="preserve">/server.xml die Zeile „&lt;Engine </w:t>
+      </w:r>
+      <w:proofErr w:type="spellStart"/>
+      <w:r>
+        <w:t>name</w:t>
+      </w:r>
+      <w:proofErr w:type="spellEnd"/>
+      <w:r>
+        <w:t xml:space="preserve">=“Catalina“ </w:t>
+      </w:r>
+      <w:proofErr w:type="spellStart"/>
+      <w:r>
+        <w:t>defaultHost</w:t>
+      </w:r>
+      <w:proofErr w:type="spellEnd"/>
+      <w:r>
+        <w:t>=“</w:t>
+      </w:r>
+      <w:proofErr w:type="spellStart"/>
+      <w:r>
+        <w:t>localhost</w:t>
+      </w:r>
+      <w:proofErr w:type="spellEnd"/>
+      <w:r>
+        <w:t xml:space="preserve">“&gt;“ geändert zu „&lt;Engine </w:t>
+      </w:r>
+      <w:proofErr w:type="spellStart"/>
+      <w:r>
+        <w:t>name</w:t>
+      </w:r>
+      <w:proofErr w:type="spellEnd"/>
+      <w:r>
+        <w:t xml:space="preserve">=“Catalina“ </w:t>
+      </w:r>
+      <w:proofErr w:type="spellStart"/>
+      <w:r>
+        <w:t>defaultHost</w:t>
+      </w:r>
+      <w:proofErr w:type="spellEnd"/>
+      <w:r>
+        <w:t>=“</w:t>
+      </w:r>
+      <w:proofErr w:type="spellStart"/>
+      <w:r>
+        <w:t>localhost</w:t>
+      </w:r>
+      <w:proofErr w:type="spellEnd"/>
+      <w:r>
+        <w:t xml:space="preserve">“ </w:t>
+      </w:r>
+      <w:proofErr w:type="spellStart"/>
+      <w:r>
+        <w:t>jvmRoute</w:t>
+      </w:r>
+      <w:proofErr w:type="spellEnd"/>
+      <w:r>
+        <w:t xml:space="preserve">=“node1“&gt;“ bzw. „&lt;Engine </w:t>
+      </w:r>
+      <w:proofErr w:type="spellStart"/>
+      <w:r>
+        <w:t>name</w:t>
+      </w:r>
+      <w:proofErr w:type="spellEnd"/>
+      <w:r>
+        <w:t xml:space="preserve">=“Catalina“ </w:t>
+      </w:r>
+      <w:proofErr w:type="spellStart"/>
+      <w:r>
+        <w:t>defaultHost</w:t>
+      </w:r>
+      <w:proofErr w:type="spellEnd"/>
+      <w:r>
+        <w:t>=“</w:t>
+      </w:r>
+      <w:proofErr w:type="spellStart"/>
+      <w:r>
+        <w:t>localhost</w:t>
+      </w:r>
+      <w:proofErr w:type="spellEnd"/>
+      <w:r>
+        <w:t xml:space="preserve">“ </w:t>
+      </w:r>
+      <w:proofErr w:type="spellStart"/>
+      <w:r>
+        <w:t>jvmRoute</w:t>
+      </w:r>
+      <w:proofErr w:type="spellEnd"/>
+      <w:r>
+        <w:t>=“node2“&gt;“.</w:t>
+      </w:r>
+    </w:p>
+    <w:p>
+      <w:r>
+        <w:t xml:space="preserve">Wenn beide </w:t>
+      </w:r>
+      <w:proofErr w:type="spellStart"/>
+      <w:r>
+        <w:t>Tomcat</w:t>
+      </w:r>
+      <w:proofErr w:type="spellEnd"/>
+      <w:r>
+        <w:t xml:space="preserve"> Instanz auf demselben Server ausgeführt werden, müssen auch die AJP Ports unterschiedlich sein. In unserem Beispiel sind diese auf 8009 und 8029 festgelegt.</w:t>
+      </w:r>
+    </w:p>
+    <w:p>
+      <w:pPr>
+        <w:rPr>
+          <w:lang w:val="en-US"/>
+        </w:rPr>
+      </w:pPr>
+      <w:r>
+        <w:t>Im Apache Webserver müssen die Module „</w:t>
+      </w:r>
+      <w:proofErr w:type="spellStart"/>
+      <w:r>
+        <w:t>proxy_ajp</w:t>
+      </w:r>
+      <w:proofErr w:type="spellEnd"/>
+      <w:r>
+        <w:t>“ und „</w:t>
+      </w:r>
+      <w:proofErr w:type="spellStart"/>
+      <w:r>
+        <w:t>proxy_balancer</w:t>
+      </w:r>
+      <w:proofErr w:type="spellEnd"/>
+      <w:r>
+        <w:t xml:space="preserve">“ aktiviert sein. </w:t>
+      </w:r>
+      <w:proofErr w:type="spellStart"/>
+      <w:r>
+        <w:rPr>
+          <w:lang w:val="en-US"/>
+        </w:rPr>
+        <w:t>Als</w:t>
+      </w:r>
+      <w:proofErr w:type="spellEnd"/>
+      <w:r>
+        <w:rPr>
+          <w:lang w:val="en-US"/>
+        </w:rPr>
+        <w:t xml:space="preserve"> </w:t>
+      </w:r>
+      <w:proofErr w:type="spellStart"/>
+      <w:r>
+        <w:rPr>
+          <w:lang w:val="en-US"/>
+        </w:rPr>
+        <w:t>erstes</w:t>
+      </w:r>
+      <w:proofErr w:type="spellEnd"/>
+      <w:r>
+        <w:rPr>
+          <w:lang w:val="en-US"/>
+        </w:rPr>
+        <w:t xml:space="preserve"> </w:t>
+      </w:r>
+      <w:proofErr w:type="spellStart"/>
+      <w:r>
+        <w:rPr>
+          <w:lang w:val="en-US"/>
+        </w:rPr>
+        <w:t>wird</w:t>
+      </w:r>
+      <w:proofErr w:type="spellEnd"/>
+      <w:r>
+        <w:rPr>
+          <w:lang w:val="en-US"/>
+        </w:rPr>
+        <w:t xml:space="preserve"> </w:t>
+      </w:r>
+      <w:proofErr w:type="spellStart"/>
+      <w:r>
+        <w:rPr>
+          <w:lang w:val="en-US"/>
+        </w:rPr>
+        <w:t>ein</w:t>
+      </w:r>
+      <w:proofErr w:type="spellEnd"/>
+      <w:r>
+        <w:rPr>
+          <w:lang w:val="en-US"/>
+        </w:rPr>
+        <w:t xml:space="preserve"> Balancer </w:t>
+      </w:r>
+      <w:proofErr w:type="spellStart"/>
+      <w:r>
+        <w:rPr>
+          <w:lang w:val="en-US"/>
+        </w:rPr>
+        <w:t>definiert</w:t>
+      </w:r>
+      <w:proofErr w:type="spellEnd"/>
+      <w:r>
+        <w:rPr>
+          <w:lang w:val="en-US"/>
+        </w:rPr>
+        <w:t>:</w:t>
+      </w:r>
+    </w:p>
+    <w:p>
+      <w:pPr>
+        <w:pStyle w:val="Preformatted"/>
+        <w:rPr>
+          <w:highlight w:val="white"/>
+          <w:lang w:val="en-US"/>
+        </w:rPr>
+      </w:pPr>
+      <w:r>
+        <w:rPr>
+          <w:highlight w:val="white"/>
+          <w:lang w:val="en-US"/>
+        </w:rPr>
+        <w:t xml:space="preserve">&lt;Proxy balancer://testcluster </w:t>
+      </w:r>
+      <w:proofErr w:type="spellStart"/>
+      <w:r>
+        <w:rPr>
+          <w:highlight w:val="white"/>
+          <w:lang w:val="en-US"/>
+        </w:rPr>
+        <w:t>stickysession</w:t>
+      </w:r>
+      <w:proofErr w:type="spellEnd"/>
+      <w:r>
+        <w:rPr>
+          <w:highlight w:val="white"/>
+          <w:lang w:val="en-US"/>
+        </w:rPr>
+        <w:t>=</w:t>
+      </w:r>
+      <w:proofErr w:type="spellStart"/>
+      <w:r>
+        <w:rPr>
+          <w:highlight w:val="white"/>
+          <w:lang w:val="en-US"/>
+        </w:rPr>
+        <w:t>JSESSIONID|jsessionid</w:t>
+      </w:r>
+      <w:proofErr w:type="spellEnd"/>
+      <w:r>
+        <w:rPr>
+          <w:highlight w:val="white"/>
+          <w:lang w:val="en-US"/>
+        </w:rPr>
+        <w:t xml:space="preserve"> </w:t>
+      </w:r>
+      <w:proofErr w:type="spellStart"/>
+      <w:r>
+        <w:rPr>
+          <w:highlight w:val="white"/>
+          <w:lang w:val="en-US"/>
+        </w:rPr>
+        <w:t>scolonpathdelim</w:t>
+      </w:r>
+      <w:proofErr w:type="spellEnd"/>
+      <w:r>
+        <w:rPr>
+          <w:highlight w:val="white"/>
+          <w:lang w:val="en-US"/>
+        </w:rPr>
+        <w:t>=On&gt;</w:t>
+      </w:r>
+    </w:p>
+    <w:p>
+      <w:pPr>
+        <w:pStyle w:val="Preformatted"/>
+        <w:rPr>
+          <w:highlight w:val="white"/>
+          <w:lang w:val="en-US"/>
+        </w:rPr>
+      </w:pPr>
+      <w:proofErr w:type="spellStart"/>
+      <w:r>
+        <w:rPr>
+          <w:highlight w:val="white"/>
+          <w:lang w:val="en-US"/>
+        </w:rPr>
+        <w:t>BalancerMember</w:t>
+      </w:r>
+      <w:proofErr w:type="spellEnd"/>
+      <w:r>
+        <w:rPr>
+          <w:highlight w:val="white"/>
+          <w:lang w:val="en-US"/>
+        </w:rPr>
+        <w:t xml:space="preserve"> ajp://127.0.0.1:8009 min=10 max=100 route=node1 </w:t>
+      </w:r>
+      <w:proofErr w:type="spellStart"/>
+      <w:r>
+        <w:rPr>
+          <w:highlight w:val="white"/>
+          <w:lang w:val="en-US"/>
+        </w:rPr>
+        <w:t>loadfactor</w:t>
+      </w:r>
+      <w:proofErr w:type="spellEnd"/>
+      <w:r>
+        <w:rPr>
+          <w:highlight w:val="white"/>
+          <w:lang w:val="en-US"/>
+        </w:rPr>
+        <w:t>=1</w:t>
+      </w:r>
+    </w:p>
+    <w:p>
+      <w:pPr>
+        <w:pStyle w:val="Preformatted"/>
+        <w:rPr>
+          <w:highlight w:val="white"/>
+          <w:lang w:val="en-US"/>
+        </w:rPr>
+      </w:pPr>
+      <w:proofErr w:type="spellStart"/>
+      <w:r>
+        <w:rPr>
+          <w:highlight w:val="white"/>
+          <w:lang w:val="en-US"/>
+        </w:rPr>
+        <w:lastRenderedPageBreak/>
+        <w:t>BalancerMember</w:t>
+      </w:r>
+      <w:proofErr w:type="spellEnd"/>
+      <w:r>
+        <w:rPr>
+          <w:highlight w:val="white"/>
+          <w:lang w:val="en-US"/>
+        </w:rPr>
+        <w:t xml:space="preserve"> ajp://127.0.0.1:8029 min=10 max=100 route=node2 </w:t>
+      </w:r>
+      <w:proofErr w:type="spellStart"/>
+      <w:r>
+        <w:rPr>
+          <w:highlight w:val="white"/>
+          <w:lang w:val="en-US"/>
+        </w:rPr>
+        <w:t>loadfactor</w:t>
+      </w:r>
+      <w:proofErr w:type="spellEnd"/>
+      <w:r>
+        <w:rPr>
+          <w:highlight w:val="white"/>
+          <w:lang w:val="en-US"/>
+        </w:rPr>
+        <w:t>=1</w:t>
+      </w:r>
+    </w:p>
+    <w:p>
+      <w:pPr>
+        <w:pStyle w:val="Preformatted"/>
+        <w:rPr>
+          <w:highlight w:val="white"/>
+        </w:rPr>
+      </w:pPr>
+      <w:r>
+        <w:rPr>
+          <w:highlight w:val="white"/>
+        </w:rPr>
+        <w:t>&lt;/Proxy&gt;</w:t>
+      </w:r>
+    </w:p>
+    <w:p/>
+    <w:p>
+      <w:r>
+        <w:t xml:space="preserve">Als </w:t>
+      </w:r>
+      <w:proofErr w:type="spellStart"/>
+      <w:r>
+        <w:t>letzer</w:t>
+      </w:r>
+      <w:proofErr w:type="spellEnd"/>
+      <w:r>
+        <w:t xml:space="preserve"> Schritt muss noch </w:t>
+      </w:r>
+      <w:proofErr w:type="gramStart"/>
+      <w:r>
+        <w:t xml:space="preserve">ein  </w:t>
+      </w:r>
+      <w:proofErr w:type="spellStart"/>
+      <w:r>
+        <w:t>ProxyPass</w:t>
+      </w:r>
+      <w:proofErr w:type="spellEnd"/>
+      <w:proofErr w:type="gramEnd"/>
+      <w:r>
+        <w:t xml:space="preserve"> konfiguriert werden, welcher auf den Balancer zeigt:</w:t>
+      </w:r>
+    </w:p>
+    <w:p>
+      <w:pPr>
+        <w:pStyle w:val="Preformatted"/>
+        <w:rPr>
+          <w:highlight w:val="white"/>
+          <w:lang w:val="en-US"/>
+        </w:rPr>
+      </w:pPr>
+      <w:proofErr w:type="spellStart"/>
+      <w:r>
+        <w:rPr>
+          <w:highlight w:val="white"/>
+          <w:lang w:val="en-US"/>
+        </w:rPr>
+        <w:t>ProxyPass</w:t>
+      </w:r>
+      <w:proofErr w:type="spellEnd"/>
+      <w:r>
+        <w:rPr>
+          <w:highlight w:val="white"/>
+          <w:lang w:val="en-US"/>
+        </w:rPr>
+        <w:t xml:space="preserve"> /pdf-as-web balancer://testcluster/pdf-as-web</w:t>
+      </w:r>
+    </w:p>
+    <w:p>
+      <w:pPr>
+        <w:rPr>
+          <w:lang w:val="en-US"/>
+        </w:rPr>
+      </w:pPr>
+    </w:p>
+    <w:p>
+      <w:r>
+        <w:t>Wenn PDF-AS Web im Clusterbetrieb verwendet wird und mittels SOAP-Schnittstelle clientbasierte Signaturen erzeugt werden, benötigt PDF-AS Web eine Datenbank um die Clusterfähigkeit sicherzustellen. Nur in diesem Fall ist es zu empfehlen eine Datenbank für PDF-AS Web zu konfigurieren.</w:t>
+      </w:r>
+    </w:p>
+    <w:p>
+      <w:pPr>
+        <w:pStyle w:val="Heading2"/>
+      </w:pPr>
+      <w:bookmarkStart w:id="7" w:name="_Toc228452744"/>
+      <w:r>
+        <w:t>PDF-AS Web Konfigurationsdatei</w:t>
+      </w:r>
       <w:bookmarkEnd w:id="7"/>
-    </w:p>
-    <w:p>
-      <w:r>
-        <w:t>PDF-AS Web lässt sich in einem Cluster betreiben. Vorrausetzung für die korrekte Funktion von PDF-AS Web im Cluster ist, dass der Lastverteiler bestehende Sitzungen immer zur selben Instanz weiterleitet. Es muss also eine Session Fixation im Load Balancer geschehen. Ein Beispiel dafür mit zwei Tomcat Instanzen als Anwendungsserver und einem Apache Webserver.</w:t>
-      </w:r>
-    </w:p>
-    <w:p/>
-    <w:p>
-      <w:r>
-        <w:t>In den beiden Tomcat Instanzen muss der Parameter jvmRoute für die Catalina-Engine festgelegt werden. Der Wert dieses Parameters muss sich in beiden Instanzen unterscheiden. In unserem Beispiel ist die „node1“ und „node2“</w:t>
-      </w:r>
-    </w:p>
-    <w:p>
-      <w:r>
-        <w:t>Dazu wird in der der conf/server.xml die Zeile „&lt;Engine name=“Catalina“ defaultHost=“localhost“&gt;“ geändert zu „&lt;Engine name=“Catalina“ defaultHost=“localhost“ jvmRoute=“node1“&gt;“ bzw. „&lt;Engine name=“Catalina“ defaultHost=“localhost“ jvmRoute=“node2“&gt;“.</w:t>
-      </w:r>
-    </w:p>
-    <w:p>
-      <w:r>
-        <w:t>Wenn beide Tomcat Instanz auf demselben Server ausgeführt werden, müssen auch die AJP Ports unterschiedlich sein. In unserem Beispiel sind diese auf 8009 und 8029 festgelegt.</w:t>
-      </w:r>
-    </w:p>
-    <w:p>
-      <w:pPr>
-        <w:rPr>
-          <w:lang w:val="en-US"/>
-        </w:rPr>
-      </w:pPr>
-      <w:r>
-        <w:t xml:space="preserve">Im Apache Webserver müssen die Module „proxy_ajp“ und „proxy_balancer“ aktiviert sein. </w:t>
-      </w:r>
-      <w:r>
-        <w:rPr>
-          <w:lang w:val="en-US"/>
-        </w:rPr>
-        <w:t>Als erstes wird ein Balancer definiert:</w:t>
-      </w:r>
-    </w:p>
-    <w:p>
-      <w:pPr>
-        <w:pStyle w:val="Preformatted"/>
-        <w:rPr>
-          <w:highlight w:val="white"/>
-          <w:lang w:val="en-US"/>
-        </w:rPr>
-      </w:pPr>
-      <w:r>
-        <w:rPr>
-          <w:highlight w:val="white"/>
-          <w:lang w:val="en-US"/>
-        </w:rPr>
-        <w:t>&lt;Proxy balancer://testcluster stickysession=JSESSIONID|jsessionid scolonpathdelim=On&gt;</w:t>
-      </w:r>
-    </w:p>
-    <w:p>
-      <w:pPr>
-        <w:pStyle w:val="Preformatted"/>
-        <w:rPr>
-          <w:highlight w:val="white"/>
-          <w:lang w:val="en-US"/>
-        </w:rPr>
-      </w:pPr>
-      <w:r>
-        <w:rPr>
-          <w:highlight w:val="white"/>
-          <w:lang w:val="en-US"/>
-        </w:rPr>
-        <w:t>BalancerMember ajp://127.0.0.1:8009 min=10 max=100 route=node1 loadfactor=1</w:t>
-      </w:r>
-    </w:p>
-    <w:p>
-      <w:pPr>
-        <w:pStyle w:val="Preformatted"/>
-        <w:rPr>
-          <w:highlight w:val="white"/>
-          <w:lang w:val="en-US"/>
-        </w:rPr>
-      </w:pPr>
-      <w:r>
-        <w:rPr>
-          <w:highlight w:val="white"/>
-          <w:lang w:val="en-US"/>
-        </w:rPr>
-        <w:lastRenderedPageBreak/>
-        <w:t>BalancerMember ajp://127.0.0.1:8029 min=10 max=100 route=node2 loadfactor=1</w:t>
-      </w:r>
-    </w:p>
-    <w:p>
-      <w:pPr>
-        <w:pStyle w:val="Preformatted"/>
-        <w:rPr>
-          <w:highlight w:val="white"/>
-        </w:rPr>
-      </w:pPr>
-      <w:r>
-        <w:rPr>
-          <w:highlight w:val="white"/>
-        </w:rPr>
-        <w:t>&lt;/Proxy&gt;</w:t>
-      </w:r>
-    </w:p>
-    <w:p/>
-    <w:p>
-      <w:r>
-        <w:t>Als letzer Schritt muss noch ein  ProxyPass konfiguriert werden, welcher auf den Balancer zeigt:</w:t>
-      </w:r>
-    </w:p>
-    <w:p>
-      <w:pPr>
-        <w:pStyle w:val="Preformatted"/>
-        <w:rPr>
-          <w:highlight w:val="white"/>
-          <w:lang w:val="en-US"/>
-        </w:rPr>
-      </w:pPr>
-      <w:r>
-        <w:rPr>
-          <w:highlight w:val="white"/>
-          <w:lang w:val="en-US"/>
-        </w:rPr>
-        <w:t>ProxyPass /pdf-as-web balancer://testcluster/pdf-as-web</w:t>
-      </w:r>
-    </w:p>
-    <w:p>
-      <w:pPr>
-        <w:rPr>
-          <w:lang w:val="en-US"/>
-        </w:rPr>
-      </w:pPr>
-    </w:p>
-    <w:p>
-      <w:r>
-        <w:t>Wenn PDF-AS Web im Clusterbetrieb verwendet wird und mittels SOAP-Schnittstelle clientbasierte Signaturen erzeugt werden, benötigt PDF-AS Web eine Datenbank um die Clusterfähigkeit sicherzustellen. Nur in diesem Fall ist es zu empfehlen eine Datenbank für PDF-AS Web zu konfigurieren.</w:t>
-      </w:r>
-    </w:p>
-    <w:p>
-      <w:pPr>
-        <w:pStyle w:val="Heading2"/>
-      </w:pPr>
-      <w:bookmarkStart w:id="8" w:name="_Toc228452744"/>
-      <w:r>
-        <w:t>PDF-AS Web Konfigurationsdatei</w:t>
-      </w:r>
-      <w:bookmarkEnd w:id="8"/>
     </w:p>
     <w:p>
       <w:r>
@@ -2083,12 +3139,14 @@
               <w:widowControl w:val="0"/>
               <w:spacing w:after="60" w:line="240" w:lineRule="auto"/>
             </w:pPr>
+            <w:proofErr w:type="spellStart"/>
             <w:r>
               <w:rPr>
                 <w:sz w:val="16"/>
               </w:rPr>
               <w:t>pdfas.dir</w:t>
             </w:r>
+            <w:proofErr w:type="spellEnd"/>
           </w:p>
         </w:tc>
         <w:tc>
@@ -2158,12 +3216,16 @@
               <w:widowControl w:val="0"/>
               <w:spacing w:after="60" w:line="240" w:lineRule="auto"/>
             </w:pPr>
+            <w:proofErr w:type="spellStart"/>
+            <w:proofErr w:type="gramStart"/>
             <w:r>
               <w:rPr>
                 <w:sz w:val="16"/>
               </w:rPr>
               <w:t>error.showdetails</w:t>
             </w:r>
+            <w:proofErr w:type="spellEnd"/>
+            <w:proofErr w:type="gramEnd"/>
           </w:p>
         </w:tc>
         <w:tc>
@@ -2183,13 +3245,31 @@
                 <w:i/>
               </w:rPr>
             </w:pPr>
+            <w:proofErr w:type="spellStart"/>
             <w:r>
               <w:rPr>
                 <w:i/>
                 <w:sz w:val="20"/>
               </w:rPr>
-              <w:t>true | false</w:t>
-            </w:r>
+              <w:t>true</w:t>
+            </w:r>
+            <w:proofErr w:type="spellEnd"/>
+            <w:r>
+              <w:rPr>
+                <w:i/>
+                <w:sz w:val="20"/>
+              </w:rPr>
+              <w:t xml:space="preserve"> | </w:t>
+            </w:r>
+            <w:proofErr w:type="spellStart"/>
+            <w:r>
+              <w:rPr>
+                <w:i/>
+                <w:sz w:val="20"/>
+              </w:rPr>
+              <w:t>false</w:t>
+            </w:r>
+            <w:proofErr w:type="spellEnd"/>
           </w:p>
         </w:tc>
         <w:tc>
@@ -2289,7 +3369,21 @@
               <w:rPr>
                 <w:sz w:val="20"/>
               </w:rPr>
-              <w:t>Die URL die PDF-AS für die lokale Bürgerkartenumgebung verwenden soll. Ist dieser Parameter nicht definiert, so wird der Parameter bku.sign.url aus der Basis PDF-AS Konfiguration verwendet.</w:t>
+              <w:t xml:space="preserve">Die URL die PDF-AS für die lokale Bürgerkartenumgebung verwenden soll. Ist dieser Parameter nicht definiert, so </w:t>
+            </w:r>
+            <w:proofErr w:type="gramStart"/>
+            <w:r>
+              <w:rPr>
+                <w:sz w:val="20"/>
+              </w:rPr>
+              <w:t>wird</w:t>
+            </w:r>
+            <w:proofErr w:type="gramEnd"/>
+            <w:r>
+              <w:rPr>
+                <w:sz w:val="20"/>
+              </w:rPr>
+              <w:t xml:space="preserve"> der Parameter bku.sign.url aus der Basis PDF-AS Konfiguration verwendet.</w:t>
             </w:r>
           </w:p>
         </w:tc>
@@ -2312,12 +3406,22 @@
               <w:widowControl w:val="0"/>
               <w:spacing w:after="60" w:line="240" w:lineRule="auto"/>
             </w:pPr>
+            <w:proofErr w:type="spellStart"/>
+            <w:proofErr w:type="gramStart"/>
             <w:r>
               <w:rPr>
                 <w:sz w:val="16"/>
               </w:rPr>
-              <w:t>bku.sign.enabled</w:t>
-            </w:r>
+              <w:t>bku.sign</w:t>
+            </w:r>
+            <w:proofErr w:type="gramEnd"/>
+            <w:r>
+              <w:rPr>
+                <w:sz w:val="16"/>
+              </w:rPr>
+              <w:t>.enabled</w:t>
+            </w:r>
+            <w:proofErr w:type="spellEnd"/>
           </w:p>
         </w:tc>
         <w:tc>
@@ -2337,13 +3441,31 @@
                 <w:i/>
               </w:rPr>
             </w:pPr>
+            <w:proofErr w:type="spellStart"/>
             <w:r>
               <w:rPr>
                 <w:i/>
                 <w:sz w:val="20"/>
               </w:rPr>
-              <w:t>true | false</w:t>
-            </w:r>
+              <w:t>true</w:t>
+            </w:r>
+            <w:proofErr w:type="spellEnd"/>
+            <w:r>
+              <w:rPr>
+                <w:i/>
+                <w:sz w:val="20"/>
+              </w:rPr>
+              <w:t xml:space="preserve"> | </w:t>
+            </w:r>
+            <w:proofErr w:type="spellStart"/>
+            <w:r>
+              <w:rPr>
+                <w:i/>
+                <w:sz w:val="20"/>
+              </w:rPr>
+              <w:t>false</w:t>
+            </w:r>
+            <w:proofErr w:type="spellEnd"/>
           </w:p>
         </w:tc>
         <w:tc>
@@ -2364,7 +3486,35 @@
               <w:rPr>
                 <w:sz w:val="20"/>
               </w:rPr>
-              <w:t>PDF-AS-WEB verbietet die Benutzung einer lokalen Bürgerkartenumgebung wenn dieser Parameter auf false gesetzt ist.</w:t>
+              <w:t xml:space="preserve">PDF-AS-WEB verbietet die Benutzung einer lokalen </w:t>
+            </w:r>
+            <w:proofErr w:type="gramStart"/>
+            <w:r>
+              <w:rPr>
+                <w:sz w:val="20"/>
+              </w:rPr>
+              <w:t>Bürgerkartenumgebung</w:t>
+            </w:r>
+            <w:proofErr w:type="gramEnd"/>
+            <w:r>
+              <w:rPr>
+                <w:sz w:val="20"/>
+              </w:rPr>
+              <w:t xml:space="preserve"> wenn dieser Parameter auf </w:t>
+            </w:r>
+            <w:proofErr w:type="spellStart"/>
+            <w:r>
+              <w:rPr>
+                <w:sz w:val="20"/>
+              </w:rPr>
+              <w:t>false</w:t>
+            </w:r>
+            <w:proofErr w:type="spellEnd"/>
+            <w:r>
+              <w:rPr>
+                <w:sz w:val="20"/>
+              </w:rPr>
+              <w:t xml:space="preserve"> gesetzt ist.</w:t>
             </w:r>
           </w:p>
         </w:tc>
@@ -2436,7 +3586,21 @@
               <w:rPr>
                 <w:sz w:val="20"/>
               </w:rPr>
-              <w:t>Die URL die PDF-AS für die online Bürgerkartenumgebung verwenden soll. Ist dieser Parameter nicht definiert, so wird der Parameter moc.sign.url aus der Basis PDF-AS Konfiguration verwendet.</w:t>
+              <w:t xml:space="preserve">Die URL die PDF-AS für die online Bürgerkartenumgebung verwenden soll. Ist dieser Parameter nicht definiert, so </w:t>
+            </w:r>
+            <w:proofErr w:type="gramStart"/>
+            <w:r>
+              <w:rPr>
+                <w:sz w:val="20"/>
+              </w:rPr>
+              <w:t>wird</w:t>
+            </w:r>
+            <w:proofErr w:type="gramEnd"/>
+            <w:r>
+              <w:rPr>
+                <w:sz w:val="20"/>
+              </w:rPr>
+              <w:t xml:space="preserve"> der Parameter moc.sign.url aus der Basis PDF-AS Konfiguration verwendet.</w:t>
             </w:r>
           </w:p>
         </w:tc>
@@ -2459,12 +3623,22 @@
               <w:widowControl w:val="0"/>
               <w:spacing w:after="60" w:line="240" w:lineRule="auto"/>
             </w:pPr>
+            <w:proofErr w:type="spellStart"/>
+            <w:proofErr w:type="gramStart"/>
             <w:r>
               <w:rPr>
                 <w:sz w:val="16"/>
               </w:rPr>
-              <w:t>moc.sign.enabled</w:t>
-            </w:r>
+              <w:t>moc.sign</w:t>
+            </w:r>
+            <w:proofErr w:type="gramEnd"/>
+            <w:r>
+              <w:rPr>
+                <w:sz w:val="16"/>
+              </w:rPr>
+              <w:t>.enabled</w:t>
+            </w:r>
+            <w:proofErr w:type="spellEnd"/>
           </w:p>
         </w:tc>
         <w:tc>
@@ -2484,13 +3658,31 @@
                 <w:i/>
               </w:rPr>
             </w:pPr>
+            <w:proofErr w:type="spellStart"/>
             <w:r>
               <w:rPr>
                 <w:i/>
                 <w:sz w:val="20"/>
               </w:rPr>
-              <w:t>true | false</w:t>
-            </w:r>
+              <w:t>true</w:t>
+            </w:r>
+            <w:proofErr w:type="spellEnd"/>
+            <w:r>
+              <w:rPr>
+                <w:i/>
+                <w:sz w:val="20"/>
+              </w:rPr>
+              <w:t xml:space="preserve"> | </w:t>
+            </w:r>
+            <w:proofErr w:type="spellStart"/>
+            <w:r>
+              <w:rPr>
+                <w:i/>
+                <w:sz w:val="20"/>
+              </w:rPr>
+              <w:t>false</w:t>
+            </w:r>
+            <w:proofErr w:type="spellEnd"/>
           </w:p>
         </w:tc>
         <w:tc>
@@ -2511,7 +3703,35 @@
               <w:rPr>
                 <w:sz w:val="20"/>
               </w:rPr>
-              <w:t>PDF-AS-WEB verbietet die Benutzung einer online Bürgerkartenumgebung wenn dieser Parameter auf false gesetzt ist.</w:t>
+              <w:t xml:space="preserve">PDF-AS-WEB verbietet die Benutzung einer online </w:t>
+            </w:r>
+            <w:proofErr w:type="gramStart"/>
+            <w:r>
+              <w:rPr>
+                <w:sz w:val="20"/>
+              </w:rPr>
+              <w:t>Bürgerkartenumgebung</w:t>
+            </w:r>
+            <w:proofErr w:type="gramEnd"/>
+            <w:r>
+              <w:rPr>
+                <w:sz w:val="20"/>
+              </w:rPr>
+              <w:t xml:space="preserve"> wenn dieser Parameter auf </w:t>
+            </w:r>
+            <w:proofErr w:type="spellStart"/>
+            <w:r>
+              <w:rPr>
+                <w:sz w:val="20"/>
+              </w:rPr>
+              <w:t>false</w:t>
+            </w:r>
+            <w:proofErr w:type="spellEnd"/>
+            <w:r>
+              <w:rPr>
+                <w:sz w:val="20"/>
+              </w:rPr>
+              <w:t xml:space="preserve"> gesetzt ist.</w:t>
             </w:r>
           </w:p>
         </w:tc>
@@ -2583,7 +3803,21 @@
               <w:rPr>
                 <w:sz w:val="20"/>
               </w:rPr>
-              <w:t>Die URL die PDF-AS für die Handy Signatur verwenden soll. Ist dieser Parameter nicht definiert, so wird der Parameter mobile.sign.url aus der Basis PDF-AS Konfiguration verwendet.</w:t>
+              <w:t xml:space="preserve">Die URL die PDF-AS für die Handy Signatur verwenden soll. Ist dieser Parameter nicht definiert, so </w:t>
+            </w:r>
+            <w:proofErr w:type="gramStart"/>
+            <w:r>
+              <w:rPr>
+                <w:sz w:val="20"/>
+              </w:rPr>
+              <w:t>wird</w:t>
+            </w:r>
+            <w:proofErr w:type="gramEnd"/>
+            <w:r>
+              <w:rPr>
+                <w:sz w:val="20"/>
+              </w:rPr>
+              <w:t xml:space="preserve"> der Parameter mobile.sign.url aus der Basis PDF-AS Konfiguration verwendet.</w:t>
             </w:r>
           </w:p>
         </w:tc>
@@ -2606,12 +3840,22 @@
               <w:widowControl w:val="0"/>
               <w:spacing w:after="60" w:line="240" w:lineRule="auto"/>
             </w:pPr>
+            <w:proofErr w:type="spellStart"/>
+            <w:proofErr w:type="gramStart"/>
             <w:r>
               <w:rPr>
                 <w:sz w:val="16"/>
               </w:rPr>
-              <w:t>mobile.sign.enabled</w:t>
-            </w:r>
+              <w:t>mobile.sign</w:t>
+            </w:r>
+            <w:proofErr w:type="gramEnd"/>
+            <w:r>
+              <w:rPr>
+                <w:sz w:val="16"/>
+              </w:rPr>
+              <w:t>.enabled</w:t>
+            </w:r>
+            <w:proofErr w:type="spellEnd"/>
           </w:p>
         </w:tc>
         <w:tc>
@@ -2631,13 +3875,31 @@
                 <w:i/>
               </w:rPr>
             </w:pPr>
+            <w:proofErr w:type="spellStart"/>
             <w:r>
               <w:rPr>
                 <w:i/>
                 <w:sz w:val="20"/>
               </w:rPr>
-              <w:t>true | false</w:t>
-            </w:r>
+              <w:t>true</w:t>
+            </w:r>
+            <w:proofErr w:type="spellEnd"/>
+            <w:r>
+              <w:rPr>
+                <w:i/>
+                <w:sz w:val="20"/>
+              </w:rPr>
+              <w:t xml:space="preserve"> | </w:t>
+            </w:r>
+            <w:proofErr w:type="spellStart"/>
+            <w:r>
+              <w:rPr>
+                <w:i/>
+                <w:sz w:val="20"/>
+              </w:rPr>
+              <w:t>false</w:t>
+            </w:r>
+            <w:proofErr w:type="spellEnd"/>
           </w:p>
         </w:tc>
         <w:tc>
@@ -2658,7 +3920,35 @@
               <w:rPr>
                 <w:sz w:val="20"/>
               </w:rPr>
-              <w:t>PDF-AS-WEB verbietet die Benutzung der Handy Signatur wenn dieser Parameter auf false gesetzt ist.</w:t>
+              <w:t xml:space="preserve">PDF-AS-WEB verbietet die Benutzung der Handy </w:t>
+            </w:r>
+            <w:proofErr w:type="gramStart"/>
+            <w:r>
+              <w:rPr>
+                <w:sz w:val="20"/>
+              </w:rPr>
+              <w:t>Signatur</w:t>
+            </w:r>
+            <w:proofErr w:type="gramEnd"/>
+            <w:r>
+              <w:rPr>
+                <w:sz w:val="20"/>
+              </w:rPr>
+              <w:t xml:space="preserve"> wenn dieser Parameter auf </w:t>
+            </w:r>
+            <w:proofErr w:type="spellStart"/>
+            <w:r>
+              <w:rPr>
+                <w:sz w:val="20"/>
+              </w:rPr>
+              <w:t>false</w:t>
+            </w:r>
+            <w:proofErr w:type="spellEnd"/>
+            <w:r>
+              <w:rPr>
+                <w:sz w:val="20"/>
+              </w:rPr>
+              <w:t xml:space="preserve"> gesetzt ist.</w:t>
             </w:r>
           </w:p>
         </w:tc>
@@ -2810,14 +4100,56 @@
               <w:rPr>
                 <w:sz w:val="20"/>
               </w:rPr>
-              <w:t xml:space="preserve">Legt einen spezifischen Zugangspunkt für die DataURL für die Kommunikation via Security-Layer fest. (option) </w:t>
+              <w:t xml:space="preserve">Legt einen spezifischen Zugangspunkt für die </w:t>
+            </w:r>
+            <w:proofErr w:type="spellStart"/>
+            <w:r>
+              <w:rPr>
+                <w:sz w:val="20"/>
+              </w:rPr>
+              <w:t>DataURL</w:t>
+            </w:r>
+            <w:proofErr w:type="spellEnd"/>
+            <w:r>
+              <w:rPr>
+                <w:sz w:val="20"/>
+              </w:rPr>
+              <w:t xml:space="preserve"> für die Kommunikation via Security-Layer fest. (</w:t>
+            </w:r>
+            <w:proofErr w:type="spellStart"/>
+            <w:r>
+              <w:rPr>
+                <w:sz w:val="20"/>
+              </w:rPr>
+              <w:t>option</w:t>
+            </w:r>
+            <w:proofErr w:type="spellEnd"/>
+            <w:r>
+              <w:rPr>
+                <w:sz w:val="20"/>
+              </w:rPr>
+              <w:t xml:space="preserve">) </w:t>
             </w:r>
             <w:r>
               <w:rPr>
                 <w:sz w:val="20"/>
               </w:rPr>
               <w:br/>
-              <w:t>Dieser Zugangspunkt wird ausschließlich für die DataURL verwendet und überschreibt die globale Konfiguration des öffentlichen Zugangspunkts (</w:t>
+              <w:t xml:space="preserve">Dieser Zugangspunkt wird ausschließlich für die </w:t>
+            </w:r>
+            <w:proofErr w:type="spellStart"/>
+            <w:r>
+              <w:rPr>
+                <w:sz w:val="20"/>
+              </w:rPr>
+              <w:t>DataURL</w:t>
+            </w:r>
+            <w:proofErr w:type="spellEnd"/>
+            <w:r>
+              <w:rPr>
+                <w:sz w:val="20"/>
+              </w:rPr>
+              <w:t xml:space="preserve"> verwendet und überschreibt die globale Konfiguration des öffentlichen Zugangspunkts (</w:t>
             </w:r>
             <w:r>
               <w:rPr>
@@ -2852,12 +4184,16 @@
               <w:widowControl w:val="0"/>
               <w:spacing w:after="60" w:line="240" w:lineRule="auto"/>
             </w:pPr>
+            <w:proofErr w:type="spellStart"/>
+            <w:proofErr w:type="gramStart"/>
             <w:r>
               <w:rPr>
                 <w:sz w:val="16"/>
               </w:rPr>
               <w:t>moa.enabled</w:t>
             </w:r>
+            <w:proofErr w:type="spellEnd"/>
+            <w:proofErr w:type="gramEnd"/>
           </w:p>
         </w:tc>
         <w:tc>
@@ -2878,13 +4214,31 @@
                 <w:i/>
               </w:rPr>
             </w:pPr>
+            <w:proofErr w:type="spellStart"/>
             <w:r>
               <w:rPr>
                 <w:i/>
                 <w:sz w:val="20"/>
               </w:rPr>
-              <w:t>true | false</w:t>
-            </w:r>
+              <w:t>true</w:t>
+            </w:r>
+            <w:proofErr w:type="spellEnd"/>
+            <w:r>
+              <w:rPr>
+                <w:i/>
+                <w:sz w:val="20"/>
+              </w:rPr>
+              <w:t xml:space="preserve"> | </w:t>
+            </w:r>
+            <w:proofErr w:type="spellStart"/>
+            <w:r>
+              <w:rPr>
+                <w:i/>
+                <w:sz w:val="20"/>
+              </w:rPr>
+              <w:t>false</w:t>
+            </w:r>
+            <w:proofErr w:type="spellEnd"/>
           </w:p>
         </w:tc>
         <w:tc>
@@ -2929,12 +4283,16 @@
               <w:widowControl w:val="0"/>
               <w:spacing w:after="60" w:line="240" w:lineRule="auto"/>
             </w:pPr>
+            <w:proofErr w:type="spellStart"/>
+            <w:proofErr w:type="gramStart"/>
             <w:r>
               <w:rPr>
                 <w:sz w:val="16"/>
               </w:rPr>
               <w:t>ks.enabled</w:t>
             </w:r>
+            <w:proofErr w:type="spellEnd"/>
+            <w:proofErr w:type="gramEnd"/>
           </w:p>
         </w:tc>
         <w:tc>
@@ -2954,13 +4312,31 @@
                 <w:i/>
               </w:rPr>
             </w:pPr>
+            <w:proofErr w:type="spellStart"/>
             <w:r>
               <w:rPr>
                 <w:i/>
                 <w:sz w:val="20"/>
               </w:rPr>
-              <w:t>true | false</w:t>
-            </w:r>
+              <w:t>true</w:t>
+            </w:r>
+            <w:proofErr w:type="spellEnd"/>
+            <w:r>
+              <w:rPr>
+                <w:i/>
+                <w:sz w:val="20"/>
+              </w:rPr>
+              <w:t xml:space="preserve"> | </w:t>
+            </w:r>
+            <w:proofErr w:type="spellStart"/>
+            <w:r>
+              <w:rPr>
+                <w:i/>
+                <w:sz w:val="20"/>
+              </w:rPr>
+              <w:t>false</w:t>
+            </w:r>
+            <w:proofErr w:type="spellEnd"/>
           </w:p>
         </w:tc>
         <w:tc>
@@ -2981,7 +4357,21 @@
               <w:rPr>
                 <w:sz w:val="20"/>
               </w:rPr>
-              <w:t>Legt fest ob PDF-AS die Signatur mit einem KeyStore am Server zulassen soll.</w:t>
+              <w:t xml:space="preserve">Legt fest ob PDF-AS die Signatur mit einem </w:t>
+            </w:r>
+            <w:proofErr w:type="spellStart"/>
+            <w:r>
+              <w:rPr>
+                <w:sz w:val="20"/>
+              </w:rPr>
+              <w:t>KeyStore</w:t>
+            </w:r>
+            <w:proofErr w:type="spellEnd"/>
+            <w:r>
+              <w:rPr>
+                <w:sz w:val="20"/>
+              </w:rPr>
+              <w:t xml:space="preserve"> am Server zulassen soll.</w:t>
             </w:r>
           </w:p>
         </w:tc>
@@ -3002,12 +4392,16 @@
               <w:widowControl w:val="0"/>
               <w:spacing w:after="60" w:line="240" w:lineRule="auto"/>
             </w:pPr>
+            <w:proofErr w:type="spellStart"/>
+            <w:proofErr w:type="gramStart"/>
             <w:r>
               <w:rPr>
                 <w:sz w:val="16"/>
               </w:rPr>
               <w:t>ks.file</w:t>
             </w:r>
+            <w:proofErr w:type="spellEnd"/>
+            <w:proofErr w:type="gramEnd"/>
           </w:p>
         </w:tc>
         <w:tc>
@@ -3056,7 +4450,35 @@
               <w:rPr>
                 <w:sz w:val="20"/>
               </w:rPr>
-              <w:t>Die bei einer Signatur mit einem Keystore zu verwendende KeyStore Datei.</w:t>
+              <w:t xml:space="preserve">Die bei einer Signatur mit einem </w:t>
+            </w:r>
+            <w:proofErr w:type="spellStart"/>
+            <w:r>
+              <w:rPr>
+                <w:sz w:val="20"/>
+              </w:rPr>
+              <w:t>Keystore</w:t>
+            </w:r>
+            <w:proofErr w:type="spellEnd"/>
+            <w:r>
+              <w:rPr>
+                <w:sz w:val="20"/>
+              </w:rPr>
+              <w:t xml:space="preserve"> zu verwendende </w:t>
+            </w:r>
+            <w:proofErr w:type="spellStart"/>
+            <w:r>
+              <w:rPr>
+                <w:sz w:val="20"/>
+              </w:rPr>
+              <w:t>KeyStore</w:t>
+            </w:r>
+            <w:proofErr w:type="spellEnd"/>
+            <w:r>
+              <w:rPr>
+                <w:sz w:val="20"/>
+              </w:rPr>
+              <w:t xml:space="preserve"> Datei.</w:t>
             </w:r>
           </w:p>
         </w:tc>
@@ -3079,12 +4501,16 @@
               <w:widowControl w:val="0"/>
               <w:spacing w:after="60" w:line="240" w:lineRule="auto"/>
             </w:pPr>
+            <w:proofErr w:type="spellStart"/>
+            <w:proofErr w:type="gramStart"/>
             <w:r>
               <w:rPr>
                 <w:sz w:val="16"/>
               </w:rPr>
               <w:t>ks.type</w:t>
             </w:r>
+            <w:proofErr w:type="spellEnd"/>
+            <w:proofErr w:type="gramEnd"/>
           </w:p>
         </w:tc>
         <w:tc>
@@ -3131,7 +4557,21 @@
               <w:rPr>
                 <w:sz w:val="20"/>
               </w:rPr>
-              <w:t>Die Art der Keystore Datei</w:t>
+              <w:t xml:space="preserve">Die Art der </w:t>
+            </w:r>
+            <w:proofErr w:type="spellStart"/>
+            <w:r>
+              <w:rPr>
+                <w:sz w:val="20"/>
+              </w:rPr>
+              <w:t>Keystore</w:t>
+            </w:r>
+            <w:proofErr w:type="spellEnd"/>
+            <w:r>
+              <w:rPr>
+                <w:sz w:val="20"/>
+              </w:rPr>
+              <w:t xml:space="preserve"> Datei</w:t>
             </w:r>
           </w:p>
         </w:tc>
@@ -3152,12 +4592,16 @@
               <w:widowControl w:val="0"/>
               <w:spacing w:after="60" w:line="240" w:lineRule="auto"/>
             </w:pPr>
+            <w:proofErr w:type="spellStart"/>
+            <w:proofErr w:type="gramStart"/>
             <w:r>
               <w:rPr>
                 <w:sz w:val="16"/>
               </w:rPr>
               <w:t>ks.pass</w:t>
             </w:r>
+            <w:proofErr w:type="spellEnd"/>
+            <w:proofErr w:type="gramEnd"/>
           </w:p>
         </w:tc>
         <w:tc>
@@ -3206,7 +4650,21 @@
               <w:rPr>
                 <w:sz w:val="20"/>
               </w:rPr>
-              <w:t>Das Passwort für die Keystore Datei</w:t>
+              <w:t xml:space="preserve">Das Passwort für die </w:t>
+            </w:r>
+            <w:proofErr w:type="spellStart"/>
+            <w:r>
+              <w:rPr>
+                <w:sz w:val="20"/>
+              </w:rPr>
+              <w:t>Keystore</w:t>
+            </w:r>
+            <w:proofErr w:type="spellEnd"/>
+            <w:r>
+              <w:rPr>
+                <w:sz w:val="20"/>
+              </w:rPr>
+              <w:t xml:space="preserve"> Datei</w:t>
             </w:r>
           </w:p>
         </w:tc>
@@ -3229,12 +4687,16 @@
               <w:widowControl w:val="0"/>
               <w:spacing w:after="60" w:line="240" w:lineRule="auto"/>
             </w:pPr>
+            <w:proofErr w:type="spellStart"/>
+            <w:proofErr w:type="gramStart"/>
             <w:r>
               <w:rPr>
                 <w:sz w:val="16"/>
               </w:rPr>
               <w:t>ks.key.alias</w:t>
             </w:r>
+            <w:proofErr w:type="spellEnd"/>
+            <w:proofErr w:type="gramEnd"/>
           </w:p>
         </w:tc>
         <w:tc>
@@ -3274,7 +4736,21 @@
               <w:rPr>
                 <w:sz w:val="20"/>
               </w:rPr>
-              <w:t>Der Bezeichner des Schlüssels in der KeyStore Datei mit dem die Signatur durchgeführt werden soll.</w:t>
+              <w:t xml:space="preserve">Der Bezeichner des Schlüssels in der </w:t>
+            </w:r>
+            <w:proofErr w:type="spellStart"/>
+            <w:r>
+              <w:rPr>
+                <w:sz w:val="20"/>
+              </w:rPr>
+              <w:t>KeyStore</w:t>
+            </w:r>
+            <w:proofErr w:type="spellEnd"/>
+            <w:r>
+              <w:rPr>
+                <w:sz w:val="20"/>
+              </w:rPr>
+              <w:t xml:space="preserve"> Datei mit dem die Signatur durchgeführt werden soll.</w:t>
             </w:r>
           </w:p>
         </w:tc>
@@ -3295,12 +4771,16 @@
               <w:widowControl w:val="0"/>
               <w:spacing w:after="60" w:line="240" w:lineRule="auto"/>
             </w:pPr>
+            <w:proofErr w:type="spellStart"/>
+            <w:proofErr w:type="gramStart"/>
             <w:r>
               <w:rPr>
                 <w:sz w:val="16"/>
               </w:rPr>
               <w:t>ks.key.pass</w:t>
             </w:r>
+            <w:proofErr w:type="spellEnd"/>
+            <w:proofErr w:type="gramEnd"/>
           </w:p>
         </w:tc>
         <w:tc>
@@ -3349,7 +4829,21 @@
               <w:rPr>
                 <w:sz w:val="20"/>
               </w:rPr>
-              <w:t>Das Passwort für den Schlüssel in der KeyStore Datei.</w:t>
+              <w:t xml:space="preserve">Das Passwort für den Schlüssel in der </w:t>
+            </w:r>
+            <w:proofErr w:type="spellStart"/>
+            <w:r>
+              <w:rPr>
+                <w:sz w:val="20"/>
+              </w:rPr>
+              <w:t>KeyStore</w:t>
+            </w:r>
+            <w:proofErr w:type="spellEnd"/>
+            <w:r>
+              <w:rPr>
+                <w:sz w:val="20"/>
+              </w:rPr>
+              <w:t xml:space="preserve"> Datei.</w:t>
             </w:r>
           </w:p>
         </w:tc>
@@ -3372,11 +4866,19 @@
               <w:widowControl w:val="0"/>
               <w:spacing w:after="60" w:line="240" w:lineRule="auto"/>
             </w:pPr>
+            <w:proofErr w:type="gramStart"/>
             <w:r>
               <w:rPr>
                 <w:sz w:val="16"/>
               </w:rPr>
-              <w:t>ksl.(id).*</w:t>
+              <w:t>ksl.(</w:t>
+            </w:r>
+            <w:proofErr w:type="gramEnd"/>
+            <w:r>
+              <w:rPr>
+                <w:sz w:val="16"/>
+              </w:rPr>
+              <w:t>id).*</w:t>
             </w:r>
           </w:p>
         </w:tc>
@@ -3417,7 +4919,149 @@
               <w:rPr>
                 <w:sz w:val="20"/>
               </w:rPr>
-              <w:t>Mit ksl wird eine Liste von Keystore Einträgen ermöglicht. Die Zusammensetzung ergibt sich als ksl.(identifier).(property). Der Identifier identifiziert den Eintrag in der Keystoreliste. Für jeden Eintrag müssen die Eigenschaften für diesen Keystore definiert werden. Diese Eigenschaften sind äquivialent zu den Keystore Eigenschaften ks.*.</w:t>
+              <w:t xml:space="preserve">Mit </w:t>
+            </w:r>
+            <w:proofErr w:type="spellStart"/>
+            <w:r>
+              <w:rPr>
+                <w:sz w:val="20"/>
+              </w:rPr>
+              <w:t>ksl</w:t>
+            </w:r>
+            <w:proofErr w:type="spellEnd"/>
+            <w:r>
+              <w:rPr>
+                <w:sz w:val="20"/>
+              </w:rPr>
+              <w:t xml:space="preserve"> wird eine Liste von </w:t>
+            </w:r>
+            <w:proofErr w:type="spellStart"/>
+            <w:r>
+              <w:rPr>
+                <w:sz w:val="20"/>
+              </w:rPr>
+              <w:t>Keystore</w:t>
+            </w:r>
+            <w:proofErr w:type="spellEnd"/>
+            <w:r>
+              <w:rPr>
+                <w:sz w:val="20"/>
+              </w:rPr>
+              <w:t xml:space="preserve"> Einträgen ermöglicht. Die Zusammensetzung ergibt sich als </w:t>
+            </w:r>
+            <w:proofErr w:type="spellStart"/>
+            <w:proofErr w:type="gramStart"/>
+            <w:r>
+              <w:rPr>
+                <w:sz w:val="20"/>
+              </w:rPr>
+              <w:t>ksl</w:t>
+            </w:r>
+            <w:proofErr w:type="spellEnd"/>
+            <w:r>
+              <w:rPr>
+                <w:sz w:val="20"/>
+              </w:rPr>
+              <w:t>.(</w:t>
+            </w:r>
+            <w:proofErr w:type="spellStart"/>
+            <w:proofErr w:type="gramEnd"/>
+            <w:r>
+              <w:rPr>
+                <w:sz w:val="20"/>
+              </w:rPr>
+              <w:t>identifier</w:t>
+            </w:r>
+            <w:proofErr w:type="spellEnd"/>
+            <w:r>
+              <w:rPr>
+                <w:sz w:val="20"/>
+              </w:rPr>
+              <w:t>).(</w:t>
+            </w:r>
+            <w:proofErr w:type="spellStart"/>
+            <w:r>
+              <w:rPr>
+                <w:sz w:val="20"/>
+              </w:rPr>
+              <w:t>property</w:t>
+            </w:r>
+            <w:proofErr w:type="spellEnd"/>
+            <w:r>
+              <w:rPr>
+                <w:sz w:val="20"/>
+              </w:rPr>
+              <w:t xml:space="preserve">). Der Identifier identifiziert den Eintrag in der </w:t>
+            </w:r>
+            <w:proofErr w:type="spellStart"/>
+            <w:r>
+              <w:rPr>
+                <w:sz w:val="20"/>
+              </w:rPr>
+              <w:t>Keystoreliste</w:t>
+            </w:r>
+            <w:proofErr w:type="spellEnd"/>
+            <w:r>
+              <w:rPr>
+                <w:sz w:val="20"/>
+              </w:rPr>
+              <w:t xml:space="preserve">. Für jeden Eintrag müssen die Eigenschaften für diesen </w:t>
+            </w:r>
+            <w:proofErr w:type="spellStart"/>
+            <w:r>
+              <w:rPr>
+                <w:sz w:val="20"/>
+              </w:rPr>
+              <w:t>Keystore</w:t>
+            </w:r>
+            <w:proofErr w:type="spellEnd"/>
+            <w:r>
+              <w:rPr>
+                <w:sz w:val="20"/>
+              </w:rPr>
+              <w:t xml:space="preserve"> definiert werden. Diese Eigenschaften sind </w:t>
+            </w:r>
+            <w:proofErr w:type="spellStart"/>
+            <w:r>
+              <w:rPr>
+                <w:sz w:val="20"/>
+              </w:rPr>
+              <w:t>äquivialent</w:t>
+            </w:r>
+            <w:proofErr w:type="spellEnd"/>
+            <w:r>
+              <w:rPr>
+                <w:sz w:val="20"/>
+              </w:rPr>
+              <w:t xml:space="preserve"> zu den </w:t>
+            </w:r>
+            <w:proofErr w:type="spellStart"/>
+            <w:r>
+              <w:rPr>
+                <w:sz w:val="20"/>
+              </w:rPr>
+              <w:t>Keystore</w:t>
+            </w:r>
+            <w:proofErr w:type="spellEnd"/>
+            <w:r>
+              <w:rPr>
+                <w:sz w:val="20"/>
+              </w:rPr>
+              <w:t xml:space="preserve"> Eigenschaften </w:t>
+            </w:r>
+            <w:proofErr w:type="spellStart"/>
+            <w:r>
+              <w:rPr>
+                <w:sz w:val="20"/>
+              </w:rPr>
+              <w:t>ks</w:t>
+            </w:r>
+            <w:proofErr w:type="spellEnd"/>
+            <w:r>
+              <w:rPr>
+                <w:sz w:val="20"/>
+              </w:rPr>
+              <w:t>.*.</w:t>
             </w:r>
           </w:p>
         </w:tc>
@@ -3438,11 +5082,19 @@
               <w:widowControl w:val="0"/>
               <w:spacing w:after="60" w:line="240" w:lineRule="auto"/>
             </w:pPr>
+            <w:proofErr w:type="gramStart"/>
             <w:r>
               <w:rPr>
                 <w:sz w:val="16"/>
               </w:rPr>
-              <w:t>moal.(id).*</w:t>
+              <w:t>moal.(</w:t>
+            </w:r>
+            <w:proofErr w:type="gramEnd"/>
+            <w:r>
+              <w:rPr>
+                <w:sz w:val="16"/>
+              </w:rPr>
+              <w:t>id).*</w:t>
             </w:r>
           </w:p>
         </w:tc>
@@ -3488,7 +5140,149 @@
               <w:rPr>
                 <w:sz w:val="20"/>
               </w:rPr>
-              <w:t>Mit moal wird eine Liste von MOA-SS Einträgen ermöglicht. Die Zusammensetzung ergibt sich als moal.(identifier).(property). Der Identifier identifiziert den Eintrag in der Liste. Für jeden Eintrag müssen die Eigenschaften für diese MOA-SS Anbindung definiert werden. Diese Eigenschaften sind „enabled“, „url“, „timeout“, „KeyIdentifier“, „Certificate“. Diese Eigenschaften verhalten sich äquivialent zu den Einstellungen „3.3 Basiseinstellungen für die Anbindung an MOA-SS“ aus der PDF-AS Dokumentation.</w:t>
+              <w:t xml:space="preserve">Mit </w:t>
+            </w:r>
+            <w:proofErr w:type="spellStart"/>
+            <w:r>
+              <w:rPr>
+                <w:sz w:val="20"/>
+              </w:rPr>
+              <w:t>moal</w:t>
+            </w:r>
+            <w:proofErr w:type="spellEnd"/>
+            <w:r>
+              <w:rPr>
+                <w:sz w:val="20"/>
+              </w:rPr>
+              <w:t xml:space="preserve"> wird eine Liste von MOA-SS Einträgen ermöglicht. Die Zusammensetzung ergibt sich als </w:t>
+            </w:r>
+            <w:proofErr w:type="spellStart"/>
+            <w:proofErr w:type="gramStart"/>
+            <w:r>
+              <w:rPr>
+                <w:sz w:val="20"/>
+              </w:rPr>
+              <w:t>moal</w:t>
+            </w:r>
+            <w:proofErr w:type="spellEnd"/>
+            <w:r>
+              <w:rPr>
+                <w:sz w:val="20"/>
+              </w:rPr>
+              <w:t>.(</w:t>
+            </w:r>
+            <w:proofErr w:type="spellStart"/>
+            <w:proofErr w:type="gramEnd"/>
+            <w:r>
+              <w:rPr>
+                <w:sz w:val="20"/>
+              </w:rPr>
+              <w:t>identifier</w:t>
+            </w:r>
+            <w:proofErr w:type="spellEnd"/>
+            <w:r>
+              <w:rPr>
+                <w:sz w:val="20"/>
+              </w:rPr>
+              <w:t>).(</w:t>
+            </w:r>
+            <w:proofErr w:type="spellStart"/>
+            <w:r>
+              <w:rPr>
+                <w:sz w:val="20"/>
+              </w:rPr>
+              <w:t>property</w:t>
+            </w:r>
+            <w:proofErr w:type="spellEnd"/>
+            <w:r>
+              <w:rPr>
+                <w:sz w:val="20"/>
+              </w:rPr>
+              <w:t>). Der Identifier identifiziert den Eintrag in der Liste. Für jeden Eintrag müssen die Eigenschaften für diese MOA-SS Anbindung definiert werden. Diese Eigenschaften sind „</w:t>
+            </w:r>
+            <w:proofErr w:type="spellStart"/>
+            <w:r>
+              <w:rPr>
+                <w:sz w:val="20"/>
+              </w:rPr>
+              <w:t>enabled</w:t>
+            </w:r>
+            <w:proofErr w:type="spellEnd"/>
+            <w:r>
+              <w:rPr>
+                <w:sz w:val="20"/>
+              </w:rPr>
+              <w:t>“, „</w:t>
+            </w:r>
+            <w:proofErr w:type="spellStart"/>
+            <w:r>
+              <w:rPr>
+                <w:sz w:val="20"/>
+              </w:rPr>
+              <w:t>url</w:t>
+            </w:r>
+            <w:proofErr w:type="spellEnd"/>
+            <w:r>
+              <w:rPr>
+                <w:sz w:val="20"/>
+              </w:rPr>
+              <w:t>“, „</w:t>
+            </w:r>
+            <w:proofErr w:type="spellStart"/>
+            <w:r>
+              <w:rPr>
+                <w:sz w:val="20"/>
+              </w:rPr>
+              <w:t>timeout</w:t>
+            </w:r>
+            <w:proofErr w:type="spellEnd"/>
+            <w:r>
+              <w:rPr>
+                <w:sz w:val="20"/>
+              </w:rPr>
+              <w:t>“, „</w:t>
+            </w:r>
+            <w:proofErr w:type="spellStart"/>
+            <w:r>
+              <w:rPr>
+                <w:sz w:val="20"/>
+              </w:rPr>
+              <w:t>KeyIdentifier</w:t>
+            </w:r>
+            <w:proofErr w:type="spellEnd"/>
+            <w:r>
+              <w:rPr>
+                <w:sz w:val="20"/>
+              </w:rPr>
+              <w:t>“, „</w:t>
+            </w:r>
+            <w:proofErr w:type="spellStart"/>
+            <w:r>
+              <w:rPr>
+                <w:sz w:val="20"/>
+              </w:rPr>
+              <w:t>Certificate</w:t>
+            </w:r>
+            <w:proofErr w:type="spellEnd"/>
+            <w:r>
+              <w:rPr>
+                <w:sz w:val="20"/>
+              </w:rPr>
+              <w:t xml:space="preserve">“. Diese Eigenschaften verhalten sich </w:t>
+            </w:r>
+            <w:proofErr w:type="spellStart"/>
+            <w:r>
+              <w:rPr>
+                <w:sz w:val="20"/>
+              </w:rPr>
+              <w:t>äquivialent</w:t>
+            </w:r>
+            <w:proofErr w:type="spellEnd"/>
+            <w:r>
+              <w:rPr>
+                <w:sz w:val="20"/>
+              </w:rPr>
+              <w:t xml:space="preserve"> zu den Einstellungen „3.3 Basiseinstellungen für die Anbindung an MOA-SS“ aus der PDF-AS Dokumentation.</w:t>
             </w:r>
           </w:p>
           <w:p>
@@ -3498,7 +5292,23 @@
               <w:cnfStyle w:val="000000000000" w:firstRow="0" w:lastRow="0" w:firstColumn="0" w:lastColumn="0" w:oddVBand="0" w:evenVBand="0" w:oddHBand="0" w:evenHBand="0" w:firstRowFirstColumn="0" w:firstRowLastColumn="0" w:lastRowFirstColumn="0" w:lastRowLastColumn="0"/>
             </w:pPr>
             <w:r>
-              <w:t>Die Auswahl des Identifiers erfolgt über den „keyId“-Parameter im Signaturaufruf.</w:t>
+              <w:t xml:space="preserve">Die Auswahl des </w:t>
+            </w:r>
+            <w:proofErr w:type="spellStart"/>
+            <w:r>
+              <w:t>Identifiers</w:t>
+            </w:r>
+            <w:proofErr w:type="spellEnd"/>
+            <w:r>
+              <w:t xml:space="preserve"> erfolgt über den „</w:t>
+            </w:r>
+            <w:proofErr w:type="spellStart"/>
+            <w:r>
+              <w:t>keyId</w:t>
+            </w:r>
+            <w:proofErr w:type="spellEnd"/>
+            <w:r>
+              <w:t>“-Parameter im Signaturaufruf.</w:t>
             </w:r>
           </w:p>
         </w:tc>
@@ -3521,12 +5331,22 @@
               <w:widowControl w:val="0"/>
               <w:spacing w:after="60" w:line="240" w:lineRule="auto"/>
             </w:pPr>
+            <w:proofErr w:type="spellStart"/>
+            <w:proofErr w:type="gramStart"/>
             <w:r>
               <w:rPr>
                 <w:sz w:val="16"/>
               </w:rPr>
-              <w:t>soap.sign.enabled</w:t>
-            </w:r>
+              <w:t>soap.sign</w:t>
+            </w:r>
+            <w:proofErr w:type="gramEnd"/>
+            <w:r>
+              <w:rPr>
+                <w:sz w:val="16"/>
+              </w:rPr>
+              <w:t>.enabled</w:t>
+            </w:r>
+            <w:proofErr w:type="spellEnd"/>
           </w:p>
         </w:tc>
         <w:tc>
@@ -3546,13 +5366,31 @@
                 <w:i/>
               </w:rPr>
             </w:pPr>
+            <w:proofErr w:type="spellStart"/>
             <w:r>
               <w:rPr>
                 <w:i/>
                 <w:sz w:val="20"/>
               </w:rPr>
-              <w:t>true | false</w:t>
-            </w:r>
+              <w:t>true</w:t>
+            </w:r>
+            <w:proofErr w:type="spellEnd"/>
+            <w:r>
+              <w:rPr>
+                <w:i/>
+                <w:sz w:val="20"/>
+              </w:rPr>
+              <w:t xml:space="preserve"> | </w:t>
+            </w:r>
+            <w:proofErr w:type="spellStart"/>
+            <w:r>
+              <w:rPr>
+                <w:i/>
+                <w:sz w:val="20"/>
+              </w:rPr>
+              <w:t>false</w:t>
+            </w:r>
+            <w:proofErr w:type="spellEnd"/>
           </w:p>
         </w:tc>
         <w:tc>
@@ -3598,13 +5436,24 @@
                 <w:lang w:val="en-US"/>
               </w:rPr>
             </w:pPr>
+            <w:proofErr w:type="spellStart"/>
+            <w:proofErr w:type="gramStart"/>
             <w:r>
               <w:rPr>
                 <w:sz w:val="16"/>
                 <w:lang w:val="en-US"/>
               </w:rPr>
-              <w:t>soap.sign.with.verify.enabled</w:t>
-            </w:r>
+              <w:t>soap.sign</w:t>
+            </w:r>
+            <w:proofErr w:type="gramEnd"/>
+            <w:r>
+              <w:rPr>
+                <w:sz w:val="16"/>
+                <w:lang w:val="en-US"/>
+              </w:rPr>
+              <w:t>.with.verify.enabled</w:t>
+            </w:r>
+            <w:proofErr w:type="spellEnd"/>
           </w:p>
         </w:tc>
         <w:tc>
@@ -3625,13 +5474,31 @@
                 <w:i/>
               </w:rPr>
             </w:pPr>
+            <w:proofErr w:type="spellStart"/>
             <w:r>
               <w:rPr>
                 <w:i/>
                 <w:sz w:val="20"/>
               </w:rPr>
-              <w:t>true | false</w:t>
-            </w:r>
+              <w:t>true</w:t>
+            </w:r>
+            <w:proofErr w:type="spellEnd"/>
+            <w:r>
+              <w:rPr>
+                <w:i/>
+                <w:sz w:val="20"/>
+              </w:rPr>
+              <w:t xml:space="preserve"> | </w:t>
+            </w:r>
+            <w:proofErr w:type="spellStart"/>
+            <w:r>
+              <w:rPr>
+                <w:i/>
+                <w:sz w:val="20"/>
+              </w:rPr>
+              <w:t>false</w:t>
+            </w:r>
+            <w:proofErr w:type="spellEnd"/>
           </w:p>
         </w:tc>
         <w:tc>
@@ -3700,12 +5567,22 @@
               <w:widowControl w:val="0"/>
               <w:spacing w:after="60" w:line="240" w:lineRule="auto"/>
             </w:pPr>
+            <w:proofErr w:type="spellStart"/>
+            <w:proofErr w:type="gramStart"/>
             <w:r>
               <w:rPr>
                 <w:sz w:val="16"/>
               </w:rPr>
-              <w:t>soap.verify.enabled</w:t>
-            </w:r>
+              <w:t>soap.verify</w:t>
+            </w:r>
+            <w:proofErr w:type="gramEnd"/>
+            <w:r>
+              <w:rPr>
+                <w:sz w:val="16"/>
+              </w:rPr>
+              <w:t>.enabled</w:t>
+            </w:r>
+            <w:proofErr w:type="spellEnd"/>
           </w:p>
         </w:tc>
         <w:tc>
@@ -3725,13 +5602,31 @@
                 <w:i/>
               </w:rPr>
             </w:pPr>
+            <w:proofErr w:type="spellStart"/>
             <w:r>
               <w:rPr>
                 <w:i/>
                 <w:sz w:val="20"/>
               </w:rPr>
-              <w:t>true | false</w:t>
-            </w:r>
+              <w:t>true</w:t>
+            </w:r>
+            <w:proofErr w:type="spellEnd"/>
+            <w:r>
+              <w:rPr>
+                <w:i/>
+                <w:sz w:val="20"/>
+              </w:rPr>
+              <w:t xml:space="preserve"> | </w:t>
+            </w:r>
+            <w:proofErr w:type="spellStart"/>
+            <w:r>
+              <w:rPr>
+                <w:i/>
+                <w:sz w:val="20"/>
+              </w:rPr>
+              <w:t>false</w:t>
+            </w:r>
+            <w:proofErr w:type="spellEnd"/>
           </w:p>
         </w:tc>
         <w:tc>
@@ -3773,6 +5668,8 @@
               <w:widowControl w:val="0"/>
               <w:spacing w:after="60" w:line="240" w:lineRule="auto"/>
             </w:pPr>
+            <w:proofErr w:type="spellStart"/>
+            <w:proofErr w:type="gramStart"/>
             <w:r>
               <w:rPr>
                 <w:sz w:val="16"/>
@@ -3780,6 +5677,8 @@
               <w:lastRenderedPageBreak/>
               <w:t>whitelist.enabled</w:t>
             </w:r>
+            <w:proofErr w:type="spellEnd"/>
+            <w:proofErr w:type="gramEnd"/>
           </w:p>
         </w:tc>
         <w:tc>
@@ -3800,13 +5699,31 @@
                 <w:i/>
               </w:rPr>
             </w:pPr>
+            <w:proofErr w:type="spellStart"/>
             <w:r>
               <w:rPr>
                 <w:i/>
                 <w:sz w:val="20"/>
               </w:rPr>
-              <w:t>true | false</w:t>
-            </w:r>
+              <w:t>true</w:t>
+            </w:r>
+            <w:proofErr w:type="spellEnd"/>
+            <w:r>
+              <w:rPr>
+                <w:i/>
+                <w:sz w:val="20"/>
+              </w:rPr>
+              <w:t xml:space="preserve"> | </w:t>
+            </w:r>
+            <w:proofErr w:type="spellStart"/>
+            <w:r>
+              <w:rPr>
+                <w:i/>
+                <w:sz w:val="20"/>
+              </w:rPr>
+              <w:t>false</w:t>
+            </w:r>
+            <w:proofErr w:type="spellEnd"/>
           </w:p>
         </w:tc>
         <w:tc>
@@ -3828,7 +5745,21 @@
               <w:rPr>
                 <w:sz w:val="20"/>
               </w:rPr>
-              <w:t>Legt fest ob PDF-AS externe URLS mit der Whitelist vergleicht.</w:t>
+              <w:t xml:space="preserve">Legt fest ob PDF-AS externe URLS mit der </w:t>
+            </w:r>
+            <w:proofErr w:type="spellStart"/>
+            <w:r>
+              <w:rPr>
+                <w:sz w:val="20"/>
+              </w:rPr>
+              <w:t>Whitelist</w:t>
+            </w:r>
+            <w:proofErr w:type="spellEnd"/>
+            <w:r>
+              <w:rPr>
+                <w:sz w:val="20"/>
+              </w:rPr>
+              <w:t xml:space="preserve"> vergleicht.</w:t>
             </w:r>
           </w:p>
         </w:tc>
@@ -3851,12 +5782,14 @@
               <w:widowControl w:val="0"/>
               <w:spacing w:after="60" w:line="240" w:lineRule="auto"/>
             </w:pPr>
+            <w:proofErr w:type="gramStart"/>
             <w:r>
               <w:rPr>
                 <w:sz w:val="16"/>
               </w:rPr>
               <w:t>whitelist.url.*</w:t>
             </w:r>
+            <w:proofErr w:type="gramEnd"/>
           </w:p>
         </w:tc>
         <w:tc>
@@ -3876,6 +5809,7 @@
                 <w:i/>
               </w:rPr>
             </w:pPr>
+            <w:proofErr w:type="spellStart"/>
             <w:r>
               <w:rPr>
                 <w:i/>
@@ -3883,6 +5817,7 @@
               </w:rPr>
               <w:t>JavaRegularExpression</w:t>
             </w:r>
+            <w:proofErr w:type="spellEnd"/>
           </w:p>
         </w:tc>
         <w:tc>
@@ -3903,7 +5838,35 @@
               <w:rPr>
                 <w:sz w:val="20"/>
               </w:rPr>
-              <w:t>Eine Liste von Regular Expressions die eine Whitelist für externe URLS in PDF-AS festlegen.</w:t>
+              <w:t xml:space="preserve">Eine Liste von Regular </w:t>
+            </w:r>
+            <w:proofErr w:type="spellStart"/>
+            <w:r>
+              <w:rPr>
+                <w:sz w:val="20"/>
+              </w:rPr>
+              <w:t>Expressions</w:t>
+            </w:r>
+            <w:proofErr w:type="spellEnd"/>
+            <w:r>
+              <w:rPr>
+                <w:sz w:val="20"/>
+              </w:rPr>
+              <w:t xml:space="preserve"> die eine </w:t>
+            </w:r>
+            <w:proofErr w:type="spellStart"/>
+            <w:r>
+              <w:rPr>
+                <w:sz w:val="20"/>
+              </w:rPr>
+              <w:t>Whitelist</w:t>
+            </w:r>
+            <w:proofErr w:type="spellEnd"/>
+            <w:r>
+              <w:rPr>
+                <w:sz w:val="20"/>
+              </w:rPr>
+              <w:t xml:space="preserve"> für externe URLS in PDF-AS festlegen.</w:t>
             </w:r>
           </w:p>
         </w:tc>
@@ -3924,12 +5887,16 @@
               <w:widowControl w:val="0"/>
               <w:spacing w:after="60" w:line="240" w:lineRule="auto"/>
             </w:pPr>
+            <w:proofErr w:type="spellStart"/>
+            <w:proofErr w:type="gramStart"/>
             <w:r>
               <w:rPr>
                 <w:sz w:val="16"/>
               </w:rPr>
               <w:t>request.store</w:t>
             </w:r>
+            <w:proofErr w:type="spellEnd"/>
+            <w:proofErr w:type="gramEnd"/>
           </w:p>
         </w:tc>
         <w:tc>
@@ -3950,13 +5917,40 @@
                 <w:i/>
               </w:rPr>
             </w:pPr>
+            <w:proofErr w:type="spellStart"/>
+            <w:proofErr w:type="gramStart"/>
             <w:r>
               <w:rPr>
                 <w:i/>
                 <w:sz w:val="20"/>
               </w:rPr>
-              <w:t>at.gv.egiz.pdfas.web.store.InMemoryRequestStore | at.gv.egiz.pdfas.web.store.DBRequestStore</w:t>
-            </w:r>
+              <w:t>at.gv.egiz.pdfas.web.store</w:t>
+            </w:r>
+            <w:proofErr w:type="gramEnd"/>
+            <w:r>
+              <w:rPr>
+                <w:i/>
+                <w:sz w:val="20"/>
+              </w:rPr>
+              <w:t>.InMemoryRequestStore</w:t>
+            </w:r>
+            <w:proofErr w:type="spellEnd"/>
+            <w:r>
+              <w:rPr>
+                <w:i/>
+                <w:sz w:val="20"/>
+              </w:rPr>
+              <w:t xml:space="preserve"> | </w:t>
+            </w:r>
+            <w:proofErr w:type="spellStart"/>
+            <w:r>
+              <w:rPr>
+                <w:i/>
+                <w:sz w:val="20"/>
+              </w:rPr>
+              <w:t>at.gv.egiz.pdfas.web.store.DBRequestStore</w:t>
+            </w:r>
+            <w:proofErr w:type="spellEnd"/>
           </w:p>
         </w:tc>
         <w:tc>
@@ -3978,7 +5972,91 @@
               <w:rPr>
                 <w:sz w:val="20"/>
               </w:rPr>
-              <w:t>Legt die Implementierung des Requeststores fest. Nur wenn PDF-AS im Cluster verwendet wird und per SOAP-Schnittstelle eine clientbasierte Signatur erstellt werden soll, sollte dieser Parameter vom InMemoryRequestStore auf den DBRequestStore gestellt werden. Wenn hier der DBReqeustStore verwendet wird, speichert PDF-AS Web Signaturrequests, die per SOAP-Schnittstelle kommen und vom Benutzer bearbeitet werden müssen in eine Datenbank. In diesem Fall müssen die Eigenschaften hibernate.props.* entsprechenden festgelegt werden.</w:t>
+              <w:t xml:space="preserve">Legt die Implementierung des </w:t>
+            </w:r>
+            <w:proofErr w:type="spellStart"/>
+            <w:r>
+              <w:rPr>
+                <w:sz w:val="20"/>
+              </w:rPr>
+              <w:t>Requeststores</w:t>
+            </w:r>
+            <w:proofErr w:type="spellEnd"/>
+            <w:r>
+              <w:rPr>
+                <w:sz w:val="20"/>
+              </w:rPr>
+              <w:t xml:space="preserve"> fest. Nur wenn PDF-AS im Cluster verwendet wird und per SOAP-Schnittstelle eine clientbasierte Signatur erstellt werden soll, sollte dieser Parameter vom </w:t>
+            </w:r>
+            <w:proofErr w:type="spellStart"/>
+            <w:r>
+              <w:rPr>
+                <w:sz w:val="20"/>
+              </w:rPr>
+              <w:t>InMemoryRequestStore</w:t>
+            </w:r>
+            <w:proofErr w:type="spellEnd"/>
+            <w:r>
+              <w:rPr>
+                <w:sz w:val="20"/>
+              </w:rPr>
+              <w:t xml:space="preserve"> auf den </w:t>
+            </w:r>
+            <w:proofErr w:type="spellStart"/>
+            <w:r>
+              <w:rPr>
+                <w:sz w:val="20"/>
+              </w:rPr>
+              <w:t>DBRequestStore</w:t>
+            </w:r>
+            <w:proofErr w:type="spellEnd"/>
+            <w:r>
+              <w:rPr>
+                <w:sz w:val="20"/>
+              </w:rPr>
+              <w:t xml:space="preserve"> gestellt werden. Wenn hier der </w:t>
+            </w:r>
+            <w:proofErr w:type="spellStart"/>
+            <w:r>
+              <w:rPr>
+                <w:sz w:val="20"/>
+              </w:rPr>
+              <w:t>DBReqeustStore</w:t>
+            </w:r>
+            <w:proofErr w:type="spellEnd"/>
+            <w:r>
+              <w:rPr>
+                <w:sz w:val="20"/>
+              </w:rPr>
+              <w:t xml:space="preserve"> verwendet wird, speichert PDF-AS Web </w:t>
+            </w:r>
+            <w:proofErr w:type="spellStart"/>
+            <w:r>
+              <w:rPr>
+                <w:sz w:val="20"/>
+              </w:rPr>
+              <w:t>Signaturrequests</w:t>
+            </w:r>
+            <w:proofErr w:type="spellEnd"/>
+            <w:r>
+              <w:rPr>
+                <w:sz w:val="20"/>
+              </w:rPr>
+              <w:t xml:space="preserve">, die per SOAP-Schnittstelle kommen und vom Benutzer bearbeitet werden müssen in eine Datenbank. In diesem Fall müssen die Eigenschaften </w:t>
+            </w:r>
+            <w:proofErr w:type="gramStart"/>
+            <w:r>
+              <w:rPr>
+                <w:sz w:val="20"/>
+              </w:rPr>
+              <w:t>hibernate.props</w:t>
+            </w:r>
+            <w:proofErr w:type="gramEnd"/>
+            <w:r>
+              <w:rPr>
+                <w:sz w:val="20"/>
+              </w:rPr>
+              <w:t>.* entsprechenden festgelegt werden.</w:t>
             </w:r>
           </w:p>
         </w:tc>
@@ -4001,12 +6079,22 @@
               <w:widowControl w:val="0"/>
               <w:spacing w:after="60" w:line="240" w:lineRule="auto"/>
             </w:pPr>
+            <w:proofErr w:type="spellStart"/>
             <w:r>
               <w:rPr>
                 <w:sz w:val="16"/>
               </w:rPr>
-              <w:t>request.db.timeout</w:t>
-            </w:r>
+              <w:t>request.</w:t>
+            </w:r>
+            <w:proofErr w:type="gramStart"/>
+            <w:r>
+              <w:rPr>
+                <w:sz w:val="16"/>
+              </w:rPr>
+              <w:t>db.timeout</w:t>
+            </w:r>
+            <w:proofErr w:type="spellEnd"/>
+            <w:proofErr w:type="gramEnd"/>
           </w:p>
         </w:tc>
         <w:tc>
@@ -4026,6 +6114,7 @@
                 <w:i/>
               </w:rPr>
             </w:pPr>
+            <w:proofErr w:type="spellStart"/>
             <w:r>
               <w:rPr>
                 <w:i/>
@@ -4033,6 +6122,7 @@
               </w:rPr>
               <w:t>Number</w:t>
             </w:r>
+            <w:proofErr w:type="spellEnd"/>
           </w:p>
         </w:tc>
         <w:tc>
@@ -4053,7 +6143,21 @@
               <w:rPr>
                 <w:sz w:val="20"/>
               </w:rPr>
-              <w:t>Gibt die Anzahl der Sekunden an, die ein Signaturrequest in der Datenbank gespeichert wird.</w:t>
+              <w:t xml:space="preserve">Gibt die Anzahl der Sekunden an, die ein </w:t>
+            </w:r>
+            <w:proofErr w:type="spellStart"/>
+            <w:r>
+              <w:rPr>
+                <w:sz w:val="20"/>
+              </w:rPr>
+              <w:t>Signaturrequest</w:t>
+            </w:r>
+            <w:proofErr w:type="spellEnd"/>
+            <w:r>
+              <w:rPr>
+                <w:sz w:val="20"/>
+              </w:rPr>
+              <w:t xml:space="preserve"> in der Datenbank gespeichert wird.</w:t>
             </w:r>
           </w:p>
         </w:tc>
@@ -4074,11 +6178,19 @@
               <w:widowControl w:val="0"/>
               <w:spacing w:after="60" w:line="240" w:lineRule="auto"/>
             </w:pPr>
+            <w:proofErr w:type="gramStart"/>
             <w:r>
               <w:rPr>
                 <w:sz w:val="16"/>
               </w:rPr>
-              <w:t>hibernate.props.*</w:t>
+              <w:t>hibernate.props</w:t>
+            </w:r>
+            <w:proofErr w:type="gramEnd"/>
+            <w:r>
+              <w:rPr>
+                <w:sz w:val="16"/>
+              </w:rPr>
+              <w:t>.*</w:t>
             </w:r>
           </w:p>
         </w:tc>
@@ -4128,7 +6240,49 @@
               <w:rPr>
                 <w:sz w:val="20"/>
               </w:rPr>
-              <w:t>Alle Eigenschaften die unter diesem Prefix eingetragen sind dienen der Konfiguration von Hibernate für die Datenbankverbindung des DBRequestStore. Wenn dieser nicht konfiguriert ist, benötigt PDF-AS Web keine Datenbank. Ein komplettes Beispiel für diese Parameter ist in der Beispielkonfiguration in diesem Dokument zu finden.</w:t>
+              <w:t xml:space="preserve">Alle Eigenschaften die unter diesem </w:t>
+            </w:r>
+            <w:proofErr w:type="spellStart"/>
+            <w:r>
+              <w:rPr>
+                <w:sz w:val="20"/>
+              </w:rPr>
+              <w:t>Prefix</w:t>
+            </w:r>
+            <w:proofErr w:type="spellEnd"/>
+            <w:r>
+              <w:rPr>
+                <w:sz w:val="20"/>
+              </w:rPr>
+              <w:t xml:space="preserve"> eingetragen sind dienen der Konfiguration von </w:t>
+            </w:r>
+            <w:proofErr w:type="spellStart"/>
+            <w:r>
+              <w:rPr>
+                <w:sz w:val="20"/>
+              </w:rPr>
+              <w:t>Hibernate</w:t>
+            </w:r>
+            <w:proofErr w:type="spellEnd"/>
+            <w:r>
+              <w:rPr>
+                <w:sz w:val="20"/>
+              </w:rPr>
+              <w:t xml:space="preserve"> für die Datenbankverbindung des </w:t>
+            </w:r>
+            <w:proofErr w:type="spellStart"/>
+            <w:r>
+              <w:rPr>
+                <w:sz w:val="20"/>
+              </w:rPr>
+              <w:t>DBRequestStore</w:t>
+            </w:r>
+            <w:proofErr w:type="spellEnd"/>
+            <w:r>
+              <w:rPr>
+                <w:sz w:val="20"/>
+              </w:rPr>
+              <w:t>. Wenn dieser nicht konfiguriert ist, benötigt PDF-AS Web keine Datenbank. Ein komplettes Beispiel für diese Parameter ist in der Beispielkonfiguration in diesem Dokument zu finden.</w:t>
             </w:r>
           </w:p>
         </w:tc>
@@ -4224,12 +6378,16 @@
               <w:widowControl w:val="0"/>
               <w:spacing w:after="60" w:line="240" w:lineRule="auto"/>
             </w:pPr>
+            <w:proofErr w:type="spellStart"/>
+            <w:proofErr w:type="gramStart"/>
             <w:r>
               <w:rPr>
                 <w:sz w:val="16"/>
               </w:rPr>
               <w:t>reload.enabled</w:t>
             </w:r>
+            <w:proofErr w:type="spellEnd"/>
+            <w:proofErr w:type="gramEnd"/>
           </w:p>
         </w:tc>
         <w:tc>
@@ -4250,13 +6408,31 @@
                 <w:i/>
               </w:rPr>
             </w:pPr>
+            <w:proofErr w:type="spellStart"/>
             <w:r>
               <w:rPr>
                 <w:i/>
                 <w:sz w:val="20"/>
               </w:rPr>
-              <w:t>true | false</w:t>
-            </w:r>
+              <w:t>true</w:t>
+            </w:r>
+            <w:proofErr w:type="spellEnd"/>
+            <w:r>
+              <w:rPr>
+                <w:i/>
+                <w:sz w:val="20"/>
+              </w:rPr>
+              <w:t xml:space="preserve"> | </w:t>
+            </w:r>
+            <w:proofErr w:type="spellStart"/>
+            <w:r>
+              <w:rPr>
+                <w:i/>
+                <w:sz w:val="20"/>
+              </w:rPr>
+              <w:t>false</w:t>
+            </w:r>
+            <w:proofErr w:type="spellEnd"/>
           </w:p>
         </w:tc>
         <w:tc>
@@ -4301,12 +6477,16 @@
               <w:widowControl w:val="0"/>
               <w:spacing w:after="60" w:line="240" w:lineRule="auto"/>
             </w:pPr>
+            <w:proofErr w:type="spellStart"/>
+            <w:proofErr w:type="gramStart"/>
             <w:r>
               <w:rPr>
                 <w:sz w:val="16"/>
               </w:rPr>
               <w:t>allow.ext.overwrite</w:t>
             </w:r>
+            <w:proofErr w:type="spellEnd"/>
+            <w:proofErr w:type="gramEnd"/>
           </w:p>
         </w:tc>
         <w:tc>
@@ -4326,13 +6506,31 @@
                 <w:i/>
               </w:rPr>
             </w:pPr>
+            <w:proofErr w:type="spellStart"/>
             <w:r>
               <w:rPr>
                 <w:i/>
                 <w:sz w:val="20"/>
               </w:rPr>
-              <w:t>true | false</w:t>
-            </w:r>
+              <w:t>true</w:t>
+            </w:r>
+            <w:proofErr w:type="spellEnd"/>
+            <w:r>
+              <w:rPr>
+                <w:i/>
+                <w:sz w:val="20"/>
+              </w:rPr>
+              <w:t xml:space="preserve"> | </w:t>
+            </w:r>
+            <w:proofErr w:type="spellStart"/>
+            <w:r>
+              <w:rPr>
+                <w:i/>
+                <w:sz w:val="20"/>
+              </w:rPr>
+              <w:t>false</w:t>
+            </w:r>
+            <w:proofErr w:type="spellEnd"/>
           </w:p>
         </w:tc>
         <w:tc>
@@ -4353,7 +6551,35 @@
               <w:rPr>
                 <w:sz w:val="20"/>
               </w:rPr>
-              <w:t xml:space="preserve">Ist dieser Paramter auf true gesetzt, erlaubt PDF-AS-WEB externen Anwendungen Konfigurationseinträge zu überschreiben. </w:t>
+              <w:t xml:space="preserve">Ist dieser </w:t>
+            </w:r>
+            <w:proofErr w:type="spellStart"/>
+            <w:r>
+              <w:rPr>
+                <w:sz w:val="20"/>
+              </w:rPr>
+              <w:t>Paramter</w:t>
+            </w:r>
+            <w:proofErr w:type="spellEnd"/>
+            <w:r>
+              <w:rPr>
+                <w:sz w:val="20"/>
+              </w:rPr>
+              <w:t xml:space="preserve"> auf </w:t>
+            </w:r>
+            <w:proofErr w:type="spellStart"/>
+            <w:r>
+              <w:rPr>
+                <w:sz w:val="20"/>
+              </w:rPr>
+              <w:t>true</w:t>
+            </w:r>
+            <w:proofErr w:type="spellEnd"/>
+            <w:r>
+              <w:rPr>
+                <w:sz w:val="20"/>
+              </w:rPr>
+              <w:t xml:space="preserve"> gesetzt, erlaubt PDF-AS-WEB externen Anwendungen Konfigurationseinträge zu überschreiben. </w:t>
             </w:r>
             <w:r>
               <w:rPr>
@@ -4366,7 +6592,57 @@
               <w:rPr>
                 <w:sz w:val="20"/>
               </w:rPr>
-              <w:t>: Es können nur Einträge der PDF-AS Konfiguration (cfg/config.properties), nicht jedoch aus der PDF-AS-WEB Konfiguration (pdf-as-web.properties) überschrieben werden.</w:t>
+              <w:t>: Es können nur Einträge der PDF-AS Konfiguration (</w:t>
+            </w:r>
+            <w:proofErr w:type="spellStart"/>
+            <w:r>
+              <w:rPr>
+                <w:sz w:val="20"/>
+              </w:rPr>
+              <w:t>cfg</w:t>
+            </w:r>
+            <w:proofErr w:type="spellEnd"/>
+            <w:r>
+              <w:rPr>
+                <w:sz w:val="20"/>
+              </w:rPr>
+              <w:t>/</w:t>
+            </w:r>
+            <w:proofErr w:type="spellStart"/>
+            <w:r>
+              <w:rPr>
+                <w:sz w:val="20"/>
+              </w:rPr>
+              <w:t>config.properties</w:t>
+            </w:r>
+            <w:proofErr w:type="spellEnd"/>
+            <w:r>
+              <w:rPr>
+                <w:sz w:val="20"/>
+              </w:rPr>
+              <w:t>), nicht jedoch aus der PDF-AS-WEB Konfiguration (</w:t>
+            </w:r>
+            <w:proofErr w:type="spellStart"/>
+            <w:r>
+              <w:rPr>
+                <w:sz w:val="20"/>
+              </w:rPr>
+              <w:t>pdf-as-</w:t>
+            </w:r>
+            <w:proofErr w:type="gramStart"/>
+            <w:r>
+              <w:rPr>
+                <w:sz w:val="20"/>
+              </w:rPr>
+              <w:t>web.properties</w:t>
+            </w:r>
+            <w:proofErr w:type="spellEnd"/>
+            <w:proofErr w:type="gramEnd"/>
+            <w:r>
+              <w:rPr>
+                <w:sz w:val="20"/>
+              </w:rPr>
+              <w:t>) überschrieben werden.</w:t>
             </w:r>
           </w:p>
         </w:tc>
@@ -4387,12 +6663,14 @@
               <w:widowControl w:val="0"/>
               <w:spacing w:after="60" w:line="240" w:lineRule="auto"/>
             </w:pPr>
+            <w:proofErr w:type="gramStart"/>
             <w:r>
               <w:rPr>
                 <w:sz w:val="16"/>
               </w:rPr>
               <w:t>ext.overwrite.wl.*</w:t>
             </w:r>
+            <w:proofErr w:type="gramEnd"/>
           </w:p>
         </w:tc>
         <w:tc>
@@ -4413,6 +6691,7 @@
                 <w:i/>
               </w:rPr>
             </w:pPr>
+            <w:proofErr w:type="spellStart"/>
             <w:r>
               <w:rPr>
                 <w:i/>
@@ -4420,6 +6699,7 @@
               </w:rPr>
               <w:t>JavaRegularExpression</w:t>
             </w:r>
+            <w:proofErr w:type="spellEnd"/>
           </w:p>
         </w:tc>
         <w:tc>
@@ -4441,7 +6721,35 @@
               <w:rPr>
                 <w:sz w:val="20"/>
               </w:rPr>
-              <w:t>Eine Liste von Regular Expressions die eine Whitelist für Konfigurationseinträge die von externen Anwendungen überschrieben werden können festlegen.</w:t>
+              <w:t xml:space="preserve">Eine Liste von Regular </w:t>
+            </w:r>
+            <w:proofErr w:type="spellStart"/>
+            <w:r>
+              <w:rPr>
+                <w:sz w:val="20"/>
+              </w:rPr>
+              <w:t>Expressions</w:t>
+            </w:r>
+            <w:proofErr w:type="spellEnd"/>
+            <w:r>
+              <w:rPr>
+                <w:sz w:val="20"/>
+              </w:rPr>
+              <w:t xml:space="preserve"> die eine </w:t>
+            </w:r>
+            <w:proofErr w:type="spellStart"/>
+            <w:r>
+              <w:rPr>
+                <w:sz w:val="20"/>
+              </w:rPr>
+              <w:t>Whitelist</w:t>
+            </w:r>
+            <w:proofErr w:type="spellEnd"/>
+            <w:r>
+              <w:rPr>
+                <w:sz w:val="20"/>
+              </w:rPr>
+              <w:t xml:space="preserve"> für Konfigurationseinträge die von externen Anwendungen überschrieben werden können festlegen.</w:t>
             </w:r>
           </w:p>
         </w:tc>
@@ -4464,12 +6772,22 @@
               <w:widowControl w:val="0"/>
               <w:spacing w:after="60" w:line="240" w:lineRule="auto"/>
             </w:pPr>
+            <w:proofErr w:type="spellStart"/>
+            <w:proofErr w:type="gramStart"/>
             <w:r>
               <w:rPr>
                 <w:sz w:val="16"/>
               </w:rPr>
-              <w:t>qr.placeholder.generator.enabled</w:t>
-            </w:r>
+              <w:t>qr.placeholder</w:t>
+            </w:r>
+            <w:proofErr w:type="gramEnd"/>
+            <w:r>
+              <w:rPr>
+                <w:sz w:val="16"/>
+              </w:rPr>
+              <w:t>.generator.enabled</w:t>
+            </w:r>
+            <w:proofErr w:type="spellEnd"/>
           </w:p>
           <w:p>
             <w:pPr>
@@ -4495,13 +6813,31 @@
                 <w:i/>
               </w:rPr>
             </w:pPr>
+            <w:proofErr w:type="spellStart"/>
             <w:r>
               <w:rPr>
                 <w:i/>
                 <w:sz w:val="20"/>
               </w:rPr>
-              <w:t>true | false</w:t>
-            </w:r>
+              <w:t>true</w:t>
+            </w:r>
+            <w:proofErr w:type="spellEnd"/>
+            <w:r>
+              <w:rPr>
+                <w:i/>
+                <w:sz w:val="20"/>
+              </w:rPr>
+              <w:t xml:space="preserve"> | </w:t>
+            </w:r>
+            <w:proofErr w:type="spellStart"/>
+            <w:r>
+              <w:rPr>
+                <w:i/>
+                <w:sz w:val="20"/>
+              </w:rPr>
+              <w:t>false</w:t>
+            </w:r>
+            <w:proofErr w:type="spellEnd"/>
           </w:p>
         </w:tc>
         <w:tc>
@@ -4522,7 +6858,35 @@
               <w:rPr>
                 <w:sz w:val="20"/>
               </w:rPr>
-              <w:t>Ist dieser Paramter auf true gesetzt, kann das Platzhalter Servlet verwendet werden.</w:t>
+              <w:t xml:space="preserve">Ist dieser </w:t>
+            </w:r>
+            <w:proofErr w:type="spellStart"/>
+            <w:r>
+              <w:rPr>
+                <w:sz w:val="20"/>
+              </w:rPr>
+              <w:t>Paramter</w:t>
+            </w:r>
+            <w:proofErr w:type="spellEnd"/>
+            <w:r>
+              <w:rPr>
+                <w:sz w:val="20"/>
+              </w:rPr>
+              <w:t xml:space="preserve"> auf </w:t>
+            </w:r>
+            <w:proofErr w:type="spellStart"/>
+            <w:r>
+              <w:rPr>
+                <w:sz w:val="20"/>
+              </w:rPr>
+              <w:t>true</w:t>
+            </w:r>
+            <w:proofErr w:type="spellEnd"/>
+            <w:r>
+              <w:rPr>
+                <w:sz w:val="20"/>
+              </w:rPr>
+              <w:t xml:space="preserve"> gesetzt, kann das Platzhalter Servlet verwendet werden.</w:t>
             </w:r>
           </w:p>
         </w:tc>
@@ -4546,6 +6910,7 @@
                 <w:color w:val="auto"/>
               </w:rPr>
             </w:pPr>
+            <w:proofErr w:type="gramStart"/>
             <w:r>
               <w:rPr>
                 <w:color w:val="auto"/>
@@ -4553,6 +6918,7 @@
               </w:rPr>
               <w:t>sl20.sign.enabled</w:t>
             </w:r>
+            <w:proofErr w:type="gramEnd"/>
           </w:p>
           <w:p>
             <w:pPr>
@@ -4583,14 +6949,34 @@
                 <w:color w:val="auto"/>
               </w:rPr>
             </w:pPr>
+            <w:proofErr w:type="spellStart"/>
             <w:r>
               <w:rPr>
                 <w:i/>
                 <w:color w:val="auto"/>
                 <w:sz w:val="20"/>
               </w:rPr>
-              <w:t>true | false</w:t>
-            </w:r>
+              <w:t>true</w:t>
+            </w:r>
+            <w:proofErr w:type="spellEnd"/>
+            <w:r>
+              <w:rPr>
+                <w:i/>
+                <w:color w:val="auto"/>
+                <w:sz w:val="20"/>
+              </w:rPr>
+              <w:t xml:space="preserve"> | </w:t>
+            </w:r>
+            <w:proofErr w:type="spellStart"/>
+            <w:r>
+              <w:rPr>
+                <w:i/>
+                <w:color w:val="auto"/>
+                <w:sz w:val="20"/>
+              </w:rPr>
+              <w:t>false</w:t>
+            </w:r>
+            <w:proofErr w:type="spellEnd"/>
           </w:p>
         </w:tc>
         <w:tc>
@@ -4616,7 +7002,39 @@
                 <w:color w:val="auto"/>
                 <w:sz w:val="20"/>
               </w:rPr>
-              <w:t>Ist dieser Paramter auf true gesetzt, kann die Security-Layer 2.0 Schnittstelle verwendet werden.</w:t>
+              <w:t xml:space="preserve">Ist dieser </w:t>
+            </w:r>
+            <w:proofErr w:type="spellStart"/>
+            <w:r>
+              <w:rPr>
+                <w:color w:val="auto"/>
+                <w:sz w:val="20"/>
+              </w:rPr>
+              <w:t>Paramter</w:t>
+            </w:r>
+            <w:proofErr w:type="spellEnd"/>
+            <w:r>
+              <w:rPr>
+                <w:color w:val="auto"/>
+                <w:sz w:val="20"/>
+              </w:rPr>
+              <w:t xml:space="preserve"> auf </w:t>
+            </w:r>
+            <w:proofErr w:type="spellStart"/>
+            <w:r>
+              <w:rPr>
+                <w:color w:val="auto"/>
+                <w:sz w:val="20"/>
+              </w:rPr>
+              <w:t>true</w:t>
+            </w:r>
+            <w:proofErr w:type="spellEnd"/>
+            <w:r>
+              <w:rPr>
+                <w:color w:val="auto"/>
+                <w:sz w:val="20"/>
+              </w:rPr>
+              <w:t xml:space="preserve"> gesetzt, kann die Security-Layer 2.0 Schnittstelle verwendet werden.</w:t>
             </w:r>
           </w:p>
         </w:tc>
@@ -4726,6 +7144,7 @@
                 <w:color w:val="auto"/>
               </w:rPr>
             </w:pPr>
+            <w:proofErr w:type="gramStart"/>
             <w:r>
               <w:rPr>
                 <w:color w:val="auto"/>
@@ -4733,6 +7152,7 @@
               </w:rPr>
               <w:t>sl20.keystore.file</w:t>
             </w:r>
+            <w:proofErr w:type="gramEnd"/>
           </w:p>
         </w:tc>
         <w:tc>
@@ -4782,12 +7202,21 @@
                 <w:color w:val="auto"/>
               </w:rPr>
             </w:pPr>
+            <w:proofErr w:type="spellStart"/>
             <w:r>
               <w:rPr>
                 <w:color w:val="auto"/>
                 <w:sz w:val="20"/>
               </w:rPr>
-              <w:t>Keystore mit Schlüsselmaterial für SL 2.0.</w:t>
+              <w:t>Keystore</w:t>
+            </w:r>
+            <w:proofErr w:type="spellEnd"/>
+            <w:r>
+              <w:rPr>
+                <w:color w:val="auto"/>
+                <w:sz w:val="20"/>
+              </w:rPr>
+              <w:t xml:space="preserve"> mit Schlüsselmaterial für SL 2.0.</w:t>
             </w:r>
           </w:p>
         </w:tc>
@@ -4813,6 +7242,7 @@
                 <w:color w:val="auto"/>
               </w:rPr>
             </w:pPr>
+            <w:proofErr w:type="gramStart"/>
             <w:r>
               <w:rPr>
                 <w:color w:val="auto"/>
@@ -4820,6 +7250,7 @@
               </w:rPr>
               <w:t>sl20.keystore.type</w:t>
             </w:r>
+            <w:proofErr w:type="gramEnd"/>
           </w:p>
         </w:tc>
         <w:tc>
@@ -4872,7 +7303,23 @@
                 <w:color w:val="auto"/>
                 <w:sz w:val="20"/>
               </w:rPr>
-              <w:t>Type des Keystores.</w:t>
+              <w:t xml:space="preserve">Type des </w:t>
+            </w:r>
+            <w:proofErr w:type="spellStart"/>
+            <w:r>
+              <w:rPr>
+                <w:color w:val="auto"/>
+                <w:sz w:val="20"/>
+              </w:rPr>
+              <w:t>Keystores</w:t>
+            </w:r>
+            <w:proofErr w:type="spellEnd"/>
+            <w:r>
+              <w:rPr>
+                <w:color w:val="auto"/>
+                <w:sz w:val="20"/>
+              </w:rPr>
+              <w:t>.</w:t>
             </w:r>
           </w:p>
         </w:tc>
@@ -4896,6 +7343,7 @@
                 <w:color w:val="auto"/>
               </w:rPr>
             </w:pPr>
+            <w:proofErr w:type="gramStart"/>
             <w:r>
               <w:rPr>
                 <w:color w:val="auto"/>
@@ -4903,6 +7351,7 @@
               </w:rPr>
               <w:t>sl20.keystore.pass</w:t>
             </w:r>
+            <w:proofErr w:type="gramEnd"/>
           </w:p>
         </w:tc>
         <w:tc>
@@ -4957,7 +7406,23 @@
                 <w:color w:val="auto"/>
                 <w:sz w:val="20"/>
               </w:rPr>
-              <w:t>Das Passwort für den Keystore.</w:t>
+              <w:t xml:space="preserve">Das Passwort für den </w:t>
+            </w:r>
+            <w:proofErr w:type="spellStart"/>
+            <w:r>
+              <w:rPr>
+                <w:color w:val="auto"/>
+                <w:sz w:val="20"/>
+              </w:rPr>
+              <w:t>Keystore</w:t>
+            </w:r>
+            <w:proofErr w:type="spellEnd"/>
+            <w:r>
+              <w:rPr>
+                <w:color w:val="auto"/>
+                <w:sz w:val="20"/>
+              </w:rPr>
+              <w:t>.</w:t>
             </w:r>
           </w:p>
         </w:tc>
@@ -5047,7 +7512,39 @@
                 <w:color w:val="auto"/>
                 <w:sz w:val="20"/>
               </w:rPr>
-              <w:t xml:space="preserve">Der Bezeichner des Signature-Schlüssels im KeyStore </w:t>
+              <w:t xml:space="preserve">Der Bezeichner des </w:t>
+            </w:r>
+            <w:proofErr w:type="spellStart"/>
+            <w:r>
+              <w:rPr>
+                <w:color w:val="auto"/>
+                <w:sz w:val="20"/>
+              </w:rPr>
+              <w:t>Signature</w:t>
+            </w:r>
+            <w:proofErr w:type="spellEnd"/>
+            <w:r>
+              <w:rPr>
+                <w:color w:val="auto"/>
+                <w:sz w:val="20"/>
+              </w:rPr>
+              <w:t xml:space="preserve">-Schlüssels im </w:t>
+            </w:r>
+            <w:proofErr w:type="spellStart"/>
+            <w:r>
+              <w:rPr>
+                <w:color w:val="auto"/>
+                <w:sz w:val="20"/>
+              </w:rPr>
+              <w:t>KeyStore</w:t>
+            </w:r>
+            <w:proofErr w:type="spellEnd"/>
+            <w:r>
+              <w:rPr>
+                <w:color w:val="auto"/>
+                <w:sz w:val="20"/>
+              </w:rPr>
+              <w:t xml:space="preserve"> </w:t>
             </w:r>
             <w:r>
               <w:rPr>
@@ -5144,7 +7641,39 @@
                 <w:color w:val="auto"/>
                 <w:sz w:val="20"/>
               </w:rPr>
-              <w:t>Das Passwort für den Signature Schlüssel in der KeyStore Datei.</w:t>
+              <w:t xml:space="preserve">Das Passwort für den </w:t>
+            </w:r>
+            <w:proofErr w:type="spellStart"/>
+            <w:r>
+              <w:rPr>
+                <w:color w:val="auto"/>
+                <w:sz w:val="20"/>
+              </w:rPr>
+              <w:t>Signature</w:t>
+            </w:r>
+            <w:proofErr w:type="spellEnd"/>
+            <w:r>
+              <w:rPr>
+                <w:color w:val="auto"/>
+                <w:sz w:val="20"/>
+              </w:rPr>
+              <w:t xml:space="preserve"> Schlüssel in der </w:t>
+            </w:r>
+            <w:proofErr w:type="spellStart"/>
+            <w:r>
+              <w:rPr>
+                <w:color w:val="auto"/>
+                <w:sz w:val="20"/>
+              </w:rPr>
+              <w:t>KeyStore</w:t>
+            </w:r>
+            <w:proofErr w:type="spellEnd"/>
+            <w:r>
+              <w:rPr>
+                <w:color w:val="auto"/>
+                <w:sz w:val="20"/>
+              </w:rPr>
+              <w:t xml:space="preserve"> Datei.</w:t>
             </w:r>
           </w:p>
         </w:tc>
@@ -5249,7 +7778,23 @@
                 <w:color w:val="auto"/>
                 <w:sz w:val="20"/>
               </w:rPr>
-              <w:t>Schlüssels im KeyStore mit dem die Signatur durchgeführt werden soll.</w:t>
+              <w:t xml:space="preserve">Schlüssels im </w:t>
+            </w:r>
+            <w:proofErr w:type="spellStart"/>
+            <w:r>
+              <w:rPr>
+                <w:color w:val="auto"/>
+                <w:sz w:val="20"/>
+              </w:rPr>
+              <w:t>KeyStore</w:t>
+            </w:r>
+            <w:proofErr w:type="spellEnd"/>
+            <w:r>
+              <w:rPr>
+                <w:color w:val="auto"/>
+                <w:sz w:val="20"/>
+              </w:rPr>
+              <w:t xml:space="preserve"> mit dem die Signatur durchgeführt werden soll.</w:t>
             </w:r>
           </w:p>
         </w:tc>
@@ -5352,7 +7897,23 @@
                 <w:color w:val="auto"/>
                 <w:sz w:val="20"/>
               </w:rPr>
-              <w:t>Schlüssel im KeyStore.</w:t>
+              <w:t xml:space="preserve">Schlüssel im </w:t>
+            </w:r>
+            <w:proofErr w:type="spellStart"/>
+            <w:r>
+              <w:rPr>
+                <w:color w:val="auto"/>
+                <w:sz w:val="20"/>
+              </w:rPr>
+              <w:t>KeyStore</w:t>
+            </w:r>
+            <w:proofErr w:type="spellEnd"/>
+            <w:r>
+              <w:rPr>
+                <w:color w:val="auto"/>
+                <w:sz w:val="20"/>
+              </w:rPr>
+              <w:t>.</w:t>
             </w:r>
           </w:p>
         </w:tc>
@@ -5378,12 +7939,21 @@
                 <w:color w:val="auto"/>
               </w:rPr>
             </w:pPr>
+            <w:proofErr w:type="gramStart"/>
             <w:r>
               <w:rPr>
                 <w:color w:val="auto"/>
                 <w:sz w:val="16"/>
               </w:rPr>
-              <w:t>sl20.debug.validation.disable</w:t>
+              <w:t>sl20.debug.validation</w:t>
+            </w:r>
+            <w:proofErr w:type="gramEnd"/>
+            <w:r>
+              <w:rPr>
+                <w:color w:val="auto"/>
+                <w:sz w:val="16"/>
+              </w:rPr>
+              <w:t>.disable</w:t>
             </w:r>
           </w:p>
           <w:p>
@@ -5433,14 +8003,34 @@
                 <w:lang w:val="en-US"/>
               </w:rPr>
             </w:pPr>
+            <w:proofErr w:type="spellStart"/>
             <w:r>
               <w:rPr>
                 <w:i/>
                 <w:color w:val="auto"/>
                 <w:sz w:val="20"/>
               </w:rPr>
-              <w:t>true | false</w:t>
-            </w:r>
+              <w:t>true</w:t>
+            </w:r>
+            <w:proofErr w:type="spellEnd"/>
+            <w:r>
+              <w:rPr>
+                <w:i/>
+                <w:color w:val="auto"/>
+                <w:sz w:val="20"/>
+              </w:rPr>
+              <w:t xml:space="preserve"> | </w:t>
+            </w:r>
+            <w:proofErr w:type="spellStart"/>
+            <w:r>
+              <w:rPr>
+                <w:i/>
+                <w:color w:val="auto"/>
+                <w:sz w:val="20"/>
+              </w:rPr>
+              <w:t>false</w:t>
+            </w:r>
+            <w:proofErr w:type="spellEnd"/>
           </w:p>
         </w:tc>
         <w:tc>
@@ -5490,8 +8080,20 @@
                 <w:szCs w:val="22"/>
                 <w:lang w:val="de-DE"/>
               </w:rPr>
-              <w:t>Default: false</w:t>
-            </w:r>
+              <w:t xml:space="preserve">Default: </w:t>
+            </w:r>
+            <w:proofErr w:type="spellStart"/>
+            <w:r>
+              <w:rPr>
+                <w:rFonts w:ascii="Century Gothic" w:hAnsi="Century Gothic"/>
+                <w:b/>
+                <w:sz w:val="22"/>
+                <w:szCs w:val="22"/>
+                <w:lang w:val="de-DE"/>
+              </w:rPr>
+              <w:t>false</w:t>
+            </w:r>
+            <w:proofErr w:type="spellEnd"/>
           </w:p>
           <w:p>
             <w:pPr>
@@ -5557,13 +8159,23 @@
                 <w:lang w:val="en-US"/>
               </w:rPr>
             </w:pPr>
+            <w:proofErr w:type="gramStart"/>
             <w:r>
               <w:rPr>
                 <w:color w:val="auto"/>
                 <w:sz w:val="16"/>
                 <w:lang w:val="en-US"/>
               </w:rPr>
-              <w:t>sl20.debug.signed.result.enabled</w:t>
+              <w:t>sl20.debug.signed</w:t>
+            </w:r>
+            <w:proofErr w:type="gramEnd"/>
+            <w:r>
+              <w:rPr>
+                <w:color w:val="auto"/>
+                <w:sz w:val="16"/>
+                <w:lang w:val="en-US"/>
+              </w:rPr>
+              <w:t>.result.enabled</w:t>
             </w:r>
           </w:p>
           <w:p>
@@ -5656,8 +8268,17 @@
                 <w:color w:val="auto"/>
                 <w:sz w:val="20"/>
               </w:rPr>
-              <w:t xml:space="preserve"> false</w:t>
-            </w:r>
+              <w:t xml:space="preserve"> </w:t>
+            </w:r>
+            <w:proofErr w:type="spellStart"/>
+            <w:r>
+              <w:rPr>
+                <w:color w:val="auto"/>
+                <w:sz w:val="20"/>
+              </w:rPr>
+              <w:t>false</w:t>
+            </w:r>
+            <w:proofErr w:type="spellEnd"/>
           </w:p>
         </w:tc>
       </w:tr>
@@ -5683,13 +8304,23 @@
                 <w:lang w:val="en-US"/>
               </w:rPr>
             </w:pPr>
+            <w:proofErr w:type="gramStart"/>
             <w:r>
               <w:rPr>
                 <w:color w:val="auto"/>
                 <w:sz w:val="16"/>
                 <w:lang w:val="en-US"/>
               </w:rPr>
-              <w:t>sl20.debug.signed.result.required</w:t>
+              <w:t>sl20.debug.signed</w:t>
+            </w:r>
+            <w:proofErr w:type="gramEnd"/>
+            <w:r>
+              <w:rPr>
+                <w:color w:val="auto"/>
+                <w:sz w:val="16"/>
+                <w:lang w:val="en-US"/>
+              </w:rPr>
+              <w:t>.result.required</w:t>
             </w:r>
           </w:p>
           <w:p>
@@ -5780,8 +8411,17 @@
                 <w:color w:val="auto"/>
                 <w:sz w:val="20"/>
               </w:rPr>
-              <w:t xml:space="preserve"> false</w:t>
-            </w:r>
+              <w:t xml:space="preserve"> </w:t>
+            </w:r>
+            <w:proofErr w:type="spellStart"/>
+            <w:r>
+              <w:rPr>
+                <w:color w:val="auto"/>
+                <w:sz w:val="20"/>
+              </w:rPr>
+              <w:t>false</w:t>
+            </w:r>
+            <w:proofErr w:type="spellEnd"/>
           </w:p>
         </w:tc>
       </w:tr>
@@ -5804,21 +8444,33 @@
                 <w:color w:val="auto"/>
               </w:rPr>
             </w:pPr>
+            <w:proofErr w:type="gramStart"/>
             <w:r>
               <w:rPr>
                 <w:color w:val="auto"/>
                 <w:sz w:val="16"/>
                 <w:lang w:val="en-US"/>
               </w:rPr>
-              <w:t>sl20.debug.encryption.enabl</w:t>
-            </w:r>
+              <w:t>sl20.debug.encryption</w:t>
+            </w:r>
+            <w:proofErr w:type="gramEnd"/>
             <w:r>
               <w:rPr>
                 <w:color w:val="auto"/>
                 <w:sz w:val="16"/>
+                <w:lang w:val="en-US"/>
+              </w:rPr>
+              <w:t>.enabl</w:t>
+            </w:r>
+            <w:proofErr w:type="spellStart"/>
+            <w:r>
+              <w:rPr>
+                <w:color w:val="auto"/>
+                <w:sz w:val="16"/>
               </w:rPr>
               <w:t>ed</w:t>
             </w:r>
+            <w:proofErr w:type="spellEnd"/>
           </w:p>
           <w:p>
             <w:pPr>
@@ -5851,14 +8503,34 @@
                 <w:lang w:val="en-US"/>
               </w:rPr>
             </w:pPr>
+            <w:proofErr w:type="spellStart"/>
             <w:r>
               <w:rPr>
                 <w:i/>
                 <w:color w:val="auto"/>
                 <w:sz w:val="20"/>
               </w:rPr>
-              <w:t>true | false</w:t>
-            </w:r>
+              <w:t>true</w:t>
+            </w:r>
+            <w:proofErr w:type="spellEnd"/>
+            <w:r>
+              <w:rPr>
+                <w:i/>
+                <w:color w:val="auto"/>
+                <w:sz w:val="20"/>
+              </w:rPr>
+              <w:t xml:space="preserve"> | </w:t>
+            </w:r>
+            <w:proofErr w:type="spellStart"/>
+            <w:r>
+              <w:rPr>
+                <w:i/>
+                <w:color w:val="auto"/>
+                <w:sz w:val="20"/>
+              </w:rPr>
+              <w:t>false</w:t>
+            </w:r>
+            <w:proofErr w:type="spellEnd"/>
           </w:p>
         </w:tc>
         <w:tc>
@@ -5898,6 +8570,8 @@
                 <w:color w:val="auto"/>
               </w:rPr>
             </w:pPr>
+            <w:proofErr w:type="spellStart"/>
+            <w:proofErr w:type="gramStart"/>
             <w:r>
               <w:rPr>
                 <w:rStyle w:val="Strong"/>
@@ -5913,6 +8587,8 @@
               </w:rPr>
               <w:t>false</w:t>
             </w:r>
+            <w:proofErr w:type="spellEnd"/>
+            <w:proofErr w:type="gramEnd"/>
           </w:p>
         </w:tc>
       </w:tr>
@@ -5937,12 +8613,21 @@
                 <w:color w:val="auto"/>
               </w:rPr>
             </w:pPr>
+            <w:proofErr w:type="gramStart"/>
             <w:r>
               <w:rPr>
                 <w:color w:val="auto"/>
                 <w:sz w:val="16"/>
               </w:rPr>
-              <w:t>sl20.debug.encryption.required</w:t>
+              <w:t>sl20.debug.encryption</w:t>
+            </w:r>
+            <w:proofErr w:type="gramEnd"/>
+            <w:r>
+              <w:rPr>
+                <w:color w:val="auto"/>
+                <w:sz w:val="16"/>
+              </w:rPr>
+              <w:t>.required</w:t>
             </w:r>
           </w:p>
           <w:p>
@@ -5975,14 +8660,34 @@
                 <w:lang w:val="en-US"/>
               </w:rPr>
             </w:pPr>
+            <w:proofErr w:type="spellStart"/>
             <w:r>
               <w:rPr>
                 <w:i/>
                 <w:color w:val="auto"/>
                 <w:sz w:val="20"/>
               </w:rPr>
-              <w:t>true | false</w:t>
-            </w:r>
+              <w:t>true</w:t>
+            </w:r>
+            <w:proofErr w:type="spellEnd"/>
+            <w:r>
+              <w:rPr>
+                <w:i/>
+                <w:color w:val="auto"/>
+                <w:sz w:val="20"/>
+              </w:rPr>
+              <w:t xml:space="preserve"> | </w:t>
+            </w:r>
+            <w:proofErr w:type="spellStart"/>
+            <w:r>
+              <w:rPr>
+                <w:i/>
+                <w:color w:val="auto"/>
+                <w:sz w:val="20"/>
+              </w:rPr>
+              <w:t>false</w:t>
+            </w:r>
+            <w:proofErr w:type="spellEnd"/>
           </w:p>
         </w:tc>
         <w:tc>
@@ -6023,6 +8728,8 @@
                 <w:color w:val="auto"/>
               </w:rPr>
             </w:pPr>
+            <w:proofErr w:type="spellStart"/>
+            <w:proofErr w:type="gramStart"/>
             <w:r>
               <w:rPr>
                 <w:rStyle w:val="Strong"/>
@@ -6038,6 +8745,8 @@
               </w:rPr>
               <w:t>false</w:t>
             </w:r>
+            <w:proofErr w:type="spellEnd"/>
+            <w:proofErr w:type="gramEnd"/>
           </w:p>
         </w:tc>
       </w:tr>
@@ -6045,19 +8754,37 @@
     <w:p/>
     <w:p>
       <w:r>
-        <w:t>Die Konfiguration kann zur Laufzeit neu geladen werden. Dies betrifft die Webkonfiguration und die Basiskonfiguration der PDF-AS-Bibliothek. Um die Konfiguration neu zu laden muss das Servlet /Reload mit der GET-Methode aufgerufen werden. Diesem Servlet muss der GET-Parameter „PASSWD“ übergeben werden. Der Wert dieses Parameters muss dem konfigurierten Wert in „reload.pwd“ entsprechen.</w:t>
-      </w:r>
-    </w:p>
-    <w:p>
-      <w:r>
-        <w:t xml:space="preserve">Wenn als Requeststore der Datenbankspeicher </w:t>
-      </w:r>
+        <w:t xml:space="preserve">Die Konfiguration kann zur Laufzeit neu geladen werden. Dies </w:t>
+      </w:r>
+      <w:proofErr w:type="gramStart"/>
+      <w:r>
+        <w:t>betrifft</w:t>
+      </w:r>
+      <w:proofErr w:type="gramEnd"/>
+      <w:r>
+        <w:t xml:space="preserve"> die Webkonfiguration und die Basiskonfiguration der PDF-AS-Bibliothek. Um die Konfiguration neu zu laden muss das Servlet /Reload mit der GET-Methode aufgerufen werden. Diesem Servlet muss der GET-Parameter „PASSWD“ übergeben werden. Der Wert dieses Parameters muss dem konfigurierten Wert in „reload.pwd“ entsprechen.</w:t>
+      </w:r>
+    </w:p>
+    <w:p>
+      <w:r>
+        <w:t xml:space="preserve">Wenn als </w:t>
+      </w:r>
+      <w:proofErr w:type="spellStart"/>
+      <w:r>
+        <w:t>Requeststore</w:t>
+      </w:r>
+      <w:proofErr w:type="spellEnd"/>
+      <w:r>
+        <w:t xml:space="preserve"> der Datenbankspeicher </w:t>
+      </w:r>
+      <w:proofErr w:type="spellStart"/>
       <w:r>
         <w:rPr>
           <w:i/>
         </w:rPr>
         <w:t>DBRequestStore</w:t>
       </w:r>
+      <w:proofErr w:type="spellEnd"/>
       <w:r>
         <w:t xml:space="preserve"> verwendet</w:t>
       </w:r>
@@ -6068,18 +8795,42 @@
         <w:t xml:space="preserve"> </w:t>
       </w:r>
       <w:r>
-        <w:t>werden soll, muss die Bibliothek pdf-as-web-db zum Klassenpfad hinzugefügt werden.</w:t>
+        <w:t xml:space="preserve">werden soll, muss die Bibliothek </w:t>
+      </w:r>
+      <w:proofErr w:type="spellStart"/>
+      <w:r>
+        <w:t>pdf</w:t>
+      </w:r>
+      <w:proofErr w:type="spellEnd"/>
+      <w:r>
+        <w:t>-</w:t>
+      </w:r>
+      <w:proofErr w:type="spellStart"/>
+      <w:r>
+        <w:t>as</w:t>
+      </w:r>
+      <w:proofErr w:type="spellEnd"/>
+      <w:r>
+        <w:t>-web-</w:t>
+      </w:r>
+      <w:proofErr w:type="spellStart"/>
+      <w:r>
+        <w:t>db</w:t>
+      </w:r>
+      <w:proofErr w:type="spellEnd"/>
+      <w:r>
+        <w:t xml:space="preserve"> zum Klassenpfad hinzugefügt werden.</w:t>
       </w:r>
     </w:p>
     <w:p>
       <w:pPr>
         <w:pStyle w:val="Heading2"/>
       </w:pPr>
-      <w:bookmarkStart w:id="9" w:name="_Toc228452745"/>
+      <w:bookmarkStart w:id="8" w:name="_Toc228452745"/>
       <w:r>
         <w:t>Statistik</w:t>
       </w:r>
-      <w:bookmarkEnd w:id="9"/>
+      <w:bookmarkEnd w:id="8"/>
     </w:p>
     <w:p>
       <w:r>
@@ -6089,11 +8840,26 @@
         <w:t>e</w:t>
       </w:r>
       <w:r>
-        <w:t xml:space="preserve"> Integration zu ermöglichen, können einfach selbstentwickelte Statistikmodule in PDF-AS-WEB integriert werden. Dazu muss die Schnittstelle at.gv.egiz.pdfas.web.stats. </w:t>
-      </w:r>
+        <w:t xml:space="preserve"> Integration zu ermöglichen, können einfach selbstentwickelte Statistikmodule in PDF-AS-WEB integriert werden. Dazu muss die Schnittstelle </w:t>
+      </w:r>
+      <w:proofErr w:type="spellStart"/>
+      <w:proofErr w:type="gramStart"/>
+      <w:r>
+        <w:t>at.gv.egiz.pdfas.web.stats</w:t>
+      </w:r>
+      <w:proofErr w:type="spellEnd"/>
+      <w:proofErr w:type="gramEnd"/>
+      <w:r>
+        <w:t xml:space="preserve">. </w:t>
+      </w:r>
+      <w:proofErr w:type="spellStart"/>
       <w:r>
         <w:lastRenderedPageBreak/>
-        <w:t xml:space="preserve">StatisticBackend implementiert werden. PDF-AS-WEB lädt Implementierungen dieser Schnittstelle mit Hilfe des Java Service Provider Interface. </w:t>
+        <w:t>StatisticBackend</w:t>
+      </w:r>
+      <w:proofErr w:type="spellEnd"/>
+      <w:r>
+        <w:t xml:space="preserve"> implementiert werden. PDF-AS-WEB lädt Implementierungen dieser Schnittstelle mit Hilfe des Java Service Provider Interface. </w:t>
       </w:r>
       <w:r>
         <w:t>Zwei</w:t>
@@ -6123,7 +8889,17 @@
         <w:t>der</w:t>
       </w:r>
       <w:r>
-        <w:t xml:space="preserve"> Logger „at.gv.egiz.pdfas.web.statistics“ statistische Informationen im CSV Format. Die Spalten der CSV Einträge sind wie folgt zu interpretieren:</w:t>
+        <w:t xml:space="preserve"> Logger „</w:t>
+      </w:r>
+      <w:proofErr w:type="spellStart"/>
+      <w:proofErr w:type="gramStart"/>
+      <w:r>
+        <w:t>at.gv.egiz.pdfas.web.statistics</w:t>
+      </w:r>
+      <w:proofErr w:type="spellEnd"/>
+      <w:proofErr w:type="gramEnd"/>
+      <w:r>
+        <w:t>“ statistische Informationen im CSV Format. Die Spalten der CSV Einträge sind wie folgt zu interpretieren:</w:t>
       </w:r>
     </w:p>
     <w:p>
@@ -6147,7 +8923,23 @@
         </w:numPr>
       </w:pPr>
       <w:r>
-        <w:t>Operation („sign“ | „verify“)</w:t>
+        <w:t>Operation („</w:t>
+      </w:r>
+      <w:proofErr w:type="spellStart"/>
+      <w:r>
+        <w:t>sign</w:t>
+      </w:r>
+      <w:proofErr w:type="spellEnd"/>
+      <w:r>
+        <w:t>“ | „</w:t>
+      </w:r>
+      <w:proofErr w:type="spellStart"/>
+      <w:r>
+        <w:t>verify</w:t>
+      </w:r>
+      <w:proofErr w:type="spellEnd"/>
+      <w:r>
+        <w:t>“)</w:t>
       </w:r>
     </w:p>
     <w:p>
@@ -6158,9 +8950,11 @@
           <w:numId w:val="4"/>
         </w:numPr>
       </w:pPr>
+      <w:proofErr w:type="spellStart"/>
       <w:r>
         <w:t>Signarturgerät</w:t>
       </w:r>
+      <w:proofErr w:type="spellEnd"/>
     </w:p>
     <w:p>
       <w:pPr>
@@ -6171,7 +8965,15 @@
         </w:numPr>
       </w:pPr>
       <w:r>
-        <w:t>Quelle („web“ | „soap“)</w:t>
+        <w:t>Quelle („web“ | „</w:t>
+      </w:r>
+      <w:proofErr w:type="spellStart"/>
+      <w:r>
+        <w:t>soap</w:t>
+      </w:r>
+      <w:proofErr w:type="spellEnd"/>
+      <w:r>
+        <w:t>“)</w:t>
       </w:r>
     </w:p>
     <w:p>
@@ -6182,9 +8984,11 @@
           <w:numId w:val="4"/>
         </w:numPr>
       </w:pPr>
+      <w:proofErr w:type="spellStart"/>
       <w:r>
         <w:t>Signturprofil</w:t>
       </w:r>
+      <w:proofErr w:type="spellEnd"/>
     </w:p>
     <w:p>
       <w:pPr>
@@ -6207,8 +9011,13 @@
         </w:numPr>
       </w:pPr>
       <w:r>
-        <w:t>User-Agent des Client</w:t>
-      </w:r>
+        <w:t xml:space="preserve">User-Agent </w:t>
+      </w:r>
+      <w:proofErr w:type="gramStart"/>
+      <w:r>
+        <w:t>des Client</w:t>
+      </w:r>
+      <w:proofErr w:type="gramEnd"/>
     </w:p>
     <w:p>
       <w:pPr>
@@ -6219,7 +9028,15 @@
         </w:numPr>
       </w:pPr>
       <w:r>
-        <w:t>Status („ok“ | „error“)</w:t>
+        <w:t>Status („ok“ | „</w:t>
+      </w:r>
+      <w:proofErr w:type="spellStart"/>
+      <w:r>
+        <w:t>error</w:t>
+      </w:r>
+      <w:proofErr w:type="spellEnd"/>
+      <w:r>
+        <w:t>“)</w:t>
       </w:r>
     </w:p>
     <w:p>
@@ -6260,7 +9077,15 @@
     </w:p>
     <w:p>
       <w:r>
-        <w:t>Gleichzeitig erfolgt eine statistische Erfassung zu Monitoring-Zwecken auch über Spring Boot-Actuatoren.</w:t>
+        <w:t>Gleichzeitig erfolgt eine statistische Erfassung zu Monitoring-Zwecken auch über Spring Boot-</w:t>
+      </w:r>
+      <w:proofErr w:type="spellStart"/>
+      <w:r>
+        <w:t>Actuatoren</w:t>
+      </w:r>
+      <w:proofErr w:type="spellEnd"/>
+      <w:r>
+        <w:t>.</w:t>
       </w:r>
     </w:p>
     <w:p>
@@ -6271,10 +9096,106 @@
         <w:rPr>
           <w:rFonts w:ascii="Courier New" w:hAnsi="Courier New" w:cs="Courier New"/>
         </w:rPr>
-        <w:t xml:space="preserve"> statistic.backends </w:t>
-      </w:r>
-      <w:r>
-        <w:t>können die verwendeten Statistik-Backends gesteuert werden. Die Standard-Backends sind als StatisticFileBackend (Logger) bzw. StatisticMicrometerBackend (Actuator) bezeichnet.</w:t>
+        <w:t xml:space="preserve"> </w:t>
+      </w:r>
+      <w:proofErr w:type="spellStart"/>
+      <w:proofErr w:type="gramStart"/>
+      <w:r>
+        <w:rPr>
+          <w:rFonts w:ascii="Courier New" w:hAnsi="Courier New" w:cs="Courier New"/>
+        </w:rPr>
+        <w:t>statistic.backends</w:t>
+      </w:r>
+      <w:proofErr w:type="spellEnd"/>
+      <w:proofErr w:type="gramEnd"/>
+      <w:r>
+        <w:rPr>
+          <w:rFonts w:ascii="Courier New" w:hAnsi="Courier New" w:cs="Courier New"/>
+        </w:rPr>
+        <w:t xml:space="preserve"> </w:t>
+      </w:r>
+      <w:r>
+        <w:t>können die verwendeten Statistik-</w:t>
+      </w:r>
+      <w:proofErr w:type="spellStart"/>
+      <w:r>
+        <w:t>Backends</w:t>
+      </w:r>
+      <w:proofErr w:type="spellEnd"/>
+      <w:r>
+        <w:t xml:space="preserve"> gesteuert werden. Die Standard-</w:t>
+      </w:r>
+      <w:proofErr w:type="spellStart"/>
+      <w:r>
+        <w:t>Backends</w:t>
+      </w:r>
+      <w:proofErr w:type="spellEnd"/>
+      <w:r>
+        <w:t xml:space="preserve"> sind als </w:t>
+      </w:r>
+      <w:proofErr w:type="spellStart"/>
+      <w:r>
+        <w:t>StatisticFileBackend</w:t>
+      </w:r>
+      <w:proofErr w:type="spellEnd"/>
+      <w:r>
+        <w:t xml:space="preserve"> (Logger) bzw. </w:t>
+      </w:r>
+      <w:proofErr w:type="spellStart"/>
+      <w:r>
+        <w:t>StatisticMicrometerBackend</w:t>
+      </w:r>
+      <w:proofErr w:type="spellEnd"/>
+      <w:r>
+        <w:t xml:space="preserve"> (</w:t>
+      </w:r>
+      <w:proofErr w:type="spellStart"/>
+      <w:r>
+        <w:t>Actuator</w:t>
+      </w:r>
+      <w:proofErr w:type="spellEnd"/>
+      <w:r>
+        <w:t>) bezeichnet.</w:t>
+      </w:r>
+    </w:p>
+    <w:p>
+      <w:r>
+        <w:t>Für das Monitoring mittels Spring Boot wird PDF-AS Web auch mit dem Spring Boot Admin Client ausgeliefert. Dieser ist allerdings standardmäßig deaktiviert. Zur Aktivierung muss der Konfigurationsparam</w:t>
+      </w:r>
+      <w:bookmarkStart w:id="9" w:name="_GoBack"/>
+      <w:bookmarkEnd w:id="9"/>
+      <w:r>
+        <w:t xml:space="preserve">eter </w:t>
+      </w:r>
+      <w:proofErr w:type="spellStart"/>
+      <w:proofErr w:type="gramStart"/>
+      <w:r>
+        <w:rPr>
+          <w:rFonts w:ascii="Courier New" w:hAnsi="Courier New" w:cs="Courier New"/>
+        </w:rPr>
+        <w:t>spring.boot</w:t>
+      </w:r>
+      <w:proofErr w:type="gramEnd"/>
+      <w:r>
+        <w:rPr>
+          <w:rFonts w:ascii="Courier New" w:hAnsi="Courier New" w:cs="Courier New"/>
+        </w:rPr>
+        <w:t>.admin.client.enabled</w:t>
+      </w:r>
+      <w:proofErr w:type="spellEnd"/>
+      <w:r>
+        <w:t xml:space="preserve"> auf </w:t>
+      </w:r>
+      <w:proofErr w:type="spellStart"/>
+      <w:r>
+        <w:rPr>
+          <w:rFonts w:ascii="Courier New" w:hAnsi="Courier New" w:cs="Courier New"/>
+        </w:rPr>
+        <w:t>true</w:t>
+      </w:r>
+      <w:proofErr w:type="spellEnd"/>
+      <w:r>
+        <w:t xml:space="preserve"> sowie der Parameter spring.boot.admin.client.url auf die URL der Spring Boot Admin Server-Instanz gesetzt werden. Wir verweisen hier auf die Dokumentation von Spring Boot Admin.</w:t>
       </w:r>
     </w:p>
     <w:p>
@@ -6294,7 +9215,15 @@
     </w:p>
     <w:p>
       <w:r>
-        <w:t>Ausgehende Verbindungen von PDF-AS Web sind Aufrufe wenn PDF-AS Web ein zu signierendes PDF-Dokument an einer URL abholt. Um Beispielsweise Portscans des internen Netzwerks zu verhindern, können diese URLs mit Hilfe einer Whitelist gefiltert werden.</w:t>
+        <w:t xml:space="preserve">Ausgehende Verbindungen von PDF-AS Web sind Aufrufe wenn PDF-AS Web ein zu signierendes PDF-Dokument an einer URL abholt. Um Beispielsweise Portscans des internen Netzwerks zu verhindern, können diese URLs mit Hilfe einer </w:t>
+      </w:r>
+      <w:proofErr w:type="spellStart"/>
+      <w:r>
+        <w:t>Whitelist</w:t>
+      </w:r>
+      <w:proofErr w:type="spellEnd"/>
+      <w:r>
+        <w:t xml:space="preserve"> gefiltert werden.</w:t>
       </w:r>
     </w:p>
     <w:p>
@@ -6303,18 +9232,40 @@
       </w:pPr>
       <w:bookmarkStart w:id="11" w:name="_Toc228452747"/>
       <w:r>
+        <w:lastRenderedPageBreak/>
         <w:t>QR Platzhalter Generator</w:t>
       </w:r>
       <w:bookmarkEnd w:id="11"/>
     </w:p>
     <w:p>
       <w:r>
-        <w:t xml:space="preserve">PDF-AS Web bietet ein Platzhalter Servlet an. Mit diesem können QR Platzhalter für PDF-AS erzeugt werden. Das Platzhalter Servlet muss explizit aktiviert werden. Dies geschieht durch den Konfigurationseintrag „qr.placeholder.generator.enabled“. </w:t>
-      </w:r>
-    </w:p>
-    <w:p>
-      <w:r>
-        <w:t xml:space="preserve">Ist das Platzhalter Servlet aktiv, kann unter der URL /placeholder ein QR Platzhalter erzeugt werden. Die erzeugten Platzhalter haben eine Größe von </w:t>
+        <w:t>PDF-AS Web bietet ein Platzhalter Servlet an. Mit diesem können QR Platzhalter für PDF-AS erzeugt werden. Das Platzhalter Servlet muss explizit aktiviert werden. Dies geschieht durch den Konfigurationseintrag „</w:t>
+      </w:r>
+      <w:proofErr w:type="spellStart"/>
+      <w:proofErr w:type="gramStart"/>
+      <w:r>
+        <w:t>qr.placeholder</w:t>
+      </w:r>
+      <w:proofErr w:type="gramEnd"/>
+      <w:r>
+        <w:t>.generator.enabled</w:t>
+      </w:r>
+      <w:proofErr w:type="spellEnd"/>
+      <w:r>
+        <w:t xml:space="preserve">“. </w:t>
+      </w:r>
+    </w:p>
+    <w:p>
+      <w:r>
+        <w:t>Ist das Platzhalter Servlet aktiv, kann unter der URL /</w:t>
+      </w:r>
+      <w:proofErr w:type="spellStart"/>
+      <w:r>
+        <w:t>placeholder</w:t>
+      </w:r>
+      <w:proofErr w:type="spellEnd"/>
+      <w:r>
+        <w:t xml:space="preserve"> ein QR Platzhalter erzeugt werden. Die erzeugten Platzhalter haben eine Größe von </w:t>
       </w:r>
       <w:r>
         <w:t>30</w:t>
@@ -6326,11 +9277,7 @@
         <w:t>60</w:t>
       </w:r>
       <w:r>
-        <w:t xml:space="preserve"> Pixel. Es </w:t>
-      </w:r>
-      <w:r>
-        <w:lastRenderedPageBreak/>
-        <w:t>werden die Http-Methoden GET und POST unterstützt. Die folgenden Parameter können an das Servlet übergeben werden:</w:t>
+        <w:t xml:space="preserve"> Pixel. Es werden die Http-Methoden GET und POST unterstützt. Die folgenden Parameter können an das Servlet übergeben werden:</w:t>
       </w:r>
     </w:p>
     <w:p>
@@ -6344,12 +9291,14 @@
       <w:r>
         <w:t>„</w:t>
       </w:r>
+      <w:proofErr w:type="spellStart"/>
       <w:r>
         <w:rPr>
           <w:b/>
         </w:rPr>
         <w:t>id</w:t>
       </w:r>
+      <w:proofErr w:type="spellEnd"/>
       <w:r>
         <w:t xml:space="preserve">“: Dieser Parameter gibt an welcher Identifier in den Platzhalter integriert werden soll. </w:t>
       </w:r>
@@ -6380,12 +9329,14 @@
       <w:r>
         <w:t>„</w:t>
       </w:r>
+      <w:proofErr w:type="spellStart"/>
       <w:r>
         <w:rPr>
           <w:b/>
         </w:rPr>
         <w:t>profile</w:t>
       </w:r>
+      <w:proofErr w:type="spellEnd"/>
       <w:r>
         <w:t>“: Dieser Parameter gibt an welches Signaturprofile in den Platzhalter kodiert werden soll. (</w:t>
       </w:r>
@@ -6534,8 +9485,17 @@
           <w:highlight w:val="white"/>
           <w:lang w:val="en-US"/>
         </w:rPr>
-        <w:t># PDF-AS Basis Konfiguration</w:t>
-      </w:r>
+        <w:t xml:space="preserve"># PDF-AS Basis </w:t>
+      </w:r>
+      <w:proofErr w:type="spellStart"/>
+      <w:r>
+        <w:rPr>
+          <w:highlight w:val="white"/>
+          <w:lang w:val="en-US"/>
+        </w:rPr>
+        <w:t>Konfiguration</w:t>
+      </w:r>
+      <w:proofErr w:type="spellEnd"/>
     </w:p>
     <w:p>
       <w:pPr>
@@ -6545,13 +9505,40 @@
           <w:lang w:val="en-US"/>
         </w:rPr>
       </w:pPr>
-      <w:r>
-        <w:rPr>
-          <w:highlight w:val="white"/>
-          <w:lang w:val="en-US"/>
-        </w:rPr>
-        <w:t>pdfas.dir=/config/.pdfas</w:t>
-      </w:r>
+      <w:proofErr w:type="spellStart"/>
+      <w:r>
+        <w:rPr>
+          <w:highlight w:val="white"/>
+          <w:lang w:val="en-US"/>
+        </w:rPr>
+        <w:t>pdfas.dir</w:t>
+      </w:r>
+      <w:proofErr w:type="spellEnd"/>
+      <w:r>
+        <w:rPr>
+          <w:highlight w:val="white"/>
+          <w:lang w:val="en-US"/>
+        </w:rPr>
+        <w:t>=/config</w:t>
+      </w:r>
+      <w:proofErr w:type="gramStart"/>
+      <w:r>
+        <w:rPr>
+          <w:highlight w:val="white"/>
+          <w:lang w:val="en-US"/>
+        </w:rPr>
+        <w:t>/.</w:t>
+      </w:r>
+      <w:proofErr w:type="spellStart"/>
+      <w:r>
+        <w:rPr>
+          <w:highlight w:val="white"/>
+          <w:lang w:val="en-US"/>
+        </w:rPr>
+        <w:t>pdfas</w:t>
+      </w:r>
+      <w:proofErr w:type="spellEnd"/>
+      <w:proofErr w:type="gramEnd"/>
     </w:p>
     <w:p>
       <w:pPr>
@@ -6567,15 +9554,31 @@
         <w:pStyle w:val="Preformatted"/>
         <w:rPr>
           <w:highlight w:val="white"/>
-          <w:lang w:val="en-US"/>
-        </w:rPr>
-      </w:pPr>
-      <w:r>
-        <w:rPr>
-          <w:highlight w:val="white"/>
-          <w:lang w:val="en-US"/>
-        </w:rPr>
-        <w:t># Oeffentliche URL</w:t>
+          <w:lang w:val="de-AT"/>
+        </w:rPr>
+      </w:pPr>
+      <w:r>
+        <w:rPr>
+          <w:highlight w:val="white"/>
+          <w:lang w:val="de-AT"/>
+        </w:rPr>
+        <w:t xml:space="preserve"># </w:t>
+      </w:r>
+      <w:proofErr w:type="spellStart"/>
+      <w:r>
+        <w:rPr>
+          <w:highlight w:val="white"/>
+          <w:lang w:val="de-AT"/>
+        </w:rPr>
+        <w:t>Oeffentliche</w:t>
+      </w:r>
+      <w:proofErr w:type="spellEnd"/>
+      <w:r>
+        <w:rPr>
+          <w:highlight w:val="white"/>
+          <w:lang w:val="de-AT"/>
+        </w:rPr>
+        <w:t xml:space="preserve"> URL</w:t>
       </w:r>
     </w:p>
     <w:p>
@@ -6583,13 +9586,13 @@
         <w:pStyle w:val="Preformatted"/>
         <w:rPr>
           <w:highlight w:val="white"/>
-          <w:lang w:val="en-US"/>
-        </w:rPr>
-      </w:pPr>
-      <w:r>
-        <w:rPr>
-          <w:highlight w:val="white"/>
-          <w:lang w:val="en-US"/>
+          <w:lang w:val="de-AT"/>
+        </w:rPr>
+      </w:pPr>
+      <w:r>
+        <w:rPr>
+          <w:highlight w:val="white"/>
+          <w:lang w:val="de-AT"/>
         </w:rPr>
         <w:t>public.url=https://pdfas.egiz.gv.at/pdfas</w:t>
       </w:r>
@@ -6599,7 +9602,7 @@
         <w:pStyle w:val="Preformatted"/>
         <w:rPr>
           <w:highlight w:val="white"/>
-          <w:lang w:val="en-US"/>
+          <w:lang w:val="de-AT"/>
         </w:rPr>
       </w:pPr>
     </w:p>
@@ -6627,12 +9630,23 @@
           <w:lang w:val="en-US"/>
         </w:rPr>
       </w:pPr>
-      <w:r>
-        <w:rPr>
-          <w:highlight w:val="white"/>
-          <w:lang w:val="en-US"/>
-        </w:rPr>
-        <w:t>error.showdetails=false</w:t>
+      <w:proofErr w:type="spellStart"/>
+      <w:proofErr w:type="gramStart"/>
+      <w:r>
+        <w:rPr>
+          <w:highlight w:val="white"/>
+          <w:lang w:val="en-US"/>
+        </w:rPr>
+        <w:t>error.showdetails</w:t>
+      </w:r>
+      <w:proofErr w:type="spellEnd"/>
+      <w:proofErr w:type="gramEnd"/>
+      <w:r>
+        <w:rPr>
+          <w:highlight w:val="white"/>
+          <w:lang w:val="en-US"/>
+        </w:rPr>
+        <w:t>=false</w:t>
       </w:r>
     </w:p>
     <w:p>
@@ -6657,8 +9671,17 @@
           <w:highlight w:val="white"/>
           <w:lang w:val="en-US"/>
         </w:rPr>
-        <w:t># MOA-SS Signatur</w:t>
-      </w:r>
+        <w:t xml:space="preserve"># MOA-SS </w:t>
+      </w:r>
+      <w:proofErr w:type="spellStart"/>
+      <w:r>
+        <w:rPr>
+          <w:highlight w:val="white"/>
+          <w:lang w:val="en-US"/>
+        </w:rPr>
+        <w:t>Signatur</w:t>
+      </w:r>
+      <w:proofErr w:type="spellEnd"/>
     </w:p>
     <w:p>
       <w:pPr>
@@ -6668,12 +9691,23 @@
           <w:lang w:val="en-US"/>
         </w:rPr>
       </w:pPr>
-      <w:r>
-        <w:rPr>
-          <w:highlight w:val="white"/>
-          <w:lang w:val="en-US"/>
-        </w:rPr>
-        <w:t>moa.enabled=false</w:t>
+      <w:proofErr w:type="spellStart"/>
+      <w:proofErr w:type="gramStart"/>
+      <w:r>
+        <w:rPr>
+          <w:highlight w:val="white"/>
+          <w:lang w:val="en-US"/>
+        </w:rPr>
+        <w:t>moa.enabled</w:t>
+      </w:r>
+      <w:proofErr w:type="spellEnd"/>
+      <w:proofErr w:type="gramEnd"/>
+      <w:r>
+        <w:rPr>
+          <w:highlight w:val="white"/>
+          <w:lang w:val="en-US"/>
+        </w:rPr>
+        <w:t>=false</w:t>
       </w:r>
     </w:p>
     <w:p>
@@ -6698,7 +9732,23 @@
           <w:highlight w:val="white"/>
           <w:lang w:val="en-US"/>
         </w:rPr>
-        <w:t># Lokale BKU URL</w:t>
+        <w:t xml:space="preserve"># </w:t>
+      </w:r>
+      <w:proofErr w:type="spellStart"/>
+      <w:r>
+        <w:rPr>
+          <w:highlight w:val="white"/>
+          <w:lang w:val="en-US"/>
+        </w:rPr>
+        <w:t>Lokale</w:t>
+      </w:r>
+      <w:proofErr w:type="spellEnd"/>
+      <w:r>
+        <w:rPr>
+          <w:highlight w:val="white"/>
+          <w:lang w:val="en-US"/>
+        </w:rPr>
+        <w:t xml:space="preserve"> BKU URL</w:t>
       </w:r>
     </w:p>
     <w:p>
@@ -6780,7 +9830,23 @@
           <w:highlight w:val="white"/>
           <w:lang w:val="en-US"/>
         </w:rPr>
-        <w:t># Handy Signatur URL</w:t>
+        <w:t xml:space="preserve"># Handy </w:t>
+      </w:r>
+      <w:proofErr w:type="spellStart"/>
+      <w:r>
+        <w:rPr>
+          <w:highlight w:val="white"/>
+          <w:lang w:val="en-US"/>
+        </w:rPr>
+        <w:t>Signatur</w:t>
+      </w:r>
+      <w:proofErr w:type="spellEnd"/>
+      <w:r>
+        <w:rPr>
+          <w:highlight w:val="white"/>
+          <w:lang w:val="en-US"/>
+        </w:rPr>
+        <w:t xml:space="preserve"> URL</w:t>
       </w:r>
     </w:p>
     <w:p>
@@ -6821,8 +9887,33 @@
           <w:highlight w:val="white"/>
           <w:lang w:val="en-US"/>
         </w:rPr>
-        <w:t># Platzhalter Generator aktiv</w:t>
-      </w:r>
+        <w:t xml:space="preserve"># </w:t>
+      </w:r>
+      <w:proofErr w:type="spellStart"/>
+      <w:r>
+        <w:rPr>
+          <w:highlight w:val="white"/>
+          <w:lang w:val="en-US"/>
+        </w:rPr>
+        <w:t>Platzhalter</w:t>
+      </w:r>
+      <w:proofErr w:type="spellEnd"/>
+      <w:r>
+        <w:rPr>
+          <w:highlight w:val="white"/>
+          <w:lang w:val="en-US"/>
+        </w:rPr>
+        <w:t xml:space="preserve"> Generator </w:t>
+      </w:r>
+      <w:proofErr w:type="spellStart"/>
+      <w:r>
+        <w:rPr>
+          <w:highlight w:val="white"/>
+          <w:lang w:val="en-US"/>
+        </w:rPr>
+        <w:t>aktiv</w:t>
+      </w:r>
+      <w:proofErr w:type="spellEnd"/>
     </w:p>
     <w:p>
       <w:pPr>
@@ -6832,12 +9923,30 @@
           <w:lang w:val="en-US"/>
         </w:rPr>
       </w:pPr>
-      <w:r>
-        <w:rPr>
-          <w:highlight w:val="white"/>
-          <w:lang w:val="en-US"/>
-        </w:rPr>
-        <w:t>qr.placeholder.generator.enabled=true</w:t>
+      <w:proofErr w:type="spellStart"/>
+      <w:proofErr w:type="gramStart"/>
+      <w:r>
+        <w:rPr>
+          <w:highlight w:val="white"/>
+          <w:lang w:val="en-US"/>
+        </w:rPr>
+        <w:t>qr.placeholder</w:t>
+      </w:r>
+      <w:proofErr w:type="gramEnd"/>
+      <w:r>
+        <w:rPr>
+          <w:highlight w:val="white"/>
+          <w:lang w:val="en-US"/>
+        </w:rPr>
+        <w:t>.generator.enabled</w:t>
+      </w:r>
+      <w:proofErr w:type="spellEnd"/>
+      <w:r>
+        <w:rPr>
+          <w:highlight w:val="white"/>
+          <w:lang w:val="en-US"/>
+        </w:rPr>
+        <w:t>=true</w:t>
       </w:r>
     </w:p>
     <w:p>
@@ -6857,12 +9966,23 @@
           <w:lang w:val="en-US"/>
         </w:rPr>
       </w:pPr>
-      <w:r>
-        <w:rPr>
-          <w:highlight w:val="white"/>
-          <w:lang w:val="en-US"/>
-        </w:rPr>
-        <w:t>ks.enabled=true</w:t>
+      <w:proofErr w:type="spellStart"/>
+      <w:proofErr w:type="gramStart"/>
+      <w:r>
+        <w:rPr>
+          <w:highlight w:val="white"/>
+          <w:lang w:val="en-US"/>
+        </w:rPr>
+        <w:t>ks.enabled</w:t>
+      </w:r>
+      <w:proofErr w:type="spellEnd"/>
+      <w:proofErr w:type="gramEnd"/>
+      <w:r>
+        <w:rPr>
+          <w:highlight w:val="white"/>
+          <w:lang w:val="en-US"/>
+        </w:rPr>
+        <w:t>=true</w:t>
       </w:r>
     </w:p>
     <w:p>
@@ -6873,12 +9993,23 @@
           <w:lang w:val="en-US"/>
         </w:rPr>
       </w:pPr>
-      <w:r>
-        <w:rPr>
-          <w:highlight w:val="white"/>
-          <w:lang w:val="en-US"/>
-        </w:rPr>
-        <w:t>ks.file=/config/test.p12</w:t>
+      <w:proofErr w:type="spellStart"/>
+      <w:proofErr w:type="gramStart"/>
+      <w:r>
+        <w:rPr>
+          <w:highlight w:val="white"/>
+          <w:lang w:val="en-US"/>
+        </w:rPr>
+        <w:t>ks.file</w:t>
+      </w:r>
+      <w:proofErr w:type="spellEnd"/>
+      <w:proofErr w:type="gramEnd"/>
+      <w:r>
+        <w:rPr>
+          <w:highlight w:val="white"/>
+          <w:lang w:val="en-US"/>
+        </w:rPr>
+        <w:t>=/config/test.p12</w:t>
       </w:r>
     </w:p>
     <w:p>
@@ -6889,12 +10020,23 @@
           <w:lang w:val="en-US"/>
         </w:rPr>
       </w:pPr>
-      <w:r>
-        <w:rPr>
-          <w:highlight w:val="white"/>
-          <w:lang w:val="en-US"/>
-        </w:rPr>
-        <w:t>ks.type=PKCS12</w:t>
+      <w:proofErr w:type="spellStart"/>
+      <w:proofErr w:type="gramStart"/>
+      <w:r>
+        <w:rPr>
+          <w:highlight w:val="white"/>
+          <w:lang w:val="en-US"/>
+        </w:rPr>
+        <w:t>ks.type</w:t>
+      </w:r>
+      <w:proofErr w:type="spellEnd"/>
+      <w:proofErr w:type="gramEnd"/>
+      <w:r>
+        <w:rPr>
+          <w:highlight w:val="white"/>
+          <w:lang w:val="en-US"/>
+        </w:rPr>
+        <w:t>=PKCS12</w:t>
       </w:r>
     </w:p>
     <w:p>
@@ -6905,12 +10047,23 @@
           <w:lang w:val="en-US"/>
         </w:rPr>
       </w:pPr>
-      <w:r>
-        <w:rPr>
-          <w:highlight w:val="white"/>
-          <w:lang w:val="en-US"/>
-        </w:rPr>
-        <w:t>ks.pass=123abc</w:t>
+      <w:proofErr w:type="spellStart"/>
+      <w:proofErr w:type="gramStart"/>
+      <w:r>
+        <w:rPr>
+          <w:highlight w:val="white"/>
+          <w:lang w:val="en-US"/>
+        </w:rPr>
+        <w:t>ks.pass</w:t>
+      </w:r>
+      <w:proofErr w:type="spellEnd"/>
+      <w:proofErr w:type="gramEnd"/>
+      <w:r>
+        <w:rPr>
+          <w:highlight w:val="white"/>
+          <w:lang w:val="en-US"/>
+        </w:rPr>
+        <w:t>=123abc</w:t>
       </w:r>
     </w:p>
     <w:p>
@@ -6921,12 +10074,23 @@
           <w:lang w:val="en-US"/>
         </w:rPr>
       </w:pPr>
-      <w:r>
-        <w:rPr>
-          <w:highlight w:val="white"/>
-          <w:lang w:val="en-US"/>
-        </w:rPr>
-        <w:t>ks.key.alias=test</w:t>
+      <w:proofErr w:type="spellStart"/>
+      <w:proofErr w:type="gramStart"/>
+      <w:r>
+        <w:rPr>
+          <w:highlight w:val="white"/>
+          <w:lang w:val="en-US"/>
+        </w:rPr>
+        <w:t>ks.key.alias</w:t>
+      </w:r>
+      <w:proofErr w:type="spellEnd"/>
+      <w:proofErr w:type="gramEnd"/>
+      <w:r>
+        <w:rPr>
+          <w:highlight w:val="white"/>
+          <w:lang w:val="en-US"/>
+        </w:rPr>
+        <w:t>=test</w:t>
       </w:r>
     </w:p>
     <w:p>
@@ -6937,12 +10101,23 @@
           <w:lang w:val="en-US"/>
         </w:rPr>
       </w:pPr>
-      <w:r>
-        <w:rPr>
-          <w:highlight w:val="white"/>
-          <w:lang w:val="en-US"/>
-        </w:rPr>
-        <w:t>ks.key.pass=123abc</w:t>
+      <w:proofErr w:type="spellStart"/>
+      <w:proofErr w:type="gramStart"/>
+      <w:r>
+        <w:rPr>
+          <w:highlight w:val="white"/>
+          <w:lang w:val="en-US"/>
+        </w:rPr>
+        <w:t>ks.key.pass</w:t>
+      </w:r>
+      <w:proofErr w:type="spellEnd"/>
+      <w:proofErr w:type="gramEnd"/>
+      <w:r>
+        <w:rPr>
+          <w:highlight w:val="white"/>
+          <w:lang w:val="en-US"/>
+        </w:rPr>
+        <w:t>=123abc</w:t>
       </w:r>
     </w:p>
     <w:p>
@@ -6962,12 +10137,30 @@
           <w:lang w:val="en-US"/>
         </w:rPr>
       </w:pPr>
-      <w:r>
-        <w:rPr>
-          <w:highlight w:val="white"/>
-          <w:lang w:val="en-US"/>
-        </w:rPr>
-        <w:t>soap.sign.enabled=true</w:t>
+      <w:proofErr w:type="spellStart"/>
+      <w:proofErr w:type="gramStart"/>
+      <w:r>
+        <w:rPr>
+          <w:highlight w:val="white"/>
+          <w:lang w:val="en-US"/>
+        </w:rPr>
+        <w:t>soap.sign</w:t>
+      </w:r>
+      <w:proofErr w:type="gramEnd"/>
+      <w:r>
+        <w:rPr>
+          <w:highlight w:val="white"/>
+          <w:lang w:val="en-US"/>
+        </w:rPr>
+        <w:t>.enabled</w:t>
+      </w:r>
+      <w:proofErr w:type="spellEnd"/>
+      <w:r>
+        <w:rPr>
+          <w:highlight w:val="white"/>
+          <w:lang w:val="en-US"/>
+        </w:rPr>
+        <w:t>=true</w:t>
       </w:r>
     </w:p>
     <w:p>
@@ -6978,12 +10171,30 @@
           <w:lang w:val="en-US"/>
         </w:rPr>
       </w:pPr>
-      <w:r>
-        <w:rPr>
-          <w:highlight w:val="white"/>
-          <w:lang w:val="en-US"/>
-        </w:rPr>
-        <w:t>soap.sign.with.verify.enabled=true</w:t>
+      <w:proofErr w:type="spellStart"/>
+      <w:proofErr w:type="gramStart"/>
+      <w:r>
+        <w:rPr>
+          <w:highlight w:val="white"/>
+          <w:lang w:val="en-US"/>
+        </w:rPr>
+        <w:t>soap.sign</w:t>
+      </w:r>
+      <w:proofErr w:type="gramEnd"/>
+      <w:r>
+        <w:rPr>
+          <w:highlight w:val="white"/>
+          <w:lang w:val="en-US"/>
+        </w:rPr>
+        <w:t>.with.verify.enabled</w:t>
+      </w:r>
+      <w:proofErr w:type="spellEnd"/>
+      <w:r>
+        <w:rPr>
+          <w:highlight w:val="white"/>
+          <w:lang w:val="en-US"/>
+        </w:rPr>
+        <w:t>=true</w:t>
       </w:r>
     </w:p>
     <w:p>
@@ -6994,12 +10205,30 @@
           <w:lang w:val="en-US"/>
         </w:rPr>
       </w:pPr>
-      <w:r>
-        <w:rPr>
-          <w:highlight w:val="white"/>
-          <w:lang w:val="en-US"/>
-        </w:rPr>
-        <w:t>soap.verify.enabled=true</w:t>
+      <w:proofErr w:type="spellStart"/>
+      <w:proofErr w:type="gramStart"/>
+      <w:r>
+        <w:rPr>
+          <w:highlight w:val="white"/>
+          <w:lang w:val="en-US"/>
+        </w:rPr>
+        <w:t>soap.verify</w:t>
+      </w:r>
+      <w:proofErr w:type="gramEnd"/>
+      <w:r>
+        <w:rPr>
+          <w:highlight w:val="white"/>
+          <w:lang w:val="en-US"/>
+        </w:rPr>
+        <w:t>.enabled</w:t>
+      </w:r>
+      <w:proofErr w:type="spellEnd"/>
+      <w:r>
+        <w:rPr>
+          <w:highlight w:val="white"/>
+          <w:lang w:val="en-US"/>
+        </w:rPr>
+        <w:t>=true</w:t>
       </w:r>
     </w:p>
     <w:p>
@@ -7035,12 +10264,23 @@
           <w:lang w:val="en-US"/>
         </w:rPr>
       </w:pPr>
-      <w:r>
-        <w:rPr>
-          <w:highlight w:val="white"/>
-          <w:lang w:val="en-US"/>
-        </w:rPr>
-        <w:t>reload.enabled=true</w:t>
+      <w:proofErr w:type="spellStart"/>
+      <w:proofErr w:type="gramStart"/>
+      <w:r>
+        <w:rPr>
+          <w:highlight w:val="white"/>
+          <w:lang w:val="en-US"/>
+        </w:rPr>
+        <w:t>reload.enabled</w:t>
+      </w:r>
+      <w:proofErr w:type="spellEnd"/>
+      <w:proofErr w:type="gramEnd"/>
+      <w:r>
+        <w:rPr>
+          <w:highlight w:val="white"/>
+          <w:lang w:val="en-US"/>
+        </w:rPr>
+        <w:t>=true</w:t>
       </w:r>
     </w:p>
     <w:p>
@@ -7076,12 +10316,23 @@
           <w:lang w:val="en-US"/>
         </w:rPr>
       </w:pPr>
-      <w:r>
-        <w:rPr>
-          <w:highlight w:val="white"/>
-          <w:lang w:val="en-US"/>
-        </w:rPr>
-        <w:t>whitelist.enabled=true</w:t>
+      <w:proofErr w:type="spellStart"/>
+      <w:proofErr w:type="gramStart"/>
+      <w:r>
+        <w:rPr>
+          <w:highlight w:val="white"/>
+          <w:lang w:val="en-US"/>
+        </w:rPr>
+        <w:t>whitelist.enabled</w:t>
+      </w:r>
+      <w:proofErr w:type="spellEnd"/>
+      <w:proofErr w:type="gramEnd"/>
+      <w:r>
+        <w:rPr>
+          <w:highlight w:val="white"/>
+          <w:lang w:val="en-US"/>
+        </w:rPr>
+        <w:t>=true</w:t>
       </w:r>
     </w:p>
     <w:p>
@@ -7113,7 +10364,23 @@
           <w:highlight w:val="white"/>
           <w:lang w:val="en-US"/>
         </w:rPr>
-        <w:t>whitelist.url.01=^.*$</w:t>
+        <w:t>whitelist.url.01=</w:t>
+      </w:r>
+      <w:proofErr w:type="gramStart"/>
+      <w:r>
+        <w:rPr>
+          <w:highlight w:val="white"/>
+          <w:lang w:val="en-US"/>
+        </w:rPr>
+        <w:t>^.*</w:t>
+      </w:r>
+      <w:proofErr w:type="gramEnd"/>
+      <w:r>
+        <w:rPr>
+          <w:highlight w:val="white"/>
+          <w:lang w:val="en-US"/>
+        </w:rPr>
+        <w:t>$</w:t>
       </w:r>
     </w:p>
     <w:p>
@@ -7138,7 +10405,23 @@
           <w:highlight w:val="white"/>
           <w:lang w:val="en-US"/>
         </w:rPr>
-        <w:t>#whitelist.url.02=^http://.*$</w:t>
+        <w:t>#whitelist.url.02=^http:/</w:t>
+      </w:r>
+      <w:proofErr w:type="gramStart"/>
+      <w:r>
+        <w:rPr>
+          <w:highlight w:val="white"/>
+          <w:lang w:val="en-US"/>
+        </w:rPr>
+        <w:t>/.*</w:t>
+      </w:r>
+      <w:proofErr w:type="gramEnd"/>
+      <w:r>
+        <w:rPr>
+          <w:highlight w:val="white"/>
+          <w:lang w:val="en-US"/>
+        </w:rPr>
+        <w:t>$</w:t>
       </w:r>
     </w:p>
     <w:p>
@@ -7175,7 +10458,21 @@
         <w:rPr>
           <w:lang w:val="en-US"/>
         </w:rPr>
-        <w:t># Default In Memory Store</w:t>
+        <w:t xml:space="preserve"># Default </w:t>
+      </w:r>
+      <w:proofErr w:type="gramStart"/>
+      <w:r>
+        <w:rPr>
+          <w:lang w:val="en-US"/>
+        </w:rPr>
+        <w:t>In</w:t>
+      </w:r>
+      <w:proofErr w:type="gramEnd"/>
+      <w:r>
+        <w:rPr>
+          <w:lang w:val="en-US"/>
+        </w:rPr>
+        <w:t xml:space="preserve"> Memory Store</w:t>
       </w:r>
     </w:p>
     <w:p>
@@ -7189,8 +10486,32 @@
         <w:rPr>
           <w:lang w:val="en-US"/>
         </w:rPr>
-        <w:t>#request.store=at.gv.egiz.pdfas.web.store.InMemoryRequestStore</w:t>
-      </w:r>
+        <w:t>#</w:t>
+      </w:r>
+      <w:proofErr w:type="spellStart"/>
+      <w:proofErr w:type="gramStart"/>
+      <w:r>
+        <w:rPr>
+          <w:lang w:val="en-US"/>
+        </w:rPr>
+        <w:t>request.store</w:t>
+      </w:r>
+      <w:proofErr w:type="spellEnd"/>
+      <w:proofErr w:type="gramEnd"/>
+      <w:r>
+        <w:rPr>
+          <w:lang w:val="en-US"/>
+        </w:rPr>
+        <w:t>=</w:t>
+      </w:r>
+      <w:proofErr w:type="spellStart"/>
+      <w:r>
+        <w:rPr>
+          <w:lang w:val="en-US"/>
+        </w:rPr>
+        <w:t>at.gv.egiz.pdfas.web.store.InMemoryRequestStore</w:t>
+      </w:r>
+      <w:proofErr w:type="spellEnd"/>
     </w:p>
     <w:p>
       <w:pPr>
@@ -7217,8 +10538,32 @@
         <w:rPr>
           <w:lang w:val="en-US"/>
         </w:rPr>
-        <w:t>#request.store=at.gv.egiz.pdfas.web.store.DBRequestStore</w:t>
-      </w:r>
+        <w:t>#</w:t>
+      </w:r>
+      <w:proofErr w:type="spellStart"/>
+      <w:proofErr w:type="gramStart"/>
+      <w:r>
+        <w:rPr>
+          <w:lang w:val="en-US"/>
+        </w:rPr>
+        <w:t>request.store</w:t>
+      </w:r>
+      <w:proofErr w:type="spellEnd"/>
+      <w:proofErr w:type="gramEnd"/>
+      <w:r>
+        <w:rPr>
+          <w:lang w:val="en-US"/>
+        </w:rPr>
+        <w:t>=</w:t>
+      </w:r>
+      <w:proofErr w:type="spellStart"/>
+      <w:r>
+        <w:rPr>
+          <w:lang w:val="en-US"/>
+        </w:rPr>
+        <w:t>at.gv.egiz.pdfas.web.store.DBRequestStore</w:t>
+      </w:r>
+      <w:proofErr w:type="spellEnd"/>
     </w:p>
     <w:p>
       <w:pPr>
@@ -7253,7 +10598,29 @@
         <w:rPr>
           <w:lang w:val="en-US"/>
         </w:rPr>
-        <w:t>#request.db.timeout=600</w:t>
+        <w:t>#</w:t>
+      </w:r>
+      <w:proofErr w:type="spellStart"/>
+      <w:r>
+        <w:rPr>
+          <w:lang w:val="en-US"/>
+        </w:rPr>
+        <w:t>request.</w:t>
+      </w:r>
+      <w:proofErr w:type="gramStart"/>
+      <w:r>
+        <w:rPr>
+          <w:lang w:val="en-US"/>
+        </w:rPr>
+        <w:t>db.timeout</w:t>
+      </w:r>
+      <w:proofErr w:type="spellEnd"/>
+      <w:proofErr w:type="gramEnd"/>
+      <w:r>
+        <w:rPr>
+          <w:lang w:val="en-US"/>
+        </w:rPr>
+        <w:t>=600</w:t>
       </w:r>
     </w:p>
     <w:p>
@@ -7298,7 +10665,21 @@
         <w:rPr>
           <w:lang w:val="en-US"/>
         </w:rPr>
-        <w:t>#hibernate.props.hibernate.dialect=org.hibernate.dialect.MySQLDialect</w:t>
+        <w:t>#</w:t>
+      </w:r>
+      <w:proofErr w:type="gramStart"/>
+      <w:r>
+        <w:rPr>
+          <w:lang w:val="en-US"/>
+        </w:rPr>
+        <w:t>hibernate.props</w:t>
+      </w:r>
+      <w:proofErr w:type="gramEnd"/>
+      <w:r>
+        <w:rPr>
+          <w:lang w:val="en-US"/>
+        </w:rPr>
+        <w:t>.hibernate.dialect=org.hibernate.dialect.MySQLDialect</w:t>
       </w:r>
     </w:p>
     <w:p>
@@ -7312,7 +10693,21 @@
         <w:rPr>
           <w:lang w:val="en-US"/>
         </w:rPr>
-        <w:t>#hibernate.props.hibernate.connection.driver_class=com.mysql.jdbc.Driver</w:t>
+        <w:t>#</w:t>
+      </w:r>
+      <w:proofErr w:type="gramStart"/>
+      <w:r>
+        <w:rPr>
+          <w:lang w:val="en-US"/>
+        </w:rPr>
+        <w:t>hibernate.props</w:t>
+      </w:r>
+      <w:proofErr w:type="gramEnd"/>
+      <w:r>
+        <w:rPr>
+          <w:lang w:val="en-US"/>
+        </w:rPr>
+        <w:t>.hibernate.connection.driver_class=com.mysql.jdbc.Driver</w:t>
       </w:r>
     </w:p>
     <w:p>
@@ -7326,8 +10721,16 @@
         <w:rPr>
           <w:lang w:val="en-US"/>
         </w:rPr>
-        <w:t>#hibernate.props.hibernate.connection.url=jdbc:mysql://localhost/pdfasweb</w:t>
-      </w:r>
+        <w:t>#hibernate.props.hibernate.connection.url=</w:t>
+      </w:r>
+      <w:proofErr w:type="gramStart"/>
+      <w:r>
+        <w:rPr>
+          <w:lang w:val="en-US"/>
+        </w:rPr>
+        <w:t>jdbc:mysql://localhost/pdfasweb</w:t>
+      </w:r>
+      <w:proofErr w:type="gramEnd"/>
     </w:p>
     <w:p>
       <w:pPr>
@@ -7340,8 +10743,38 @@
         <w:rPr>
           <w:lang w:val="en-US"/>
         </w:rPr>
-        <w:t>#hibernate.props.hibernate.connection.username=pdfasweb</w:t>
-      </w:r>
+        <w:t>#</w:t>
+      </w:r>
+      <w:proofErr w:type="spellStart"/>
+      <w:proofErr w:type="gramStart"/>
+      <w:r>
+        <w:rPr>
+          <w:lang w:val="en-US"/>
+        </w:rPr>
+        <w:t>hibernate.props</w:t>
+      </w:r>
+      <w:proofErr w:type="gramEnd"/>
+      <w:r>
+        <w:rPr>
+          <w:lang w:val="en-US"/>
+        </w:rPr>
+        <w:t>.hibernate.connection.username</w:t>
+      </w:r>
+      <w:proofErr w:type="spellEnd"/>
+      <w:r>
+        <w:rPr>
+          <w:lang w:val="en-US"/>
+        </w:rPr>
+        <w:t>=</w:t>
+      </w:r>
+      <w:proofErr w:type="spellStart"/>
+      <w:r>
+        <w:rPr>
+          <w:lang w:val="en-US"/>
+        </w:rPr>
+        <w:t>pdfasweb</w:t>
+      </w:r>
+      <w:proofErr w:type="spellEnd"/>
     </w:p>
     <w:p>
       <w:pPr>
@@ -7354,8 +10787,38 @@
         <w:rPr>
           <w:lang w:val="en-US"/>
         </w:rPr>
-        <w:t>#hibernate.props.hibernate.connection.password=pdfasweb</w:t>
-      </w:r>
+        <w:t>#</w:t>
+      </w:r>
+      <w:proofErr w:type="spellStart"/>
+      <w:proofErr w:type="gramStart"/>
+      <w:r>
+        <w:rPr>
+          <w:lang w:val="en-US"/>
+        </w:rPr>
+        <w:t>hibernate.props</w:t>
+      </w:r>
+      <w:proofErr w:type="gramEnd"/>
+      <w:r>
+        <w:rPr>
+          <w:lang w:val="en-US"/>
+        </w:rPr>
+        <w:t>.hibernate.connection.password</w:t>
+      </w:r>
+      <w:proofErr w:type="spellEnd"/>
+      <w:r>
+        <w:rPr>
+          <w:lang w:val="en-US"/>
+        </w:rPr>
+        <w:t>=</w:t>
+      </w:r>
+      <w:proofErr w:type="spellStart"/>
+      <w:r>
+        <w:rPr>
+          <w:lang w:val="en-US"/>
+        </w:rPr>
+        <w:t>pdfasweb</w:t>
+      </w:r>
+      <w:proofErr w:type="spellEnd"/>
     </w:p>
     <w:p>
       <w:pPr>
@@ -7368,7 +10831,29 @@
         <w:rPr>
           <w:lang w:val="en-US"/>
         </w:rPr>
-        <w:t>#hibernate.props.hibernate.connection.pool_size=5</w:t>
+        <w:t>#</w:t>
+      </w:r>
+      <w:proofErr w:type="spellStart"/>
+      <w:proofErr w:type="gramStart"/>
+      <w:r>
+        <w:rPr>
+          <w:lang w:val="en-US"/>
+        </w:rPr>
+        <w:t>hibernate.props</w:t>
+      </w:r>
+      <w:proofErr w:type="gramEnd"/>
+      <w:r>
+        <w:rPr>
+          <w:lang w:val="en-US"/>
+        </w:rPr>
+        <w:t>.hibernate.connection.pool_size</w:t>
+      </w:r>
+      <w:proofErr w:type="spellEnd"/>
+      <w:r>
+        <w:rPr>
+          <w:lang w:val="en-US"/>
+        </w:rPr>
+        <w:t>=5</w:t>
       </w:r>
     </w:p>
     <w:p>
@@ -7382,7 +10867,29 @@
         <w:rPr>
           <w:lang w:val="en-US"/>
         </w:rPr>
-        <w:t>#hibernate.props.hibernate.connection.autocommit=false</w:t>
+        <w:t>#</w:t>
+      </w:r>
+      <w:proofErr w:type="spellStart"/>
+      <w:proofErr w:type="gramStart"/>
+      <w:r>
+        <w:rPr>
+          <w:lang w:val="en-US"/>
+        </w:rPr>
+        <w:t>hibernate.props</w:t>
+      </w:r>
+      <w:proofErr w:type="gramEnd"/>
+      <w:r>
+        <w:rPr>
+          <w:lang w:val="en-US"/>
+        </w:rPr>
+        <w:t>.hibernate.connection.autocommit</w:t>
+      </w:r>
+      <w:proofErr w:type="spellEnd"/>
+      <w:r>
+        <w:rPr>
+          <w:lang w:val="en-US"/>
+        </w:rPr>
+        <w:t>=false</w:t>
       </w:r>
     </w:p>
     <w:p>
@@ -7396,7 +10903,29 @@
         <w:rPr>
           <w:lang w:val="en-US"/>
         </w:rPr>
-        <w:t>#hibernate.props.hibernate.show_sql=true</w:t>
+        <w:t>#</w:t>
+      </w:r>
+      <w:proofErr w:type="spellStart"/>
+      <w:proofErr w:type="gramStart"/>
+      <w:r>
+        <w:rPr>
+          <w:lang w:val="en-US"/>
+        </w:rPr>
+        <w:t>hibernate.props</w:t>
+      </w:r>
+      <w:proofErr w:type="gramEnd"/>
+      <w:r>
+        <w:rPr>
+          <w:lang w:val="en-US"/>
+        </w:rPr>
+        <w:t>.hibernate.show_sql</w:t>
+      </w:r>
+      <w:proofErr w:type="spellEnd"/>
+      <w:r>
+        <w:rPr>
+          <w:lang w:val="en-US"/>
+        </w:rPr>
+        <w:t>=true</w:t>
       </w:r>
     </w:p>
     <w:p>
@@ -7410,7 +10939,21 @@
         <w:rPr>
           <w:lang w:val="en-US"/>
         </w:rPr>
-        <w:t>#hibernate.props.hibernate.hbm2ddl.auto=update</w:t>
+        <w:t>#</w:t>
+      </w:r>
+      <w:proofErr w:type="gramStart"/>
+      <w:r>
+        <w:rPr>
+          <w:lang w:val="en-US"/>
+        </w:rPr>
+        <w:t>hibernate.props</w:t>
+      </w:r>
+      <w:proofErr w:type="gramEnd"/>
+      <w:r>
+        <w:rPr>
+          <w:lang w:val="en-US"/>
+        </w:rPr>
+        <w:t>.hibernate.hbm2ddl.auto=update</w:t>
       </w:r>
     </w:p>
     <w:p>
@@ -7432,7 +10975,21 @@
         <w:rPr>
           <w:lang w:val="en-US"/>
         </w:rPr>
-        <w:t># Handy Signature mit SL 2.0</w:t>
+        <w:t xml:space="preserve"># Handy Signature </w:t>
+      </w:r>
+      <w:proofErr w:type="spellStart"/>
+      <w:r>
+        <w:rPr>
+          <w:lang w:val="en-US"/>
+        </w:rPr>
+        <w:t>mit</w:t>
+      </w:r>
+      <w:proofErr w:type="spellEnd"/>
+      <w:r>
+        <w:rPr>
+          <w:lang w:val="en-US"/>
+        </w:rPr>
+        <w:t xml:space="preserve"> SL 2.0</w:t>
       </w:r>
     </w:p>
     <w:p>
@@ -7451,12 +11008,21 @@
           <w:lang w:val="en-US"/>
         </w:rPr>
       </w:pPr>
-      <w:r>
-        <w:rPr>
-          <w:highlight w:val="white"/>
-          <w:lang w:val="en-US"/>
-        </w:rPr>
-        <w:t>sl20.sign.enabled=true</w:t>
+      <w:proofErr w:type="gramStart"/>
+      <w:r>
+        <w:rPr>
+          <w:highlight w:val="white"/>
+          <w:lang w:val="en-US"/>
+        </w:rPr>
+        <w:t>sl20.sign.enabled</w:t>
+      </w:r>
+      <w:proofErr w:type="gramEnd"/>
+      <w:r>
+        <w:rPr>
+          <w:highlight w:val="white"/>
+          <w:lang w:val="en-US"/>
+        </w:rPr>
+        <w:t>=true</w:t>
       </w:r>
     </w:p>
     <w:p>
@@ -7483,12 +11049,21 @@
           <w:lang w:val="en-US"/>
         </w:rPr>
       </w:pPr>
-      <w:r>
-        <w:rPr>
-          <w:highlight w:val="white"/>
-          <w:lang w:val="en-US"/>
-        </w:rPr>
-        <w:t>sl20.keystore.file=</w:t>
+      <w:proofErr w:type="gramStart"/>
+      <w:r>
+        <w:rPr>
+          <w:highlight w:val="white"/>
+          <w:lang w:val="en-US"/>
+        </w:rPr>
+        <w:t>sl20.keystore.file</w:t>
+      </w:r>
+      <w:proofErr w:type="gramEnd"/>
+      <w:r>
+        <w:rPr>
+          <w:highlight w:val="white"/>
+          <w:lang w:val="en-US"/>
+        </w:rPr>
+        <w:t>=</w:t>
       </w:r>
     </w:p>
     <w:p>
@@ -7499,12 +11074,21 @@
           <w:lang w:val="en-US"/>
         </w:rPr>
       </w:pPr>
-      <w:r>
-        <w:rPr>
-          <w:highlight w:val="white"/>
-          <w:lang w:val="en-US"/>
-        </w:rPr>
-        <w:t>sl20.keystore.type=JKS</w:t>
+      <w:proofErr w:type="gramStart"/>
+      <w:r>
+        <w:rPr>
+          <w:highlight w:val="white"/>
+          <w:lang w:val="en-US"/>
+        </w:rPr>
+        <w:t>sl20.keystore.type</w:t>
+      </w:r>
+      <w:proofErr w:type="gramEnd"/>
+      <w:r>
+        <w:rPr>
+          <w:highlight w:val="white"/>
+          <w:lang w:val="en-US"/>
+        </w:rPr>
+        <w:t>=JKS</w:t>
       </w:r>
     </w:p>
     <w:p>
@@ -7515,12 +11099,21 @@
           <w:lang w:val="en-US"/>
         </w:rPr>
       </w:pPr>
-      <w:r>
-        <w:rPr>
-          <w:highlight w:val="white"/>
-          <w:lang w:val="en-US"/>
-        </w:rPr>
-        <w:t>sl20.keystore.pass=****</w:t>
+      <w:proofErr w:type="gramStart"/>
+      <w:r>
+        <w:rPr>
+          <w:highlight w:val="white"/>
+          <w:lang w:val="en-US"/>
+        </w:rPr>
+        <w:t>sl20.keystore.pass</w:t>
+      </w:r>
+      <w:proofErr w:type="gramEnd"/>
+      <w:r>
+        <w:rPr>
+          <w:highlight w:val="white"/>
+          <w:lang w:val="en-US"/>
+        </w:rPr>
+        <w:t>=****</w:t>
       </w:r>
     </w:p>
     <w:p>
@@ -7595,12 +11188,21 @@
           <w:lang w:val="en-US"/>
         </w:rPr>
       </w:pPr>
-      <w:r>
-        <w:rPr>
-          <w:highlight w:val="white"/>
-          <w:lang w:val="en-US"/>
-        </w:rPr>
-        <w:t>sl20.debug.validation.disable=false</w:t>
+      <w:proofErr w:type="gramStart"/>
+      <w:r>
+        <w:rPr>
+          <w:highlight w:val="white"/>
+          <w:lang w:val="en-US"/>
+        </w:rPr>
+        <w:t>sl20.debug.validation</w:t>
+      </w:r>
+      <w:proofErr w:type="gramEnd"/>
+      <w:r>
+        <w:rPr>
+          <w:highlight w:val="white"/>
+          <w:lang w:val="en-US"/>
+        </w:rPr>
+        <w:t>.disable=false</w:t>
       </w:r>
     </w:p>
     <w:p>
@@ -7611,12 +11213,21 @@
           <w:lang w:val="en-US"/>
         </w:rPr>
       </w:pPr>
-      <w:r>
-        <w:rPr>
-          <w:highlight w:val="white"/>
-          <w:lang w:val="en-US"/>
-        </w:rPr>
-        <w:t>sl20.debug.signed.result.enabled=false</w:t>
+      <w:proofErr w:type="gramStart"/>
+      <w:r>
+        <w:rPr>
+          <w:highlight w:val="white"/>
+          <w:lang w:val="en-US"/>
+        </w:rPr>
+        <w:t>sl20.debug.signed</w:t>
+      </w:r>
+      <w:proofErr w:type="gramEnd"/>
+      <w:r>
+        <w:rPr>
+          <w:highlight w:val="white"/>
+          <w:lang w:val="en-US"/>
+        </w:rPr>
+        <w:t>.result.enabled=false</w:t>
       </w:r>
     </w:p>
     <w:p>
@@ -7627,12 +11238,21 @@
           <w:lang w:val="en-US"/>
         </w:rPr>
       </w:pPr>
-      <w:r>
-        <w:rPr>
-          <w:highlight w:val="white"/>
-          <w:lang w:val="en-US"/>
-        </w:rPr>
-        <w:t>sl20.debug.signed.result.required=false</w:t>
+      <w:proofErr w:type="gramStart"/>
+      <w:r>
+        <w:rPr>
+          <w:highlight w:val="white"/>
+          <w:lang w:val="en-US"/>
+        </w:rPr>
+        <w:t>sl20.debug.signed</w:t>
+      </w:r>
+      <w:proofErr w:type="gramEnd"/>
+      <w:r>
+        <w:rPr>
+          <w:highlight w:val="white"/>
+          <w:lang w:val="en-US"/>
+        </w:rPr>
+        <w:t>.result.required=false</w:t>
       </w:r>
     </w:p>
     <w:p>
@@ -7643,12 +11263,21 @@
           <w:lang w:val="en-US"/>
         </w:rPr>
       </w:pPr>
-      <w:r>
-        <w:rPr>
-          <w:highlight w:val="white"/>
-          <w:lang w:val="en-US"/>
-        </w:rPr>
-        <w:t>sl20.debug.encryption.enabled=false</w:t>
+      <w:proofErr w:type="gramStart"/>
+      <w:r>
+        <w:rPr>
+          <w:highlight w:val="white"/>
+          <w:lang w:val="en-US"/>
+        </w:rPr>
+        <w:t>sl20.debug.encryption</w:t>
+      </w:r>
+      <w:proofErr w:type="gramEnd"/>
+      <w:r>
+        <w:rPr>
+          <w:highlight w:val="white"/>
+          <w:lang w:val="en-US"/>
+        </w:rPr>
+        <w:t>.enabled=false</w:t>
       </w:r>
     </w:p>
     <w:p>
@@ -7659,12 +11288,21 @@
           <w:lang w:val="en-US"/>
         </w:rPr>
       </w:pPr>
-      <w:r>
-        <w:rPr>
-          <w:highlight w:val="white"/>
-          <w:lang w:val="en-US"/>
-        </w:rPr>
-        <w:t>sl20.debug.encryption.required=false</w:t>
+      <w:proofErr w:type="gramStart"/>
+      <w:r>
+        <w:rPr>
+          <w:highlight w:val="white"/>
+          <w:lang w:val="en-US"/>
+        </w:rPr>
+        <w:t>sl20.debug.encryption</w:t>
+      </w:r>
+      <w:proofErr w:type="gramEnd"/>
+      <w:r>
+        <w:rPr>
+          <w:highlight w:val="white"/>
+          <w:lang w:val="en-US"/>
+        </w:rPr>
+        <w:t>.required=false</w:t>
       </w:r>
     </w:p>
     <w:p>
@@ -8258,11 +11896,19 @@
               <w:spacing w:after="60" w:line="240" w:lineRule="auto"/>
               <w:cnfStyle w:val="000000010000" w:firstRow="0" w:lastRow="0" w:firstColumn="0" w:lastColumn="0" w:oddVBand="0" w:evenVBand="0" w:oddHBand="0" w:evenHBand="1" w:firstRowFirstColumn="0" w:firstRowLastColumn="0" w:lastRowFirstColumn="0" w:lastRowLastColumn="0"/>
             </w:pPr>
-            <w:r>
-              <w:rPr>
-                <w:sz w:val="20"/>
-              </w:rPr>
-              <w:t>Konfigurationsparamter update</w:t>
+            <w:proofErr w:type="spellStart"/>
+            <w:r>
+              <w:rPr>
+                <w:sz w:val="20"/>
+              </w:rPr>
+              <w:t>Konfigurationsparamter</w:t>
+            </w:r>
+            <w:proofErr w:type="spellEnd"/>
+            <w:r>
+              <w:rPr>
+                <w:sz w:val="20"/>
+              </w:rPr>
+              <w:t xml:space="preserve"> update</w:t>
             </w:r>
           </w:p>
         </w:tc>
@@ -8348,12 +11994,42 @@
               <w:spacing w:after="60" w:line="240" w:lineRule="auto"/>
               <w:cnfStyle w:val="000000000000" w:firstRow="0" w:lastRow="0" w:firstColumn="0" w:lastColumn="0" w:oddVBand="0" w:evenVBand="0" w:oddHBand="0" w:evenHBand="0" w:firstRowFirstColumn="0" w:firstRowLastColumn="0" w:lastRowFirstColumn="0" w:lastRowLastColumn="0"/>
             </w:pPr>
-            <w:r>
-              <w:rPr>
-                <w:sz w:val="20"/>
-              </w:rPr>
-              <w:t>pdf-as-web-db</w:t>
-            </w:r>
+            <w:proofErr w:type="spellStart"/>
+            <w:r>
+              <w:rPr>
+                <w:sz w:val="20"/>
+              </w:rPr>
+              <w:t>pdf</w:t>
+            </w:r>
+            <w:proofErr w:type="spellEnd"/>
+            <w:r>
+              <w:rPr>
+                <w:sz w:val="20"/>
+              </w:rPr>
+              <w:t>-</w:t>
+            </w:r>
+            <w:proofErr w:type="spellStart"/>
+            <w:r>
+              <w:rPr>
+                <w:sz w:val="20"/>
+              </w:rPr>
+              <w:t>as</w:t>
+            </w:r>
+            <w:proofErr w:type="spellEnd"/>
+            <w:r>
+              <w:rPr>
+                <w:sz w:val="20"/>
+              </w:rPr>
+              <w:t>-web-</w:t>
+            </w:r>
+            <w:proofErr w:type="spellStart"/>
+            <w:r>
+              <w:rPr>
+                <w:sz w:val="20"/>
+              </w:rPr>
+              <w:t>db</w:t>
+            </w:r>
+            <w:proofErr w:type="spellEnd"/>
           </w:p>
         </w:tc>
       </w:tr>
@@ -8445,8 +12121,16 @@
               <w:rPr>
                 <w:sz w:val="20"/>
               </w:rPr>
-              <w:t>Key identifier</w:t>
-            </w:r>
+              <w:t xml:space="preserve">Key </w:t>
+            </w:r>
+            <w:proofErr w:type="spellStart"/>
+            <w:r>
+              <w:rPr>
+                <w:sz w:val="20"/>
+              </w:rPr>
+              <w:t>identifier</w:t>
+            </w:r>
+            <w:proofErr w:type="spellEnd"/>
           </w:p>
         </w:tc>
       </w:tr>
@@ -8531,11 +12215,19 @@
               <w:spacing w:after="60" w:line="240" w:lineRule="auto"/>
               <w:cnfStyle w:val="000000000000" w:firstRow="0" w:lastRow="0" w:firstColumn="0" w:lastColumn="0" w:oddVBand="0" w:evenVBand="0" w:oddHBand="0" w:evenHBand="0" w:firstRowFirstColumn="0" w:firstRowLastColumn="0" w:lastRowFirstColumn="0" w:lastRowLastColumn="0"/>
             </w:pPr>
-            <w:r>
-              <w:rPr>
-                <w:sz w:val="20"/>
-              </w:rPr>
-              <w:t>Platzhhalter Servlet</w:t>
+            <w:proofErr w:type="spellStart"/>
+            <w:r>
+              <w:rPr>
+                <w:sz w:val="20"/>
+              </w:rPr>
+              <w:t>Platzhhalter</w:t>
+            </w:r>
+            <w:proofErr w:type="spellEnd"/>
+            <w:r>
+              <w:rPr>
+                <w:sz w:val="20"/>
+              </w:rPr>
+              <w:t xml:space="preserve"> Servlet</w:t>
             </w:r>
           </w:p>
         </w:tc>
@@ -8816,11 +12508,19 @@
               <w:spacing w:after="60" w:line="240" w:lineRule="auto"/>
               <w:cnfStyle w:val="000000010000" w:firstRow="0" w:lastRow="0" w:firstColumn="0" w:lastColumn="0" w:oddVBand="0" w:evenVBand="0" w:oddHBand="0" w:evenHBand="1" w:firstRowFirstColumn="0" w:firstRowLastColumn="0" w:lastRowFirstColumn="0" w:lastRowLastColumn="0"/>
             </w:pPr>
-            <w:r>
-              <w:rPr>
-                <w:sz w:val="20"/>
-              </w:rPr>
-              <w:t>Konfigurationsparamter update</w:t>
+            <w:proofErr w:type="spellStart"/>
+            <w:r>
+              <w:rPr>
+                <w:sz w:val="20"/>
+              </w:rPr>
+              <w:t>Konfigurationsparamter</w:t>
+            </w:r>
+            <w:proofErr w:type="spellEnd"/>
+            <w:r>
+              <w:rPr>
+                <w:sz w:val="20"/>
+              </w:rPr>
+              <w:t xml:space="preserve"> update</w:t>
             </w:r>
           </w:p>
         </w:tc>
@@ -9416,8 +13116,16 @@
             <w:rPr>
               <w:lang w:val="en-US"/>
             </w:rPr>
-            <w:t>E-Government Innovationszentrum</w:t>
+            <w:t xml:space="preserve">E-Government </w:t>
           </w:r>
+          <w:proofErr w:type="spellStart"/>
+          <w:r>
+            <w:rPr>
+              <w:lang w:val="en-US"/>
+            </w:rPr>
+            <w:t>Innovationszentrum</w:t>
+          </w:r>
+          <w:proofErr w:type="spellEnd"/>
         </w:p>
         <w:p>
           <w:pPr>
@@ -9430,6 +13138,7 @@
               <w:szCs w:val="18"/>
             </w:rPr>
           </w:pPr>
+          <w:proofErr w:type="spellStart"/>
           <w:r>
             <w:rPr>
               <w:rFonts w:asciiTheme="majorHAnsi" w:hAnsiTheme="majorHAnsi"/>
@@ -9437,7 +13146,17 @@
               <w:sz w:val="18"/>
               <w:szCs w:val="18"/>
             </w:rPr>
-            <w:t>Sandgasse 38a, A-8010 Graz</w:t>
+            <w:t>Sandgasse</w:t>
+          </w:r>
+          <w:proofErr w:type="spellEnd"/>
+          <w:r>
+            <w:rPr>
+              <w:rFonts w:asciiTheme="majorHAnsi" w:hAnsiTheme="majorHAnsi"/>
+              <w:color w:val="4C483D"/>
+              <w:sz w:val="18"/>
+              <w:szCs w:val="18"/>
+            </w:rPr>
+            <w:t xml:space="preserve"> 38a, A-8010 Graz</w:t>
           </w:r>
           <w:r>
             <w:rPr>
@@ -12344,7 +16063,7 @@
 </file>
 
 <file path=customXml/itemProps3.xml><?xml version="1.0" encoding="utf-8"?>
-<ds:datastoreItem xmlns:ds="http://schemas.openxmlformats.org/officeDocument/2006/customXml" ds:itemID="{ED06B49E-513E-400C-A0CD-A476D54497B3}">
+<ds:datastoreItem xmlns:ds="http://schemas.openxmlformats.org/officeDocument/2006/customXml" ds:itemID="{E45B1466-B832-4643-A060-E02A74F182EC}">
   <ds:schemaRefs>
     <ds:schemaRef ds:uri="http://schemas.openxmlformats.org/officeDocument/2006/bibliography"/>
   </ds:schemaRefs>
